--- a/results/回归结果表.docx
+++ b/results/回归结果表.docx
@@ -502,7 +502,7 @@
                 <w:b w:val="0"/>
                 <w:sz w:val="21"/>
               </w:rPr>
-              <w:t>52228</w:t>
+              <w:t>52224</w:t>
             </w:r>
           </w:p>
         </w:tc>
@@ -522,7 +522,7 @@
                 <w:b w:val="0"/>
                 <w:sz w:val="21"/>
               </w:rPr>
-              <w:t>-0.0000</w:t>
+              <w:t>0.0004</w:t>
             </w:r>
           </w:p>
         </w:tc>
@@ -542,7 +542,7 @@
                 <w:b w:val="0"/>
                 <w:sz w:val="21"/>
               </w:rPr>
-              <w:t>0.6675</w:t>
+              <w:t>0.5466</w:t>
             </w:r>
           </w:p>
         </w:tc>
@@ -562,7 +562,7 @@
                 <w:b w:val="0"/>
                 <w:sz w:val="21"/>
               </w:rPr>
-              <w:t>-2.9954</w:t>
+              <w:t>-1.3254</w:t>
             </w:r>
           </w:p>
         </w:tc>
@@ -582,7 +582,7 @@
                 <w:b w:val="0"/>
                 <w:sz w:val="21"/>
               </w:rPr>
-              <w:t>3.0061</w:t>
+              <w:t>1.4003</w:t>
             </w:r>
           </w:p>
         </w:tc>
@@ -1486,7 +1486,7 @@
                 <w:b w:val="0"/>
                 <w:sz w:val="21"/>
               </w:rPr>
-              <w:t>0.0420***</w:t>
+              <w:t>0.0552***</w:t>
             </w:r>
           </w:p>
         </w:tc>
@@ -1506,7 +1506,7 @@
                 <w:b w:val="0"/>
                 <w:sz w:val="21"/>
               </w:rPr>
-              <w:t>0.0420***</w:t>
+              <w:t>0.0545***</w:t>
             </w:r>
           </w:p>
         </w:tc>
@@ -1526,7 +1526,7 @@
                 <w:b w:val="0"/>
                 <w:sz w:val="21"/>
               </w:rPr>
-              <w:t>0.0973***</w:t>
+              <w:t>0.0974***</w:t>
             </w:r>
           </w:p>
         </w:tc>
@@ -1567,7 +1567,7 @@
                 <w:b w:val="0"/>
                 <w:sz w:val="21"/>
               </w:rPr>
-              <w:t>(10.8330)</w:t>
+              <w:t>(14.5621)</w:t>
             </w:r>
           </w:p>
         </w:tc>
@@ -1587,7 +1587,7 @@
                 <w:b w:val="0"/>
                 <w:sz w:val="21"/>
               </w:rPr>
-              <w:t>(10.7689)</w:t>
+              <w:t>(14.3254)</w:t>
             </w:r>
           </w:p>
         </w:tc>
@@ -1607,7 +1607,7 @@
                 <w:b w:val="0"/>
                 <w:sz w:val="21"/>
               </w:rPr>
-              <w:t>(11.2557)</w:t>
+              <w:t>(11.2820)</w:t>
             </w:r>
           </w:p>
         </w:tc>
@@ -1668,7 +1668,7 @@
                 <w:b w:val="0"/>
                 <w:sz w:val="21"/>
               </w:rPr>
-              <w:t>0.0003</w:t>
+              <w:t>0.0066</w:t>
             </w:r>
           </w:p>
         </w:tc>
@@ -1747,7 +1747,7 @@
                 <w:b w:val="0"/>
                 <w:sz w:val="21"/>
               </w:rPr>
-              <w:t>(0.0531)</w:t>
+              <w:t>(1.3690)</w:t>
             </w:r>
           </w:p>
         </w:tc>
@@ -1808,7 +1808,7 @@
                 <w:b w:val="0"/>
                 <w:sz w:val="21"/>
               </w:rPr>
-              <w:t>0.0983</w:t>
+              <w:t>-0.3266***</w:t>
             </w:r>
           </w:p>
         </w:tc>
@@ -1828,7 +1828,7 @@
                 <w:b w:val="0"/>
                 <w:sz w:val="21"/>
               </w:rPr>
-              <w:t>0.0983</w:t>
+              <w:t>-0.3277***</w:t>
             </w:r>
           </w:p>
         </w:tc>
@@ -1848,7 +1848,7 @@
                 <w:b w:val="0"/>
                 <w:sz w:val="21"/>
               </w:rPr>
-              <w:t>0.1683</w:t>
+              <w:t>0.1652</w:t>
             </w:r>
           </w:p>
         </w:tc>
@@ -1889,7 +1889,7 @@
                 <w:b w:val="0"/>
                 <w:sz w:val="21"/>
               </w:rPr>
-              <w:t>(1.2547)</w:t>
+              <w:t>(-4.3672)</w:t>
             </w:r>
           </w:p>
         </w:tc>
@@ -1909,7 +1909,7 @@
                 <w:b w:val="0"/>
                 <w:sz w:val="21"/>
               </w:rPr>
-              <w:t>(1.2547)</w:t>
+              <w:t>(-4.3826)</w:t>
             </w:r>
           </w:p>
         </w:tc>
@@ -1929,7 +1929,7 @@
                 <w:b w:val="0"/>
                 <w:sz w:val="21"/>
               </w:rPr>
-              <w:t>(1.0416)</w:t>
+              <w:t>(1.0231)</w:t>
             </w:r>
           </w:p>
         </w:tc>
@@ -1971,7 +1971,7 @@
                 <w:b w:val="0"/>
                 <w:sz w:val="21"/>
               </w:rPr>
-              <w:t>-0.4790***</w:t>
+              <w:t>-0.3641***</w:t>
             </w:r>
           </w:p>
         </w:tc>
@@ -1991,7 +1991,7 @@
                 <w:b w:val="0"/>
                 <w:sz w:val="21"/>
               </w:rPr>
-              <w:t>-0.4793***</w:t>
+              <w:t>-0.3715***</w:t>
             </w:r>
           </w:p>
         </w:tc>
@@ -2011,7 +2011,7 @@
                 <w:b w:val="0"/>
                 <w:sz w:val="21"/>
               </w:rPr>
-              <w:t>1.1255***</w:t>
+              <w:t>1.1194***</w:t>
             </w:r>
           </w:p>
         </w:tc>
@@ -2052,7 +2052,7 @@
                 <w:b w:val="0"/>
                 <w:sz w:val="21"/>
               </w:rPr>
-              <w:t>(-14.3814)</w:t>
+              <w:t>(-11.3824)</w:t>
             </w:r>
           </w:p>
         </w:tc>
@@ -2072,7 +2072,7 @@
                 <w:b w:val="0"/>
                 <w:sz w:val="21"/>
               </w:rPr>
-              <w:t>(-14.1933)</w:t>
+              <w:t>(-11.4332)</w:t>
             </w:r>
           </w:p>
         </w:tc>
@@ -2092,7 +2092,7 @@
                 <w:b w:val="0"/>
                 <w:sz w:val="21"/>
               </w:rPr>
-              <w:t>(15.2910)</w:t>
+              <w:t>(15.2589)</w:t>
             </w:r>
           </w:p>
         </w:tc>
@@ -2134,7 +2134,7 @@
                 <w:b w:val="0"/>
                 <w:sz w:val="21"/>
               </w:rPr>
-              <w:t>-0.0042***</w:t>
+              <w:t>-0.0037***</w:t>
             </w:r>
           </w:p>
         </w:tc>
@@ -2154,7 +2154,7 @@
                 <w:b w:val="0"/>
                 <w:sz w:val="21"/>
               </w:rPr>
-              <w:t>-0.0042***</w:t>
+              <w:t>-0.0036***</w:t>
             </w:r>
           </w:p>
         </w:tc>
@@ -2174,7 +2174,7 @@
                 <w:b w:val="0"/>
                 <w:sz w:val="21"/>
               </w:rPr>
-              <w:t>-0.0042***</w:t>
+              <w:t>-0.0043***</w:t>
             </w:r>
           </w:p>
         </w:tc>
@@ -2215,7 +2215,7 @@
                 <w:b w:val="0"/>
                 <w:sz w:val="21"/>
               </w:rPr>
-              <w:t>(-8.6670)</w:t>
+              <w:t>(-7.8702)</w:t>
             </w:r>
           </w:p>
         </w:tc>
@@ -2235,7 +2235,7 @@
                 <w:b w:val="0"/>
                 <w:sz w:val="21"/>
               </w:rPr>
-              <w:t>(-8.6449)</w:t>
+              <w:t>(-7.7947)</w:t>
             </w:r>
           </w:p>
         </w:tc>
@@ -2255,7 +2255,7 @@
                 <w:b w:val="0"/>
                 <w:sz w:val="21"/>
               </w:rPr>
-              <w:t>(-3.9578)</w:t>
+              <w:t>(-3.9967)</w:t>
             </w:r>
           </w:p>
         </w:tc>
@@ -2297,7 +2297,7 @@
                 <w:b w:val="0"/>
                 <w:sz w:val="21"/>
               </w:rPr>
-              <w:t>0.0512***</w:t>
+              <w:t>0.0084</w:t>
             </w:r>
           </w:p>
         </w:tc>
@@ -2317,7 +2317,7 @@
                 <w:b w:val="0"/>
                 <w:sz w:val="21"/>
               </w:rPr>
-              <w:t>0.0511***</w:t>
+              <w:t>0.0068</w:t>
             </w:r>
           </w:p>
         </w:tc>
@@ -2337,7 +2337,7 @@
                 <w:b w:val="0"/>
                 <w:sz w:val="21"/>
               </w:rPr>
-              <w:t>0.2339***</w:t>
+              <w:t>0.2479***</w:t>
             </w:r>
           </w:p>
         </w:tc>
@@ -2378,7 +2378,7 @@
                 <w:b w:val="0"/>
                 <w:sz w:val="21"/>
               </w:rPr>
-              <w:t>(3.4243)</w:t>
+              <w:t>(0.5814)</w:t>
             </w:r>
           </w:p>
         </w:tc>
@@ -2398,7 +2398,7 @@
                 <w:b w:val="0"/>
                 <w:sz w:val="21"/>
               </w:rPr>
-              <w:t>(3.4015)</w:t>
+              <w:t>(0.4655)</w:t>
             </w:r>
           </w:p>
         </w:tc>
@@ -2418,7 +2418,7 @@
                 <w:b w:val="0"/>
                 <w:sz w:val="21"/>
               </w:rPr>
-              <w:t>(7.0292)</w:t>
+              <w:t>(7.4937)</w:t>
             </w:r>
           </w:p>
         </w:tc>
@@ -2624,7 +2624,7 @@
                 <w:b w:val="0"/>
                 <w:sz w:val="21"/>
               </w:rPr>
-              <w:t>44865</w:t>
+              <w:t>44861</w:t>
             </w:r>
           </w:p>
         </w:tc>
@@ -2644,7 +2644,7 @@
                 <w:b w:val="0"/>
                 <w:sz w:val="21"/>
               </w:rPr>
-              <w:t>44865</w:t>
+              <w:t>44861</w:t>
             </w:r>
           </w:p>
         </w:tc>
@@ -2664,7 +2664,7 @@
                 <w:b w:val="0"/>
                 <w:sz w:val="21"/>
               </w:rPr>
-              <w:t>44865</w:t>
+              <w:t>44861</w:t>
             </w:r>
           </w:p>
         </w:tc>
@@ -2712,7 +2712,7 @@
                 <w:b w:val="0"/>
                 <w:sz w:val="21"/>
               </w:rPr>
-              <w:t>0.3064</w:t>
+              <w:t>0.0365</w:t>
             </w:r>
           </w:p>
         </w:tc>
@@ -2735,7 +2735,7 @@
                 <w:b w:val="0"/>
                 <w:sz w:val="21"/>
               </w:rPr>
-              <w:t>0.3064</w:t>
+              <w:t>0.0368</w:t>
             </w:r>
           </w:p>
         </w:tc>
@@ -2758,7 +2758,7 @@
                 <w:b w:val="0"/>
                 <w:sz w:val="21"/>
               </w:rPr>
-              <w:t>0.1417</w:t>
+              <w:t>0.1426</w:t>
             </w:r>
           </w:p>
         </w:tc>
@@ -3081,7 +3081,7 @@
                 <w:b w:val="0"/>
                 <w:sz w:val="21"/>
               </w:rPr>
-              <w:t>0.0291***</w:t>
+              <w:t>0.0416***</w:t>
             </w:r>
           </w:p>
         </w:tc>
@@ -3101,7 +3101,7 @@
                 <w:b w:val="0"/>
                 <w:sz w:val="21"/>
               </w:rPr>
-              <w:t>0.0287***</w:t>
+              <w:t>0.0409***</w:t>
             </w:r>
           </w:p>
         </w:tc>
@@ -3121,7 +3121,7 @@
                 <w:b w:val="0"/>
                 <w:sz w:val="21"/>
               </w:rPr>
-              <w:t>0.0613***</w:t>
+              <w:t>0.0734***</w:t>
             </w:r>
           </w:p>
         </w:tc>
@@ -3141,7 +3141,7 @@
                 <w:b w:val="0"/>
                 <w:sz w:val="21"/>
               </w:rPr>
-              <w:t>0.0607***</w:t>
+              <w:t>0.0724***</w:t>
             </w:r>
           </w:p>
         </w:tc>
@@ -3182,7 +3182,7 @@
                 <w:b w:val="0"/>
                 <w:sz w:val="21"/>
               </w:rPr>
-              <w:t>(5.0424)</w:t>
+              <w:t>(7.4120)</w:t>
             </w:r>
           </w:p>
         </w:tc>
@@ -3202,7 +3202,7 @@
                 <w:b w:val="0"/>
                 <w:sz w:val="21"/>
               </w:rPr>
-              <w:t>(4.9730)</w:t>
+              <w:t>(7.3039)</w:t>
             </w:r>
           </w:p>
         </w:tc>
@@ -3222,7 +3222,7 @@
                 <w:b w:val="0"/>
                 <w:sz w:val="21"/>
               </w:rPr>
-              <w:t>(11.7558)</w:t>
+              <w:t>(14.2904)</w:t>
             </w:r>
           </w:p>
         </w:tc>
@@ -3242,7 +3242,7 @@
                 <w:b w:val="0"/>
                 <w:sz w:val="21"/>
               </w:rPr>
-              <w:t>(11.6143)</w:t>
+              <w:t>(14.0695)</w:t>
             </w:r>
           </w:p>
         </w:tc>
@@ -3303,7 +3303,7 @@
                 <w:b w:val="0"/>
                 <w:sz w:val="21"/>
               </w:rPr>
-              <w:t>0.0098</w:t>
+              <w:t>0.0151*</w:t>
             </w:r>
           </w:p>
         </w:tc>
@@ -3342,7 +3342,7 @@
                 <w:b w:val="0"/>
                 <w:sz w:val="21"/>
               </w:rPr>
-              <w:t>0.0065</w:t>
+              <w:t>0.0106*</w:t>
             </w:r>
           </w:p>
         </w:tc>
@@ -3402,7 +3402,7 @@
                 <w:b w:val="0"/>
                 <w:sz w:val="21"/>
               </w:rPr>
-              <w:t>(1.0473)</w:t>
+              <w:t>(1.6703)</w:t>
             </w:r>
           </w:p>
         </w:tc>
@@ -3441,7 +3441,7 @@
                 <w:b w:val="0"/>
                 <w:sz w:val="21"/>
               </w:rPr>
-              <w:t>(1.0452)</w:t>
+              <w:t>(1.7224)</w:t>
             </w:r>
           </w:p>
         </w:tc>
@@ -3483,7 +3483,7 @@
                 <w:b w:val="0"/>
                 <w:sz w:val="21"/>
               </w:rPr>
-              <w:t>1.0230***</w:t>
+              <w:t>0.6054***</w:t>
             </w:r>
           </w:p>
         </w:tc>
@@ -3503,7 +3503,7 @@
                 <w:b w:val="0"/>
                 <w:sz w:val="21"/>
               </w:rPr>
-              <w:t>1.0138***</w:t>
+              <w:t>0.5914***</w:t>
             </w:r>
           </w:p>
         </w:tc>
@@ -3523,7 +3523,7 @@
                 <w:b w:val="0"/>
                 <w:sz w:val="21"/>
               </w:rPr>
-              <w:t>-0.3368***</w:t>
+              <w:t>-0.7542***</w:t>
             </w:r>
           </w:p>
         </w:tc>
@@ -3543,7 +3543,7 @@
                 <w:b w:val="0"/>
                 <w:sz w:val="21"/>
               </w:rPr>
-              <w:t>-0.3364***</w:t>
+              <w:t>-0.7537***</w:t>
             </w:r>
           </w:p>
         </w:tc>
@@ -3584,7 +3584,7 @@
                 <w:b w:val="0"/>
                 <w:sz w:val="21"/>
               </w:rPr>
-              <w:t>(6.5063)</w:t>
+              <w:t>(3.9345)</w:t>
             </w:r>
           </w:p>
         </w:tc>
@@ -3604,7 +3604,7 @@
                 <w:b w:val="0"/>
                 <w:sz w:val="21"/>
               </w:rPr>
-              <w:t>(6.4446)</w:t>
+              <w:t>(3.8338)</w:t>
             </w:r>
           </w:p>
         </w:tc>
@@ -3624,7 +3624,7 @@
                 <w:b w:val="0"/>
                 <w:sz w:val="21"/>
               </w:rPr>
-              <w:t>(-3.8390)</w:t>
+              <w:t>(-9.1046)</w:t>
             </w:r>
           </w:p>
         </w:tc>
@@ -3644,7 +3644,7 @@
                 <w:b w:val="0"/>
                 <w:sz w:val="21"/>
               </w:rPr>
-              <w:t>(-3.8358)</w:t>
+              <w:t>(-9.1029)</w:t>
             </w:r>
           </w:p>
         </w:tc>
@@ -3686,7 +3686,7 @@
                 <w:b w:val="0"/>
                 <w:sz w:val="21"/>
               </w:rPr>
-              <w:t>-0.4932***</w:t>
+              <w:t>-0.3872***</w:t>
             </w:r>
           </w:p>
         </w:tc>
@@ -3706,7 +3706,7 @@
                 <w:b w:val="0"/>
                 <w:sz w:val="21"/>
               </w:rPr>
-              <w:t>-0.4964***</w:t>
+              <w:t>-0.3921***</w:t>
             </w:r>
           </w:p>
         </w:tc>
@@ -3726,7 +3726,7 @@
                 <w:b w:val="0"/>
                 <w:sz w:val="21"/>
               </w:rPr>
-              <w:t>-0.4317***</w:t>
+              <w:t>-0.3247***</w:t>
             </w:r>
           </w:p>
         </w:tc>
@@ -3746,7 +3746,7 @@
                 <w:b w:val="0"/>
                 <w:sz w:val="21"/>
               </w:rPr>
-              <w:t>-0.4373***</w:t>
+              <w:t>-0.3338***</w:t>
             </w:r>
           </w:p>
         </w:tc>
@@ -3787,7 +3787,7 @@
                 <w:b w:val="0"/>
                 <w:sz w:val="21"/>
               </w:rPr>
-              <w:t>(-8.4953)</w:t>
+              <w:t>(-6.9499)</w:t>
             </w:r>
           </w:p>
         </w:tc>
@@ -3807,7 +3807,7 @@
                 <w:b w:val="0"/>
                 <w:sz w:val="21"/>
               </w:rPr>
-              <w:t>(-8.5634)</w:t>
+              <w:t>(-7.0390)</w:t>
             </w:r>
           </w:p>
         </w:tc>
@@ -3827,7 +3827,7 @@
                 <w:b w:val="0"/>
                 <w:sz w:val="21"/>
               </w:rPr>
-              <w:t>(-10.6497)</w:t>
+              <w:t>(-8.2507)</w:t>
             </w:r>
           </w:p>
         </w:tc>
@@ -3847,7 +3847,7 @@
                 <w:b w:val="0"/>
                 <w:sz w:val="21"/>
               </w:rPr>
-              <w:t>(-10.6282)</w:t>
+              <w:t>(-8.3617)</w:t>
             </w:r>
           </w:p>
         </w:tc>
@@ -3889,7 +3889,7 @@
                 <w:b w:val="0"/>
                 <w:sz w:val="21"/>
               </w:rPr>
-              <w:t>-0.0063***</w:t>
+              <w:t>-0.0056***</w:t>
             </w:r>
           </w:p>
         </w:tc>
@@ -3909,7 +3909,7 @@
                 <w:b w:val="0"/>
                 <w:sz w:val="21"/>
               </w:rPr>
-              <w:t>-0.0063***</w:t>
+              <w:t>-0.0056***</w:t>
             </w:r>
           </w:p>
         </w:tc>
@@ -3929,7 +3929,7 @@
                 <w:b w:val="0"/>
                 <w:sz w:val="21"/>
               </w:rPr>
-              <w:t>-0.0017***</w:t>
+              <w:t>-0.0015***</w:t>
             </w:r>
           </w:p>
         </w:tc>
@@ -3949,7 +3949,7 @@
                 <w:b w:val="0"/>
                 <w:sz w:val="21"/>
               </w:rPr>
-              <w:t>-0.0016***</w:t>
+              <w:t>-0.0014**</w:t>
             </w:r>
           </w:p>
         </w:tc>
@@ -3990,7 +3990,7 @@
                 <w:b w:val="0"/>
                 <w:sz w:val="21"/>
               </w:rPr>
-              <w:t>(-7.9758)</w:t>
+              <w:t>(-7.3053)</w:t>
             </w:r>
           </w:p>
         </w:tc>
@@ -4010,7 +4010,7 @@
                 <w:b w:val="0"/>
                 <w:sz w:val="21"/>
               </w:rPr>
-              <w:t>(-7.9589)</w:t>
+              <w:t>(-7.2739)</w:t>
             </w:r>
           </w:p>
         </w:tc>
@@ -4030,7 +4030,7 @@
                 <w:b w:val="0"/>
                 <w:sz w:val="21"/>
               </w:rPr>
-              <w:t>(-2.9094)</w:t>
+              <w:t>(-2.6503)</w:t>
             </w:r>
           </w:p>
         </w:tc>
@@ -4050,7 +4050,7 @@
                 <w:b w:val="0"/>
                 <w:sz w:val="21"/>
               </w:rPr>
-              <w:t>(-2.7507)</w:t>
+              <w:t>(-2.4180)</w:t>
             </w:r>
           </w:p>
         </w:tc>
@@ -4092,7 +4092,7 @@
                 <w:b w:val="0"/>
                 <w:sz w:val="21"/>
               </w:rPr>
-              <w:t>0.0107</w:t>
+              <w:t>-0.0455*</w:t>
             </w:r>
           </w:p>
         </w:tc>
@@ -4112,7 +4112,7 @@
                 <w:b w:val="0"/>
                 <w:sz w:val="21"/>
               </w:rPr>
-              <w:t>0.0105</w:t>
+              <w:t>-0.0460*</w:t>
             </w:r>
           </w:p>
         </w:tc>
@@ -4132,7 +4132,7 @@
                 <w:b w:val="0"/>
                 <w:sz w:val="21"/>
               </w:rPr>
-              <w:t>0.0856***</w:t>
+              <w:t>0.0463***</w:t>
             </w:r>
           </w:p>
         </w:tc>
@@ -4152,7 +4152,7 @@
                 <w:b w:val="0"/>
                 <w:sz w:val="21"/>
               </w:rPr>
-              <w:t>0.0844***</w:t>
+              <w:t>0.0442**</w:t>
             </w:r>
           </w:p>
         </w:tc>
@@ -4193,7 +4193,7 @@
                 <w:b w:val="0"/>
                 <w:sz w:val="21"/>
               </w:rPr>
-              <w:t>(0.4202)</w:t>
+              <w:t>(-1.8640)</w:t>
             </w:r>
           </w:p>
         </w:tc>
@@ -4213,7 +4213,7 @@
                 <w:b w:val="0"/>
                 <w:sz w:val="21"/>
               </w:rPr>
-              <w:t>(0.4124)</w:t>
+              <w:t>(-1.8872)</w:t>
             </w:r>
           </w:p>
         </w:tc>
@@ -4233,7 +4233,7 @@
                 <w:b w:val="0"/>
                 <w:sz w:val="21"/>
               </w:rPr>
-              <w:t>(4.6345)</w:t>
+              <w:t>(2.5834)</w:t>
             </w:r>
           </w:p>
         </w:tc>
@@ -4253,7 +4253,7 @@
                 <w:b w:val="0"/>
                 <w:sz w:val="21"/>
               </w:rPr>
-              <w:t>(4.5521)</w:t>
+              <w:t>(2.4558)</w:t>
             </w:r>
           </w:p>
         </w:tc>
@@ -4499,7 +4499,7 @@
                 <w:b w:val="0"/>
                 <w:sz w:val="21"/>
               </w:rPr>
-              <w:t>15646</w:t>
+              <w:t>15644</w:t>
             </w:r>
           </w:p>
         </w:tc>
@@ -4519,7 +4519,7 @@
                 <w:b w:val="0"/>
                 <w:sz w:val="21"/>
               </w:rPr>
-              <w:t>15646</w:t>
+              <w:t>15644</w:t>
             </w:r>
           </w:p>
         </w:tc>
@@ -4539,7 +4539,7 @@
                 <w:b w:val="0"/>
                 <w:sz w:val="21"/>
               </w:rPr>
-              <w:t>29038</w:t>
+              <w:t>29036</w:t>
             </w:r>
           </w:p>
         </w:tc>
@@ -4559,7 +4559,7 @@
                 <w:b w:val="0"/>
                 <w:sz w:val="21"/>
               </w:rPr>
-              <w:t>29038</w:t>
+              <w:t>29036</w:t>
             </w:r>
           </w:p>
         </w:tc>
@@ -4607,7 +4607,7 @@
                 <w:b w:val="0"/>
                 <w:sz w:val="21"/>
               </w:rPr>
-              <w:t>0.3122</w:t>
+              <w:t>0.0727</w:t>
             </w:r>
           </w:p>
         </w:tc>
@@ -4630,7 +4630,7 @@
                 <w:b w:val="0"/>
                 <w:sz w:val="21"/>
               </w:rPr>
-              <w:t>0.3125</w:t>
+              <w:t>0.0735</w:t>
             </w:r>
           </w:p>
         </w:tc>
@@ -4653,7 +4653,7 @@
                 <w:b w:val="0"/>
                 <w:sz w:val="21"/>
               </w:rPr>
-              <w:t>0.2915</w:t>
+              <w:t>0.0463</w:t>
             </w:r>
           </w:p>
         </w:tc>
@@ -4676,7 +4676,7 @@
                 <w:b w:val="0"/>
                 <w:sz w:val="21"/>
               </w:rPr>
-              <w:t>0.2917</w:t>
+              <w:t>0.0468</w:t>
             </w:r>
           </w:p>
         </w:tc>
@@ -4999,7 +4999,7 @@
                 <w:b w:val="0"/>
                 <w:sz w:val="21"/>
               </w:rPr>
-              <w:t>0.0133*</w:t>
+              <w:t>0.0260***</w:t>
             </w:r>
           </w:p>
         </w:tc>
@@ -5019,7 +5019,7 @@
                 <w:b w:val="0"/>
                 <w:sz w:val="21"/>
               </w:rPr>
-              <w:t>0.0136*</w:t>
+              <w:t>0.0258***</w:t>
             </w:r>
           </w:p>
         </w:tc>
@@ -5039,7 +5039,7 @@
                 <w:b w:val="0"/>
                 <w:sz w:val="21"/>
               </w:rPr>
-              <w:t>0.0493***</w:t>
+              <w:t>0.0625***</w:t>
             </w:r>
           </w:p>
         </w:tc>
@@ -5059,7 +5059,7 @@
                 <w:b w:val="0"/>
                 <w:sz w:val="21"/>
               </w:rPr>
-              <w:t>0.0492***</w:t>
+              <w:t>0.0618***</w:t>
             </w:r>
           </w:p>
         </w:tc>
@@ -5100,7 +5100,7 @@
                 <w:b w:val="0"/>
                 <w:sz w:val="21"/>
               </w:rPr>
-              <w:t>(1.7114)</w:t>
+              <w:t>(3.4125)</w:t>
             </w:r>
           </w:p>
         </w:tc>
@@ -5120,7 +5120,7 @@
                 <w:b w:val="0"/>
                 <w:sz w:val="21"/>
               </w:rPr>
-              <w:t>(1.7432)</w:t>
+              <w:t>(3.3873)</w:t>
             </w:r>
           </w:p>
         </w:tc>
@@ -5140,7 +5140,7 @@
                 <w:b w:val="0"/>
                 <w:sz w:val="21"/>
               </w:rPr>
-              <w:t>(11.2496)</w:t>
+              <w:t>(14.6259)</w:t>
             </w:r>
           </w:p>
         </w:tc>
@@ -5160,7 +5160,7 @@
                 <w:b w:val="0"/>
                 <w:sz w:val="21"/>
               </w:rPr>
-              <w:t>(11.1605)</w:t>
+              <w:t>(14.3781)</w:t>
             </w:r>
           </w:p>
         </w:tc>
@@ -5221,7 +5221,7 @@
                 <w:b w:val="0"/>
                 <w:sz w:val="21"/>
               </w:rPr>
-              <w:t>-0.0026</w:t>
+              <w:t>0.0024</w:t>
             </w:r>
           </w:p>
         </w:tc>
@@ -5260,7 +5260,7 @@
                 <w:b w:val="0"/>
                 <w:sz w:val="21"/>
               </w:rPr>
-              <w:t>0.0010</w:t>
+              <w:t>0.0075</w:t>
             </w:r>
           </w:p>
         </w:tc>
@@ -5320,7 +5320,7 @@
                 <w:b w:val="0"/>
                 <w:sz w:val="21"/>
               </w:rPr>
-              <w:t>(-0.2235)</w:t>
+              <w:t>(0.2175)</w:t>
             </w:r>
           </w:p>
         </w:tc>
@@ -5359,7 +5359,7 @@
                 <w:b w:val="0"/>
                 <w:sz w:val="21"/>
               </w:rPr>
-              <w:t>(0.1880)</w:t>
+              <w:t>(1.4422)</w:t>
             </w:r>
           </w:p>
         </w:tc>
@@ -5401,7 +5401,7 @@
                 <w:b w:val="0"/>
                 <w:sz w:val="21"/>
               </w:rPr>
-              <w:t>-0.3064**</w:t>
+              <w:t>-0.8182***</w:t>
             </w:r>
           </w:p>
         </w:tc>
@@ -5421,7 +5421,7 @@
                 <w:b w:val="0"/>
                 <w:sz w:val="21"/>
               </w:rPr>
-              <w:t>-0.3068**</w:t>
+              <w:t>-0.8177***</w:t>
             </w:r>
           </w:p>
         </w:tc>
@@ -5441,7 +5441,7 @@
                 <w:b w:val="0"/>
                 <w:sz w:val="21"/>
               </w:rPr>
-              <w:t>0.1534*</w:t>
+              <w:t>-0.2524***</w:t>
             </w:r>
           </w:p>
         </w:tc>
@@ -5461,7 +5461,7 @@
                 <w:b w:val="0"/>
                 <w:sz w:val="21"/>
               </w:rPr>
-              <w:t>0.1532*</w:t>
+              <w:t>-0.2542***</w:t>
             </w:r>
           </w:p>
         </w:tc>
@@ -5502,7 +5502,7 @@
                 <w:b w:val="0"/>
                 <w:sz w:val="21"/>
               </w:rPr>
-              <w:t>(-1.9732)</w:t>
+              <w:t>(-5.3718)</w:t>
             </w:r>
           </w:p>
         </w:tc>
@@ -5522,7 +5522,7 @@
                 <w:b w:val="0"/>
                 <w:sz w:val="21"/>
               </w:rPr>
-              <w:t>(-1.9739)</w:t>
+              <w:t>(-5.3688)</w:t>
             </w:r>
           </w:p>
         </w:tc>
@@ -5542,7 +5542,7 @@
                 <w:b w:val="0"/>
                 <w:sz w:val="21"/>
               </w:rPr>
-              <w:t>(1.7271)</w:t>
+              <w:t>(-2.9938)</w:t>
             </w:r>
           </w:p>
         </w:tc>
@@ -5562,7 +5562,7 @@
                 <w:b w:val="0"/>
                 <w:sz w:val="21"/>
               </w:rPr>
-              <w:t>(1.7254)</w:t>
+              <w:t>(-3.0160)</w:t>
             </w:r>
           </w:p>
         </w:tc>
@@ -5604,7 +5604,7 @@
                 <w:b w:val="0"/>
                 <w:sz w:val="21"/>
               </w:rPr>
-              <w:t>-0.4198***</w:t>
+              <w:t>-0.3376***</w:t>
             </w:r>
           </w:p>
         </w:tc>
@@ -5624,7 +5624,7 @@
                 <w:b w:val="0"/>
                 <w:sz w:val="21"/>
               </w:rPr>
-              <w:t>-0.4169***</w:t>
+              <w:t>-0.3403***</w:t>
             </w:r>
           </w:p>
         </w:tc>
@@ -5644,7 +5644,7 @@
                 <w:b w:val="0"/>
                 <w:sz w:val="21"/>
               </w:rPr>
-              <w:t>-0.4895***</w:t>
+              <w:t>-0.3683***</w:t>
             </w:r>
           </w:p>
         </w:tc>
@@ -5664,7 +5664,7 @@
                 <w:b w:val="0"/>
                 <w:sz w:val="21"/>
               </w:rPr>
-              <w:t>-0.4906***</w:t>
+              <w:t>-0.3767***</w:t>
             </w:r>
           </w:p>
         </w:tc>
@@ -5705,7 +5705,7 @@
                 <w:b w:val="0"/>
                 <w:sz w:val="21"/>
               </w:rPr>
-              <w:t>(-5.8375)</w:t>
+              <w:t>(-4.8351)</w:t>
             </w:r>
           </w:p>
         </w:tc>
@@ -5725,7 +5725,7 @@
                 <w:b w:val="0"/>
                 <w:sz w:val="21"/>
               </w:rPr>
-              <w:t>(-5.6472)</w:t>
+              <w:t>(-4.7381)</w:t>
             </w:r>
           </w:p>
         </w:tc>
@@ -5745,7 +5745,7 @@
                 <w:b w:val="0"/>
                 <w:sz w:val="21"/>
               </w:rPr>
-              <w:t>(-13.2765)</w:t>
+              <w:t>(-10.4269)</w:t>
             </w:r>
           </w:p>
         </w:tc>
@@ -5765,7 +5765,7 @@
                 <w:b w:val="0"/>
                 <w:sz w:val="21"/>
               </w:rPr>
-              <w:t>(-13.1446)</w:t>
+              <w:t>(-10.5170)</w:t>
             </w:r>
           </w:p>
         </w:tc>
@@ -5807,7 +5807,7 @@
                 <w:b w:val="0"/>
                 <w:sz w:val="21"/>
               </w:rPr>
-              <w:t>-0.0065***</w:t>
+              <w:t>-0.0058***</w:t>
             </w:r>
           </w:p>
         </w:tc>
@@ -5827,7 +5827,7 @@
                 <w:b w:val="0"/>
                 <w:sz w:val="21"/>
               </w:rPr>
-              <w:t>-0.0065***</w:t>
+              <w:t>-0.0058***</w:t>
             </w:r>
           </w:p>
         </w:tc>
@@ -5847,7 +5847,7 @@
                 <w:b w:val="0"/>
                 <w:sz w:val="21"/>
               </w:rPr>
-              <w:t>-0.0036***</w:t>
+              <w:t>-0.0032***</w:t>
             </w:r>
           </w:p>
         </w:tc>
@@ -5867,7 +5867,7 @@
                 <w:b w:val="0"/>
                 <w:sz w:val="21"/>
               </w:rPr>
-              <w:t>-0.0036***</w:t>
+              <w:t>-0.0031***</w:t>
             </w:r>
           </w:p>
         </w:tc>
@@ -5908,7 +5908,7 @@
                 <w:b w:val="0"/>
                 <w:sz w:val="21"/>
               </w:rPr>
-              <w:t>(-6.4977)</w:t>
+              <w:t>(-6.1024)</w:t>
             </w:r>
           </w:p>
         </w:tc>
@@ -5928,7 +5928,7 @@
                 <w:b w:val="0"/>
                 <w:sz w:val="21"/>
               </w:rPr>
-              <w:t>(-6.5012)</w:t>
+              <w:t>(-6.1000)</w:t>
             </w:r>
           </w:p>
         </w:tc>
@@ -5948,7 +5948,7 @@
                 <w:b w:val="0"/>
                 <w:sz w:val="21"/>
               </w:rPr>
-              <w:t>(-6.8825)</w:t>
+              <w:t>(-6.1742)</w:t>
             </w:r>
           </w:p>
         </w:tc>
@@ -5968,7 +5968,7 @@
                 <w:b w:val="0"/>
                 <w:sz w:val="21"/>
               </w:rPr>
-              <w:t>(-6.8517)</w:t>
+              <w:t>(-6.0856)</w:t>
             </w:r>
           </w:p>
         </w:tc>
@@ -6010,7 +6010,7 @@
                 <w:b w:val="0"/>
                 <w:sz w:val="21"/>
               </w:rPr>
-              <w:t>0.0696**</w:t>
+              <w:t>0.0282</w:t>
             </w:r>
           </w:p>
         </w:tc>
@@ -6030,7 +6030,7 @@
                 <w:b w:val="0"/>
                 <w:sz w:val="21"/>
               </w:rPr>
-              <w:t>0.0701**</w:t>
+              <w:t>0.0276</w:t>
             </w:r>
           </w:p>
         </w:tc>
@@ -6050,7 +6050,7 @@
                 <w:b w:val="0"/>
                 <w:sz w:val="21"/>
               </w:rPr>
-              <w:t>0.0475***</w:t>
+              <w:t>0.0043</w:t>
             </w:r>
           </w:p>
         </w:tc>
@@ -6070,7 +6070,7 @@
                 <w:b w:val="0"/>
                 <w:sz w:val="21"/>
               </w:rPr>
-              <w:t>0.0472***</w:t>
+              <w:t>0.0024</w:t>
             </w:r>
           </w:p>
         </w:tc>
@@ -6111,7 +6111,7 @@
                 <w:b w:val="0"/>
                 <w:sz w:val="21"/>
               </w:rPr>
-              <w:t>(2.0656)</w:t>
+              <w:t>(0.8529)</w:t>
             </w:r>
           </w:p>
         </w:tc>
@@ -6131,7 +6131,7 @@
                 <w:b w:val="0"/>
                 <w:sz w:val="21"/>
               </w:rPr>
-              <w:t>(2.0685)</w:t>
+              <w:t>(0.8312)</w:t>
             </w:r>
           </w:p>
         </w:tc>
@@ -6151,7 +6151,7 @@
                 <w:b w:val="0"/>
                 <w:sz w:val="21"/>
               </w:rPr>
-              <w:t>(2.9103)</w:t>
+              <w:t>(0.2734)</w:t>
             </w:r>
           </w:p>
         </w:tc>
@@ -6171,7 +6171,7 @@
                 <w:b w:val="0"/>
                 <w:sz w:val="21"/>
               </w:rPr>
-              <w:t>(2.8802)</w:t>
+              <w:t>(0.1516)</w:t>
             </w:r>
           </w:p>
         </w:tc>
@@ -6457,7 +6457,7 @@
                 <w:b w:val="0"/>
                 <w:sz w:val="21"/>
               </w:rPr>
-              <w:t>37738</w:t>
+              <w:t>37734</w:t>
             </w:r>
           </w:p>
         </w:tc>
@@ -6477,7 +6477,7 @@
                 <w:b w:val="0"/>
                 <w:sz w:val="21"/>
               </w:rPr>
-              <w:t>37738</w:t>
+              <w:t>37734</w:t>
             </w:r>
           </w:p>
         </w:tc>
@@ -6525,7 +6525,7 @@
                 <w:b w:val="0"/>
                 <w:sz w:val="21"/>
               </w:rPr>
-              <w:t>0.2645</w:t>
+              <w:t>0.0662</w:t>
             </w:r>
           </w:p>
         </w:tc>
@@ -6548,7 +6548,7 @@
                 <w:b w:val="0"/>
                 <w:sz w:val="21"/>
               </w:rPr>
-              <w:t>0.2646</w:t>
+              <w:t>0.0663</w:t>
             </w:r>
           </w:p>
         </w:tc>
@@ -6571,7 +6571,7 @@
                 <w:b w:val="0"/>
                 <w:sz w:val="21"/>
               </w:rPr>
-              <w:t>0.3170</w:t>
+              <w:t>0.0391</w:t>
             </w:r>
           </w:p>
         </w:tc>
@@ -6594,7 +6594,7 @@
                 <w:b w:val="0"/>
                 <w:sz w:val="21"/>
               </w:rPr>
-              <w:t>0.3170</w:t>
+              <w:t>0.0394</w:t>
             </w:r>
           </w:p>
         </w:tc>
@@ -6917,7 +6917,7 @@
                 <w:b w:val="0"/>
                 <w:sz w:val="21"/>
               </w:rPr>
-              <w:t>0.0065</w:t>
+              <w:t>0.0202**</w:t>
             </w:r>
           </w:p>
         </w:tc>
@@ -6937,7 +6937,7 @@
                 <w:b w:val="0"/>
                 <w:sz w:val="21"/>
               </w:rPr>
-              <w:t>0.0065</w:t>
+              <w:t>0.0201**</w:t>
             </w:r>
           </w:p>
         </w:tc>
@@ -6957,7 +6957,7 @@
                 <w:b w:val="0"/>
                 <w:sz w:val="21"/>
               </w:rPr>
-              <w:t>0.0323***</w:t>
+              <w:t>0.0432***</w:t>
             </w:r>
           </w:p>
         </w:tc>
@@ -6977,7 +6977,7 @@
                 <w:b w:val="0"/>
                 <w:sz w:val="21"/>
               </w:rPr>
-              <w:t>0.0312***</w:t>
+              <w:t>0.0418***</w:t>
             </w:r>
           </w:p>
         </w:tc>
@@ -7018,7 +7018,7 @@
                 <w:b w:val="0"/>
                 <w:sz w:val="21"/>
               </w:rPr>
-              <w:t>(0.6303)</w:t>
+              <w:t>(2.0161)</w:t>
             </w:r>
           </w:p>
         </w:tc>
@@ -7038,7 +7038,7 @@
                 <w:b w:val="0"/>
                 <w:sz w:val="21"/>
               </w:rPr>
-              <w:t>(0.6290)</w:t>
+              <w:t>(2.0023)</w:t>
             </w:r>
           </w:p>
         </w:tc>
@@ -7058,7 +7058,7 @@
                 <w:b w:val="0"/>
                 <w:sz w:val="21"/>
               </w:rPr>
-              <w:t>(4.0875)</w:t>
+              <w:t>(5.6267)</w:t>
             </w:r>
           </w:p>
         </w:tc>
@@ -7078,7 +7078,7 @@
                 <w:b w:val="0"/>
                 <w:sz w:val="21"/>
               </w:rPr>
-              <w:t>(3.9586)</w:t>
+              <w:t>(5.4743)</w:t>
             </w:r>
           </w:p>
         </w:tc>
@@ -7139,7 +7139,7 @@
                 <w:b w:val="0"/>
                 <w:sz w:val="21"/>
               </w:rPr>
-              <w:t>0.0257*</w:t>
+              <w:t>0.0271*</w:t>
             </w:r>
           </w:p>
         </w:tc>
@@ -7178,7 +7178,7 @@
                 <w:b w:val="0"/>
                 <w:sz w:val="21"/>
               </w:rPr>
-              <w:t>0.0211</w:t>
+              <w:t>0.0269**</w:t>
             </w:r>
           </w:p>
         </w:tc>
@@ -7238,7 +7238,7 @@
                 <w:b w:val="0"/>
                 <w:sz w:val="21"/>
               </w:rPr>
-              <w:t>(1.6640)</w:t>
+              <w:t>(1.8350)</w:t>
             </w:r>
           </w:p>
         </w:tc>
@@ -7277,7 +7277,7 @@
                 <w:b w:val="0"/>
                 <w:sz w:val="21"/>
               </w:rPr>
-              <w:t>(1.5933)</w:t>
+              <w:t>(2.1197)</w:t>
             </w:r>
           </w:p>
         </w:tc>
@@ -7319,7 +7319,7 @@
                 <w:b w:val="0"/>
                 <w:sz w:val="21"/>
               </w:rPr>
-              <w:t>1.1802***</w:t>
+              <w:t>0.7485**</w:t>
             </w:r>
           </w:p>
         </w:tc>
@@ -7339,7 +7339,7 @@
                 <w:b w:val="0"/>
                 <w:sz w:val="21"/>
               </w:rPr>
-              <w:t>1.1626***</w:t>
+              <w:t>0.7295**</w:t>
             </w:r>
           </w:p>
         </w:tc>
@@ -7359,7 +7359,7 @@
                 <w:b w:val="0"/>
                 <w:sz w:val="21"/>
               </w:rPr>
-              <w:t>1.3468***</w:t>
+              <w:t>0.9434***</w:t>
             </w:r>
           </w:p>
         </w:tc>
@@ -7379,7 +7379,7 @@
                 <w:b w:val="0"/>
                 <w:sz w:val="21"/>
               </w:rPr>
-              <w:t>1.3280***</w:t>
+              <w:t>0.9197***</w:t>
             </w:r>
           </w:p>
         </w:tc>
@@ -7420,7 +7420,7 @@
                 <w:b w:val="0"/>
                 <w:sz w:val="21"/>
               </w:rPr>
-              <w:t>(3.9057)</w:t>
+              <w:t>(2.5313)</w:t>
             </w:r>
           </w:p>
         </w:tc>
@@ -7440,7 +7440,7 @@
                 <w:b w:val="0"/>
                 <w:sz w:val="21"/>
               </w:rPr>
-              <w:t>(3.8581)</w:t>
+              <w:t>(2.4734)</w:t>
             </w:r>
           </w:p>
         </w:tc>
@@ -7460,7 +7460,7 @@
                 <w:b w:val="0"/>
                 <w:sz w:val="21"/>
               </w:rPr>
-              <w:t>(6.8886)</w:t>
+              <w:t>(4.9255)</w:t>
             </w:r>
           </w:p>
         </w:tc>
@@ -7480,7 +7480,7 @@
                 <w:b w:val="0"/>
                 <w:sz w:val="21"/>
               </w:rPr>
-              <w:t>(6.7885)</w:t>
+              <w:t>(4.7952)</w:t>
             </w:r>
           </w:p>
         </w:tc>
@@ -7522,7 +7522,7 @@
                 <w:b w:val="0"/>
                 <w:sz w:val="21"/>
               </w:rPr>
-              <w:t>-0.4983***</w:t>
+              <w:t>-0.3918***</w:t>
             </w:r>
           </w:p>
         </w:tc>
@@ -7542,7 +7542,7 @@
                 <w:b w:val="0"/>
                 <w:sz w:val="21"/>
               </w:rPr>
-              <w:t>-0.5048***</w:t>
+              <w:t>-0.3984***</w:t>
             </w:r>
           </w:p>
         </w:tc>
@@ -7562,7 +7562,7 @@
                 <w:b w:val="0"/>
                 <w:sz w:val="21"/>
               </w:rPr>
-              <w:t>-0.5121***</w:t>
+              <w:t>-0.4036***</w:t>
             </w:r>
           </w:p>
         </w:tc>
@@ -7582,7 +7582,7 @@
                 <w:b w:val="0"/>
                 <w:sz w:val="21"/>
               </w:rPr>
-              <w:t>-0.5173***</w:t>
+              <w:t>-0.4101***</w:t>
             </w:r>
           </w:p>
         </w:tc>
@@ -7623,7 +7623,7 @@
                 <w:b w:val="0"/>
                 <w:sz w:val="21"/>
               </w:rPr>
-              <w:t>(-4.4141)</w:t>
+              <w:t>(-3.6153)</w:t>
             </w:r>
           </w:p>
         </w:tc>
@@ -7643,7 +7643,7 @@
                 <w:b w:val="0"/>
                 <w:sz w:val="21"/>
               </w:rPr>
-              <w:t>(-4.4838)</w:t>
+              <w:t>(-3.6897)</w:t>
             </w:r>
           </w:p>
         </w:tc>
@@ -7663,7 +7663,7 @@
                 <w:b w:val="0"/>
                 <w:sz w:val="21"/>
               </w:rPr>
-              <w:t>(-6.7544)</w:t>
+              <w:t>(-5.4917)</w:t>
             </w:r>
           </w:p>
         </w:tc>
@@ -7683,7 +7683,7 @@
                 <w:b w:val="0"/>
                 <w:sz w:val="21"/>
               </w:rPr>
-              <w:t>(-6.8211)</w:t>
+              <w:t>(-5.5770)</w:t>
             </w:r>
           </w:p>
         </w:tc>
@@ -7725,7 +7725,7 @@
                 <w:b w:val="0"/>
                 <w:sz w:val="21"/>
               </w:rPr>
-              <w:t>-0.0053***</w:t>
+              <w:t>-0.0045***</w:t>
             </w:r>
           </w:p>
         </w:tc>
@@ -7745,7 +7745,7 @@
                 <w:b w:val="0"/>
                 <w:sz w:val="21"/>
               </w:rPr>
-              <w:t>-0.0053***</w:t>
+              <w:t>-0.0045***</w:t>
             </w:r>
           </w:p>
         </w:tc>
@@ -7765,7 +7765,7 @@
                 <w:b w:val="0"/>
                 <w:sz w:val="21"/>
               </w:rPr>
-              <w:t>-0.0060***</w:t>
+              <w:t>-0.0051***</w:t>
             </w:r>
           </w:p>
         </w:tc>
@@ -7785,7 +7785,7 @@
                 <w:b w:val="0"/>
                 <w:sz w:val="21"/>
               </w:rPr>
-              <w:t>-0.0059***</w:t>
+              <w:t>-0.0049***</w:t>
             </w:r>
           </w:p>
         </w:tc>
@@ -7826,7 +7826,7 @@
                 <w:b w:val="0"/>
                 <w:sz w:val="21"/>
               </w:rPr>
-              <w:t>(-3.8582)</w:t>
+              <w:t>(-3.4225)</w:t>
             </w:r>
           </w:p>
         </w:tc>
@@ -7846,7 +7846,7 @@
                 <w:b w:val="0"/>
                 <w:sz w:val="21"/>
               </w:rPr>
-              <w:t>(-3.8779)</w:t>
+              <w:t>(-3.4415)</w:t>
             </w:r>
           </w:p>
         </w:tc>
@@ -7866,7 +7866,7 @@
                 <w:b w:val="0"/>
                 <w:sz w:val="21"/>
               </w:rPr>
-              <w:t>(-5.4940)</w:t>
+              <w:t>(-4.8196)</w:t>
             </w:r>
           </w:p>
         </w:tc>
@@ -7886,7 +7886,7 @@
                 <w:b w:val="0"/>
                 <w:sz w:val="21"/>
               </w:rPr>
-              <w:t>(-5.4218)</w:t>
+              <w:t>(-4.7085)</w:t>
             </w:r>
           </w:p>
         </w:tc>
@@ -7928,7 +7928,7 @@
                 <w:b w:val="0"/>
                 <w:sz w:val="21"/>
               </w:rPr>
-              <w:t>0.0685</w:t>
+              <w:t>0.0213</w:t>
             </w:r>
           </w:p>
         </w:tc>
@@ -7948,7 +7948,7 @@
                 <w:b w:val="0"/>
                 <w:sz w:val="21"/>
               </w:rPr>
-              <w:t>0.0723</w:t>
+              <w:t>0.0239</w:t>
             </w:r>
           </w:p>
         </w:tc>
@@ -7968,7 +7968,7 @@
                 <w:b w:val="0"/>
                 <w:sz w:val="21"/>
               </w:rPr>
-              <w:t>-0.0259</w:t>
+              <w:t>-0.0840***</w:t>
             </w:r>
           </w:p>
         </w:tc>
@@ -7988,7 +7988,7 @@
                 <w:b w:val="0"/>
                 <w:sz w:val="21"/>
               </w:rPr>
-              <w:t>-0.0268</w:t>
+              <w:t>-0.0856***</w:t>
             </w:r>
           </w:p>
         </w:tc>
@@ -8029,7 +8029,7 @@
                 <w:b w:val="0"/>
                 <w:sz w:val="21"/>
               </w:rPr>
-              <w:t>(1.5470)</w:t>
+              <w:t>(0.4885)</w:t>
             </w:r>
           </w:p>
         </w:tc>
@@ -8049,7 +8049,7 @@
                 <w:b w:val="0"/>
                 <w:sz w:val="21"/>
               </w:rPr>
-              <w:t>(1.6311)</w:t>
+              <w:t>(0.5500)</w:t>
             </w:r>
           </w:p>
         </w:tc>
@@ -8069,7 +8069,7 @@
                 <w:b w:val="0"/>
                 <w:sz w:val="21"/>
               </w:rPr>
-              <w:t>(-0.7707)</w:t>
+              <w:t>(-2.6163)</w:t>
             </w:r>
           </w:p>
         </w:tc>
@@ -8089,7 +8089,7 @@
                 <w:b w:val="0"/>
                 <w:sz w:val="21"/>
               </w:rPr>
-              <w:t>(-0.7996)</w:t>
+              <w:t>(-2.6708)</w:t>
             </w:r>
           </w:p>
         </w:tc>
@@ -8375,7 +8375,7 @@
                 <w:b w:val="0"/>
                 <w:sz w:val="21"/>
               </w:rPr>
-              <w:t>7909</w:t>
+              <w:t>7907</w:t>
             </w:r>
           </w:p>
         </w:tc>
@@ -8395,7 +8395,7 @@
                 <w:b w:val="0"/>
                 <w:sz w:val="21"/>
               </w:rPr>
-              <w:t>7909</w:t>
+              <w:t>7907</w:t>
             </w:r>
           </w:p>
         </w:tc>
@@ -8443,7 +8443,7 @@
                 <w:b w:val="0"/>
                 <w:sz w:val="21"/>
               </w:rPr>
-              <w:t>0.3667</w:t>
+              <w:t>0.1076</w:t>
             </w:r>
           </w:p>
         </w:tc>
@@ -8466,7 +8466,7 @@
                 <w:b w:val="0"/>
                 <w:sz w:val="21"/>
               </w:rPr>
-              <w:t>0.3686</w:t>
+              <w:t>0.1108</w:t>
             </w:r>
           </w:p>
         </w:tc>
@@ -8489,7 +8489,7 @@
                 <w:b w:val="0"/>
                 <w:sz w:val="21"/>
               </w:rPr>
-              <w:t>0.3142</w:t>
+              <w:t>0.1104</w:t>
             </w:r>
           </w:p>
         </w:tc>
@@ -8512,7 +8512,7 @@
                 <w:b w:val="0"/>
                 <w:sz w:val="21"/>
               </w:rPr>
-              <w:t>0.3153</w:t>
+              <w:t>0.1128</w:t>
             </w:r>
           </w:p>
         </w:tc>
@@ -8949,7 +8949,7 @@
                 <w:b w:val="0"/>
                 <w:sz w:val="21"/>
               </w:rPr>
-              <w:t>0.0408***</w:t>
+              <w:t>0.0536***</w:t>
             </w:r>
           </w:p>
         </w:tc>
@@ -8969,7 +8969,7 @@
                 <w:b w:val="0"/>
                 <w:sz w:val="21"/>
               </w:rPr>
-              <w:t>0.0444***</w:t>
+              <w:t>0.0577***</w:t>
             </w:r>
           </w:p>
         </w:tc>
@@ -8989,7 +8989,7 @@
                 <w:b w:val="0"/>
                 <w:sz w:val="21"/>
               </w:rPr>
-              <w:t>0.0572***</w:t>
+              <w:t>0.0709***</w:t>
             </w:r>
           </w:p>
         </w:tc>
@@ -9009,7 +9009,7 @@
                 <w:b w:val="0"/>
                 <w:sz w:val="21"/>
               </w:rPr>
-              <w:t>0.0378***</w:t>
+              <w:t>0.0509***</w:t>
             </w:r>
           </w:p>
         </w:tc>
@@ -9029,7 +9029,7 @@
                 <w:b w:val="0"/>
                 <w:sz w:val="21"/>
               </w:rPr>
-              <w:t>0.0375***</w:t>
+              <w:t>0.0508***</w:t>
             </w:r>
           </w:p>
         </w:tc>
@@ -9070,7 +9070,7 @@
                 <w:b w:val="0"/>
                 <w:sz w:val="21"/>
               </w:rPr>
-              <w:t>(32.9237)</w:t>
+              <w:t>(32.9417)</w:t>
             </w:r>
           </w:p>
         </w:tc>
@@ -9090,7 +9090,7 @@
                 <w:b w:val="0"/>
                 <w:sz w:val="21"/>
               </w:rPr>
-              <w:t>(9.3074)</w:t>
+              <w:t>(12.4764)</w:t>
             </w:r>
           </w:p>
         </w:tc>
@@ -9110,7 +9110,7 @@
                 <w:b w:val="0"/>
                 <w:sz w:val="21"/>
               </w:rPr>
-              <w:t>(9.6531)</w:t>
+              <w:t>(12.9079)</w:t>
             </w:r>
           </w:p>
         </w:tc>
@@ -9130,7 +9130,7 @@
                 <w:b w:val="0"/>
                 <w:sz w:val="21"/>
               </w:rPr>
-              <w:t>(11.6050)</w:t>
+              <w:t>(14.8332)</w:t>
             </w:r>
           </w:p>
         </w:tc>
@@ -9150,7 +9150,7 @@
                 <w:b w:val="0"/>
                 <w:sz w:val="21"/>
               </w:rPr>
-              <w:t>(10.7248)</w:t>
+              <w:t>(14.7705)</w:t>
             </w:r>
           </w:p>
         </w:tc>
@@ -9170,7 +9170,7 @@
                 <w:b w:val="0"/>
                 <w:sz w:val="21"/>
               </w:rPr>
-              <w:t>(10.0362)</w:t>
+              <w:t>(13.9164)</w:t>
             </w:r>
           </w:p>
         </w:tc>
@@ -9658,7 +9658,7 @@
                 <w:b w:val="0"/>
                 <w:sz w:val="21"/>
               </w:rPr>
-              <w:t>29974</w:t>
+              <w:t>29973</w:t>
             </w:r>
           </w:p>
         </w:tc>
@@ -9678,7 +9678,7 @@
                 <w:b w:val="0"/>
                 <w:sz w:val="21"/>
               </w:rPr>
-              <w:t>47051</w:t>
+              <w:t>47048</w:t>
             </w:r>
           </w:p>
         </w:tc>
@@ -9698,7 +9698,7 @@
                 <w:b w:val="0"/>
                 <w:sz w:val="21"/>
               </w:rPr>
-              <w:t>35065</w:t>
+              <w:t>35062</w:t>
             </w:r>
           </w:p>
         </w:tc>
@@ -9718,7 +9718,7 @@
                 <w:b w:val="0"/>
                 <w:sz w:val="21"/>
               </w:rPr>
-              <w:t>52228</w:t>
+              <w:t>52224</w:t>
             </w:r>
           </w:p>
         </w:tc>
@@ -9738,7 +9738,7 @@
                 <w:b w:val="0"/>
                 <w:sz w:val="21"/>
               </w:rPr>
-              <w:t>46974</w:t>
+              <w:t>46971</w:t>
             </w:r>
           </w:p>
         </w:tc>
@@ -9786,7 +9786,7 @@
                 <w:b w:val="0"/>
                 <w:sz w:val="21"/>
               </w:rPr>
-              <w:t>0.4275</w:t>
+              <w:t>0.4273</w:t>
             </w:r>
           </w:p>
         </w:tc>
@@ -9809,7 +9809,7 @@
                 <w:b w:val="0"/>
                 <w:sz w:val="21"/>
               </w:rPr>
-              <w:t>0.1792</w:t>
+              <w:t>0.0355</w:t>
             </w:r>
           </w:p>
         </w:tc>
@@ -9832,7 +9832,7 @@
                 <w:b w:val="0"/>
                 <w:sz w:val="21"/>
               </w:rPr>
-              <w:t>0.3169</w:t>
+              <w:t>0.0344</w:t>
             </w:r>
           </w:p>
         </w:tc>
@@ -9855,7 +9855,7 @@
                 <w:b w:val="0"/>
                 <w:sz w:val="21"/>
               </w:rPr>
-              <w:t>0.3552</w:t>
+              <w:t>0.0499</w:t>
             </w:r>
           </w:p>
         </w:tc>
@@ -9878,7 +9878,7 @@
                 <w:b w:val="0"/>
                 <w:sz w:val="21"/>
               </w:rPr>
-              <w:t>0.3166</w:t>
+              <w:t>0.0367</w:t>
             </w:r>
           </w:p>
         </w:tc>
@@ -9901,7 +9901,7 @@
                 <w:b w:val="0"/>
                 <w:sz w:val="21"/>
               </w:rPr>
-              <w:t>0.2873</w:t>
+              <w:t>0.0362</w:t>
             </w:r>
           </w:p>
         </w:tc>

--- a/results/回归结果表.docx
+++ b/results/回归结果表.docx
@@ -258,7 +258,7 @@
                 <w:b w:val="0"/>
                 <w:sz w:val="21"/>
               </w:rPr>
-              <w:t>52402</w:t>
+              <w:t>52358</w:t>
             </w:r>
           </w:p>
         </w:tc>
@@ -278,7 +278,7 @@
                 <w:b w:val="0"/>
                 <w:sz w:val="21"/>
               </w:rPr>
-              <w:t>2.61e+06</w:t>
+              <w:t>2.62e+06</w:t>
             </w:r>
           </w:p>
         </w:tc>
@@ -298,7 +298,7 @@
                 <w:b w:val="0"/>
                 <w:sz w:val="21"/>
               </w:rPr>
-              <w:t>2.91e+06</w:t>
+              <w:t>2.92e+06</w:t>
             </w:r>
           </w:p>
         </w:tc>
@@ -318,7 +318,7 @@
                 <w:b w:val="0"/>
                 <w:sz w:val="21"/>
               </w:rPr>
-              <w:t>0.0000</w:t>
+              <w:t>10800.0000</w:t>
             </w:r>
           </w:p>
         </w:tc>
@@ -380,7 +380,7 @@
                 <w:b w:val="0"/>
                 <w:sz w:val="21"/>
               </w:rPr>
-              <w:t>52402</w:t>
+              <w:t>52358</w:t>
             </w:r>
           </w:p>
         </w:tc>
@@ -502,7 +502,7 @@
                 <w:b w:val="0"/>
                 <w:sz w:val="21"/>
               </w:rPr>
-              <w:t>52224</w:t>
+              <w:t>52182</w:t>
             </w:r>
           </w:p>
         </w:tc>
@@ -522,7 +522,7 @@
                 <w:b w:val="0"/>
                 <w:sz w:val="21"/>
               </w:rPr>
-              <w:t>0.0004</w:t>
+              <w:t>0.0000</w:t>
             </w:r>
           </w:p>
         </w:tc>
@@ -542,7 +542,7 @@
                 <w:b w:val="0"/>
                 <w:sz w:val="21"/>
               </w:rPr>
-              <w:t>0.5466</w:t>
+              <w:t>0.5777</w:t>
             </w:r>
           </w:p>
         </w:tc>
@@ -562,7 +562,7 @@
                 <w:b w:val="0"/>
                 <w:sz w:val="21"/>
               </w:rPr>
-              <w:t>-1.3254</w:t>
+              <w:t>-4.7468</w:t>
             </w:r>
           </w:p>
         </w:tc>
@@ -582,7 +582,7 @@
                 <w:b w:val="0"/>
                 <w:sz w:val="21"/>
               </w:rPr>
-              <w:t>1.4003</w:t>
+              <w:t>3.6420</w:t>
             </w:r>
           </w:p>
         </w:tc>
@@ -624,7 +624,7 @@
                 <w:b w:val="0"/>
                 <w:sz w:val="21"/>
               </w:rPr>
-              <w:t>44996</w:t>
+              <w:t>44965</w:t>
             </w:r>
           </w:p>
         </w:tc>
@@ -664,7 +664,7 @@
                 <w:b w:val="0"/>
                 <w:sz w:val="21"/>
               </w:rPr>
-              <w:t>1.3145</w:t>
+              <w:t>1.3147</w:t>
             </w:r>
           </w:p>
         </w:tc>
@@ -684,7 +684,7 @@
                 <w:b w:val="0"/>
                 <w:sz w:val="21"/>
               </w:rPr>
-              <w:t>-6.0321</w:t>
+              <w:t>-6.0324</w:t>
             </w:r>
           </w:p>
         </w:tc>
@@ -704,7 +704,7 @@
                 <w:b w:val="0"/>
                 <w:sz w:val="21"/>
               </w:rPr>
-              <w:t>4.4987</w:t>
+              <w:t>4.5005</w:t>
             </w:r>
           </w:p>
         </w:tc>
@@ -746,7 +746,7 @@
                 <w:b w:val="0"/>
                 <w:sz w:val="21"/>
               </w:rPr>
-              <w:t>52402</w:t>
+              <w:t>52358</w:t>
             </w:r>
           </w:p>
         </w:tc>
@@ -786,7 +786,7 @@
                 <w:b w:val="0"/>
                 <w:sz w:val="21"/>
               </w:rPr>
-              <w:t>0.0709</w:t>
+              <w:t>0.0707</w:t>
             </w:r>
           </w:p>
         </w:tc>
@@ -806,7 +806,7 @@
                 <w:b w:val="0"/>
                 <w:sz w:val="21"/>
               </w:rPr>
-              <w:t>-0.3109</w:t>
+              <w:t>-0.3095</w:t>
             </w:r>
           </w:p>
         </w:tc>
@@ -826,7 +826,7 @@
                 <w:b w:val="0"/>
                 <w:sz w:val="21"/>
               </w:rPr>
-              <w:t>0.1993</w:t>
+              <w:t>0.1991</w:t>
             </w:r>
           </w:p>
         </w:tc>
@@ -868,7 +868,7 @@
                 <w:b w:val="0"/>
                 <w:sz w:val="21"/>
               </w:rPr>
-              <w:t>52388</w:t>
+              <w:t>52345</w:t>
             </w:r>
           </w:p>
         </w:tc>
@@ -990,7 +990,7 @@
                 <w:b w:val="0"/>
                 <w:sz w:val="21"/>
               </w:rPr>
-              <w:t>52402</w:t>
+              <w:t>52358</w:t>
             </w:r>
           </w:p>
         </w:tc>
@@ -1010,7 +1010,7 @@
                 <w:b w:val="0"/>
                 <w:sz w:val="21"/>
               </w:rPr>
-              <w:t>0.4261</w:t>
+              <w:t>0.4260</w:t>
             </w:r>
           </w:p>
         </w:tc>
@@ -1030,7 +1030,7 @@
                 <w:b w:val="0"/>
                 <w:sz w:val="21"/>
               </w:rPr>
-              <w:t>0.2146</w:t>
+              <w:t>0.2145</w:t>
             </w:r>
           </w:p>
         </w:tc>
@@ -1070,7 +1070,7 @@
                 <w:b w:val="0"/>
                 <w:sz w:val="21"/>
               </w:rPr>
-              <w:t>0.9669</w:t>
+              <w:t>0.9665</w:t>
             </w:r>
           </w:p>
         </w:tc>
@@ -1118,7 +1118,7 @@
                 <w:b w:val="0"/>
                 <w:sz w:val="21"/>
               </w:rPr>
-              <w:t>52402</w:t>
+              <w:t>52358</w:t>
             </w:r>
           </w:p>
         </w:tc>
@@ -1141,7 +1141,7 @@
                 <w:b w:val="0"/>
                 <w:sz w:val="21"/>
               </w:rPr>
-              <w:t>33.7618</w:t>
+              <w:t>33.7576</w:t>
             </w:r>
           </w:p>
         </w:tc>
@@ -1164,7 +1164,7 @@
                 <w:b w:val="0"/>
                 <w:sz w:val="21"/>
               </w:rPr>
-              <w:t>14.8090</w:t>
+              <w:t>14.8049</w:t>
             </w:r>
           </w:p>
         </w:tc>
@@ -1187,7 +1187,7 @@
                 <w:b w:val="0"/>
                 <w:sz w:val="21"/>
               </w:rPr>
-              <w:t>8.3101</w:t>
+              <w:t>8.3300</w:t>
             </w:r>
           </w:p>
         </w:tc>
@@ -1486,7 +1486,7 @@
                 <w:b w:val="0"/>
                 <w:sz w:val="21"/>
               </w:rPr>
-              <w:t>0.0552***</w:t>
+              <w:t>0.0582***</w:t>
             </w:r>
           </w:p>
         </w:tc>
@@ -1506,7 +1506,7 @@
                 <w:b w:val="0"/>
                 <w:sz w:val="21"/>
               </w:rPr>
-              <w:t>0.0545***</w:t>
+              <w:t>0.0576***</w:t>
             </w:r>
           </w:p>
         </w:tc>
@@ -1526,7 +1526,7 @@
                 <w:b w:val="0"/>
                 <w:sz w:val="21"/>
               </w:rPr>
-              <w:t>0.0974***</w:t>
+              <w:t>0.0973***</w:t>
             </w:r>
           </w:p>
         </w:tc>
@@ -1567,7 +1567,7 @@
                 <w:b w:val="0"/>
                 <w:sz w:val="21"/>
               </w:rPr>
-              <w:t>(14.5621)</w:t>
+              <w:t>(14.3246)</w:t>
             </w:r>
           </w:p>
         </w:tc>
@@ -1587,7 +1587,7 @@
                 <w:b w:val="0"/>
                 <w:sz w:val="21"/>
               </w:rPr>
-              <w:t>(14.3254)</w:t>
+              <w:t>(14.1104)</w:t>
             </w:r>
           </w:p>
         </w:tc>
@@ -1607,7 +1607,7 @@
                 <w:b w:val="0"/>
                 <w:sz w:val="21"/>
               </w:rPr>
-              <w:t>(11.2820)</w:t>
+              <w:t>(11.2698)</w:t>
             </w:r>
           </w:p>
         </w:tc>
@@ -1668,7 +1668,7 @@
                 <w:b w:val="0"/>
                 <w:sz w:val="21"/>
               </w:rPr>
-              <w:t>0.0066</w:t>
+              <w:t>0.0062</w:t>
             </w:r>
           </w:p>
         </w:tc>
@@ -1747,7 +1747,7 @@
                 <w:b w:val="0"/>
                 <w:sz w:val="21"/>
               </w:rPr>
-              <w:t>(1.3690)</w:t>
+              <w:t>(1.2427)</w:t>
             </w:r>
           </w:p>
         </w:tc>
@@ -1808,7 +1808,7 @@
                 <w:b w:val="0"/>
                 <w:sz w:val="21"/>
               </w:rPr>
-              <w:t>-0.3266***</w:t>
+              <w:t>-0.3893***</w:t>
             </w:r>
           </w:p>
         </w:tc>
@@ -1828,7 +1828,7 @@
                 <w:b w:val="0"/>
                 <w:sz w:val="21"/>
               </w:rPr>
-              <w:t>-0.3277***</w:t>
+              <w:t>-0.3904***</w:t>
             </w:r>
           </w:p>
         </w:tc>
@@ -1848,7 +1848,7 @@
                 <w:b w:val="0"/>
                 <w:sz w:val="21"/>
               </w:rPr>
-              <w:t>0.1652</w:t>
+              <w:t>0.1686</w:t>
             </w:r>
           </w:p>
         </w:tc>
@@ -1889,7 +1889,7 @@
                 <w:b w:val="0"/>
                 <w:sz w:val="21"/>
               </w:rPr>
-              <w:t>(-4.3672)</w:t>
+              <w:t>(-4.7021)</w:t>
             </w:r>
           </w:p>
         </w:tc>
@@ -1909,7 +1909,7 @@
                 <w:b w:val="0"/>
                 <w:sz w:val="21"/>
               </w:rPr>
-              <w:t>(-4.3826)</w:t>
+              <w:t>(-4.7160)</w:t>
             </w:r>
           </w:p>
         </w:tc>
@@ -1929,7 +1929,7 @@
                 <w:b w:val="0"/>
                 <w:sz w:val="21"/>
               </w:rPr>
-              <w:t>(1.0231)</w:t>
+              <w:t>(1.0433)</w:t>
             </w:r>
           </w:p>
         </w:tc>
@@ -1971,7 +1971,7 @@
                 <w:b w:val="0"/>
                 <w:sz w:val="21"/>
               </w:rPr>
-              <w:t>-0.3641***</w:t>
+              <w:t>-0.4011***</w:t>
             </w:r>
           </w:p>
         </w:tc>
@@ -1991,7 +1991,7 @@
                 <w:b w:val="0"/>
                 <w:sz w:val="21"/>
               </w:rPr>
-              <w:t>-0.3715***</w:t>
+              <w:t>-0.4081***</w:t>
             </w:r>
           </w:p>
         </w:tc>
@@ -2011,7 +2011,7 @@
                 <w:b w:val="0"/>
                 <w:sz w:val="21"/>
               </w:rPr>
-              <w:t>1.1194***</w:t>
+              <w:t>1.1222***</w:t>
             </w:r>
           </w:p>
         </w:tc>
@@ -2052,7 +2052,7 @@
                 <w:b w:val="0"/>
                 <w:sz w:val="21"/>
               </w:rPr>
-              <w:t>(-11.3824)</w:t>
+              <w:t>(-11.7087)</w:t>
             </w:r>
           </w:p>
         </w:tc>
@@ -2072,7 +2072,7 @@
                 <w:b w:val="0"/>
                 <w:sz w:val="21"/>
               </w:rPr>
-              <w:t>(-11.4332)</w:t>
+              <w:t>(-11.7400)</w:t>
             </w:r>
           </w:p>
         </w:tc>
@@ -2092,7 +2092,7 @@
                 <w:b w:val="0"/>
                 <w:sz w:val="21"/>
               </w:rPr>
-              <w:t>(15.2589)</w:t>
+              <w:t>(15.2952)</w:t>
             </w:r>
           </w:p>
         </w:tc>
@@ -2134,7 +2134,7 @@
                 <w:b w:val="0"/>
                 <w:sz w:val="21"/>
               </w:rPr>
-              <w:t>-0.0037***</w:t>
+              <w:t>-0.0039***</w:t>
             </w:r>
           </w:p>
         </w:tc>
@@ -2154,7 +2154,7 @@
                 <w:b w:val="0"/>
                 <w:sz w:val="21"/>
               </w:rPr>
-              <w:t>-0.0036***</w:t>
+              <w:t>-0.0038***</w:t>
             </w:r>
           </w:p>
         </w:tc>
@@ -2215,7 +2215,7 @@
                 <w:b w:val="0"/>
                 <w:sz w:val="21"/>
               </w:rPr>
-              <w:t>(-7.8702)</w:t>
+              <w:t>(-7.9020)</w:t>
             </w:r>
           </w:p>
         </w:tc>
@@ -2235,7 +2235,7 @@
                 <w:b w:val="0"/>
                 <w:sz w:val="21"/>
               </w:rPr>
-              <w:t>(-7.7947)</w:t>
+              <w:t>(-7.8305)</w:t>
             </w:r>
           </w:p>
         </w:tc>
@@ -2255,7 +2255,7 @@
                 <w:b w:val="0"/>
                 <w:sz w:val="21"/>
               </w:rPr>
-              <w:t>(-3.9967)</w:t>
+              <w:t>(-4.0243)</w:t>
             </w:r>
           </w:p>
         </w:tc>
@@ -2297,7 +2297,7 @@
                 <w:b w:val="0"/>
                 <w:sz w:val="21"/>
               </w:rPr>
-              <w:t>0.0084</w:t>
+              <w:t>0.0108</w:t>
             </w:r>
           </w:p>
         </w:tc>
@@ -2317,7 +2317,7 @@
                 <w:b w:val="0"/>
                 <w:sz w:val="21"/>
               </w:rPr>
-              <w:t>0.0068</w:t>
+              <w:t>0.0093</w:t>
             </w:r>
           </w:p>
         </w:tc>
@@ -2337,7 +2337,7 @@
                 <w:b w:val="0"/>
                 <w:sz w:val="21"/>
               </w:rPr>
-              <w:t>0.2479***</w:t>
+              <w:t>0.2482***</w:t>
             </w:r>
           </w:p>
         </w:tc>
@@ -2378,7 +2378,7 @@
                 <w:b w:val="0"/>
                 <w:sz w:val="21"/>
               </w:rPr>
-              <w:t>(0.5814)</w:t>
+              <w:t>(0.7166)</w:t>
             </w:r>
           </w:p>
         </w:tc>
@@ -2398,7 +2398,7 @@
                 <w:b w:val="0"/>
                 <w:sz w:val="21"/>
               </w:rPr>
-              <w:t>(0.4655)</w:t>
+              <w:t>(0.6103)</w:t>
             </w:r>
           </w:p>
         </w:tc>
@@ -2418,7 +2418,7 @@
                 <w:b w:val="0"/>
                 <w:sz w:val="21"/>
               </w:rPr>
-              <w:t>(7.4937)</w:t>
+              <w:t>(7.4981)</w:t>
             </w:r>
           </w:p>
         </w:tc>
@@ -2624,7 +2624,7 @@
                 <w:b w:val="0"/>
                 <w:sz w:val="21"/>
               </w:rPr>
-              <w:t>44861</w:t>
+              <w:t>44831</w:t>
             </w:r>
           </w:p>
         </w:tc>
@@ -2644,7 +2644,7 @@
                 <w:b w:val="0"/>
                 <w:sz w:val="21"/>
               </w:rPr>
-              <w:t>44861</w:t>
+              <w:t>44831</w:t>
             </w:r>
           </w:p>
         </w:tc>
@@ -2664,7 +2664,7 @@
                 <w:b w:val="0"/>
                 <w:sz w:val="21"/>
               </w:rPr>
-              <w:t>44861</w:t>
+              <w:t>44831</w:t>
             </w:r>
           </w:p>
         </w:tc>
@@ -2712,7 +2712,7 @@
                 <w:b w:val="0"/>
                 <w:sz w:val="21"/>
               </w:rPr>
-              <w:t>0.0365</w:t>
+              <w:t>0.0372</w:t>
             </w:r>
           </w:p>
         </w:tc>
@@ -2735,7 +2735,7 @@
                 <w:b w:val="0"/>
                 <w:sz w:val="21"/>
               </w:rPr>
-              <w:t>0.0368</w:t>
+              <w:t>0.0374</w:t>
             </w:r>
           </w:p>
         </w:tc>
@@ -2758,7 +2758,7 @@
                 <w:b w:val="0"/>
                 <w:sz w:val="21"/>
               </w:rPr>
-              <w:t>0.1426</w:t>
+              <w:t>0.1427</w:t>
             </w:r>
           </w:p>
         </w:tc>
@@ -2787,7 +2787,762 @@
           <w:b/>
           <w:sz w:val="24"/>
         </w:rPr>
-        <w:t>表3  分产权性质回归结果</w:t>
+        <w:t>表3  管理层权力中介效应检验（全样本）</w:t>
+      </w:r>
+    </w:p>
+    <w:tbl>
+      <w:tblPr>
+        <w:tblW w:type="auto" w:w="0"/>
+        <w:jc w:val="center"/>
+        <w:tblLook w:firstColumn="1" w:firstRow="1" w:lastColumn="0" w:lastRow="0" w:noHBand="0" w:noVBand="1" w:val="04A0"/>
+        <w:tblBorders>
+          <w:top w:val="none" w:sz="0" w:space="0" w:color="auto"/>
+          <w:left w:val="none" w:sz="0" w:space="0" w:color="auto"/>
+          <w:bottom w:val="none" w:sz="0" w:space="0" w:color="auto"/>
+          <w:right w:val="none" w:sz="0" w:space="0" w:color="auto"/>
+          <w:insideH w:val="none" w:sz="0" w:space="0" w:color="auto"/>
+          <w:insideV w:val="none" w:sz="0" w:space="0" w:color="auto"/>
+        </w:tblBorders>
+      </w:tblPr>
+      <w:tblGrid>
+        <w:gridCol w:w="2880"/>
+        <w:gridCol w:w="2880"/>
+        <w:gridCol w:w="2880"/>
+      </w:tblGrid>
+      <w:tr>
+        <w:tc>
+          <w:tcPr>
+            <w:tcW w:type="dxa" w:w="2880"/>
+            <w:tcBorders>
+              <w:top w:val="single" w:sz="12" w:space="0" w:color="000000"/>
+            </w:tcBorders>
+            <w:tcBorders>
+              <w:bottom w:val="single" w:sz="6" w:space="0" w:color="000000"/>
+            </w:tcBorders>
+          </w:tcPr>
+          <w:p>
+            <w:pPr>
+              <w:spacing w:before="20" w:after="20" w:line="280" w:lineRule="exact"/>
+              <w:jc w:val="center"/>
+            </w:pPr>
+            <w:r/>
+            <w:r>
+              <w:rPr>
+                <w:rFonts w:ascii="Times New Roman" w:hAnsi="Times New Roman" w:eastAsia="宋体"/>
+                <w:b/>
+                <w:sz w:val="21"/>
+              </w:rPr>
+              <w:t>路径</w:t>
+            </w:r>
+          </w:p>
+        </w:tc>
+        <w:tc>
+          <w:tcPr>
+            <w:tcW w:type="dxa" w:w="2880"/>
+            <w:tcBorders>
+              <w:top w:val="single" w:sz="12" w:space="0" w:color="000000"/>
+            </w:tcBorders>
+            <w:tcBorders>
+              <w:bottom w:val="single" w:sz="6" w:space="0" w:color="000000"/>
+            </w:tcBorders>
+          </w:tcPr>
+          <w:p>
+            <w:pPr>
+              <w:spacing w:before="20" w:after="20" w:line="280" w:lineRule="exact"/>
+              <w:jc w:val="center"/>
+            </w:pPr>
+            <w:r/>
+            <w:r>
+              <w:rPr>
+                <w:rFonts w:ascii="Times New Roman" w:hAnsi="Times New Roman" w:eastAsia="宋体"/>
+                <w:b/>
+                <w:sz w:val="21"/>
+              </w:rPr>
+              <w:t>系数</w:t>
+            </w:r>
+          </w:p>
+        </w:tc>
+        <w:tc>
+          <w:tcPr>
+            <w:tcW w:type="dxa" w:w="2880"/>
+            <w:tcBorders>
+              <w:top w:val="single" w:sz="12" w:space="0" w:color="000000"/>
+            </w:tcBorders>
+            <w:tcBorders>
+              <w:bottom w:val="single" w:sz="6" w:space="0" w:color="000000"/>
+            </w:tcBorders>
+          </w:tcPr>
+          <w:p>
+            <w:pPr>
+              <w:spacing w:before="20" w:after="20" w:line="280" w:lineRule="exact"/>
+              <w:jc w:val="center"/>
+            </w:pPr>
+            <w:r/>
+            <w:r>
+              <w:rPr>
+                <w:rFonts w:ascii="Times New Roman" w:hAnsi="Times New Roman" w:eastAsia="宋体"/>
+                <w:b/>
+                <w:sz w:val="21"/>
+              </w:rPr>
+              <w:t>p值</w:t>
+            </w:r>
+          </w:p>
+        </w:tc>
+      </w:tr>
+      <w:tr>
+        <w:tc>
+          <w:tcPr>
+            <w:tcW w:type="dxa" w:w="2880"/>
+          </w:tcPr>
+          <w:p>
+            <w:pPr>
+              <w:spacing w:before="20" w:after="20" w:line="280" w:lineRule="exact"/>
+              <w:jc w:val="left"/>
+            </w:pPr>
+            <w:r/>
+            <w:r>
+              <w:rPr>
+                <w:rFonts w:ascii="Times New Roman" w:hAnsi="Times New Roman" w:eastAsia="宋体"/>
+                <w:b w:val="0"/>
+                <w:sz w:val="21"/>
+              </w:rPr>
+              <w:t>lnSubsidy → Overpay（总效应 c）</w:t>
+            </w:r>
+          </w:p>
+        </w:tc>
+        <w:tc>
+          <w:tcPr>
+            <w:tcW w:type="dxa" w:w="2880"/>
+          </w:tcPr>
+          <w:p>
+            <w:pPr>
+              <w:spacing w:before="20" w:after="20" w:line="280" w:lineRule="exact"/>
+              <w:jc w:val="center"/>
+            </w:pPr>
+            <w:r/>
+            <w:r>
+              <w:rPr>
+                <w:rFonts w:ascii="Times New Roman" w:hAnsi="Times New Roman" w:eastAsia="宋体"/>
+                <w:b w:val="0"/>
+                <w:sz w:val="21"/>
+              </w:rPr>
+              <w:t>0.0582</w:t>
+            </w:r>
+          </w:p>
+        </w:tc>
+        <w:tc>
+          <w:tcPr>
+            <w:tcW w:type="dxa" w:w="2880"/>
+          </w:tcPr>
+          <w:p>
+            <w:pPr>
+              <w:spacing w:before="20" w:after="20" w:line="280" w:lineRule="exact"/>
+              <w:jc w:val="center"/>
+            </w:pPr>
+            <w:r/>
+            <w:r>
+              <w:rPr>
+                <w:rFonts w:ascii="Times New Roman" w:hAnsi="Times New Roman" w:eastAsia="宋体"/>
+                <w:b w:val="0"/>
+                <w:sz w:val="21"/>
+              </w:rPr>
+              <w:t>&lt;0.001</w:t>
+            </w:r>
+          </w:p>
+        </w:tc>
+      </w:tr>
+      <w:tr>
+        <w:tc>
+          <w:tcPr>
+            <w:tcW w:type="dxa" w:w="2880"/>
+          </w:tcPr>
+          <w:p>
+            <w:pPr>
+              <w:spacing w:before="20" w:after="20" w:line="280" w:lineRule="exact"/>
+              <w:jc w:val="left"/>
+            </w:pPr>
+            <w:r/>
+            <w:r>
+              <w:rPr>
+                <w:rFonts w:ascii="Times New Roman" w:hAnsi="Times New Roman" w:eastAsia="宋体"/>
+                <w:b w:val="0"/>
+                <w:sz w:val="21"/>
+              </w:rPr>
+              <w:t>lnSubsidy → Power（路径 a）</w:t>
+            </w:r>
+          </w:p>
+        </w:tc>
+        <w:tc>
+          <w:tcPr>
+            <w:tcW w:type="dxa" w:w="2880"/>
+          </w:tcPr>
+          <w:p>
+            <w:pPr>
+              <w:spacing w:before="20" w:after="20" w:line="280" w:lineRule="exact"/>
+              <w:jc w:val="center"/>
+            </w:pPr>
+            <w:r/>
+            <w:r>
+              <w:rPr>
+                <w:rFonts w:ascii="Times New Roman" w:hAnsi="Times New Roman" w:eastAsia="宋体"/>
+                <w:b w:val="0"/>
+                <w:sz w:val="21"/>
+              </w:rPr>
+              <w:t>0.0973</w:t>
+            </w:r>
+          </w:p>
+        </w:tc>
+        <w:tc>
+          <w:tcPr>
+            <w:tcW w:type="dxa" w:w="2880"/>
+          </w:tcPr>
+          <w:p>
+            <w:pPr>
+              <w:spacing w:before="20" w:after="20" w:line="280" w:lineRule="exact"/>
+              <w:jc w:val="center"/>
+            </w:pPr>
+            <w:r/>
+            <w:r>
+              <w:rPr>
+                <w:rFonts w:ascii="Times New Roman" w:hAnsi="Times New Roman" w:eastAsia="宋体"/>
+                <w:b w:val="0"/>
+                <w:sz w:val="21"/>
+              </w:rPr>
+              <w:t>&lt;0.001</w:t>
+            </w:r>
+          </w:p>
+        </w:tc>
+      </w:tr>
+      <w:tr>
+        <w:tc>
+          <w:tcPr>
+            <w:tcW w:type="dxa" w:w="2880"/>
+          </w:tcPr>
+          <w:p>
+            <w:pPr>
+              <w:spacing w:before="20" w:after="20" w:line="280" w:lineRule="exact"/>
+              <w:jc w:val="left"/>
+            </w:pPr>
+            <w:r/>
+            <w:r>
+              <w:rPr>
+                <w:rFonts w:ascii="Times New Roman" w:hAnsi="Times New Roman" w:eastAsia="宋体"/>
+                <w:b w:val="0"/>
+                <w:sz w:val="21"/>
+              </w:rPr>
+              <w:t>Power → Overpay（路径 b）</w:t>
+            </w:r>
+          </w:p>
+        </w:tc>
+        <w:tc>
+          <w:tcPr>
+            <w:tcW w:type="dxa" w:w="2880"/>
+          </w:tcPr>
+          <w:p>
+            <w:pPr>
+              <w:spacing w:before="20" w:after="20" w:line="280" w:lineRule="exact"/>
+              <w:jc w:val="center"/>
+            </w:pPr>
+            <w:r/>
+            <w:r>
+              <w:rPr>
+                <w:rFonts w:ascii="Times New Roman" w:hAnsi="Times New Roman" w:eastAsia="宋体"/>
+                <w:b w:val="0"/>
+                <w:sz w:val="21"/>
+              </w:rPr>
+              <w:t>0.0062</w:t>
+            </w:r>
+          </w:p>
+        </w:tc>
+        <w:tc>
+          <w:tcPr>
+            <w:tcW w:type="dxa" w:w="2880"/>
+          </w:tcPr>
+          <w:p>
+            <w:pPr>
+              <w:spacing w:before="20" w:after="20" w:line="280" w:lineRule="exact"/>
+              <w:jc w:val="center"/>
+            </w:pPr>
+            <w:r/>
+            <w:r>
+              <w:rPr>
+                <w:rFonts w:ascii="Times New Roman" w:hAnsi="Times New Roman" w:eastAsia="宋体"/>
+                <w:b w:val="0"/>
+                <w:sz w:val="21"/>
+              </w:rPr>
+              <w:t>0.2140</w:t>
+            </w:r>
+          </w:p>
+        </w:tc>
+      </w:tr>
+      <w:tr>
+        <w:tc>
+          <w:tcPr>
+            <w:tcW w:type="dxa" w:w="2880"/>
+          </w:tcPr>
+          <w:p>
+            <w:pPr>
+              <w:spacing w:before="20" w:after="20" w:line="280" w:lineRule="exact"/>
+              <w:jc w:val="left"/>
+            </w:pPr>
+            <w:r/>
+            <w:r>
+              <w:rPr>
+                <w:rFonts w:ascii="Times New Roman" w:hAnsi="Times New Roman" w:eastAsia="宋体"/>
+                <w:b w:val="0"/>
+                <w:sz w:val="21"/>
+              </w:rPr>
+              <w:t>lnSubsidy → Overpay（直接效应 c'）</w:t>
+            </w:r>
+          </w:p>
+        </w:tc>
+        <w:tc>
+          <w:tcPr>
+            <w:tcW w:type="dxa" w:w="2880"/>
+          </w:tcPr>
+          <w:p>
+            <w:pPr>
+              <w:spacing w:before="20" w:after="20" w:line="280" w:lineRule="exact"/>
+              <w:jc w:val="center"/>
+            </w:pPr>
+            <w:r/>
+            <w:r>
+              <w:rPr>
+                <w:rFonts w:ascii="Times New Roman" w:hAnsi="Times New Roman" w:eastAsia="宋体"/>
+                <w:b w:val="0"/>
+                <w:sz w:val="21"/>
+              </w:rPr>
+              <w:t>0.0576</w:t>
+            </w:r>
+          </w:p>
+        </w:tc>
+        <w:tc>
+          <w:tcPr>
+            <w:tcW w:type="dxa" w:w="2880"/>
+          </w:tcPr>
+          <w:p>
+            <w:pPr>
+              <w:spacing w:before="20" w:after="20" w:line="280" w:lineRule="exact"/>
+              <w:jc w:val="center"/>
+            </w:pPr>
+            <w:r/>
+            <w:r>
+              <w:rPr>
+                <w:rFonts w:ascii="Times New Roman" w:hAnsi="Times New Roman" w:eastAsia="宋体"/>
+                <w:b w:val="0"/>
+                <w:sz w:val="21"/>
+              </w:rPr>
+              <w:t>&lt;0.001</w:t>
+            </w:r>
+          </w:p>
+        </w:tc>
+      </w:tr>
+      <w:tr>
+        <w:tc>
+          <w:tcPr>
+            <w:tcW w:type="dxa" w:w="2880"/>
+          </w:tcPr>
+          <w:p>
+            <w:pPr>
+              <w:spacing w:before="20" w:after="20" w:line="280" w:lineRule="exact"/>
+              <w:jc w:val="left"/>
+            </w:pPr>
+            <w:r/>
+            <w:r>
+              <w:rPr>
+                <w:rFonts w:ascii="Times New Roman" w:hAnsi="Times New Roman" w:eastAsia="宋体"/>
+                <w:b w:val="0"/>
+                <w:sz w:val="21"/>
+              </w:rPr>
+              <w:t>间接效应（a×b）</w:t>
+            </w:r>
+          </w:p>
+        </w:tc>
+        <w:tc>
+          <w:tcPr>
+            <w:tcW w:type="dxa" w:w="2880"/>
+          </w:tcPr>
+          <w:p>
+            <w:pPr>
+              <w:spacing w:before="20" w:after="20" w:line="280" w:lineRule="exact"/>
+              <w:jc w:val="center"/>
+            </w:pPr>
+            <w:r/>
+            <w:r>
+              <w:rPr>
+                <w:rFonts w:ascii="Times New Roman" w:hAnsi="Times New Roman" w:eastAsia="宋体"/>
+                <w:b w:val="0"/>
+                <w:sz w:val="21"/>
+              </w:rPr>
+              <w:t>0.000606</w:t>
+            </w:r>
+          </w:p>
+        </w:tc>
+        <w:tc>
+          <w:tcPr>
+            <w:tcW w:type="dxa" w:w="2880"/>
+          </w:tcPr>
+          <w:p>
+            <w:pPr>
+              <w:spacing w:before="20" w:after="20" w:line="280" w:lineRule="exact"/>
+              <w:jc w:val="center"/>
+            </w:pPr>
+            <w:r/>
+            <w:r>
+              <w:rPr>
+                <w:rFonts w:ascii="Times New Roman" w:hAnsi="Times New Roman" w:eastAsia="宋体"/>
+                <w:b w:val="0"/>
+                <w:sz w:val="21"/>
+              </w:rPr>
+              <w:t>—</w:t>
+            </w:r>
+          </w:p>
+        </w:tc>
+      </w:tr>
+      <w:tr>
+        <w:tc>
+          <w:tcPr>
+            <w:tcW w:type="dxa" w:w="2880"/>
+          </w:tcPr>
+          <w:p>
+            <w:pPr>
+              <w:spacing w:before="20" w:after="20" w:line="280" w:lineRule="exact"/>
+              <w:jc w:val="left"/>
+            </w:pPr>
+            <w:r/>
+            <w:r>
+              <w:rPr>
+                <w:rFonts w:ascii="Times New Roman" w:hAnsi="Times New Roman" w:eastAsia="宋体"/>
+                <w:b w:val="0"/>
+                <w:sz w:val="21"/>
+              </w:rPr>
+              <w:t>Sobel Z</w:t>
+            </w:r>
+          </w:p>
+        </w:tc>
+        <w:tc>
+          <w:tcPr>
+            <w:tcW w:type="dxa" w:w="2880"/>
+          </w:tcPr>
+          <w:p>
+            <w:pPr>
+              <w:spacing w:before="20" w:after="20" w:line="280" w:lineRule="exact"/>
+              <w:jc w:val="center"/>
+            </w:pPr>
+            <w:r/>
+            <w:r>
+              <w:rPr>
+                <w:rFonts w:ascii="Times New Roman" w:hAnsi="Times New Roman" w:eastAsia="宋体"/>
+                <w:b w:val="0"/>
+                <w:sz w:val="21"/>
+              </w:rPr>
+              <w:t>1.2352</w:t>
+            </w:r>
+          </w:p>
+        </w:tc>
+        <w:tc>
+          <w:tcPr>
+            <w:tcW w:type="dxa" w:w="2880"/>
+          </w:tcPr>
+          <w:p>
+            <w:pPr>
+              <w:spacing w:before="20" w:after="20" w:line="280" w:lineRule="exact"/>
+              <w:jc w:val="center"/>
+            </w:pPr>
+            <w:r/>
+            <w:r>
+              <w:rPr>
+                <w:rFonts w:ascii="Times New Roman" w:hAnsi="Times New Roman" w:eastAsia="宋体"/>
+                <w:b w:val="0"/>
+                <w:sz w:val="21"/>
+              </w:rPr>
+              <w:t>—</w:t>
+            </w:r>
+          </w:p>
+        </w:tc>
+      </w:tr>
+      <w:tr>
+        <w:tc>
+          <w:tcPr>
+            <w:tcW w:type="dxa" w:w="2880"/>
+          </w:tcPr>
+          <w:p>
+            <w:pPr>
+              <w:spacing w:before="20" w:after="20" w:line="280" w:lineRule="exact"/>
+              <w:jc w:val="left"/>
+            </w:pPr>
+            <w:r/>
+            <w:r>
+              <w:rPr>
+                <w:rFonts w:ascii="Times New Roman" w:hAnsi="Times New Roman" w:eastAsia="宋体"/>
+                <w:b w:val="0"/>
+                <w:sz w:val="21"/>
+              </w:rPr>
+              <w:t>Sobel p</w:t>
+            </w:r>
+          </w:p>
+        </w:tc>
+        <w:tc>
+          <w:tcPr>
+            <w:tcW w:type="dxa" w:w="2880"/>
+          </w:tcPr>
+          <w:p>
+            <w:pPr>
+              <w:spacing w:before="20" w:after="20" w:line="280" w:lineRule="exact"/>
+              <w:jc w:val="center"/>
+            </w:pPr>
+            <w:r/>
+            <w:r>
+              <w:rPr>
+                <w:rFonts w:ascii="Times New Roman" w:hAnsi="Times New Roman" w:eastAsia="宋体"/>
+                <w:b w:val="0"/>
+                <w:sz w:val="21"/>
+              </w:rPr>
+              <w:t>0.2168</w:t>
+            </w:r>
+          </w:p>
+        </w:tc>
+        <w:tc>
+          <w:tcPr>
+            <w:tcW w:type="dxa" w:w="2880"/>
+          </w:tcPr>
+          <w:p>
+            <w:pPr>
+              <w:spacing w:before="20" w:after="20" w:line="280" w:lineRule="exact"/>
+              <w:jc w:val="center"/>
+            </w:pPr>
+            <w:r/>
+            <w:r>
+              <w:rPr>
+                <w:rFonts w:ascii="Times New Roman" w:hAnsi="Times New Roman" w:eastAsia="宋体"/>
+                <w:b w:val="0"/>
+                <w:sz w:val="21"/>
+              </w:rPr>
+              <w:t>—</w:t>
+            </w:r>
+          </w:p>
+        </w:tc>
+      </w:tr>
+      <w:tr>
+        <w:tc>
+          <w:tcPr>
+            <w:tcW w:type="dxa" w:w="2880"/>
+          </w:tcPr>
+          <w:p>
+            <w:pPr>
+              <w:spacing w:before="20" w:after="20" w:line="280" w:lineRule="exact"/>
+              <w:jc w:val="left"/>
+            </w:pPr>
+            <w:r/>
+            <w:r>
+              <w:rPr>
+                <w:rFonts w:ascii="Times New Roman" w:hAnsi="Times New Roman" w:eastAsia="宋体"/>
+                <w:b w:val="0"/>
+                <w:sz w:val="21"/>
+              </w:rPr>
+              <w:t>Bootstrap p</w:t>
+            </w:r>
+          </w:p>
+        </w:tc>
+        <w:tc>
+          <w:tcPr>
+            <w:tcW w:type="dxa" w:w="2880"/>
+          </w:tcPr>
+          <w:p>
+            <w:pPr>
+              <w:spacing w:before="20" w:after="20" w:line="280" w:lineRule="exact"/>
+              <w:jc w:val="center"/>
+            </w:pPr>
+            <w:r/>
+            <w:r>
+              <w:rPr>
+                <w:rFonts w:ascii="Times New Roman" w:hAnsi="Times New Roman" w:eastAsia="宋体"/>
+                <w:b w:val="0"/>
+                <w:sz w:val="21"/>
+              </w:rPr>
+              <w:t>0.1733</w:t>
+            </w:r>
+          </w:p>
+        </w:tc>
+        <w:tc>
+          <w:tcPr>
+            <w:tcW w:type="dxa" w:w="2880"/>
+          </w:tcPr>
+          <w:p>
+            <w:pPr>
+              <w:spacing w:before="20" w:after="20" w:line="280" w:lineRule="exact"/>
+              <w:jc w:val="center"/>
+            </w:pPr>
+            <w:r/>
+            <w:r>
+              <w:rPr>
+                <w:rFonts w:ascii="Times New Roman" w:hAnsi="Times New Roman" w:eastAsia="宋体"/>
+                <w:b w:val="0"/>
+                <w:sz w:val="21"/>
+              </w:rPr>
+              <w:t>—</w:t>
+            </w:r>
+          </w:p>
+        </w:tc>
+      </w:tr>
+      <w:tr>
+        <w:tc>
+          <w:tcPr>
+            <w:tcW w:type="dxa" w:w="2880"/>
+          </w:tcPr>
+          <w:p>
+            <w:pPr>
+              <w:spacing w:before="20" w:after="20" w:line="280" w:lineRule="exact"/>
+              <w:jc w:val="left"/>
+            </w:pPr>
+            <w:r/>
+            <w:r>
+              <w:rPr>
+                <w:rFonts w:ascii="Times New Roman" w:hAnsi="Times New Roman" w:eastAsia="宋体"/>
+                <w:b w:val="0"/>
+                <w:sz w:val="21"/>
+              </w:rPr>
+              <w:t>Bootstrap 95%CI</w:t>
+            </w:r>
+          </w:p>
+        </w:tc>
+        <w:tc>
+          <w:tcPr>
+            <w:tcW w:type="dxa" w:w="2880"/>
+          </w:tcPr>
+          <w:p>
+            <w:pPr>
+              <w:spacing w:before="20" w:after="20" w:line="280" w:lineRule="exact"/>
+              <w:jc w:val="center"/>
+            </w:pPr>
+            <w:r/>
+            <w:r>
+              <w:rPr>
+                <w:rFonts w:ascii="Times New Roman" w:hAnsi="Times New Roman" w:eastAsia="宋体"/>
+                <w:b w:val="0"/>
+                <w:sz w:val="21"/>
+              </w:rPr>
+              <w:t>[-0.000291, 0.001701]</w:t>
+            </w:r>
+          </w:p>
+        </w:tc>
+        <w:tc>
+          <w:tcPr>
+            <w:tcW w:type="dxa" w:w="2880"/>
+          </w:tcPr>
+          <w:p>
+            <w:pPr>
+              <w:spacing w:before="20" w:after="20" w:line="280" w:lineRule="exact"/>
+              <w:jc w:val="center"/>
+            </w:pPr>
+            <w:r/>
+            <w:r>
+              <w:rPr>
+                <w:rFonts w:ascii="Times New Roman" w:hAnsi="Times New Roman" w:eastAsia="宋体"/>
+                <w:b w:val="0"/>
+                <w:sz w:val="21"/>
+              </w:rPr>
+              <w:t>—</w:t>
+            </w:r>
+          </w:p>
+        </w:tc>
+      </w:tr>
+      <w:tr>
+        <w:tc>
+          <w:tcPr>
+            <w:tcW w:type="dxa" w:w="2880"/>
+            <w:tcBorders>
+              <w:bottom w:val="single" w:sz="12" w:space="0" w:color="000000"/>
+            </w:tcBorders>
+          </w:tcPr>
+          <w:p>
+            <w:pPr>
+              <w:spacing w:before="20" w:after="20" w:line="280" w:lineRule="exact"/>
+              <w:jc w:val="left"/>
+            </w:pPr>
+            <w:r/>
+            <w:r>
+              <w:rPr>
+                <w:rFonts w:ascii="Times New Roman" w:hAnsi="Times New Roman" w:eastAsia="宋体"/>
+                <w:b w:val="0"/>
+                <w:sz w:val="21"/>
+              </w:rPr>
+              <w:t>中介效应占比(%)</w:t>
+            </w:r>
+          </w:p>
+        </w:tc>
+        <w:tc>
+          <w:tcPr>
+            <w:tcW w:type="dxa" w:w="2880"/>
+            <w:tcBorders>
+              <w:bottom w:val="single" w:sz="12" w:space="0" w:color="000000"/>
+            </w:tcBorders>
+          </w:tcPr>
+          <w:p>
+            <w:pPr>
+              <w:spacing w:before="20" w:after="20" w:line="280" w:lineRule="exact"/>
+              <w:jc w:val="center"/>
+            </w:pPr>
+            <w:r/>
+            <w:r>
+              <w:rPr>
+                <w:rFonts w:ascii="Times New Roman" w:hAnsi="Times New Roman" w:eastAsia="宋体"/>
+                <w:b w:val="0"/>
+                <w:sz w:val="21"/>
+              </w:rPr>
+              <w:t>1.04</w:t>
+            </w:r>
+          </w:p>
+        </w:tc>
+        <w:tc>
+          <w:tcPr>
+            <w:tcW w:type="dxa" w:w="2880"/>
+            <w:tcBorders>
+              <w:bottom w:val="single" w:sz="12" w:space="0" w:color="000000"/>
+            </w:tcBorders>
+          </w:tcPr>
+          <w:p>
+            <w:pPr>
+              <w:spacing w:before="20" w:after="20" w:line="280" w:lineRule="exact"/>
+              <w:jc w:val="center"/>
+            </w:pPr>
+            <w:r/>
+            <w:r>
+              <w:rPr>
+                <w:rFonts w:ascii="Times New Roman" w:hAnsi="Times New Roman" w:eastAsia="宋体"/>
+                <w:b w:val="0"/>
+                <w:sz w:val="21"/>
+              </w:rPr>
+              <w:t>—</w:t>
+            </w:r>
+          </w:p>
+        </w:tc>
+      </w:tr>
+    </w:tbl>
+    <w:p>
+      <w:pPr>
+        <w:spacing w:before="40" w:after="240"/>
+      </w:pPr>
+      <w:r>
+        <w:rPr>
+          <w:rFonts w:ascii="Times New Roman" w:hAnsi="Times New Roman" w:eastAsia="宋体"/>
+          <w:sz w:val="18"/>
+        </w:rPr>
+        <w:t>注：原始结论为“不存在中介效应”，严格口径为“无稳健证据”；cluster bootstrap 次数=300。</w:t>
+      </w:r>
+    </w:p>
+    <w:p>
+      <w:pPr>
+        <w:spacing w:before="240" w:after="120"/>
+        <w:jc w:val="center"/>
+      </w:pPr>
+      <w:r>
+        <w:rPr>
+          <w:rFonts w:ascii="Times New Roman" w:hAnsi="Times New Roman" w:eastAsia="黑体"/>
+          <w:b/>
+          <w:sz w:val="24"/>
+        </w:rPr>
+        <w:t>表4  分产权性质回归结果</w:t>
       </w:r>
     </w:p>
     <w:tbl>
@@ -2900,7 +3655,7 @@
                 <w:b/>
                 <w:sz w:val="21"/>
               </w:rPr>
-              <w:t>非国有-模型(3)</w:t>
+              <w:t>私营-模型(3)</w:t>
             </w:r>
           </w:p>
         </w:tc>
@@ -2923,7 +3678,7 @@
                 <w:b/>
                 <w:sz w:val="21"/>
               </w:rPr>
-              <w:t>非国有-模型(4)</w:t>
+              <w:t>私营-模型(4)</w:t>
             </w:r>
           </w:p>
         </w:tc>
@@ -3081,7 +3836,7 @@
                 <w:b w:val="0"/>
                 <w:sz w:val="21"/>
               </w:rPr>
-              <w:t>0.0416***</w:t>
+              <w:t>0.0437***</w:t>
             </w:r>
           </w:p>
         </w:tc>
@@ -3101,7 +3856,7 @@
                 <w:b w:val="0"/>
                 <w:sz w:val="21"/>
               </w:rPr>
-              <w:t>0.0409***</w:t>
+              <w:t>0.0431***</w:t>
             </w:r>
           </w:p>
         </w:tc>
@@ -3121,7 +3876,7 @@
                 <w:b w:val="0"/>
                 <w:sz w:val="21"/>
               </w:rPr>
-              <w:t>0.0734***</w:t>
+              <w:t>0.0723***</w:t>
             </w:r>
           </w:p>
         </w:tc>
@@ -3141,7 +3896,7 @@
                 <w:b w:val="0"/>
                 <w:sz w:val="21"/>
               </w:rPr>
-              <w:t>0.0724***</w:t>
+              <w:t>0.0725***</w:t>
             </w:r>
           </w:p>
         </w:tc>
@@ -3182,7 +3937,7 @@
                 <w:b w:val="0"/>
                 <w:sz w:val="21"/>
               </w:rPr>
-              <w:t>(7.4120)</w:t>
+              <w:t>(7.3200)</w:t>
             </w:r>
           </w:p>
         </w:tc>
@@ -3202,7 +3957,7 @@
                 <w:b w:val="0"/>
                 <w:sz w:val="21"/>
               </w:rPr>
-              <w:t>(7.3039)</w:t>
+              <w:t>(7.2297)</w:t>
             </w:r>
           </w:p>
         </w:tc>
@@ -3222,7 +3977,7 @@
                 <w:b w:val="0"/>
                 <w:sz w:val="21"/>
               </w:rPr>
-              <w:t>(14.2904)</w:t>
+              <w:t>(12.5227)</w:t>
             </w:r>
           </w:p>
         </w:tc>
@@ -3242,7 +3997,7 @@
                 <w:b w:val="0"/>
                 <w:sz w:val="21"/>
               </w:rPr>
-              <w:t>(14.0695)</w:t>
+              <w:t>(12.5430)</w:t>
             </w:r>
           </w:p>
         </w:tc>
@@ -3303,7 +4058,7 @@
                 <w:b w:val="0"/>
                 <w:sz w:val="21"/>
               </w:rPr>
-              <w:t>0.0151*</w:t>
+              <w:t>0.0139</w:t>
             </w:r>
           </w:p>
         </w:tc>
@@ -3342,7 +4097,7 @@
                 <w:b w:val="0"/>
                 <w:sz w:val="21"/>
               </w:rPr>
-              <w:t>0.0106*</w:t>
+              <w:t>-0.0014</w:t>
             </w:r>
           </w:p>
         </w:tc>
@@ -3402,7 +4157,7 @@
                 <w:b w:val="0"/>
                 <w:sz w:val="21"/>
               </w:rPr>
-              <w:t>(1.6703)</w:t>
+              <w:t>(1.4689)</w:t>
             </w:r>
           </w:p>
         </w:tc>
@@ -3441,7 +4196,7 @@
                 <w:b w:val="0"/>
                 <w:sz w:val="21"/>
               </w:rPr>
-              <w:t>(1.7224)</w:t>
+              <w:t>(-0.2081)</w:t>
             </w:r>
           </w:p>
         </w:tc>
@@ -3483,7 +4238,7 @@
                 <w:b w:val="0"/>
                 <w:sz w:val="21"/>
               </w:rPr>
-              <w:t>0.6054***</w:t>
+              <w:t>0.6262***</w:t>
             </w:r>
           </w:p>
         </w:tc>
@@ -3503,7 +4258,7 @@
                 <w:b w:val="0"/>
                 <w:sz w:val="21"/>
               </w:rPr>
-              <w:t>0.5914***</w:t>
+              <w:t>0.6133***</w:t>
             </w:r>
           </w:p>
         </w:tc>
@@ -3523,7 +4278,7 @@
                 <w:b w:val="0"/>
                 <w:sz w:val="21"/>
               </w:rPr>
-              <w:t>-0.7542***</w:t>
+              <w:t>-0.7741***</w:t>
             </w:r>
           </w:p>
         </w:tc>
@@ -3543,7 +4298,7 @@
                 <w:b w:val="0"/>
                 <w:sz w:val="21"/>
               </w:rPr>
-              <w:t>-0.7537***</w:t>
+              <w:t>-0.7743***</w:t>
             </w:r>
           </w:p>
         </w:tc>
@@ -3584,7 +4339,7 @@
                 <w:b w:val="0"/>
                 <w:sz w:val="21"/>
               </w:rPr>
-              <w:t>(3.9345)</w:t>
+              <w:t>(3.7719)</w:t>
             </w:r>
           </w:p>
         </w:tc>
@@ -3604,7 +4359,7 @@
                 <w:b w:val="0"/>
                 <w:sz w:val="21"/>
               </w:rPr>
-              <w:t>(3.8338)</w:t>
+              <w:t>(3.6916)</w:t>
             </w:r>
           </w:p>
         </w:tc>
@@ -3624,7 +4379,7 @@
                 <w:b w:val="0"/>
                 <w:sz w:val="21"/>
               </w:rPr>
-              <w:t>(-9.1046)</w:t>
+              <w:t>(-8.6872)</w:t>
             </w:r>
           </w:p>
         </w:tc>
@@ -3644,7 +4399,7 @@
                 <w:b w:val="0"/>
                 <w:sz w:val="21"/>
               </w:rPr>
-              <w:t>(-9.1029)</w:t>
+              <w:t>(-8.6855)</w:t>
             </w:r>
           </w:p>
         </w:tc>
@@ -3686,7 +4441,7 @@
                 <w:b w:val="0"/>
                 <w:sz w:val="21"/>
               </w:rPr>
-              <w:t>-0.3872***</w:t>
+              <w:t>-0.4277***</w:t>
             </w:r>
           </w:p>
         </w:tc>
@@ -3706,7 +4461,7 @@
                 <w:b w:val="0"/>
                 <w:sz w:val="21"/>
               </w:rPr>
-              <w:t>-0.3921***</w:t>
+              <w:t>-0.4321***</w:t>
             </w:r>
           </w:p>
         </w:tc>
@@ -3726,7 +4481,7 @@
                 <w:b w:val="0"/>
                 <w:sz w:val="21"/>
               </w:rPr>
-              <w:t>-0.3247***</w:t>
+              <w:t>-0.2836***</w:t>
             </w:r>
           </w:p>
         </w:tc>
@@ -3746,7 +4501,7 @@
                 <w:b w:val="0"/>
                 <w:sz w:val="21"/>
               </w:rPr>
-              <w:t>-0.3338***</w:t>
+              <w:t>-0.2824***</w:t>
             </w:r>
           </w:p>
         </w:tc>
@@ -3787,7 +4542,7 @@
                 <w:b w:val="0"/>
                 <w:sz w:val="21"/>
               </w:rPr>
-              <w:t>(-6.9499)</w:t>
+              <w:t>(-7.0928)</w:t>
             </w:r>
           </w:p>
         </w:tc>
@@ -3807,7 +4562,7 @@
                 <w:b w:val="0"/>
                 <w:sz w:val="21"/>
               </w:rPr>
-              <w:t>(-7.0390)</w:t>
+              <w:t>(-7.1779)</w:t>
             </w:r>
           </w:p>
         </w:tc>
@@ -3827,7 +4582,7 @@
                 <w:b w:val="0"/>
                 <w:sz w:val="21"/>
               </w:rPr>
-              <w:t>(-8.2507)</w:t>
+              <w:t>(-6.7157)</w:t>
             </w:r>
           </w:p>
         </w:tc>
@@ -3847,7 +4602,7 @@
                 <w:b w:val="0"/>
                 <w:sz w:val="21"/>
               </w:rPr>
-              <w:t>(-8.3617)</w:t>
+              <w:t>(-6.5869)</w:t>
             </w:r>
           </w:p>
         </w:tc>
@@ -3889,7 +4644,7 @@
                 <w:b w:val="0"/>
                 <w:sz w:val="21"/>
               </w:rPr>
-              <w:t>-0.0056***</w:t>
+              <w:t>-0.0060***</w:t>
             </w:r>
           </w:p>
         </w:tc>
@@ -3909,7 +4664,7 @@
                 <w:b w:val="0"/>
                 <w:sz w:val="21"/>
               </w:rPr>
-              <w:t>-0.0056***</w:t>
+              <w:t>-0.0060***</w:t>
             </w:r>
           </w:p>
         </w:tc>
@@ -3929,7 +4684,7 @@
                 <w:b w:val="0"/>
                 <w:sz w:val="21"/>
               </w:rPr>
-              <w:t>-0.0015***</w:t>
+              <w:t>-0.0017***</w:t>
             </w:r>
           </w:p>
         </w:tc>
@@ -3949,7 +4704,7 @@
                 <w:b w:val="0"/>
                 <w:sz w:val="21"/>
               </w:rPr>
-              <w:t>-0.0014**</w:t>
+              <w:t>-0.0017***</w:t>
             </w:r>
           </w:p>
         </w:tc>
@@ -3990,7 +4745,7 @@
                 <w:b w:val="0"/>
                 <w:sz w:val="21"/>
               </w:rPr>
-              <w:t>(-7.3053)</w:t>
+              <w:t>(-7.3994)</w:t>
             </w:r>
           </w:p>
         </w:tc>
@@ -4010,7 +4765,7 @@
                 <w:b w:val="0"/>
                 <w:sz w:val="21"/>
               </w:rPr>
-              <w:t>(-7.2739)</w:t>
+              <w:t>(-7.3718)</w:t>
             </w:r>
           </w:p>
         </w:tc>
@@ -4030,7 +4785,7 @@
                 <w:b w:val="0"/>
                 <w:sz w:val="21"/>
               </w:rPr>
-              <w:t>(-2.6503)</w:t>
+              <w:t>(-2.6711)</w:t>
             </w:r>
           </w:p>
         </w:tc>
@@ -4050,7 +4805,7 @@
                 <w:b w:val="0"/>
                 <w:sz w:val="21"/>
               </w:rPr>
-              <w:t>(-2.4180)</w:t>
+              <w:t>(-2.6546)</w:t>
             </w:r>
           </w:p>
         </w:tc>
@@ -4092,7 +4847,7 @@
                 <w:b w:val="0"/>
                 <w:sz w:val="21"/>
               </w:rPr>
-              <w:t>-0.0455*</w:t>
+              <w:t>-0.0390</w:t>
             </w:r>
           </w:p>
         </w:tc>
@@ -4112,7 +4867,7 @@
                 <w:b w:val="0"/>
                 <w:sz w:val="21"/>
               </w:rPr>
-              <w:t>-0.0460*</w:t>
+              <w:t>-0.0395</w:t>
             </w:r>
           </w:p>
         </w:tc>
@@ -4132,7 +4887,7 @@
                 <w:b w:val="0"/>
                 <w:sz w:val="21"/>
               </w:rPr>
-              <w:t>0.0463***</w:t>
+              <w:t>0.0531***</w:t>
             </w:r>
           </w:p>
         </w:tc>
@@ -4152,7 +4907,7 @@
                 <w:b w:val="0"/>
                 <w:sz w:val="21"/>
               </w:rPr>
-              <w:t>0.0442**</w:t>
+              <w:t>0.0534***</w:t>
             </w:r>
           </w:p>
         </w:tc>
@@ -4193,7 +4948,7 @@
                 <w:b w:val="0"/>
                 <w:sz w:val="21"/>
               </w:rPr>
-              <w:t>(-1.8640)</w:t>
+              <w:t>(-1.5144)</w:t>
             </w:r>
           </w:p>
         </w:tc>
@@ -4213,7 +4968,7 @@
                 <w:b w:val="0"/>
                 <w:sz w:val="21"/>
               </w:rPr>
-              <w:t>(-1.8872)</w:t>
+              <w:t>(-1.5347)</w:t>
             </w:r>
           </w:p>
         </w:tc>
@@ -4233,7 +4988,7 @@
                 <w:b w:val="0"/>
                 <w:sz w:val="21"/>
               </w:rPr>
-              <w:t>(2.5834)</w:t>
+              <w:t>(2.7448)</w:t>
             </w:r>
           </w:p>
         </w:tc>
@@ -4253,7 +5008,7 @@
                 <w:b w:val="0"/>
                 <w:sz w:val="21"/>
               </w:rPr>
-              <w:t>(2.4558)</w:t>
+              <w:t>(2.7488)</w:t>
             </w:r>
           </w:p>
         </w:tc>
@@ -4499,7 +5254,7 @@
                 <w:b w:val="0"/>
                 <w:sz w:val="21"/>
               </w:rPr>
-              <w:t>15644</w:t>
+              <w:t>15623</w:t>
             </w:r>
           </w:p>
         </w:tc>
@@ -4519,7 +5274,7 @@
                 <w:b w:val="0"/>
                 <w:sz w:val="21"/>
               </w:rPr>
-              <w:t>15644</w:t>
+              <w:t>15623</w:t>
             </w:r>
           </w:p>
         </w:tc>
@@ -4539,7 +5294,7 @@
                 <w:b w:val="0"/>
                 <w:sz w:val="21"/>
               </w:rPr>
-              <w:t>29036</w:t>
+              <w:t>25145</w:t>
             </w:r>
           </w:p>
         </w:tc>
@@ -4559,7 +5314,7 @@
                 <w:b w:val="0"/>
                 <w:sz w:val="21"/>
               </w:rPr>
-              <w:t>29036</w:t>
+              <w:t>25145</w:t>
             </w:r>
           </w:p>
         </w:tc>
@@ -4607,7 +5362,7 @@
                 <w:b w:val="0"/>
                 <w:sz w:val="21"/>
               </w:rPr>
-              <w:t>0.0727</w:t>
+              <w:t>0.0716</w:t>
             </w:r>
           </w:p>
         </w:tc>
@@ -4630,7 +5385,7 @@
                 <w:b w:val="0"/>
                 <w:sz w:val="21"/>
               </w:rPr>
-              <w:t>0.0735</w:t>
+              <w:t>0.0722</w:t>
             </w:r>
           </w:p>
         </w:tc>
@@ -4653,7 +5408,7 @@
                 <w:b w:val="0"/>
                 <w:sz w:val="21"/>
               </w:rPr>
-              <w:t>0.0463</w:t>
+              <w:t>0.0455</w:t>
             </w:r>
           </w:p>
         </w:tc>
@@ -4676,7 +5431,7 @@
                 <w:b w:val="0"/>
                 <w:sz w:val="21"/>
               </w:rPr>
-              <w:t>0.0468</w:t>
+              <w:t>0.0455</w:t>
             </w:r>
           </w:p>
         </w:tc>
@@ -4705,7 +5460,7 @@
           <w:b/>
           <w:sz w:val="24"/>
         </w:rPr>
-        <w:t>表4  分行业管制回归结果</w:t>
+        <w:t>表5  分行业管制回归结果</w:t>
       </w:r>
     </w:p>
     <w:tbl>
@@ -5019,7 +5774,7 @@
                 <w:b w:val="0"/>
                 <w:sz w:val="21"/>
               </w:rPr>
-              <w:t>0.0258***</w:t>
+              <w:t>0.0259***</w:t>
             </w:r>
           </w:p>
         </w:tc>
@@ -5039,7 +5794,7 @@
                 <w:b w:val="0"/>
                 <w:sz w:val="21"/>
               </w:rPr>
-              <w:t>0.0625***</w:t>
+              <w:t>0.0662***</w:t>
             </w:r>
           </w:p>
         </w:tc>
@@ -5059,7 +5814,7 @@
                 <w:b w:val="0"/>
                 <w:sz w:val="21"/>
               </w:rPr>
-              <w:t>0.0618***</w:t>
+              <w:t>0.0655***</w:t>
             </w:r>
           </w:p>
         </w:tc>
@@ -5100,7 +5855,7 @@
                 <w:b w:val="0"/>
                 <w:sz w:val="21"/>
               </w:rPr>
-              <w:t>(3.4125)</w:t>
+              <w:t>(3.3291)</w:t>
             </w:r>
           </w:p>
         </w:tc>
@@ -5120,7 +5875,7 @@
                 <w:b w:val="0"/>
                 <w:sz w:val="21"/>
               </w:rPr>
-              <w:t>(3.3873)</w:t>
+              <w:t>(3.3082)</w:t>
             </w:r>
           </w:p>
         </w:tc>
@@ -5140,7 +5895,7 @@
                 <w:b w:val="0"/>
                 <w:sz w:val="21"/>
               </w:rPr>
-              <w:t>(14.6259)</w:t>
+              <w:t>(14.3484)</w:t>
             </w:r>
           </w:p>
         </w:tc>
@@ -5160,7 +5915,7 @@
                 <w:b w:val="0"/>
                 <w:sz w:val="21"/>
               </w:rPr>
-              <w:t>(14.3781)</w:t>
+              <w:t>(14.1262)</w:t>
             </w:r>
           </w:p>
         </w:tc>
@@ -5221,7 +5976,7 @@
                 <w:b w:val="0"/>
                 <w:sz w:val="21"/>
               </w:rPr>
-              <w:t>0.0024</w:t>
+              <w:t>0.0017</w:t>
             </w:r>
           </w:p>
         </w:tc>
@@ -5260,7 +6015,7 @@
                 <w:b w:val="0"/>
                 <w:sz w:val="21"/>
               </w:rPr>
-              <w:t>0.0075</w:t>
+              <w:t>0.0073</w:t>
             </w:r>
           </w:p>
         </w:tc>
@@ -5320,7 +6075,7 @@
                 <w:b w:val="0"/>
                 <w:sz w:val="21"/>
               </w:rPr>
-              <w:t>(0.2175)</w:t>
+              <w:t>(0.1471)</w:t>
             </w:r>
           </w:p>
         </w:tc>
@@ -5359,7 +6114,7 @@
                 <w:b w:val="0"/>
                 <w:sz w:val="21"/>
               </w:rPr>
-              <w:t>(1.4422)</w:t>
+              <w:t>(1.3245)</w:t>
             </w:r>
           </w:p>
         </w:tc>
@@ -5401,7 +6156,7 @@
                 <w:b w:val="0"/>
                 <w:sz w:val="21"/>
               </w:rPr>
-              <w:t>-0.8182***</w:t>
+              <w:t>-0.8719***</w:t>
             </w:r>
           </w:p>
         </w:tc>
@@ -5421,7 +6176,7 @@
                 <w:b w:val="0"/>
                 <w:sz w:val="21"/>
               </w:rPr>
-              <w:t>-0.8177***</w:t>
+              <w:t>-0.8715***</w:t>
             </w:r>
           </w:p>
         </w:tc>
@@ -5441,7 +6196,7 @@
                 <w:b w:val="0"/>
                 <w:sz w:val="21"/>
               </w:rPr>
-              <w:t>-0.2524***</w:t>
+              <w:t>-0.3193***</w:t>
             </w:r>
           </w:p>
         </w:tc>
@@ -5461,7 +6216,7 @@
                 <w:b w:val="0"/>
                 <w:sz w:val="21"/>
               </w:rPr>
-              <w:t>-0.2542***</w:t>
+              <w:t>-0.3211***</w:t>
             </w:r>
           </w:p>
         </w:tc>
@@ -5502,7 +6257,7 @@
                 <w:b w:val="0"/>
                 <w:sz w:val="21"/>
               </w:rPr>
-              <w:t>(-5.3718)</w:t>
+              <w:t>(-5.5853)</w:t>
             </w:r>
           </w:p>
         </w:tc>
@@ -5522,7 +6277,7 @@
                 <w:b w:val="0"/>
                 <w:sz w:val="21"/>
               </w:rPr>
-              <w:t>(-5.3688)</w:t>
+              <w:t>(-5.5821)</w:t>
             </w:r>
           </w:p>
         </w:tc>
@@ -5542,7 +6297,7 @@
                 <w:b w:val="0"/>
                 <w:sz w:val="21"/>
               </w:rPr>
-              <w:t>(-2.9938)</w:t>
+              <w:t>(-3.3806)</w:t>
             </w:r>
           </w:p>
         </w:tc>
@@ -5562,7 +6317,7 @@
                 <w:b w:val="0"/>
                 <w:sz w:val="21"/>
               </w:rPr>
-              <w:t>(-3.0160)</w:t>
+              <w:t>(-3.4005)</w:t>
             </w:r>
           </w:p>
         </w:tc>
@@ -5604,7 +6359,7 @@
                 <w:b w:val="0"/>
                 <w:sz w:val="21"/>
               </w:rPr>
-              <w:t>-0.3376***</w:t>
+              <w:t>-0.3641***</w:t>
             </w:r>
           </w:p>
         </w:tc>
@@ -5624,7 +6379,7 @@
                 <w:b w:val="0"/>
                 <w:sz w:val="21"/>
               </w:rPr>
-              <w:t>-0.3403***</w:t>
+              <w:t>-0.3659***</w:t>
             </w:r>
           </w:p>
         </w:tc>
@@ -5644,7 +6399,7 @@
                 <w:b w:val="0"/>
                 <w:sz w:val="21"/>
               </w:rPr>
-              <w:t>-0.3683***</w:t>
+              <w:t>-0.4076***</w:t>
             </w:r>
           </w:p>
         </w:tc>
@@ -5664,7 +6419,7 @@
                 <w:b w:val="0"/>
                 <w:sz w:val="21"/>
               </w:rPr>
-              <w:t>-0.3767***</w:t>
+              <w:t>-0.4158***</w:t>
             </w:r>
           </w:p>
         </w:tc>
@@ -5705,7 +6460,7 @@
                 <w:b w:val="0"/>
                 <w:sz w:val="21"/>
               </w:rPr>
-              <w:t>(-4.8351)</w:t>
+              <w:t>(-5.0777)</w:t>
             </w:r>
           </w:p>
         </w:tc>
@@ -5725,7 +6480,7 @@
                 <w:b w:val="0"/>
                 <w:sz w:val="21"/>
               </w:rPr>
-              <w:t>(-4.7381)</w:t>
+              <w:t>(-4.9627)</w:t>
             </w:r>
           </w:p>
         </w:tc>
@@ -5745,7 +6500,7 @@
                 <w:b w:val="0"/>
                 <w:sz w:val="21"/>
               </w:rPr>
-              <w:t>(-10.4269)</w:t>
+              <w:t>(-10.7134)</w:t>
             </w:r>
           </w:p>
         </w:tc>
@@ -5765,7 +6520,7 @@
                 <w:b w:val="0"/>
                 <w:sz w:val="21"/>
               </w:rPr>
-              <w:t>(-10.5170)</w:t>
+              <w:t>(-10.7836)</w:t>
             </w:r>
           </w:p>
         </w:tc>
@@ -5807,7 +6562,7 @@
                 <w:b w:val="0"/>
                 <w:sz w:val="21"/>
               </w:rPr>
-              <w:t>-0.0058***</w:t>
+              <w:t>-0.0060***</w:t>
             </w:r>
           </w:p>
         </w:tc>
@@ -5827,7 +6582,7 @@
                 <w:b w:val="0"/>
                 <w:sz w:val="21"/>
               </w:rPr>
-              <w:t>-0.0058***</w:t>
+              <w:t>-0.0060***</w:t>
             </w:r>
           </w:p>
         </w:tc>
@@ -5847,7 +6602,7 @@
                 <w:b w:val="0"/>
                 <w:sz w:val="21"/>
               </w:rPr>
-              <w:t>-0.0032***</w:t>
+              <w:t>-0.0034***</w:t>
             </w:r>
           </w:p>
         </w:tc>
@@ -5867,7 +6622,7 @@
                 <w:b w:val="0"/>
                 <w:sz w:val="21"/>
               </w:rPr>
-              <w:t>-0.0031***</w:t>
+              <w:t>-0.0033***</w:t>
             </w:r>
           </w:p>
         </w:tc>
@@ -5908,7 +6663,7 @@
                 <w:b w:val="0"/>
                 <w:sz w:val="21"/>
               </w:rPr>
-              <w:t>(-6.1024)</w:t>
+              <w:t>(-6.0701)</w:t>
             </w:r>
           </w:p>
         </w:tc>
@@ -5928,7 +6683,7 @@
                 <w:b w:val="0"/>
                 <w:sz w:val="21"/>
               </w:rPr>
-              <w:t>(-6.1000)</w:t>
+              <w:t>(-6.0686)</w:t>
             </w:r>
           </w:p>
         </w:tc>
@@ -5948,7 +6703,7 @@
                 <w:b w:val="0"/>
                 <w:sz w:val="21"/>
               </w:rPr>
-              <w:t>(-6.1742)</w:t>
+              <w:t>(-6.2465)</w:t>
             </w:r>
           </w:p>
         </w:tc>
@@ -5968,7 +6723,7 @@
                 <w:b w:val="0"/>
                 <w:sz w:val="21"/>
               </w:rPr>
-              <w:t>(-6.0856)</w:t>
+              <w:t>(-6.1619)</w:t>
             </w:r>
           </w:p>
         </w:tc>
@@ -6010,7 +6765,7 @@
                 <w:b w:val="0"/>
                 <w:sz w:val="21"/>
               </w:rPr>
-              <w:t>0.0282</w:t>
+              <w:t>0.0331</w:t>
             </w:r>
           </w:p>
         </w:tc>
@@ -6030,7 +6785,7 @@
                 <w:b w:val="0"/>
                 <w:sz w:val="21"/>
               </w:rPr>
-              <w:t>0.0276</w:t>
+              <w:t>0.0328</w:t>
             </w:r>
           </w:p>
         </w:tc>
@@ -6050,27 +6805,27 @@
                 <w:b w:val="0"/>
                 <w:sz w:val="21"/>
               </w:rPr>
+              <w:t>0.0062</w:t>
+            </w:r>
+          </w:p>
+        </w:tc>
+        <w:tc>
+          <w:tcPr>
+            <w:tcW w:type="dxa" w:w="1728"/>
+          </w:tcPr>
+          <w:p>
+            <w:pPr>
+              <w:spacing w:before="20" w:after="20" w:line="280" w:lineRule="exact"/>
+              <w:jc w:val="center"/>
+            </w:pPr>
+            <w:r/>
+            <w:r>
+              <w:rPr>
+                <w:rFonts w:ascii="Times New Roman" w:hAnsi="Times New Roman" w:eastAsia="宋体"/>
+                <w:b w:val="0"/>
+                <w:sz w:val="21"/>
+              </w:rPr>
               <w:t>0.0043</w:t>
-            </w:r>
-          </w:p>
-        </w:tc>
-        <w:tc>
-          <w:tcPr>
-            <w:tcW w:type="dxa" w:w="1728"/>
-          </w:tcPr>
-          <w:p>
-            <w:pPr>
-              <w:spacing w:before="20" w:after="20" w:line="280" w:lineRule="exact"/>
-              <w:jc w:val="center"/>
-            </w:pPr>
-            <w:r/>
-            <w:r>
-              <w:rPr>
-                <w:rFonts w:ascii="Times New Roman" w:hAnsi="Times New Roman" w:eastAsia="宋体"/>
-                <w:b w:val="0"/>
-                <w:sz w:val="21"/>
-              </w:rPr>
-              <w:t>0.0024</w:t>
             </w:r>
           </w:p>
         </w:tc>
@@ -6111,7 +6866,7 @@
                 <w:b w:val="0"/>
                 <w:sz w:val="21"/>
               </w:rPr>
-              <w:t>(0.8529)</w:t>
+              <w:t>(0.9863)</w:t>
             </w:r>
           </w:p>
         </w:tc>
@@ -6131,7 +6886,7 @@
                 <w:b w:val="0"/>
                 <w:sz w:val="21"/>
               </w:rPr>
-              <w:t>(0.8312)</w:t>
+              <w:t>(0.9685)</w:t>
             </w:r>
           </w:p>
         </w:tc>
@@ -6151,7 +6906,7 @@
                 <w:b w:val="0"/>
                 <w:sz w:val="21"/>
               </w:rPr>
-              <w:t>(0.2734)</w:t>
+              <w:t>(0.3737)</w:t>
             </w:r>
           </w:p>
         </w:tc>
@@ -6171,7 +6926,7 @@
                 <w:b w:val="0"/>
                 <w:sz w:val="21"/>
               </w:rPr>
-              <w:t>(0.1516)</w:t>
+              <w:t>(0.2611)</w:t>
             </w:r>
           </w:p>
         </w:tc>
@@ -6417,7 +7172,7 @@
                 <w:b w:val="0"/>
                 <w:sz w:val="21"/>
               </w:rPr>
-              <w:t>7127</w:t>
+              <w:t>7121</w:t>
             </w:r>
           </w:p>
         </w:tc>
@@ -6437,7 +7192,7 @@
                 <w:b w:val="0"/>
                 <w:sz w:val="21"/>
               </w:rPr>
-              <w:t>7127</w:t>
+              <w:t>7121</w:t>
             </w:r>
           </w:p>
         </w:tc>
@@ -6457,7 +7212,7 @@
                 <w:b w:val="0"/>
                 <w:sz w:val="21"/>
               </w:rPr>
-              <w:t>37734</w:t>
+              <w:t>37710</w:t>
             </w:r>
           </w:p>
         </w:tc>
@@ -6477,7 +7232,7 @@
                 <w:b w:val="0"/>
                 <w:sz w:val="21"/>
               </w:rPr>
-              <w:t>37734</w:t>
+              <w:t>37710</w:t>
             </w:r>
           </w:p>
         </w:tc>
@@ -6525,7 +7280,7 @@
                 <w:b w:val="0"/>
                 <w:sz w:val="21"/>
               </w:rPr>
-              <w:t>0.0662</w:t>
+              <w:t>0.0679</w:t>
             </w:r>
           </w:p>
         </w:tc>
@@ -6548,7 +7303,7 @@
                 <w:b w:val="0"/>
                 <w:sz w:val="21"/>
               </w:rPr>
-              <w:t>0.0663</w:t>
+              <w:t>0.0679</w:t>
             </w:r>
           </w:p>
         </w:tc>
@@ -6571,7 +7326,7 @@
                 <w:b w:val="0"/>
                 <w:sz w:val="21"/>
               </w:rPr>
-              <w:t>0.0391</w:t>
+              <w:t>0.0397</w:t>
             </w:r>
           </w:p>
         </w:tc>
@@ -6594,7 +7349,7 @@
                 <w:b w:val="0"/>
                 <w:sz w:val="21"/>
               </w:rPr>
-              <w:t>0.0394</w:t>
+              <w:t>0.0399</w:t>
             </w:r>
           </w:p>
         </w:tc>
@@ -6623,7 +7378,7 @@
           <w:b/>
           <w:sz w:val="24"/>
         </w:rPr>
-        <w:t>表5  央企与地方国企回归结果（央地可识别比例=73.64%）</w:t>
+        <w:t>表6  央企与地方国企回归结果（央地可识别比例=73.67%）</w:t>
       </w:r>
     </w:p>
     <w:tbl>
@@ -6917,7 +7672,7 @@
                 <w:b w:val="0"/>
                 <w:sz w:val="21"/>
               </w:rPr>
-              <w:t>0.0202**</w:t>
+              <w:t>0.0205*</w:t>
             </w:r>
           </w:p>
         </w:tc>
@@ -6937,7 +7692,7 @@
                 <w:b w:val="0"/>
                 <w:sz w:val="21"/>
               </w:rPr>
-              <w:t>0.0201**</w:t>
+              <w:t>0.0204*</w:t>
             </w:r>
           </w:p>
         </w:tc>
@@ -6957,7 +7712,7 @@
                 <w:b w:val="0"/>
                 <w:sz w:val="21"/>
               </w:rPr>
-              <w:t>0.0432***</w:t>
+              <w:t>0.0438***</w:t>
             </w:r>
           </w:p>
         </w:tc>
@@ -6977,7 +7732,7 @@
                 <w:b w:val="0"/>
                 <w:sz w:val="21"/>
               </w:rPr>
-              <w:t>0.0418***</w:t>
+              <w:t>0.0424***</w:t>
             </w:r>
           </w:p>
         </w:tc>
@@ -7018,7 +7773,7 @@
                 <w:b w:val="0"/>
                 <w:sz w:val="21"/>
               </w:rPr>
-              <w:t>(2.0161)</w:t>
+              <w:t>(1.9537)</w:t>
             </w:r>
           </w:p>
         </w:tc>
@@ -7038,7 +7793,7 @@
                 <w:b w:val="0"/>
                 <w:sz w:val="21"/>
               </w:rPr>
-              <w:t>(2.0023)</w:t>
+              <w:t>(1.9394)</w:t>
             </w:r>
           </w:p>
         </w:tc>
@@ -7058,7 +7813,7 @@
                 <w:b w:val="0"/>
                 <w:sz w:val="21"/>
               </w:rPr>
-              <w:t>(5.6267)</w:t>
+              <w:t>(5.5125)</w:t>
             </w:r>
           </w:p>
         </w:tc>
@@ -7078,7 +7833,7 @@
                 <w:b w:val="0"/>
                 <w:sz w:val="21"/>
               </w:rPr>
-              <w:t>(5.4743)</w:t>
+              <w:t>(5.3672)</w:t>
             </w:r>
           </w:p>
         </w:tc>
@@ -7139,7 +7894,7 @@
                 <w:b w:val="0"/>
                 <w:sz w:val="21"/>
               </w:rPr>
-              <w:t>0.0271*</w:t>
+              <w:t>0.0284*</w:t>
             </w:r>
           </w:p>
         </w:tc>
@@ -7178,7 +7933,7 @@
                 <w:b w:val="0"/>
                 <w:sz w:val="21"/>
               </w:rPr>
-              <w:t>0.0269**</w:t>
+              <w:t>0.0262**</w:t>
             </w:r>
           </w:p>
         </w:tc>
@@ -7238,7 +7993,7 @@
                 <w:b w:val="0"/>
                 <w:sz w:val="21"/>
               </w:rPr>
-              <w:t>(1.8350)</w:t>
+              <w:t>(1.8566)</w:t>
             </w:r>
           </w:p>
         </w:tc>
@@ -7277,7 +8032,7 @@
                 <w:b w:val="0"/>
                 <w:sz w:val="21"/>
               </w:rPr>
-              <w:t>(2.1197)</w:t>
+              <w:t>(1.9800)</w:t>
             </w:r>
           </w:p>
         </w:tc>
@@ -7319,7 +8074,7 @@
                 <w:b w:val="0"/>
                 <w:sz w:val="21"/>
               </w:rPr>
-              <w:t>0.7485**</w:t>
+              <w:t>0.7896**</w:t>
             </w:r>
           </w:p>
         </w:tc>
@@ -7339,7 +8094,7 @@
                 <w:b w:val="0"/>
                 <w:sz w:val="21"/>
               </w:rPr>
-              <w:t>0.7295**</w:t>
+              <w:t>0.7699**</w:t>
             </w:r>
           </w:p>
         </w:tc>
@@ -7359,7 +8114,7 @@
                 <w:b w:val="0"/>
                 <w:sz w:val="21"/>
               </w:rPr>
-              <w:t>0.9434***</w:t>
+              <w:t>0.9210***</w:t>
             </w:r>
           </w:p>
         </w:tc>
@@ -7379,7 +8134,7 @@
                 <w:b w:val="0"/>
                 <w:sz w:val="21"/>
               </w:rPr>
-              <w:t>0.9197***</w:t>
+              <w:t>0.8977***</w:t>
             </w:r>
           </w:p>
         </w:tc>
@@ -7420,7 +8175,7 @@
                 <w:b w:val="0"/>
                 <w:sz w:val="21"/>
               </w:rPr>
-              <w:t>(2.5313)</w:t>
+              <w:t>(2.5161)</w:t>
             </w:r>
           </w:p>
         </w:tc>
@@ -7440,7 +8195,7 @@
                 <w:b w:val="0"/>
                 <w:sz w:val="21"/>
               </w:rPr>
-              <w:t>(2.4734)</w:t>
+              <w:t>(2.4613)</w:t>
             </w:r>
           </w:p>
         </w:tc>
@@ -7460,7 +8215,7 @@
                 <w:b w:val="0"/>
                 <w:sz w:val="21"/>
               </w:rPr>
-              <w:t>(4.9255)</w:t>
+              <w:t>(4.5525)</w:t>
             </w:r>
           </w:p>
         </w:tc>
@@ -7480,7 +8235,7 @@
                 <w:b w:val="0"/>
                 <w:sz w:val="21"/>
               </w:rPr>
-              <w:t>(4.7952)</w:t>
+              <w:t>(4.4317)</w:t>
             </w:r>
           </w:p>
         </w:tc>
@@ -7522,7 +8277,7 @@
                 <w:b w:val="0"/>
                 <w:sz w:val="21"/>
               </w:rPr>
-              <w:t>-0.3918***</w:t>
+              <w:t>-0.4334***</w:t>
             </w:r>
           </w:p>
         </w:tc>
@@ -7542,7 +8297,7 @@
                 <w:b w:val="0"/>
                 <w:sz w:val="21"/>
               </w:rPr>
-              <w:t>-0.3984***</w:t>
+              <w:t>-0.4403***</w:t>
             </w:r>
           </w:p>
         </w:tc>
@@ -7562,7 +8317,7 @@
                 <w:b w:val="0"/>
                 <w:sz w:val="21"/>
               </w:rPr>
-              <w:t>-0.4036***</w:t>
+              <w:t>-0.4321***</w:t>
             </w:r>
           </w:p>
         </w:tc>
@@ -7582,7 +8337,7 @@
                 <w:b w:val="0"/>
                 <w:sz w:val="21"/>
               </w:rPr>
-              <w:t>-0.4101***</w:t>
+              <w:t>-0.4384***</w:t>
             </w:r>
           </w:p>
         </w:tc>
@@ -7623,7 +8378,7 @@
                 <w:b w:val="0"/>
                 <w:sz w:val="21"/>
               </w:rPr>
-              <w:t>(-3.6153)</w:t>
+              <w:t>(-3.8298)</w:t>
             </w:r>
           </w:p>
         </w:tc>
@@ -7643,7 +8398,7 @@
                 <w:b w:val="0"/>
                 <w:sz w:val="21"/>
               </w:rPr>
-              <w:t>(-3.6897)</w:t>
+              <w:t>(-3.9054)</w:t>
             </w:r>
           </w:p>
         </w:tc>
@@ -7663,7 +8418,7 @@
                 <w:b w:val="0"/>
                 <w:sz w:val="21"/>
               </w:rPr>
-              <w:t>(-5.4917)</w:t>
+              <w:t>(-5.6547)</w:t>
             </w:r>
           </w:p>
         </w:tc>
@@ -7683,7 +8438,7 @@
                 <w:b w:val="0"/>
                 <w:sz w:val="21"/>
               </w:rPr>
-              <w:t>(-5.5770)</w:t>
+              <w:t>(-5.7346)</w:t>
             </w:r>
           </w:p>
         </w:tc>
@@ -7725,7 +8480,7 @@
                 <w:b w:val="0"/>
                 <w:sz w:val="21"/>
               </w:rPr>
-              <w:t>-0.0045***</w:t>
+              <w:t>-0.0047***</w:t>
             </w:r>
           </w:p>
         </w:tc>
@@ -7745,7 +8500,7 @@
                 <w:b w:val="0"/>
                 <w:sz w:val="21"/>
               </w:rPr>
-              <w:t>-0.0045***</w:t>
+              <w:t>-0.0047***</w:t>
             </w:r>
           </w:p>
         </w:tc>
@@ -7765,7 +8520,7 @@
                 <w:b w:val="0"/>
                 <w:sz w:val="21"/>
               </w:rPr>
-              <w:t>-0.0051***</w:t>
+              <w:t>-0.0055***</w:t>
             </w:r>
           </w:p>
         </w:tc>
@@ -7785,7 +8540,7 @@
                 <w:b w:val="0"/>
                 <w:sz w:val="21"/>
               </w:rPr>
-              <w:t>-0.0049***</w:t>
+              <w:t>-0.0053***</w:t>
             </w:r>
           </w:p>
         </w:tc>
@@ -7826,7 +8581,7 @@
                 <w:b w:val="0"/>
                 <w:sz w:val="21"/>
               </w:rPr>
-              <w:t>(-3.4225)</w:t>
+              <w:t>(-3.4051)</w:t>
             </w:r>
           </w:p>
         </w:tc>
@@ -7846,7 +8601,7 @@
                 <w:b w:val="0"/>
                 <w:sz w:val="21"/>
               </w:rPr>
-              <w:t>(-3.4415)</w:t>
+              <w:t>(-3.4213)</w:t>
             </w:r>
           </w:p>
         </w:tc>
@@ -7866,7 +8621,7 @@
                 <w:b w:val="0"/>
                 <w:sz w:val="21"/>
               </w:rPr>
-              <w:t>(-4.8196)</w:t>
+              <w:t>(-4.9620)</w:t>
             </w:r>
           </w:p>
         </w:tc>
@@ -7886,7 +8641,7 @@
                 <w:b w:val="0"/>
                 <w:sz w:val="21"/>
               </w:rPr>
-              <w:t>(-4.7085)</w:t>
+              <w:t>(-4.8634)</w:t>
             </w:r>
           </w:p>
         </w:tc>
@@ -7928,7 +8683,7 @@
                 <w:b w:val="0"/>
                 <w:sz w:val="21"/>
               </w:rPr>
-              <w:t>0.0213</w:t>
+              <w:t>0.0214</w:t>
             </w:r>
           </w:p>
         </w:tc>
@@ -7948,7 +8703,7 @@
                 <w:b w:val="0"/>
                 <w:sz w:val="21"/>
               </w:rPr>
-              <w:t>0.0239</w:t>
+              <w:t>0.0241</w:t>
             </w:r>
           </w:p>
         </w:tc>
@@ -7968,7 +8723,7 @@
                 <w:b w:val="0"/>
                 <w:sz w:val="21"/>
               </w:rPr>
-              <w:t>-0.0840***</w:t>
+              <w:t>-0.0818**</w:t>
             </w:r>
           </w:p>
         </w:tc>
@@ -7988,7 +8743,7 @@
                 <w:b w:val="0"/>
                 <w:sz w:val="21"/>
               </w:rPr>
-              <w:t>-0.0856***</w:t>
+              <w:t>-0.0834**</w:t>
             </w:r>
           </w:p>
         </w:tc>
@@ -8029,7 +8784,7 @@
                 <w:b w:val="0"/>
                 <w:sz w:val="21"/>
               </w:rPr>
-              <w:t>(0.4885)</w:t>
+              <w:t>(0.4727)</w:t>
             </w:r>
           </w:p>
         </w:tc>
@@ -8049,7 +8804,7 @@
                 <w:b w:val="0"/>
                 <w:sz w:val="21"/>
               </w:rPr>
-              <w:t>(0.5500)</w:t>
+              <w:t>(0.5346)</w:t>
             </w:r>
           </w:p>
         </w:tc>
@@ -8069,7 +8824,7 @@
                 <w:b w:val="0"/>
                 <w:sz w:val="21"/>
               </w:rPr>
-              <w:t>(-2.6163)</w:t>
+              <w:t>(-2.4367)</w:t>
             </w:r>
           </w:p>
         </w:tc>
@@ -8089,7 +8844,7 @@
                 <w:b w:val="0"/>
                 <w:sz w:val="21"/>
               </w:rPr>
-              <w:t>(-2.6708)</w:t>
+              <w:t>(-2.4875)</w:t>
             </w:r>
           </w:p>
         </w:tc>
@@ -8335,7 +9090,7 @@
                 <w:b w:val="0"/>
                 <w:sz w:val="21"/>
               </w:rPr>
-              <w:t>3610</w:t>
+              <w:t>3605</w:t>
             </w:r>
           </w:p>
         </w:tc>
@@ -8355,7 +9110,7 @@
                 <w:b w:val="0"/>
                 <w:sz w:val="21"/>
               </w:rPr>
-              <w:t>3610</w:t>
+              <w:t>3605</w:t>
             </w:r>
           </w:p>
         </w:tc>
@@ -8375,7 +9130,7 @@
                 <w:b w:val="0"/>
                 <w:sz w:val="21"/>
               </w:rPr>
-              <w:t>7907</w:t>
+              <w:t>7901</w:t>
             </w:r>
           </w:p>
         </w:tc>
@@ -8395,7 +9150,7 @@
                 <w:b w:val="0"/>
                 <w:sz w:val="21"/>
               </w:rPr>
-              <w:t>7907</w:t>
+              <w:t>7901</w:t>
             </w:r>
           </w:p>
         </w:tc>
@@ -8443,7 +9198,7 @@
                 <w:b w:val="0"/>
                 <w:sz w:val="21"/>
               </w:rPr>
-              <w:t>0.1076</w:t>
+              <w:t>0.1087</w:t>
             </w:r>
           </w:p>
         </w:tc>
@@ -8466,7 +9221,7 @@
                 <w:b w:val="0"/>
                 <w:sz w:val="21"/>
               </w:rPr>
-              <w:t>0.1108</w:t>
+              <w:t>0.1118</w:t>
             </w:r>
           </w:p>
         </w:tc>
@@ -8489,7 +9244,7 @@
                 <w:b w:val="0"/>
                 <w:sz w:val="21"/>
               </w:rPr>
-              <w:t>0.1104</w:t>
+              <w:t>0.1085</w:t>
             </w:r>
           </w:p>
         </w:tc>
@@ -8512,7 +9267,7 @@
                 <w:b w:val="0"/>
                 <w:sz w:val="21"/>
               </w:rPr>
-              <w:t>0.1128</w:t>
+              <w:t>0.1106</w:t>
             </w:r>
           </w:p>
         </w:tc>
@@ -8541,7 +9296,7 @@
           <w:b/>
           <w:sz w:val="24"/>
         </w:rPr>
-        <w:t>表6  稳健性检验结果</w:t>
+        <w:t>表7  稳健性检验结果</w:t>
       </w:r>
     </w:p>
     <w:tbl>
@@ -8929,7 +9684,7 @@
                 <w:b w:val="0"/>
                 <w:sz w:val="21"/>
               </w:rPr>
-              <w:t>0.1319***</w:t>
+              <w:t>0.1365***</w:t>
             </w:r>
           </w:p>
         </w:tc>
@@ -8949,7 +9704,7 @@
                 <w:b w:val="0"/>
                 <w:sz w:val="21"/>
               </w:rPr>
-              <w:t>0.0536***</w:t>
+              <w:t>0.0551***</w:t>
             </w:r>
           </w:p>
         </w:tc>
@@ -8969,7 +9724,7 @@
                 <w:b w:val="0"/>
                 <w:sz w:val="21"/>
               </w:rPr>
-              <w:t>0.0577***</w:t>
+              <w:t>0.0594***</w:t>
             </w:r>
           </w:p>
         </w:tc>
@@ -8989,7 +9744,7 @@
                 <w:b w:val="0"/>
                 <w:sz w:val="21"/>
               </w:rPr>
-              <w:t>0.0709***</w:t>
+              <w:t>0.0751***</w:t>
             </w:r>
           </w:p>
         </w:tc>
@@ -9009,7 +9764,7 @@
                 <w:b w:val="0"/>
                 <w:sz w:val="21"/>
               </w:rPr>
-              <w:t>0.0509***</w:t>
+              <w:t>0.0539***</w:t>
             </w:r>
           </w:p>
         </w:tc>
@@ -9029,7 +9784,7 @@
                 <w:b w:val="0"/>
                 <w:sz w:val="21"/>
               </w:rPr>
-              <w:t>0.0508***</w:t>
+              <w:t>0.0530***</w:t>
             </w:r>
           </w:p>
         </w:tc>
@@ -9070,7 +9825,7 @@
                 <w:b w:val="0"/>
                 <w:sz w:val="21"/>
               </w:rPr>
-              <w:t>(32.9417)</w:t>
+              <w:t>(32.4391)</w:t>
             </w:r>
           </w:p>
         </w:tc>
@@ -9090,7 +9845,7 @@
                 <w:b w:val="0"/>
                 <w:sz w:val="21"/>
               </w:rPr>
-              <w:t>(12.4764)</w:t>
+              <w:t>(12.1574)</w:t>
             </w:r>
           </w:p>
         </w:tc>
@@ -9110,7 +9865,7 @@
                 <w:b w:val="0"/>
                 <w:sz w:val="21"/>
               </w:rPr>
-              <w:t>(12.9079)</w:t>
+              <w:t>(12.6446)</w:t>
             </w:r>
           </w:p>
         </w:tc>
@@ -9130,7 +9885,7 @@
                 <w:b w:val="0"/>
                 <w:sz w:val="21"/>
               </w:rPr>
-              <w:t>(14.8332)</w:t>
+              <w:t>(14.4900)</w:t>
             </w:r>
           </w:p>
         </w:tc>
@@ -9150,7 +9905,7 @@
                 <w:b w:val="0"/>
                 <w:sz w:val="21"/>
               </w:rPr>
-              <w:t>(14.7705)</w:t>
+              <w:t>(14.4854)</w:t>
             </w:r>
           </w:p>
         </w:tc>
@@ -9170,7 +9925,7 @@
                 <w:b w:val="0"/>
                 <w:sz w:val="21"/>
               </w:rPr>
-              <w:t>(13.9164)</w:t>
+              <w:t>(13.5843)</w:t>
             </w:r>
           </w:p>
         </w:tc>
@@ -9638,7 +10393,7 @@
                 <w:b w:val="0"/>
                 <w:sz w:val="21"/>
               </w:rPr>
-              <w:t>52402</w:t>
+              <w:t>52358</w:t>
             </w:r>
           </w:p>
         </w:tc>
@@ -9658,7 +10413,7 @@
                 <w:b w:val="0"/>
                 <w:sz w:val="21"/>
               </w:rPr>
-              <w:t>29973</w:t>
+              <w:t>29946</w:t>
             </w:r>
           </w:p>
         </w:tc>
@@ -9678,7 +10433,7 @@
                 <w:b w:val="0"/>
                 <w:sz w:val="21"/>
               </w:rPr>
-              <w:t>47048</w:t>
+              <w:t>47011</w:t>
             </w:r>
           </w:p>
         </w:tc>
@@ -9698,7 +10453,7 @@
                 <w:b w:val="0"/>
                 <w:sz w:val="21"/>
               </w:rPr>
-              <w:t>35062</w:t>
+              <w:t>35031</w:t>
             </w:r>
           </w:p>
         </w:tc>
@@ -9718,7 +10473,7 @@
                 <w:b w:val="0"/>
                 <w:sz w:val="21"/>
               </w:rPr>
-              <w:t>52224</w:t>
+              <w:t>52182</w:t>
             </w:r>
           </w:p>
         </w:tc>
@@ -9738,7 +10493,7 @@
                 <w:b w:val="0"/>
                 <w:sz w:val="21"/>
               </w:rPr>
-              <w:t>46971</w:t>
+              <w:t>46930</w:t>
             </w:r>
           </w:p>
         </w:tc>
@@ -9786,7 +10541,7 @@
                 <w:b w:val="0"/>
                 <w:sz w:val="21"/>
               </w:rPr>
-              <w:t>0.4273</w:t>
+              <w:t>0.4234</w:t>
             </w:r>
           </w:p>
         </w:tc>
@@ -9809,7 +10564,7 @@
                 <w:b w:val="0"/>
                 <w:sz w:val="21"/>
               </w:rPr>
-              <w:t>0.0355</w:t>
+              <w:t>0.0353</w:t>
             </w:r>
           </w:p>
         </w:tc>
@@ -9832,7 +10587,7 @@
                 <w:b w:val="0"/>
                 <w:sz w:val="21"/>
               </w:rPr>
-              <w:t>0.0344</w:t>
+              <w:t>0.0351</w:t>
             </w:r>
           </w:p>
         </w:tc>
@@ -9855,7 +10610,7 @@
                 <w:b w:val="0"/>
                 <w:sz w:val="21"/>
               </w:rPr>
-              <w:t>0.0499</w:t>
+              <w:t>0.0500</w:t>
             </w:r>
           </w:p>
         </w:tc>
@@ -9878,7 +10633,7 @@
                 <w:b w:val="0"/>
                 <w:sz w:val="21"/>
               </w:rPr>
-              <w:t>0.0367</w:t>
+              <w:t>0.0375</w:t>
             </w:r>
           </w:p>
         </w:tc>
@@ -9901,7 +10656,7 @@
                 <w:b w:val="0"/>
                 <w:sz w:val="21"/>
               </w:rPr>
-              <w:t>0.0362</w:t>
+              <w:t>0.0364</w:t>
             </w:r>
           </w:p>
         </w:tc>
@@ -9917,6 +10672,2323 @@
           <w:sz w:val="18"/>
         </w:rPr>
         <w:t>注：括号中为 t 值，* p&lt;0.1, ** p&lt;0.05, *** p&lt;0.01。标准误为公司层面聚类稳健标准误。</w:t>
+      </w:r>
+    </w:p>
+    <w:p>
+      <w:pPr>
+        <w:spacing w:before="240" w:after="120"/>
+        <w:jc w:val="center"/>
+      </w:pPr>
+      <w:r>
+        <w:rPr>
+          <w:rFonts w:ascii="Times New Roman" w:hAnsi="Times New Roman" w:eastAsia="黑体"/>
+          <w:b/>
+          <w:sz w:val="24"/>
+        </w:rPr>
+        <w:t>附表A  分组中介效应汇总（含分层FDR与bootstrap复核）</w:t>
+      </w:r>
+    </w:p>
+    <w:tbl>
+      <w:tblPr>
+        <w:tblW w:type="auto" w:w="0"/>
+        <w:jc w:val="center"/>
+        <w:tblLook w:firstColumn="1" w:firstRow="1" w:lastColumn="0" w:lastRow="0" w:noHBand="0" w:noVBand="1" w:val="04A0"/>
+        <w:tblBorders>
+          <w:top w:val="none" w:sz="0" w:space="0" w:color="auto"/>
+          <w:left w:val="none" w:sz="0" w:space="0" w:color="auto"/>
+          <w:bottom w:val="none" w:sz="0" w:space="0" w:color="auto"/>
+          <w:right w:val="none" w:sz="0" w:space="0" w:color="auto"/>
+          <w:insideH w:val="none" w:sz="0" w:space="0" w:color="auto"/>
+          <w:insideV w:val="none" w:sz="0" w:space="0" w:color="auto"/>
+        </w:tblBorders>
+      </w:tblPr>
+      <w:tblGrid>
+        <w:gridCol w:w="960"/>
+        <w:gridCol w:w="960"/>
+        <w:gridCol w:w="960"/>
+        <w:gridCol w:w="960"/>
+        <w:gridCol w:w="960"/>
+        <w:gridCol w:w="960"/>
+        <w:gridCol w:w="960"/>
+        <w:gridCol w:w="960"/>
+        <w:gridCol w:w="960"/>
+      </w:tblGrid>
+      <w:tr>
+        <w:tc>
+          <w:tcPr>
+            <w:tcW w:type="dxa" w:w="960"/>
+            <w:tcBorders>
+              <w:top w:val="single" w:sz="12" w:space="0" w:color="000000"/>
+            </w:tcBorders>
+            <w:tcBorders>
+              <w:bottom w:val="single" w:sz="6" w:space="0" w:color="000000"/>
+            </w:tcBorders>
+          </w:tcPr>
+          <w:p>
+            <w:pPr>
+              <w:spacing w:before="20" w:after="20" w:line="280" w:lineRule="exact"/>
+              <w:jc w:val="center"/>
+            </w:pPr>
+            <w:r/>
+            <w:r>
+              <w:rPr>
+                <w:rFonts w:ascii="Times New Roman" w:hAnsi="Times New Roman" w:eastAsia="宋体"/>
+                <w:b/>
+                <w:sz w:val="19"/>
+              </w:rPr>
+              <w:t>层级</w:t>
+            </w:r>
+          </w:p>
+        </w:tc>
+        <w:tc>
+          <w:tcPr>
+            <w:tcW w:type="dxa" w:w="960"/>
+            <w:tcBorders>
+              <w:top w:val="single" w:sz="12" w:space="0" w:color="000000"/>
+            </w:tcBorders>
+            <w:tcBorders>
+              <w:bottom w:val="single" w:sz="6" w:space="0" w:color="000000"/>
+            </w:tcBorders>
+          </w:tcPr>
+          <w:p>
+            <w:pPr>
+              <w:spacing w:before="20" w:after="20" w:line="280" w:lineRule="exact"/>
+              <w:jc w:val="center"/>
+            </w:pPr>
+            <w:r/>
+            <w:r>
+              <w:rPr>
+                <w:rFonts w:ascii="Times New Roman" w:hAnsi="Times New Roman" w:eastAsia="宋体"/>
+                <w:b/>
+                <w:sz w:val="19"/>
+              </w:rPr>
+              <w:t>分组</w:t>
+            </w:r>
+          </w:p>
+        </w:tc>
+        <w:tc>
+          <w:tcPr>
+            <w:tcW w:type="dxa" w:w="960"/>
+            <w:tcBorders>
+              <w:top w:val="single" w:sz="12" w:space="0" w:color="000000"/>
+            </w:tcBorders>
+            <w:tcBorders>
+              <w:bottom w:val="single" w:sz="6" w:space="0" w:color="000000"/>
+            </w:tcBorders>
+          </w:tcPr>
+          <w:p>
+            <w:pPr>
+              <w:spacing w:before="20" w:after="20" w:line="280" w:lineRule="exact"/>
+              <w:jc w:val="center"/>
+            </w:pPr>
+            <w:r/>
+            <w:r>
+              <w:rPr>
+                <w:rFonts w:ascii="Times New Roman" w:hAnsi="Times New Roman" w:eastAsia="宋体"/>
+                <w:b/>
+                <w:sz w:val="19"/>
+              </w:rPr>
+              <w:t>N</w:t>
+            </w:r>
+          </w:p>
+        </w:tc>
+        <w:tc>
+          <w:tcPr>
+            <w:tcW w:type="dxa" w:w="960"/>
+            <w:tcBorders>
+              <w:top w:val="single" w:sz="12" w:space="0" w:color="000000"/>
+            </w:tcBorders>
+            <w:tcBorders>
+              <w:bottom w:val="single" w:sz="6" w:space="0" w:color="000000"/>
+            </w:tcBorders>
+          </w:tcPr>
+          <w:p>
+            <w:pPr>
+              <w:spacing w:before="20" w:after="20" w:line="280" w:lineRule="exact"/>
+              <w:jc w:val="center"/>
+            </w:pPr>
+            <w:r/>
+            <w:r>
+              <w:rPr>
+                <w:rFonts w:ascii="Times New Roman" w:hAnsi="Times New Roman" w:eastAsia="宋体"/>
+                <w:b/>
+                <w:sz w:val="19"/>
+              </w:rPr>
+              <w:t>聚类数</w:t>
+            </w:r>
+          </w:p>
+        </w:tc>
+        <w:tc>
+          <w:tcPr>
+            <w:tcW w:type="dxa" w:w="960"/>
+            <w:tcBorders>
+              <w:top w:val="single" w:sz="12" w:space="0" w:color="000000"/>
+            </w:tcBorders>
+            <w:tcBorders>
+              <w:bottom w:val="single" w:sz="6" w:space="0" w:color="000000"/>
+            </w:tcBorders>
+          </w:tcPr>
+          <w:p>
+            <w:pPr>
+              <w:spacing w:before="20" w:after="20" w:line="280" w:lineRule="exact"/>
+              <w:jc w:val="center"/>
+            </w:pPr>
+            <w:r/>
+            <w:r>
+              <w:rPr>
+                <w:rFonts w:ascii="Times New Roman" w:hAnsi="Times New Roman" w:eastAsia="宋体"/>
+                <w:b/>
+                <w:sz w:val="19"/>
+              </w:rPr>
+              <w:t>路径a</w:t>
+            </w:r>
+          </w:p>
+        </w:tc>
+        <w:tc>
+          <w:tcPr>
+            <w:tcW w:type="dxa" w:w="960"/>
+            <w:tcBorders>
+              <w:top w:val="single" w:sz="12" w:space="0" w:color="000000"/>
+            </w:tcBorders>
+            <w:tcBorders>
+              <w:bottom w:val="single" w:sz="6" w:space="0" w:color="000000"/>
+            </w:tcBorders>
+          </w:tcPr>
+          <w:p>
+            <w:pPr>
+              <w:spacing w:before="20" w:after="20" w:line="280" w:lineRule="exact"/>
+              <w:jc w:val="center"/>
+            </w:pPr>
+            <w:r/>
+            <w:r>
+              <w:rPr>
+                <w:rFonts w:ascii="Times New Roman" w:hAnsi="Times New Roman" w:eastAsia="宋体"/>
+                <w:b/>
+                <w:sz w:val="19"/>
+              </w:rPr>
+              <w:t>路径b</w:t>
+            </w:r>
+          </w:p>
+        </w:tc>
+        <w:tc>
+          <w:tcPr>
+            <w:tcW w:type="dxa" w:w="960"/>
+            <w:tcBorders>
+              <w:top w:val="single" w:sz="12" w:space="0" w:color="000000"/>
+            </w:tcBorders>
+            <w:tcBorders>
+              <w:bottom w:val="single" w:sz="6" w:space="0" w:color="000000"/>
+            </w:tcBorders>
+          </w:tcPr>
+          <w:p>
+            <w:pPr>
+              <w:spacing w:before="20" w:after="20" w:line="280" w:lineRule="exact"/>
+              <w:jc w:val="center"/>
+            </w:pPr>
+            <w:r/>
+            <w:r>
+              <w:rPr>
+                <w:rFonts w:ascii="Times New Roman" w:hAnsi="Times New Roman" w:eastAsia="宋体"/>
+                <w:b/>
+                <w:sz w:val="19"/>
+              </w:rPr>
+              <w:t>原始Sobel_p</w:t>
+            </w:r>
+          </w:p>
+        </w:tc>
+        <w:tc>
+          <w:tcPr>
+            <w:tcW w:type="dxa" w:w="960"/>
+            <w:tcBorders>
+              <w:top w:val="single" w:sz="12" w:space="0" w:color="000000"/>
+            </w:tcBorders>
+            <w:tcBorders>
+              <w:bottom w:val="single" w:sz="6" w:space="0" w:color="000000"/>
+            </w:tcBorders>
+          </w:tcPr>
+          <w:p>
+            <w:pPr>
+              <w:spacing w:before="20" w:after="20" w:line="280" w:lineRule="exact"/>
+              <w:jc w:val="center"/>
+            </w:pPr>
+            <w:r/>
+            <w:r>
+              <w:rPr>
+                <w:rFonts w:ascii="Times New Roman" w:hAnsi="Times New Roman" w:eastAsia="宋体"/>
+                <w:b/>
+                <w:sz w:val="19"/>
+              </w:rPr>
+              <w:t>FDR_p</w:t>
+            </w:r>
+          </w:p>
+        </w:tc>
+        <w:tc>
+          <w:tcPr>
+            <w:tcW w:type="dxa" w:w="960"/>
+            <w:tcBorders>
+              <w:top w:val="single" w:sz="12" w:space="0" w:color="000000"/>
+            </w:tcBorders>
+            <w:tcBorders>
+              <w:bottom w:val="single" w:sz="6" w:space="0" w:color="000000"/>
+            </w:tcBorders>
+          </w:tcPr>
+          <w:p>
+            <w:pPr>
+              <w:spacing w:before="20" w:after="20" w:line="280" w:lineRule="exact"/>
+              <w:jc w:val="center"/>
+            </w:pPr>
+            <w:r/>
+            <w:r>
+              <w:rPr>
+                <w:rFonts w:ascii="Times New Roman" w:hAnsi="Times New Roman" w:eastAsia="宋体"/>
+                <w:b/>
+                <w:sz w:val="19"/>
+              </w:rPr>
+              <w:t>严格口径</w:t>
+            </w:r>
+          </w:p>
+        </w:tc>
+      </w:tr>
+      <w:tr>
+        <w:tc>
+          <w:tcPr>
+            <w:tcW w:type="dxa" w:w="960"/>
+          </w:tcPr>
+          <w:p>
+            <w:pPr>
+              <w:spacing w:before="20" w:after="20" w:line="280" w:lineRule="exact"/>
+              <w:jc w:val="left"/>
+            </w:pPr>
+            <w:r/>
+            <w:r>
+              <w:rPr>
+                <w:rFonts w:ascii="Times New Roman" w:hAnsi="Times New Roman" w:eastAsia="宋体"/>
+                <w:b w:val="0"/>
+                <w:sz w:val="19"/>
+              </w:rPr>
+              <w:t>产权直分</w:t>
+            </w:r>
+          </w:p>
+        </w:tc>
+        <w:tc>
+          <w:tcPr>
+            <w:tcW w:type="dxa" w:w="960"/>
+          </w:tcPr>
+          <w:p>
+            <w:pPr>
+              <w:spacing w:before="20" w:after="20" w:line="280" w:lineRule="exact"/>
+              <w:jc w:val="left"/>
+            </w:pPr>
+            <w:r/>
+            <w:r>
+              <w:rPr>
+                <w:rFonts w:ascii="Times New Roman" w:hAnsi="Times New Roman" w:eastAsia="宋体"/>
+                <w:b w:val="0"/>
+                <w:sz w:val="19"/>
+              </w:rPr>
+              <w:t>国有</w:t>
+            </w:r>
+          </w:p>
+        </w:tc>
+        <w:tc>
+          <w:tcPr>
+            <w:tcW w:type="dxa" w:w="960"/>
+          </w:tcPr>
+          <w:p>
+            <w:pPr>
+              <w:spacing w:before="20" w:after="20" w:line="280" w:lineRule="exact"/>
+              <w:jc w:val="center"/>
+            </w:pPr>
+            <w:r/>
+            <w:r>
+              <w:rPr>
+                <w:rFonts w:ascii="Times New Roman" w:hAnsi="Times New Roman" w:eastAsia="宋体"/>
+                <w:b w:val="0"/>
+                <w:sz w:val="19"/>
+              </w:rPr>
+              <w:t>15623</w:t>
+            </w:r>
+          </w:p>
+        </w:tc>
+        <w:tc>
+          <w:tcPr>
+            <w:tcW w:type="dxa" w:w="960"/>
+          </w:tcPr>
+          <w:p>
+            <w:pPr>
+              <w:spacing w:before="20" w:after="20" w:line="280" w:lineRule="exact"/>
+              <w:jc w:val="center"/>
+            </w:pPr>
+            <w:r/>
+            <w:r>
+              <w:rPr>
+                <w:rFonts w:ascii="Times New Roman" w:hAnsi="Times New Roman" w:eastAsia="宋体"/>
+                <w:b w:val="0"/>
+                <w:sz w:val="19"/>
+              </w:rPr>
+              <w:t>1409</w:t>
+            </w:r>
+          </w:p>
+        </w:tc>
+        <w:tc>
+          <w:tcPr>
+            <w:tcW w:type="dxa" w:w="960"/>
+          </w:tcPr>
+          <w:p>
+            <w:pPr>
+              <w:spacing w:before="20" w:after="20" w:line="280" w:lineRule="exact"/>
+              <w:jc w:val="center"/>
+            </w:pPr>
+            <w:r/>
+            <w:r>
+              <w:rPr>
+                <w:rFonts w:ascii="Times New Roman" w:hAnsi="Times New Roman" w:eastAsia="宋体"/>
+                <w:b w:val="0"/>
+                <w:sz w:val="19"/>
+              </w:rPr>
+              <w:t>0.0412</w:t>
+            </w:r>
+          </w:p>
+        </w:tc>
+        <w:tc>
+          <w:tcPr>
+            <w:tcW w:type="dxa" w:w="960"/>
+          </w:tcPr>
+          <w:p>
+            <w:pPr>
+              <w:spacing w:before="20" w:after="20" w:line="280" w:lineRule="exact"/>
+              <w:jc w:val="center"/>
+            </w:pPr>
+            <w:r/>
+            <w:r>
+              <w:rPr>
+                <w:rFonts w:ascii="Times New Roman" w:hAnsi="Times New Roman" w:eastAsia="宋体"/>
+                <w:b w:val="0"/>
+                <w:sz w:val="19"/>
+              </w:rPr>
+              <w:t>0.0139</w:t>
+            </w:r>
+          </w:p>
+        </w:tc>
+        <w:tc>
+          <w:tcPr>
+            <w:tcW w:type="dxa" w:w="960"/>
+          </w:tcPr>
+          <w:p>
+            <w:pPr>
+              <w:spacing w:before="20" w:after="20" w:line="280" w:lineRule="exact"/>
+              <w:jc w:val="center"/>
+            </w:pPr>
+            <w:r/>
+            <w:r>
+              <w:rPr>
+                <w:rFonts w:ascii="Times New Roman" w:hAnsi="Times New Roman" w:eastAsia="宋体"/>
+                <w:b w:val="0"/>
+                <w:sz w:val="19"/>
+              </w:rPr>
+              <w:t>0.1735</w:t>
+            </w:r>
+          </w:p>
+        </w:tc>
+        <w:tc>
+          <w:tcPr>
+            <w:tcW w:type="dxa" w:w="960"/>
+          </w:tcPr>
+          <w:p>
+            <w:pPr>
+              <w:spacing w:before="20" w:after="20" w:line="280" w:lineRule="exact"/>
+              <w:jc w:val="center"/>
+            </w:pPr>
+            <w:r/>
+            <w:r>
+              <w:rPr>
+                <w:rFonts w:ascii="Times New Roman" w:hAnsi="Times New Roman" w:eastAsia="宋体"/>
+                <w:b w:val="0"/>
+                <w:sz w:val="19"/>
+              </w:rPr>
+              <w:t>0.3471</w:t>
+            </w:r>
+          </w:p>
+        </w:tc>
+        <w:tc>
+          <w:tcPr>
+            <w:tcW w:type="dxa" w:w="960"/>
+          </w:tcPr>
+          <w:p>
+            <w:pPr>
+              <w:spacing w:before="20" w:after="20" w:line="280" w:lineRule="exact"/>
+              <w:jc w:val="left"/>
+            </w:pPr>
+            <w:r/>
+            <w:r>
+              <w:rPr>
+                <w:rFonts w:ascii="Times New Roman" w:hAnsi="Times New Roman" w:eastAsia="宋体"/>
+                <w:b w:val="0"/>
+                <w:sz w:val="19"/>
+              </w:rPr>
+              <w:t>无稳健证据</w:t>
+            </w:r>
+          </w:p>
+        </w:tc>
+      </w:tr>
+      <w:tr>
+        <w:tc>
+          <w:tcPr>
+            <w:tcW w:type="dxa" w:w="960"/>
+          </w:tcPr>
+          <w:p>
+            <w:pPr>
+              <w:spacing w:before="20" w:after="20" w:line="280" w:lineRule="exact"/>
+              <w:jc w:val="left"/>
+            </w:pPr>
+            <w:r/>
+            <w:r>
+              <w:rPr>
+                <w:rFonts w:ascii="Times New Roman" w:hAnsi="Times New Roman" w:eastAsia="宋体"/>
+                <w:b w:val="0"/>
+                <w:sz w:val="19"/>
+              </w:rPr>
+              <w:t>产权直分</w:t>
+            </w:r>
+          </w:p>
+        </w:tc>
+        <w:tc>
+          <w:tcPr>
+            <w:tcW w:type="dxa" w:w="960"/>
+          </w:tcPr>
+          <w:p>
+            <w:pPr>
+              <w:spacing w:before="20" w:after="20" w:line="280" w:lineRule="exact"/>
+              <w:jc w:val="left"/>
+            </w:pPr>
+            <w:r/>
+            <w:r>
+              <w:rPr>
+                <w:rFonts w:ascii="Times New Roman" w:hAnsi="Times New Roman" w:eastAsia="宋体"/>
+                <w:b w:val="0"/>
+                <w:sz w:val="19"/>
+              </w:rPr>
+              <w:t>私营</w:t>
+            </w:r>
+          </w:p>
+        </w:tc>
+        <w:tc>
+          <w:tcPr>
+            <w:tcW w:type="dxa" w:w="960"/>
+          </w:tcPr>
+          <w:p>
+            <w:pPr>
+              <w:spacing w:before="20" w:after="20" w:line="280" w:lineRule="exact"/>
+              <w:jc w:val="center"/>
+            </w:pPr>
+            <w:r/>
+            <w:r>
+              <w:rPr>
+                <w:rFonts w:ascii="Times New Roman" w:hAnsi="Times New Roman" w:eastAsia="宋体"/>
+                <w:b w:val="0"/>
+                <w:sz w:val="19"/>
+              </w:rPr>
+              <w:t>25145</w:t>
+            </w:r>
+          </w:p>
+        </w:tc>
+        <w:tc>
+          <w:tcPr>
+            <w:tcW w:type="dxa" w:w="960"/>
+          </w:tcPr>
+          <w:p>
+            <w:pPr>
+              <w:spacing w:before="20" w:after="20" w:line="280" w:lineRule="exact"/>
+              <w:jc w:val="center"/>
+            </w:pPr>
+            <w:r/>
+            <w:r>
+              <w:rPr>
+                <w:rFonts w:ascii="Times New Roman" w:hAnsi="Times New Roman" w:eastAsia="宋体"/>
+                <w:b w:val="0"/>
+                <w:sz w:val="19"/>
+              </w:rPr>
+              <w:t>3300</w:t>
+            </w:r>
+          </w:p>
+        </w:tc>
+        <w:tc>
+          <w:tcPr>
+            <w:tcW w:type="dxa" w:w="960"/>
+          </w:tcPr>
+          <w:p>
+            <w:pPr>
+              <w:spacing w:before="20" w:after="20" w:line="280" w:lineRule="exact"/>
+              <w:jc w:val="center"/>
+            </w:pPr>
+            <w:r/>
+            <w:r>
+              <w:rPr>
+                <w:rFonts w:ascii="Times New Roman" w:hAnsi="Times New Roman" w:eastAsia="宋体"/>
+                <w:b w:val="0"/>
+                <w:sz w:val="19"/>
+              </w:rPr>
+              <w:t>0.1030</w:t>
+            </w:r>
+          </w:p>
+        </w:tc>
+        <w:tc>
+          <w:tcPr>
+            <w:tcW w:type="dxa" w:w="960"/>
+          </w:tcPr>
+          <w:p>
+            <w:pPr>
+              <w:spacing w:before="20" w:after="20" w:line="280" w:lineRule="exact"/>
+              <w:jc w:val="center"/>
+            </w:pPr>
+            <w:r/>
+            <w:r>
+              <w:rPr>
+                <w:rFonts w:ascii="Times New Roman" w:hAnsi="Times New Roman" w:eastAsia="宋体"/>
+                <w:b w:val="0"/>
+                <w:sz w:val="19"/>
+              </w:rPr>
+              <w:t>-0.0014</w:t>
+            </w:r>
+          </w:p>
+        </w:tc>
+        <w:tc>
+          <w:tcPr>
+            <w:tcW w:type="dxa" w:w="960"/>
+          </w:tcPr>
+          <w:p>
+            <w:pPr>
+              <w:spacing w:before="20" w:after="20" w:line="280" w:lineRule="exact"/>
+              <w:jc w:val="center"/>
+            </w:pPr>
+            <w:r/>
+            <w:r>
+              <w:rPr>
+                <w:rFonts w:ascii="Times New Roman" w:hAnsi="Times New Roman" w:eastAsia="宋体"/>
+                <w:b w:val="0"/>
+                <w:sz w:val="19"/>
+              </w:rPr>
+              <w:t>0.8352</w:t>
+            </w:r>
+          </w:p>
+        </w:tc>
+        <w:tc>
+          <w:tcPr>
+            <w:tcW w:type="dxa" w:w="960"/>
+          </w:tcPr>
+          <w:p>
+            <w:pPr>
+              <w:spacing w:before="20" w:after="20" w:line="280" w:lineRule="exact"/>
+              <w:jc w:val="center"/>
+            </w:pPr>
+            <w:r/>
+            <w:r>
+              <w:rPr>
+                <w:rFonts w:ascii="Times New Roman" w:hAnsi="Times New Roman" w:eastAsia="宋体"/>
+                <w:b w:val="0"/>
+                <w:sz w:val="19"/>
+              </w:rPr>
+              <w:t>0.9306</w:t>
+            </w:r>
+          </w:p>
+        </w:tc>
+        <w:tc>
+          <w:tcPr>
+            <w:tcW w:type="dxa" w:w="960"/>
+          </w:tcPr>
+          <w:p>
+            <w:pPr>
+              <w:spacing w:before="20" w:after="20" w:line="280" w:lineRule="exact"/>
+              <w:jc w:val="left"/>
+            </w:pPr>
+            <w:r/>
+            <w:r>
+              <w:rPr>
+                <w:rFonts w:ascii="Times New Roman" w:hAnsi="Times New Roman" w:eastAsia="宋体"/>
+                <w:b w:val="0"/>
+                <w:sz w:val="19"/>
+              </w:rPr>
+              <w:t>无稳健证据</w:t>
+            </w:r>
+          </w:p>
+        </w:tc>
+      </w:tr>
+      <w:tr>
+        <w:tc>
+          <w:tcPr>
+            <w:tcW w:type="dxa" w:w="960"/>
+          </w:tcPr>
+          <w:p>
+            <w:pPr>
+              <w:spacing w:before="20" w:after="20" w:line="280" w:lineRule="exact"/>
+              <w:jc w:val="left"/>
+            </w:pPr>
+            <w:r/>
+            <w:r>
+              <w:rPr>
+                <w:rFonts w:ascii="Times New Roman" w:hAnsi="Times New Roman" w:eastAsia="宋体"/>
+                <w:b w:val="0"/>
+                <w:sz w:val="19"/>
+              </w:rPr>
+              <w:t>产权直分</w:t>
+            </w:r>
+          </w:p>
+        </w:tc>
+        <w:tc>
+          <w:tcPr>
+            <w:tcW w:type="dxa" w:w="960"/>
+          </w:tcPr>
+          <w:p>
+            <w:pPr>
+              <w:spacing w:before="20" w:after="20" w:line="280" w:lineRule="exact"/>
+              <w:jc w:val="left"/>
+            </w:pPr>
+            <w:r/>
+            <w:r>
+              <w:rPr>
+                <w:rFonts w:ascii="Times New Roman" w:hAnsi="Times New Roman" w:eastAsia="宋体"/>
+                <w:b w:val="0"/>
+                <w:sz w:val="19"/>
+              </w:rPr>
+              <w:t>央企</w:t>
+            </w:r>
+          </w:p>
+        </w:tc>
+        <w:tc>
+          <w:tcPr>
+            <w:tcW w:type="dxa" w:w="960"/>
+          </w:tcPr>
+          <w:p>
+            <w:pPr>
+              <w:spacing w:before="20" w:after="20" w:line="280" w:lineRule="exact"/>
+              <w:jc w:val="center"/>
+            </w:pPr>
+            <w:r/>
+            <w:r>
+              <w:rPr>
+                <w:rFonts w:ascii="Times New Roman" w:hAnsi="Times New Roman" w:eastAsia="宋体"/>
+                <w:b w:val="0"/>
+                <w:sz w:val="19"/>
+              </w:rPr>
+              <w:t>3605</w:t>
+            </w:r>
+          </w:p>
+        </w:tc>
+        <w:tc>
+          <w:tcPr>
+            <w:tcW w:type="dxa" w:w="960"/>
+          </w:tcPr>
+          <w:p>
+            <w:pPr>
+              <w:spacing w:before="20" w:after="20" w:line="280" w:lineRule="exact"/>
+              <w:jc w:val="center"/>
+            </w:pPr>
+            <w:r/>
+            <w:r>
+              <w:rPr>
+                <w:rFonts w:ascii="Times New Roman" w:hAnsi="Times New Roman" w:eastAsia="宋体"/>
+                <w:b w:val="0"/>
+                <w:sz w:val="19"/>
+              </w:rPr>
+              <w:t>400</w:t>
+            </w:r>
+          </w:p>
+        </w:tc>
+        <w:tc>
+          <w:tcPr>
+            <w:tcW w:type="dxa" w:w="960"/>
+          </w:tcPr>
+          <w:p>
+            <w:pPr>
+              <w:spacing w:before="20" w:after="20" w:line="280" w:lineRule="exact"/>
+              <w:jc w:val="center"/>
+            </w:pPr>
+            <w:r/>
+            <w:r>
+              <w:rPr>
+                <w:rFonts w:ascii="Times New Roman" w:hAnsi="Times New Roman" w:eastAsia="宋体"/>
+                <w:b w:val="0"/>
+                <w:sz w:val="19"/>
+              </w:rPr>
+              <w:t>0.0019</w:t>
+            </w:r>
+          </w:p>
+        </w:tc>
+        <w:tc>
+          <w:tcPr>
+            <w:tcW w:type="dxa" w:w="960"/>
+          </w:tcPr>
+          <w:p>
+            <w:pPr>
+              <w:spacing w:before="20" w:after="20" w:line="280" w:lineRule="exact"/>
+              <w:jc w:val="center"/>
+            </w:pPr>
+            <w:r/>
+            <w:r>
+              <w:rPr>
+                <w:rFonts w:ascii="Times New Roman" w:hAnsi="Times New Roman" w:eastAsia="宋体"/>
+                <w:b w:val="0"/>
+                <w:sz w:val="19"/>
+              </w:rPr>
+              <w:t>0.0284</w:t>
+            </w:r>
+          </w:p>
+        </w:tc>
+        <w:tc>
+          <w:tcPr>
+            <w:tcW w:type="dxa" w:w="960"/>
+          </w:tcPr>
+          <w:p>
+            <w:pPr>
+              <w:spacing w:before="20" w:after="20" w:line="280" w:lineRule="exact"/>
+              <w:jc w:val="center"/>
+            </w:pPr>
+            <w:r/>
+            <w:r>
+              <w:rPr>
+                <w:rFonts w:ascii="Times New Roman" w:hAnsi="Times New Roman" w:eastAsia="宋体"/>
+                <w:b w:val="0"/>
+                <w:sz w:val="19"/>
+              </w:rPr>
+              <w:t>0.9306</w:t>
+            </w:r>
+          </w:p>
+        </w:tc>
+        <w:tc>
+          <w:tcPr>
+            <w:tcW w:type="dxa" w:w="960"/>
+          </w:tcPr>
+          <w:p>
+            <w:pPr>
+              <w:spacing w:before="20" w:after="20" w:line="280" w:lineRule="exact"/>
+              <w:jc w:val="center"/>
+            </w:pPr>
+            <w:r/>
+            <w:r>
+              <w:rPr>
+                <w:rFonts w:ascii="Times New Roman" w:hAnsi="Times New Roman" w:eastAsia="宋体"/>
+                <w:b w:val="0"/>
+                <w:sz w:val="19"/>
+              </w:rPr>
+              <w:t>0.9306</w:t>
+            </w:r>
+          </w:p>
+        </w:tc>
+        <w:tc>
+          <w:tcPr>
+            <w:tcW w:type="dxa" w:w="960"/>
+          </w:tcPr>
+          <w:p>
+            <w:pPr>
+              <w:spacing w:before="20" w:after="20" w:line="280" w:lineRule="exact"/>
+              <w:jc w:val="left"/>
+            </w:pPr>
+            <w:r/>
+            <w:r>
+              <w:rPr>
+                <w:rFonts w:ascii="Times New Roman" w:hAnsi="Times New Roman" w:eastAsia="宋体"/>
+                <w:b w:val="0"/>
+                <w:sz w:val="19"/>
+              </w:rPr>
+              <w:t>无稳健证据</w:t>
+            </w:r>
+          </w:p>
+        </w:tc>
+      </w:tr>
+      <w:tr>
+        <w:tc>
+          <w:tcPr>
+            <w:tcW w:type="dxa" w:w="960"/>
+          </w:tcPr>
+          <w:p>
+            <w:pPr>
+              <w:spacing w:before="20" w:after="20" w:line="280" w:lineRule="exact"/>
+              <w:jc w:val="left"/>
+            </w:pPr>
+            <w:r/>
+            <w:r>
+              <w:rPr>
+                <w:rFonts w:ascii="Times New Roman" w:hAnsi="Times New Roman" w:eastAsia="宋体"/>
+                <w:b w:val="0"/>
+                <w:sz w:val="19"/>
+              </w:rPr>
+              <w:t>产权直分</w:t>
+            </w:r>
+          </w:p>
+        </w:tc>
+        <w:tc>
+          <w:tcPr>
+            <w:tcW w:type="dxa" w:w="960"/>
+          </w:tcPr>
+          <w:p>
+            <w:pPr>
+              <w:spacing w:before="20" w:after="20" w:line="280" w:lineRule="exact"/>
+              <w:jc w:val="left"/>
+            </w:pPr>
+            <w:r/>
+            <w:r>
+              <w:rPr>
+                <w:rFonts w:ascii="Times New Roman" w:hAnsi="Times New Roman" w:eastAsia="宋体"/>
+                <w:b w:val="0"/>
+                <w:sz w:val="19"/>
+              </w:rPr>
+              <w:t>地方国企</w:t>
+            </w:r>
+          </w:p>
+        </w:tc>
+        <w:tc>
+          <w:tcPr>
+            <w:tcW w:type="dxa" w:w="960"/>
+          </w:tcPr>
+          <w:p>
+            <w:pPr>
+              <w:spacing w:before="20" w:after="20" w:line="280" w:lineRule="exact"/>
+              <w:jc w:val="center"/>
+            </w:pPr>
+            <w:r/>
+            <w:r>
+              <w:rPr>
+                <w:rFonts w:ascii="Times New Roman" w:hAnsi="Times New Roman" w:eastAsia="宋体"/>
+                <w:b w:val="0"/>
+                <w:sz w:val="19"/>
+              </w:rPr>
+              <w:t>7901</w:t>
+            </w:r>
+          </w:p>
+        </w:tc>
+        <w:tc>
+          <w:tcPr>
+            <w:tcW w:type="dxa" w:w="960"/>
+          </w:tcPr>
+          <w:p>
+            <w:pPr>
+              <w:spacing w:before="20" w:after="20" w:line="280" w:lineRule="exact"/>
+              <w:jc w:val="center"/>
+            </w:pPr>
+            <w:r/>
+            <w:r>
+              <w:rPr>
+                <w:rFonts w:ascii="Times New Roman" w:hAnsi="Times New Roman" w:eastAsia="宋体"/>
+                <w:b w:val="0"/>
+                <w:sz w:val="19"/>
+              </w:rPr>
+              <w:t>826</w:t>
+            </w:r>
+          </w:p>
+        </w:tc>
+        <w:tc>
+          <w:tcPr>
+            <w:tcW w:type="dxa" w:w="960"/>
+          </w:tcPr>
+          <w:p>
+            <w:pPr>
+              <w:spacing w:before="20" w:after="20" w:line="280" w:lineRule="exact"/>
+              <w:jc w:val="center"/>
+            </w:pPr>
+            <w:r/>
+            <w:r>
+              <w:rPr>
+                <w:rFonts w:ascii="Times New Roman" w:hAnsi="Times New Roman" w:eastAsia="宋体"/>
+                <w:b w:val="0"/>
+                <w:sz w:val="19"/>
+              </w:rPr>
+              <w:t>0.0538</w:t>
+            </w:r>
+          </w:p>
+        </w:tc>
+        <w:tc>
+          <w:tcPr>
+            <w:tcW w:type="dxa" w:w="960"/>
+          </w:tcPr>
+          <w:p>
+            <w:pPr>
+              <w:spacing w:before="20" w:after="20" w:line="280" w:lineRule="exact"/>
+              <w:jc w:val="center"/>
+            </w:pPr>
+            <w:r/>
+            <w:r>
+              <w:rPr>
+                <w:rFonts w:ascii="Times New Roman" w:hAnsi="Times New Roman" w:eastAsia="宋体"/>
+                <w:b w:val="0"/>
+                <w:sz w:val="19"/>
+              </w:rPr>
+              <w:t>0.0262</w:t>
+            </w:r>
+          </w:p>
+        </w:tc>
+        <w:tc>
+          <w:tcPr>
+            <w:tcW w:type="dxa" w:w="960"/>
+          </w:tcPr>
+          <w:p>
+            <w:pPr>
+              <w:spacing w:before="20" w:after="20" w:line="280" w:lineRule="exact"/>
+              <w:jc w:val="center"/>
+            </w:pPr>
+            <w:r/>
+            <w:r>
+              <w:rPr>
+                <w:rFonts w:ascii="Times New Roman" w:hAnsi="Times New Roman" w:eastAsia="宋体"/>
+                <w:b w:val="0"/>
+                <w:sz w:val="19"/>
+              </w:rPr>
+              <w:t>0.0837</w:t>
+            </w:r>
+          </w:p>
+        </w:tc>
+        <w:tc>
+          <w:tcPr>
+            <w:tcW w:type="dxa" w:w="960"/>
+          </w:tcPr>
+          <w:p>
+            <w:pPr>
+              <w:spacing w:before="20" w:after="20" w:line="280" w:lineRule="exact"/>
+              <w:jc w:val="center"/>
+            </w:pPr>
+            <w:r/>
+            <w:r>
+              <w:rPr>
+                <w:rFonts w:ascii="Times New Roman" w:hAnsi="Times New Roman" w:eastAsia="宋体"/>
+                <w:b w:val="0"/>
+                <w:sz w:val="19"/>
+              </w:rPr>
+              <w:t>0.3347</w:t>
+            </w:r>
+          </w:p>
+        </w:tc>
+        <w:tc>
+          <w:tcPr>
+            <w:tcW w:type="dxa" w:w="960"/>
+          </w:tcPr>
+          <w:p>
+            <w:pPr>
+              <w:spacing w:before="20" w:after="20" w:line="280" w:lineRule="exact"/>
+              <w:jc w:val="left"/>
+            </w:pPr>
+            <w:r/>
+            <w:r>
+              <w:rPr>
+                <w:rFonts w:ascii="Times New Roman" w:hAnsi="Times New Roman" w:eastAsia="宋体"/>
+                <w:b w:val="0"/>
+                <w:sz w:val="19"/>
+              </w:rPr>
+              <w:t>仅原始Sobel支持</w:t>
+            </w:r>
+          </w:p>
+        </w:tc>
+      </w:tr>
+      <w:tr>
+        <w:tc>
+          <w:tcPr>
+            <w:tcW w:type="dxa" w:w="960"/>
+          </w:tcPr>
+          <w:p>
+            <w:pPr>
+              <w:spacing w:before="20" w:after="20" w:line="280" w:lineRule="exact"/>
+              <w:jc w:val="left"/>
+            </w:pPr>
+            <w:r/>
+            <w:r>
+              <w:rPr>
+                <w:rFonts w:ascii="Times New Roman" w:hAnsi="Times New Roman" w:eastAsia="宋体"/>
+                <w:b w:val="0"/>
+                <w:sz w:val="19"/>
+              </w:rPr>
+              <w:t>补充分组</w:t>
+            </w:r>
+          </w:p>
+        </w:tc>
+        <w:tc>
+          <w:tcPr>
+            <w:tcW w:type="dxa" w:w="960"/>
+          </w:tcPr>
+          <w:p>
+            <w:pPr>
+              <w:spacing w:before="20" w:after="20" w:line="280" w:lineRule="exact"/>
+              <w:jc w:val="left"/>
+            </w:pPr>
+            <w:r/>
+            <w:r>
+              <w:rPr>
+                <w:rFonts w:ascii="Times New Roman" w:hAnsi="Times New Roman" w:eastAsia="宋体"/>
+                <w:b w:val="0"/>
+                <w:sz w:val="19"/>
+              </w:rPr>
+              <w:t>东部</w:t>
+            </w:r>
+          </w:p>
+        </w:tc>
+        <w:tc>
+          <w:tcPr>
+            <w:tcW w:type="dxa" w:w="960"/>
+          </w:tcPr>
+          <w:p>
+            <w:pPr>
+              <w:spacing w:before="20" w:after="20" w:line="280" w:lineRule="exact"/>
+              <w:jc w:val="center"/>
+            </w:pPr>
+            <w:r/>
+            <w:r>
+              <w:rPr>
+                <w:rFonts w:ascii="Times New Roman" w:hAnsi="Times New Roman" w:eastAsia="宋体"/>
+                <w:b w:val="0"/>
+                <w:sz w:val="19"/>
+              </w:rPr>
+              <w:t>28078</w:t>
+            </w:r>
+          </w:p>
+        </w:tc>
+        <w:tc>
+          <w:tcPr>
+            <w:tcW w:type="dxa" w:w="960"/>
+          </w:tcPr>
+          <w:p>
+            <w:pPr>
+              <w:spacing w:before="20" w:after="20" w:line="280" w:lineRule="exact"/>
+              <w:jc w:val="center"/>
+            </w:pPr>
+            <w:r/>
+            <w:r>
+              <w:rPr>
+                <w:rFonts w:ascii="Times New Roman" w:hAnsi="Times New Roman" w:eastAsia="宋体"/>
+                <w:b w:val="0"/>
+                <w:sz w:val="19"/>
+              </w:rPr>
+              <w:t>3432</w:t>
+            </w:r>
+          </w:p>
+        </w:tc>
+        <w:tc>
+          <w:tcPr>
+            <w:tcW w:type="dxa" w:w="960"/>
+          </w:tcPr>
+          <w:p>
+            <w:pPr>
+              <w:spacing w:before="20" w:after="20" w:line="280" w:lineRule="exact"/>
+              <w:jc w:val="center"/>
+            </w:pPr>
+            <w:r/>
+            <w:r>
+              <w:rPr>
+                <w:rFonts w:ascii="Times New Roman" w:hAnsi="Times New Roman" w:eastAsia="宋体"/>
+                <w:b w:val="0"/>
+                <w:sz w:val="19"/>
+              </w:rPr>
+              <w:t>0.1079</w:t>
+            </w:r>
+          </w:p>
+        </w:tc>
+        <w:tc>
+          <w:tcPr>
+            <w:tcW w:type="dxa" w:w="960"/>
+          </w:tcPr>
+          <w:p>
+            <w:pPr>
+              <w:spacing w:before="20" w:after="20" w:line="280" w:lineRule="exact"/>
+              <w:jc w:val="center"/>
+            </w:pPr>
+            <w:r/>
+            <w:r>
+              <w:rPr>
+                <w:rFonts w:ascii="Times New Roman" w:hAnsi="Times New Roman" w:eastAsia="宋体"/>
+                <w:b w:val="0"/>
+                <w:sz w:val="19"/>
+              </w:rPr>
+              <w:t>0.0150</w:t>
+            </w:r>
+          </w:p>
+        </w:tc>
+        <w:tc>
+          <w:tcPr>
+            <w:tcW w:type="dxa" w:w="960"/>
+          </w:tcPr>
+          <w:p>
+            <w:pPr>
+              <w:spacing w:before="20" w:after="20" w:line="280" w:lineRule="exact"/>
+              <w:jc w:val="center"/>
+            </w:pPr>
+            <w:r/>
+            <w:r>
+              <w:rPr>
+                <w:rFonts w:ascii="Times New Roman" w:hAnsi="Times New Roman" w:eastAsia="宋体"/>
+                <w:b w:val="0"/>
+                <w:sz w:val="19"/>
+              </w:rPr>
+              <w:t>0.0204</w:t>
+            </w:r>
+          </w:p>
+        </w:tc>
+        <w:tc>
+          <w:tcPr>
+            <w:tcW w:type="dxa" w:w="960"/>
+          </w:tcPr>
+          <w:p>
+            <w:pPr>
+              <w:spacing w:before="20" w:after="20" w:line="280" w:lineRule="exact"/>
+              <w:jc w:val="center"/>
+            </w:pPr>
+            <w:r/>
+            <w:r>
+              <w:rPr>
+                <w:rFonts w:ascii="Times New Roman" w:hAnsi="Times New Roman" w:eastAsia="宋体"/>
+                <w:b w:val="0"/>
+                <w:sz w:val="19"/>
+              </w:rPr>
+              <w:t>0.0714</w:t>
+            </w:r>
+          </w:p>
+        </w:tc>
+        <w:tc>
+          <w:tcPr>
+            <w:tcW w:type="dxa" w:w="960"/>
+          </w:tcPr>
+          <w:p>
+            <w:pPr>
+              <w:spacing w:before="20" w:after="20" w:line="280" w:lineRule="exact"/>
+              <w:jc w:val="left"/>
+            </w:pPr>
+            <w:r/>
+            <w:r>
+              <w:rPr>
+                <w:rFonts w:ascii="Times New Roman" w:hAnsi="Times New Roman" w:eastAsia="宋体"/>
+                <w:b w:val="0"/>
+                <w:sz w:val="19"/>
+              </w:rPr>
+              <w:t>探索性稳健支持</w:t>
+            </w:r>
+          </w:p>
+        </w:tc>
+      </w:tr>
+      <w:tr>
+        <w:tc>
+          <w:tcPr>
+            <w:tcW w:type="dxa" w:w="960"/>
+          </w:tcPr>
+          <w:p>
+            <w:pPr>
+              <w:spacing w:before="20" w:after="20" w:line="280" w:lineRule="exact"/>
+              <w:jc w:val="left"/>
+            </w:pPr>
+            <w:r/>
+            <w:r>
+              <w:rPr>
+                <w:rFonts w:ascii="Times New Roman" w:hAnsi="Times New Roman" w:eastAsia="宋体"/>
+                <w:b w:val="0"/>
+                <w:sz w:val="19"/>
+              </w:rPr>
+              <w:t>补充分组</w:t>
+            </w:r>
+          </w:p>
+        </w:tc>
+        <w:tc>
+          <w:tcPr>
+            <w:tcW w:type="dxa" w:w="960"/>
+          </w:tcPr>
+          <w:p>
+            <w:pPr>
+              <w:spacing w:before="20" w:after="20" w:line="280" w:lineRule="exact"/>
+              <w:jc w:val="left"/>
+            </w:pPr>
+            <w:r/>
+            <w:r>
+              <w:rPr>
+                <w:rFonts w:ascii="Times New Roman" w:hAnsi="Times New Roman" w:eastAsia="宋体"/>
+                <w:b w:val="0"/>
+                <w:sz w:val="19"/>
+              </w:rPr>
+              <w:t>中西部</w:t>
+            </w:r>
+          </w:p>
+        </w:tc>
+        <w:tc>
+          <w:tcPr>
+            <w:tcW w:type="dxa" w:w="960"/>
+          </w:tcPr>
+          <w:p>
+            <w:pPr>
+              <w:spacing w:before="20" w:after="20" w:line="280" w:lineRule="exact"/>
+              <w:jc w:val="center"/>
+            </w:pPr>
+            <w:r/>
+            <w:r>
+              <w:rPr>
+                <w:rFonts w:ascii="Times New Roman" w:hAnsi="Times New Roman" w:eastAsia="宋体"/>
+                <w:b w:val="0"/>
+                <w:sz w:val="19"/>
+              </w:rPr>
+              <w:t>16753</w:t>
+            </w:r>
+          </w:p>
+        </w:tc>
+        <w:tc>
+          <w:tcPr>
+            <w:tcW w:type="dxa" w:w="960"/>
+          </w:tcPr>
+          <w:p>
+            <w:pPr>
+              <w:spacing w:before="20" w:after="20" w:line="280" w:lineRule="exact"/>
+              <w:jc w:val="center"/>
+            </w:pPr>
+            <w:r/>
+            <w:r>
+              <w:rPr>
+                <w:rFonts w:ascii="Times New Roman" w:hAnsi="Times New Roman" w:eastAsia="宋体"/>
+                <w:b w:val="0"/>
+                <w:sz w:val="19"/>
+              </w:rPr>
+              <w:t>1897</w:t>
+            </w:r>
+          </w:p>
+        </w:tc>
+        <w:tc>
+          <w:tcPr>
+            <w:tcW w:type="dxa" w:w="960"/>
+          </w:tcPr>
+          <w:p>
+            <w:pPr>
+              <w:spacing w:before="20" w:after="20" w:line="280" w:lineRule="exact"/>
+              <w:jc w:val="center"/>
+            </w:pPr>
+            <w:r/>
+            <w:r>
+              <w:rPr>
+                <w:rFonts w:ascii="Times New Roman" w:hAnsi="Times New Roman" w:eastAsia="宋体"/>
+                <w:b w:val="0"/>
+                <w:sz w:val="19"/>
+              </w:rPr>
+              <w:t>0.0774</w:t>
+            </w:r>
+          </w:p>
+        </w:tc>
+        <w:tc>
+          <w:tcPr>
+            <w:tcW w:type="dxa" w:w="960"/>
+          </w:tcPr>
+          <w:p>
+            <w:pPr>
+              <w:spacing w:before="20" w:after="20" w:line="280" w:lineRule="exact"/>
+              <w:jc w:val="center"/>
+            </w:pPr>
+            <w:r/>
+            <w:r>
+              <w:rPr>
+                <w:rFonts w:ascii="Times New Roman" w:hAnsi="Times New Roman" w:eastAsia="宋体"/>
+                <w:b w:val="0"/>
+                <w:sz w:val="19"/>
+              </w:rPr>
+              <w:t>-0.0093</w:t>
+            </w:r>
+          </w:p>
+        </w:tc>
+        <w:tc>
+          <w:tcPr>
+            <w:tcW w:type="dxa" w:w="960"/>
+          </w:tcPr>
+          <w:p>
+            <w:pPr>
+              <w:spacing w:before="20" w:after="20" w:line="280" w:lineRule="exact"/>
+              <w:jc w:val="center"/>
+            </w:pPr>
+            <w:r/>
+            <w:r>
+              <w:rPr>
+                <w:rFonts w:ascii="Times New Roman" w:hAnsi="Times New Roman" w:eastAsia="宋体"/>
+                <w:b w:val="0"/>
+                <w:sz w:val="19"/>
+              </w:rPr>
+              <w:t>0.2619</w:t>
+            </w:r>
+          </w:p>
+        </w:tc>
+        <w:tc>
+          <w:tcPr>
+            <w:tcW w:type="dxa" w:w="960"/>
+          </w:tcPr>
+          <w:p>
+            <w:pPr>
+              <w:spacing w:before="20" w:after="20" w:line="280" w:lineRule="exact"/>
+              <w:jc w:val="center"/>
+            </w:pPr>
+            <w:r/>
+            <w:r>
+              <w:rPr>
+                <w:rFonts w:ascii="Times New Roman" w:hAnsi="Times New Roman" w:eastAsia="宋体"/>
+                <w:b w:val="0"/>
+                <w:sz w:val="19"/>
+              </w:rPr>
+              <w:t>0.3055</w:t>
+            </w:r>
+          </w:p>
+        </w:tc>
+        <w:tc>
+          <w:tcPr>
+            <w:tcW w:type="dxa" w:w="960"/>
+          </w:tcPr>
+          <w:p>
+            <w:pPr>
+              <w:spacing w:before="20" w:after="20" w:line="280" w:lineRule="exact"/>
+              <w:jc w:val="left"/>
+            </w:pPr>
+            <w:r/>
+            <w:r>
+              <w:rPr>
+                <w:rFonts w:ascii="Times New Roman" w:hAnsi="Times New Roman" w:eastAsia="宋体"/>
+                <w:b w:val="0"/>
+                <w:sz w:val="19"/>
+              </w:rPr>
+              <w:t>无稳健证据</w:t>
+            </w:r>
+          </w:p>
+        </w:tc>
+      </w:tr>
+      <w:tr>
+        <w:tc>
+          <w:tcPr>
+            <w:tcW w:type="dxa" w:w="960"/>
+          </w:tcPr>
+          <w:p>
+            <w:pPr>
+              <w:spacing w:before="20" w:after="20" w:line="280" w:lineRule="exact"/>
+              <w:jc w:val="left"/>
+            </w:pPr>
+            <w:r/>
+            <w:r>
+              <w:rPr>
+                <w:rFonts w:ascii="Times New Roman" w:hAnsi="Times New Roman" w:eastAsia="宋体"/>
+                <w:b w:val="0"/>
+                <w:sz w:val="19"/>
+              </w:rPr>
+              <w:t>补充分组</w:t>
+            </w:r>
+          </w:p>
+        </w:tc>
+        <w:tc>
+          <w:tcPr>
+            <w:tcW w:type="dxa" w:w="960"/>
+          </w:tcPr>
+          <w:p>
+            <w:pPr>
+              <w:spacing w:before="20" w:after="20" w:line="280" w:lineRule="exact"/>
+              <w:jc w:val="left"/>
+            </w:pPr>
+            <w:r/>
+            <w:r>
+              <w:rPr>
+                <w:rFonts w:ascii="Times New Roman" w:hAnsi="Times New Roman" w:eastAsia="宋体"/>
+                <w:b w:val="0"/>
+                <w:sz w:val="19"/>
+              </w:rPr>
+              <w:t>2003-2012</w:t>
+            </w:r>
+          </w:p>
+        </w:tc>
+        <w:tc>
+          <w:tcPr>
+            <w:tcW w:type="dxa" w:w="960"/>
+          </w:tcPr>
+          <w:p>
+            <w:pPr>
+              <w:spacing w:before="20" w:after="20" w:line="280" w:lineRule="exact"/>
+              <w:jc w:val="center"/>
+            </w:pPr>
+            <w:r/>
+            <w:r>
+              <w:rPr>
+                <w:rFonts w:ascii="Times New Roman" w:hAnsi="Times New Roman" w:eastAsia="宋体"/>
+                <w:b w:val="0"/>
+                <w:sz w:val="19"/>
+              </w:rPr>
+              <w:t>9704</w:t>
+            </w:r>
+          </w:p>
+        </w:tc>
+        <w:tc>
+          <w:tcPr>
+            <w:tcW w:type="dxa" w:w="960"/>
+          </w:tcPr>
+          <w:p>
+            <w:pPr>
+              <w:spacing w:before="20" w:after="20" w:line="280" w:lineRule="exact"/>
+              <w:jc w:val="center"/>
+            </w:pPr>
+            <w:r/>
+            <w:r>
+              <w:rPr>
+                <w:rFonts w:ascii="Times New Roman" w:hAnsi="Times New Roman" w:eastAsia="宋体"/>
+                <w:b w:val="0"/>
+                <w:sz w:val="19"/>
+              </w:rPr>
+              <w:t>2422</w:t>
+            </w:r>
+          </w:p>
+        </w:tc>
+        <w:tc>
+          <w:tcPr>
+            <w:tcW w:type="dxa" w:w="960"/>
+          </w:tcPr>
+          <w:p>
+            <w:pPr>
+              <w:spacing w:before="20" w:after="20" w:line="280" w:lineRule="exact"/>
+              <w:jc w:val="center"/>
+            </w:pPr>
+            <w:r/>
+            <w:r>
+              <w:rPr>
+                <w:rFonts w:ascii="Times New Roman" w:hAnsi="Times New Roman" w:eastAsia="宋体"/>
+                <w:b w:val="0"/>
+                <w:sz w:val="19"/>
+              </w:rPr>
+              <w:t>0.0516</w:t>
+            </w:r>
+          </w:p>
+        </w:tc>
+        <w:tc>
+          <w:tcPr>
+            <w:tcW w:type="dxa" w:w="960"/>
+          </w:tcPr>
+          <w:p>
+            <w:pPr>
+              <w:spacing w:before="20" w:after="20" w:line="280" w:lineRule="exact"/>
+              <w:jc w:val="center"/>
+            </w:pPr>
+            <w:r/>
+            <w:r>
+              <w:rPr>
+                <w:rFonts w:ascii="Times New Roman" w:hAnsi="Times New Roman" w:eastAsia="宋体"/>
+                <w:b w:val="0"/>
+                <w:sz w:val="19"/>
+              </w:rPr>
+              <w:t>0.0271</w:t>
+            </w:r>
+          </w:p>
+        </w:tc>
+        <w:tc>
+          <w:tcPr>
+            <w:tcW w:type="dxa" w:w="960"/>
+          </w:tcPr>
+          <w:p>
+            <w:pPr>
+              <w:spacing w:before="20" w:after="20" w:line="280" w:lineRule="exact"/>
+              <w:jc w:val="center"/>
+            </w:pPr>
+            <w:r/>
+            <w:r>
+              <w:rPr>
+                <w:rFonts w:ascii="Times New Roman" w:hAnsi="Times New Roman" w:eastAsia="宋体"/>
+                <w:b w:val="0"/>
+                <w:sz w:val="19"/>
+              </w:rPr>
+              <w:t>0.0153</w:t>
+            </w:r>
+          </w:p>
+        </w:tc>
+        <w:tc>
+          <w:tcPr>
+            <w:tcW w:type="dxa" w:w="960"/>
+          </w:tcPr>
+          <w:p>
+            <w:pPr>
+              <w:spacing w:before="20" w:after="20" w:line="280" w:lineRule="exact"/>
+              <w:jc w:val="center"/>
+            </w:pPr>
+            <w:r/>
+            <w:r>
+              <w:rPr>
+                <w:rFonts w:ascii="Times New Roman" w:hAnsi="Times New Roman" w:eastAsia="宋体"/>
+                <w:b w:val="0"/>
+                <w:sz w:val="19"/>
+              </w:rPr>
+              <w:t>0.0714</w:t>
+            </w:r>
+          </w:p>
+        </w:tc>
+        <w:tc>
+          <w:tcPr>
+            <w:tcW w:type="dxa" w:w="960"/>
+          </w:tcPr>
+          <w:p>
+            <w:pPr>
+              <w:spacing w:before="20" w:after="20" w:line="280" w:lineRule="exact"/>
+              <w:jc w:val="left"/>
+            </w:pPr>
+            <w:r/>
+            <w:r>
+              <w:rPr>
+                <w:rFonts w:ascii="Times New Roman" w:hAnsi="Times New Roman" w:eastAsia="宋体"/>
+                <w:b w:val="0"/>
+                <w:sz w:val="19"/>
+              </w:rPr>
+              <w:t>探索性稳健支持</w:t>
+            </w:r>
+          </w:p>
+        </w:tc>
+      </w:tr>
+      <w:tr>
+        <w:tc>
+          <w:tcPr>
+            <w:tcW w:type="dxa" w:w="960"/>
+          </w:tcPr>
+          <w:p>
+            <w:pPr>
+              <w:spacing w:before="20" w:after="20" w:line="280" w:lineRule="exact"/>
+              <w:jc w:val="left"/>
+            </w:pPr>
+            <w:r/>
+            <w:r>
+              <w:rPr>
+                <w:rFonts w:ascii="Times New Roman" w:hAnsi="Times New Roman" w:eastAsia="宋体"/>
+                <w:b w:val="0"/>
+                <w:sz w:val="19"/>
+              </w:rPr>
+              <w:t>补充分组</w:t>
+            </w:r>
+          </w:p>
+        </w:tc>
+        <w:tc>
+          <w:tcPr>
+            <w:tcW w:type="dxa" w:w="960"/>
+          </w:tcPr>
+          <w:p>
+            <w:pPr>
+              <w:spacing w:before="20" w:after="20" w:line="280" w:lineRule="exact"/>
+              <w:jc w:val="left"/>
+            </w:pPr>
+            <w:r/>
+            <w:r>
+              <w:rPr>
+                <w:rFonts w:ascii="Times New Roman" w:hAnsi="Times New Roman" w:eastAsia="宋体"/>
+                <w:b w:val="0"/>
+                <w:sz w:val="19"/>
+              </w:rPr>
+              <w:t>2013-2024</w:t>
+            </w:r>
+          </w:p>
+        </w:tc>
+        <w:tc>
+          <w:tcPr>
+            <w:tcW w:type="dxa" w:w="960"/>
+          </w:tcPr>
+          <w:p>
+            <w:pPr>
+              <w:spacing w:before="20" w:after="20" w:line="280" w:lineRule="exact"/>
+              <w:jc w:val="center"/>
+            </w:pPr>
+            <w:r/>
+            <w:r>
+              <w:rPr>
+                <w:rFonts w:ascii="Times New Roman" w:hAnsi="Times New Roman" w:eastAsia="宋体"/>
+                <w:b w:val="0"/>
+                <w:sz w:val="19"/>
+              </w:rPr>
+              <w:t>35127</w:t>
+            </w:r>
+          </w:p>
+        </w:tc>
+        <w:tc>
+          <w:tcPr>
+            <w:tcW w:type="dxa" w:w="960"/>
+          </w:tcPr>
+          <w:p>
+            <w:pPr>
+              <w:spacing w:before="20" w:after="20" w:line="280" w:lineRule="exact"/>
+              <w:jc w:val="center"/>
+            </w:pPr>
+            <w:r/>
+            <w:r>
+              <w:rPr>
+                <w:rFonts w:ascii="Times New Roman" w:hAnsi="Times New Roman" w:eastAsia="宋体"/>
+                <w:b w:val="0"/>
+                <w:sz w:val="19"/>
+              </w:rPr>
+              <w:t>5186</w:t>
+            </w:r>
+          </w:p>
+        </w:tc>
+        <w:tc>
+          <w:tcPr>
+            <w:tcW w:type="dxa" w:w="960"/>
+          </w:tcPr>
+          <w:p>
+            <w:pPr>
+              <w:spacing w:before="20" w:after="20" w:line="280" w:lineRule="exact"/>
+              <w:jc w:val="center"/>
+            </w:pPr>
+            <w:r/>
+            <w:r>
+              <w:rPr>
+                <w:rFonts w:ascii="Times New Roman" w:hAnsi="Times New Roman" w:eastAsia="宋体"/>
+                <w:b w:val="0"/>
+                <w:sz w:val="19"/>
+              </w:rPr>
+              <w:t>0.1166</w:t>
+            </w:r>
+          </w:p>
+        </w:tc>
+        <w:tc>
+          <w:tcPr>
+            <w:tcW w:type="dxa" w:w="960"/>
+          </w:tcPr>
+          <w:p>
+            <w:pPr>
+              <w:spacing w:before="20" w:after="20" w:line="280" w:lineRule="exact"/>
+              <w:jc w:val="center"/>
+            </w:pPr>
+            <w:r/>
+            <w:r>
+              <w:rPr>
+                <w:rFonts w:ascii="Times New Roman" w:hAnsi="Times New Roman" w:eastAsia="宋体"/>
+                <w:b w:val="0"/>
+                <w:sz w:val="19"/>
+              </w:rPr>
+              <w:t>0.0007</w:t>
+            </w:r>
+          </w:p>
+        </w:tc>
+        <w:tc>
+          <w:tcPr>
+            <w:tcW w:type="dxa" w:w="960"/>
+          </w:tcPr>
+          <w:p>
+            <w:pPr>
+              <w:spacing w:before="20" w:after="20" w:line="280" w:lineRule="exact"/>
+              <w:jc w:val="center"/>
+            </w:pPr>
+            <w:r/>
+            <w:r>
+              <w:rPr>
+                <w:rFonts w:ascii="Times New Roman" w:hAnsi="Times New Roman" w:eastAsia="宋体"/>
+                <w:b w:val="0"/>
+                <w:sz w:val="19"/>
+              </w:rPr>
+              <w:t>0.8837</w:t>
+            </w:r>
+          </w:p>
+        </w:tc>
+        <w:tc>
+          <w:tcPr>
+            <w:tcW w:type="dxa" w:w="960"/>
+          </w:tcPr>
+          <w:p>
+            <w:pPr>
+              <w:spacing w:before="20" w:after="20" w:line="280" w:lineRule="exact"/>
+              <w:jc w:val="center"/>
+            </w:pPr>
+            <w:r/>
+            <w:r>
+              <w:rPr>
+                <w:rFonts w:ascii="Times New Roman" w:hAnsi="Times New Roman" w:eastAsia="宋体"/>
+                <w:b w:val="0"/>
+                <w:sz w:val="19"/>
+              </w:rPr>
+              <w:t>0.8837</w:t>
+            </w:r>
+          </w:p>
+        </w:tc>
+        <w:tc>
+          <w:tcPr>
+            <w:tcW w:type="dxa" w:w="960"/>
+          </w:tcPr>
+          <w:p>
+            <w:pPr>
+              <w:spacing w:before="20" w:after="20" w:line="280" w:lineRule="exact"/>
+              <w:jc w:val="left"/>
+            </w:pPr>
+            <w:r/>
+            <w:r>
+              <w:rPr>
+                <w:rFonts w:ascii="Times New Roman" w:hAnsi="Times New Roman" w:eastAsia="宋体"/>
+                <w:b w:val="0"/>
+                <w:sz w:val="19"/>
+              </w:rPr>
+              <w:t>无稳健证据</w:t>
+            </w:r>
+          </w:p>
+        </w:tc>
+      </w:tr>
+      <w:tr>
+        <w:tc>
+          <w:tcPr>
+            <w:tcW w:type="dxa" w:w="960"/>
+          </w:tcPr>
+          <w:p>
+            <w:pPr>
+              <w:spacing w:before="20" w:after="20" w:line="280" w:lineRule="exact"/>
+              <w:jc w:val="left"/>
+            </w:pPr>
+            <w:r/>
+            <w:r>
+              <w:rPr>
+                <w:rFonts w:ascii="Times New Roman" w:hAnsi="Times New Roman" w:eastAsia="宋体"/>
+                <w:b w:val="0"/>
+                <w:sz w:val="19"/>
+              </w:rPr>
+              <w:t>补充分组</w:t>
+            </w:r>
+          </w:p>
+        </w:tc>
+        <w:tc>
+          <w:tcPr>
+            <w:tcW w:type="dxa" w:w="960"/>
+          </w:tcPr>
+          <w:p>
+            <w:pPr>
+              <w:spacing w:before="20" w:after="20" w:line="280" w:lineRule="exact"/>
+              <w:jc w:val="left"/>
+            </w:pPr>
+            <w:r/>
+            <w:r>
+              <w:rPr>
+                <w:rFonts w:ascii="Times New Roman" w:hAnsi="Times New Roman" w:eastAsia="宋体"/>
+                <w:b w:val="0"/>
+                <w:sz w:val="19"/>
+              </w:rPr>
+              <w:t>国有×东部</w:t>
+            </w:r>
+          </w:p>
+        </w:tc>
+        <w:tc>
+          <w:tcPr>
+            <w:tcW w:type="dxa" w:w="960"/>
+          </w:tcPr>
+          <w:p>
+            <w:pPr>
+              <w:spacing w:before="20" w:after="20" w:line="280" w:lineRule="exact"/>
+              <w:jc w:val="center"/>
+            </w:pPr>
+            <w:r/>
+            <w:r>
+              <w:rPr>
+                <w:rFonts w:ascii="Times New Roman" w:hAnsi="Times New Roman" w:eastAsia="宋体"/>
+                <w:b w:val="0"/>
+                <w:sz w:val="19"/>
+              </w:rPr>
+              <w:t>8406</w:t>
+            </w:r>
+          </w:p>
+        </w:tc>
+        <w:tc>
+          <w:tcPr>
+            <w:tcW w:type="dxa" w:w="960"/>
+          </w:tcPr>
+          <w:p>
+            <w:pPr>
+              <w:spacing w:before="20" w:after="20" w:line="280" w:lineRule="exact"/>
+              <w:jc w:val="center"/>
+            </w:pPr>
+            <w:r/>
+            <w:r>
+              <w:rPr>
+                <w:rFonts w:ascii="Times New Roman" w:hAnsi="Times New Roman" w:eastAsia="宋体"/>
+                <w:b w:val="0"/>
+                <w:sz w:val="19"/>
+              </w:rPr>
+              <w:t>789</w:t>
+            </w:r>
+          </w:p>
+        </w:tc>
+        <w:tc>
+          <w:tcPr>
+            <w:tcW w:type="dxa" w:w="960"/>
+          </w:tcPr>
+          <w:p>
+            <w:pPr>
+              <w:spacing w:before="20" w:after="20" w:line="280" w:lineRule="exact"/>
+              <w:jc w:val="center"/>
+            </w:pPr>
+            <w:r/>
+            <w:r>
+              <w:rPr>
+                <w:rFonts w:ascii="Times New Roman" w:hAnsi="Times New Roman" w:eastAsia="宋体"/>
+                <w:b w:val="0"/>
+                <w:sz w:val="19"/>
+              </w:rPr>
+              <w:t>0.0410</w:t>
+            </w:r>
+          </w:p>
+        </w:tc>
+        <w:tc>
+          <w:tcPr>
+            <w:tcW w:type="dxa" w:w="960"/>
+          </w:tcPr>
+          <w:p>
+            <w:pPr>
+              <w:spacing w:before="20" w:after="20" w:line="280" w:lineRule="exact"/>
+              <w:jc w:val="center"/>
+            </w:pPr>
+            <w:r/>
+            <w:r>
+              <w:rPr>
+                <w:rFonts w:ascii="Times New Roman" w:hAnsi="Times New Roman" w:eastAsia="宋体"/>
+                <w:b w:val="0"/>
+                <w:sz w:val="19"/>
+              </w:rPr>
+              <w:t>0.0398</w:t>
+            </w:r>
+          </w:p>
+        </w:tc>
+        <w:tc>
+          <w:tcPr>
+            <w:tcW w:type="dxa" w:w="960"/>
+          </w:tcPr>
+          <w:p>
+            <w:pPr>
+              <w:spacing w:before="20" w:after="20" w:line="280" w:lineRule="exact"/>
+              <w:jc w:val="center"/>
+            </w:pPr>
+            <w:r/>
+            <w:r>
+              <w:rPr>
+                <w:rFonts w:ascii="Times New Roman" w:hAnsi="Times New Roman" w:eastAsia="宋体"/>
+                <w:b w:val="0"/>
+                <w:sz w:val="19"/>
+              </w:rPr>
+              <w:t>0.0503</w:t>
+            </w:r>
+          </w:p>
+        </w:tc>
+        <w:tc>
+          <w:tcPr>
+            <w:tcW w:type="dxa" w:w="960"/>
+          </w:tcPr>
+          <w:p>
+            <w:pPr>
+              <w:spacing w:before="20" w:after="20" w:line="280" w:lineRule="exact"/>
+              <w:jc w:val="center"/>
+            </w:pPr>
+            <w:r/>
+            <w:r>
+              <w:rPr>
+                <w:rFonts w:ascii="Times New Roman" w:hAnsi="Times New Roman" w:eastAsia="宋体"/>
+                <w:b w:val="0"/>
+                <w:sz w:val="19"/>
+              </w:rPr>
+              <w:t>0.0880</w:t>
+            </w:r>
+          </w:p>
+        </w:tc>
+        <w:tc>
+          <w:tcPr>
+            <w:tcW w:type="dxa" w:w="960"/>
+          </w:tcPr>
+          <w:p>
+            <w:pPr>
+              <w:spacing w:before="20" w:after="20" w:line="280" w:lineRule="exact"/>
+              <w:jc w:val="left"/>
+            </w:pPr>
+            <w:r/>
+            <w:r>
+              <w:rPr>
+                <w:rFonts w:ascii="Times New Roman" w:hAnsi="Times New Roman" w:eastAsia="宋体"/>
+                <w:b w:val="0"/>
+                <w:sz w:val="19"/>
+              </w:rPr>
+              <w:t>探索性稳健支持</w:t>
+            </w:r>
+          </w:p>
+        </w:tc>
+      </w:tr>
+      <w:tr>
+        <w:tc>
+          <w:tcPr>
+            <w:tcW w:type="dxa" w:w="960"/>
+          </w:tcPr>
+          <w:p>
+            <w:pPr>
+              <w:spacing w:before="20" w:after="20" w:line="280" w:lineRule="exact"/>
+              <w:jc w:val="left"/>
+            </w:pPr>
+            <w:r/>
+            <w:r>
+              <w:rPr>
+                <w:rFonts w:ascii="Times New Roman" w:hAnsi="Times New Roman" w:eastAsia="宋体"/>
+                <w:b w:val="0"/>
+                <w:sz w:val="19"/>
+              </w:rPr>
+              <w:t>补充分组</w:t>
+            </w:r>
+          </w:p>
+        </w:tc>
+        <w:tc>
+          <w:tcPr>
+            <w:tcW w:type="dxa" w:w="960"/>
+          </w:tcPr>
+          <w:p>
+            <w:pPr>
+              <w:spacing w:before="20" w:after="20" w:line="280" w:lineRule="exact"/>
+              <w:jc w:val="left"/>
+            </w:pPr>
+            <w:r/>
+            <w:r>
+              <w:rPr>
+                <w:rFonts w:ascii="Times New Roman" w:hAnsi="Times New Roman" w:eastAsia="宋体"/>
+                <w:b w:val="0"/>
+                <w:sz w:val="19"/>
+              </w:rPr>
+              <w:t>地方国企×东部</w:t>
+            </w:r>
+          </w:p>
+        </w:tc>
+        <w:tc>
+          <w:tcPr>
+            <w:tcW w:type="dxa" w:w="960"/>
+          </w:tcPr>
+          <w:p>
+            <w:pPr>
+              <w:spacing w:before="20" w:after="20" w:line="280" w:lineRule="exact"/>
+              <w:jc w:val="center"/>
+            </w:pPr>
+            <w:r/>
+            <w:r>
+              <w:rPr>
+                <w:rFonts w:ascii="Times New Roman" w:hAnsi="Times New Roman" w:eastAsia="宋体"/>
+                <w:b w:val="0"/>
+                <w:sz w:val="19"/>
+              </w:rPr>
+              <w:t>4273</w:t>
+            </w:r>
+          </w:p>
+        </w:tc>
+        <w:tc>
+          <w:tcPr>
+            <w:tcW w:type="dxa" w:w="960"/>
+          </w:tcPr>
+          <w:p>
+            <w:pPr>
+              <w:spacing w:before="20" w:after="20" w:line="280" w:lineRule="exact"/>
+              <w:jc w:val="center"/>
+            </w:pPr>
+            <w:r/>
+            <w:r>
+              <w:rPr>
+                <w:rFonts w:ascii="Times New Roman" w:hAnsi="Times New Roman" w:eastAsia="宋体"/>
+                <w:b w:val="0"/>
+                <w:sz w:val="19"/>
+              </w:rPr>
+              <w:t>437</w:t>
+            </w:r>
+          </w:p>
+        </w:tc>
+        <w:tc>
+          <w:tcPr>
+            <w:tcW w:type="dxa" w:w="960"/>
+          </w:tcPr>
+          <w:p>
+            <w:pPr>
+              <w:spacing w:before="20" w:after="20" w:line="280" w:lineRule="exact"/>
+              <w:jc w:val="center"/>
+            </w:pPr>
+            <w:r/>
+            <w:r>
+              <w:rPr>
+                <w:rFonts w:ascii="Times New Roman" w:hAnsi="Times New Roman" w:eastAsia="宋体"/>
+                <w:b w:val="0"/>
+                <w:sz w:val="19"/>
+              </w:rPr>
+              <w:t>0.0602</w:t>
+            </w:r>
+          </w:p>
+        </w:tc>
+        <w:tc>
+          <w:tcPr>
+            <w:tcW w:type="dxa" w:w="960"/>
+          </w:tcPr>
+          <w:p>
+            <w:pPr>
+              <w:spacing w:before="20" w:after="20" w:line="280" w:lineRule="exact"/>
+              <w:jc w:val="center"/>
+            </w:pPr>
+            <w:r/>
+            <w:r>
+              <w:rPr>
+                <w:rFonts w:ascii="Times New Roman" w:hAnsi="Times New Roman" w:eastAsia="宋体"/>
+                <w:b w:val="0"/>
+                <w:sz w:val="19"/>
+              </w:rPr>
+              <w:t>0.0569</w:t>
+            </w:r>
+          </w:p>
+        </w:tc>
+        <w:tc>
+          <w:tcPr>
+            <w:tcW w:type="dxa" w:w="960"/>
+          </w:tcPr>
+          <w:p>
+            <w:pPr>
+              <w:spacing w:before="20" w:after="20" w:line="280" w:lineRule="exact"/>
+              <w:jc w:val="center"/>
+            </w:pPr>
+            <w:r/>
+            <w:r>
+              <w:rPr>
+                <w:rFonts w:ascii="Times New Roman" w:hAnsi="Times New Roman" w:eastAsia="宋体"/>
+                <w:b w:val="0"/>
+                <w:sz w:val="19"/>
+              </w:rPr>
+              <w:t>0.0372</w:t>
+            </w:r>
+          </w:p>
+        </w:tc>
+        <w:tc>
+          <w:tcPr>
+            <w:tcW w:type="dxa" w:w="960"/>
+          </w:tcPr>
+          <w:p>
+            <w:pPr>
+              <w:spacing w:before="20" w:after="20" w:line="280" w:lineRule="exact"/>
+              <w:jc w:val="center"/>
+            </w:pPr>
+            <w:r/>
+            <w:r>
+              <w:rPr>
+                <w:rFonts w:ascii="Times New Roman" w:hAnsi="Times New Roman" w:eastAsia="宋体"/>
+                <w:b w:val="0"/>
+                <w:sz w:val="19"/>
+              </w:rPr>
+              <w:t>0.0867</w:t>
+            </w:r>
+          </w:p>
+        </w:tc>
+        <w:tc>
+          <w:tcPr>
+            <w:tcW w:type="dxa" w:w="960"/>
+          </w:tcPr>
+          <w:p>
+            <w:pPr>
+              <w:spacing w:before="20" w:after="20" w:line="280" w:lineRule="exact"/>
+              <w:jc w:val="left"/>
+            </w:pPr>
+            <w:r/>
+            <w:r>
+              <w:rPr>
+                <w:rFonts w:ascii="Times New Roman" w:hAnsi="Times New Roman" w:eastAsia="宋体"/>
+                <w:b w:val="0"/>
+                <w:sz w:val="19"/>
+              </w:rPr>
+              <w:t>探索性稳健支持</w:t>
+            </w:r>
+          </w:p>
+        </w:tc>
+      </w:tr>
+      <w:tr>
+        <w:tc>
+          <w:tcPr>
+            <w:tcW w:type="dxa" w:w="960"/>
+            <w:tcBorders>
+              <w:bottom w:val="single" w:sz="12" w:space="0" w:color="000000"/>
+            </w:tcBorders>
+          </w:tcPr>
+          <w:p>
+            <w:pPr>
+              <w:spacing w:before="20" w:after="20" w:line="280" w:lineRule="exact"/>
+              <w:jc w:val="left"/>
+            </w:pPr>
+            <w:r/>
+            <w:r>
+              <w:rPr>
+                <w:rFonts w:ascii="Times New Roman" w:hAnsi="Times New Roman" w:eastAsia="宋体"/>
+                <w:b w:val="0"/>
+                <w:sz w:val="19"/>
+              </w:rPr>
+              <w:t>补充分组</w:t>
+            </w:r>
+          </w:p>
+        </w:tc>
+        <w:tc>
+          <w:tcPr>
+            <w:tcW w:type="dxa" w:w="960"/>
+            <w:tcBorders>
+              <w:bottom w:val="single" w:sz="12" w:space="0" w:color="000000"/>
+            </w:tcBorders>
+          </w:tcPr>
+          <w:p>
+            <w:pPr>
+              <w:spacing w:before="20" w:after="20" w:line="280" w:lineRule="exact"/>
+              <w:jc w:val="left"/>
+            </w:pPr>
+            <w:r/>
+            <w:r>
+              <w:rPr>
+                <w:rFonts w:ascii="Times New Roman" w:hAnsi="Times New Roman" w:eastAsia="宋体"/>
+                <w:b w:val="0"/>
+                <w:sz w:val="19"/>
+              </w:rPr>
+              <w:t>地方国企×后期</w:t>
+            </w:r>
+          </w:p>
+        </w:tc>
+        <w:tc>
+          <w:tcPr>
+            <w:tcW w:type="dxa" w:w="960"/>
+            <w:tcBorders>
+              <w:bottom w:val="single" w:sz="12" w:space="0" w:color="000000"/>
+            </w:tcBorders>
+          </w:tcPr>
+          <w:p>
+            <w:pPr>
+              <w:spacing w:before="20" w:after="20" w:line="280" w:lineRule="exact"/>
+              <w:jc w:val="center"/>
+            </w:pPr>
+            <w:r/>
+            <w:r>
+              <w:rPr>
+                <w:rFonts w:ascii="Times New Roman" w:hAnsi="Times New Roman" w:eastAsia="宋体"/>
+                <w:b w:val="0"/>
+                <w:sz w:val="19"/>
+              </w:rPr>
+              <w:t>5156</w:t>
+            </w:r>
+          </w:p>
+        </w:tc>
+        <w:tc>
+          <w:tcPr>
+            <w:tcW w:type="dxa" w:w="960"/>
+            <w:tcBorders>
+              <w:bottom w:val="single" w:sz="12" w:space="0" w:color="000000"/>
+            </w:tcBorders>
+          </w:tcPr>
+          <w:p>
+            <w:pPr>
+              <w:spacing w:before="20" w:after="20" w:line="280" w:lineRule="exact"/>
+              <w:jc w:val="center"/>
+            </w:pPr>
+            <w:r/>
+            <w:r>
+              <w:rPr>
+                <w:rFonts w:ascii="Times New Roman" w:hAnsi="Times New Roman" w:eastAsia="宋体"/>
+                <w:b w:val="0"/>
+                <w:sz w:val="19"/>
+              </w:rPr>
+              <w:t>731</w:t>
+            </w:r>
+          </w:p>
+        </w:tc>
+        <w:tc>
+          <w:tcPr>
+            <w:tcW w:type="dxa" w:w="960"/>
+            <w:tcBorders>
+              <w:bottom w:val="single" w:sz="12" w:space="0" w:color="000000"/>
+            </w:tcBorders>
+          </w:tcPr>
+          <w:p>
+            <w:pPr>
+              <w:spacing w:before="20" w:after="20" w:line="280" w:lineRule="exact"/>
+              <w:jc w:val="center"/>
+            </w:pPr>
+            <w:r/>
+            <w:r>
+              <w:rPr>
+                <w:rFonts w:ascii="Times New Roman" w:hAnsi="Times New Roman" w:eastAsia="宋体"/>
+                <w:b w:val="0"/>
+                <w:sz w:val="19"/>
+              </w:rPr>
+              <w:t>0.0623</w:t>
+            </w:r>
+          </w:p>
+        </w:tc>
+        <w:tc>
+          <w:tcPr>
+            <w:tcW w:type="dxa" w:w="960"/>
+            <w:tcBorders>
+              <w:bottom w:val="single" w:sz="12" w:space="0" w:color="000000"/>
+            </w:tcBorders>
+          </w:tcPr>
+          <w:p>
+            <w:pPr>
+              <w:spacing w:before="20" w:after="20" w:line="280" w:lineRule="exact"/>
+              <w:jc w:val="center"/>
+            </w:pPr>
+            <w:r/>
+            <w:r>
+              <w:rPr>
+                <w:rFonts w:ascii="Times New Roman" w:hAnsi="Times New Roman" w:eastAsia="宋体"/>
+                <w:b w:val="0"/>
+                <w:sz w:val="19"/>
+              </w:rPr>
+              <w:t>0.0256</w:t>
+            </w:r>
+          </w:p>
+        </w:tc>
+        <w:tc>
+          <w:tcPr>
+            <w:tcW w:type="dxa" w:w="960"/>
+            <w:tcBorders>
+              <w:bottom w:val="single" w:sz="12" w:space="0" w:color="000000"/>
+            </w:tcBorders>
+          </w:tcPr>
+          <w:p>
+            <w:pPr>
+              <w:spacing w:before="20" w:after="20" w:line="280" w:lineRule="exact"/>
+              <w:jc w:val="center"/>
+            </w:pPr>
+            <w:r/>
+            <w:r>
+              <w:rPr>
+                <w:rFonts w:ascii="Times New Roman" w:hAnsi="Times New Roman" w:eastAsia="宋体"/>
+                <w:b w:val="0"/>
+                <w:sz w:val="19"/>
+              </w:rPr>
+              <w:t>0.0902</w:t>
+            </w:r>
+          </w:p>
+        </w:tc>
+        <w:tc>
+          <w:tcPr>
+            <w:tcW w:type="dxa" w:w="960"/>
+            <w:tcBorders>
+              <w:bottom w:val="single" w:sz="12" w:space="0" w:color="000000"/>
+            </w:tcBorders>
+          </w:tcPr>
+          <w:p>
+            <w:pPr>
+              <w:spacing w:before="20" w:after="20" w:line="280" w:lineRule="exact"/>
+              <w:jc w:val="center"/>
+            </w:pPr>
+            <w:r/>
+            <w:r>
+              <w:rPr>
+                <w:rFonts w:ascii="Times New Roman" w:hAnsi="Times New Roman" w:eastAsia="宋体"/>
+                <w:b w:val="0"/>
+                <w:sz w:val="19"/>
+              </w:rPr>
+              <w:t>0.1263</w:t>
+            </w:r>
+          </w:p>
+        </w:tc>
+        <w:tc>
+          <w:tcPr>
+            <w:tcW w:type="dxa" w:w="960"/>
+            <w:tcBorders>
+              <w:bottom w:val="single" w:sz="12" w:space="0" w:color="000000"/>
+            </w:tcBorders>
+          </w:tcPr>
+          <w:p>
+            <w:pPr>
+              <w:spacing w:before="20" w:after="20" w:line="280" w:lineRule="exact"/>
+              <w:jc w:val="left"/>
+            </w:pPr>
+            <w:r/>
+            <w:r>
+              <w:rPr>
+                <w:rFonts w:ascii="Times New Roman" w:hAnsi="Times New Roman" w:eastAsia="宋体"/>
+                <w:b w:val="0"/>
+                <w:sz w:val="19"/>
+              </w:rPr>
+              <w:t>仅原始Sobel支持</w:t>
+            </w:r>
+          </w:p>
+        </w:tc>
+      </w:tr>
+    </w:tbl>
+    <w:p>
+      <w:pPr>
+        <w:spacing w:before="40" w:after="240"/>
+      </w:pPr>
+      <w:r>
+        <w:rPr>
+          <w:rFonts w:ascii="Times New Roman" w:hAnsi="Times New Roman" w:eastAsia="宋体"/>
+          <w:sz w:val="18"/>
+        </w:rPr>
+        <w:t>注：FDR 为在“产权直分”“补充分组”两个层级内分别进行的 BH 校正；bootstrap 仅对原始 Sobel p&lt;0.10 的分组执行。</w:t>
       </w:r>
     </w:p>
     <w:sectPr>

--- a/results/回归结果表.docx
+++ b/results/回归结果表.docx
@@ -285,7 +285,7 @@
                 <w:b w:val="0"/>
                 <w:sz w:val="21"/>
               </w:rPr>
-              <w:t>52358</w:t>
+              <w:t>58782</w:t>
             </w:r>
           </w:p>
         </w:tc>
@@ -305,7 +305,7 @@
                 <w:b w:val="0"/>
                 <w:sz w:val="21"/>
               </w:rPr>
-              <w:t>2.62e+06</w:t>
+              <w:t>2.53e+06</w:t>
             </w:r>
           </w:p>
         </w:tc>
@@ -325,7 +325,7 @@
                 <w:b w:val="0"/>
                 <w:sz w:val="21"/>
               </w:rPr>
-              <w:t>1.93e+06</w:t>
+              <w:t>1.83e+06</w:t>
             </w:r>
           </w:p>
         </w:tc>
@@ -345,7 +345,7 @@
                 <w:b w:val="0"/>
                 <w:sz w:val="21"/>
               </w:rPr>
-              <w:t>2.92e+06</w:t>
+              <w:t>2.98e+06</w:t>
             </w:r>
           </w:p>
         </w:tc>
@@ -365,7 +365,7 @@
                 <w:b w:val="0"/>
                 <w:sz w:val="21"/>
               </w:rPr>
-              <w:t>10800.0000</w:t>
+              <w:t>10000.0000</w:t>
             </w:r>
           </w:p>
         </w:tc>
@@ -427,7 +427,7 @@
                 <w:b w:val="0"/>
                 <w:sz w:val="21"/>
               </w:rPr>
-              <w:t>52358</w:t>
+              <w:t>58782</w:t>
             </w:r>
           </w:p>
         </w:tc>
@@ -447,7 +447,7 @@
                 <w:b w:val="0"/>
                 <w:sz w:val="21"/>
               </w:rPr>
-              <w:t>5.26e+07</w:t>
+              <w:t>4.69e+07</w:t>
             </w:r>
           </w:p>
         </w:tc>
@@ -467,7 +467,7 @@
                 <w:b w:val="0"/>
                 <w:sz w:val="21"/>
               </w:rPr>
-              <w:t>1.26e+07</w:t>
+              <w:t>1.01e+07</w:t>
             </w:r>
           </w:p>
         </w:tc>
@@ -487,7 +487,7 @@
                 <w:b w:val="0"/>
                 <w:sz w:val="21"/>
               </w:rPr>
-              <w:t>4.35e+08</w:t>
+              <w:t>4.11e+08</w:t>
             </w:r>
           </w:p>
         </w:tc>
@@ -507,7 +507,7 @@
                 <w:b w:val="0"/>
                 <w:sz w:val="21"/>
               </w:rPr>
-              <w:t>12.6300</w:t>
+              <w:t>-6.33e+07</w:t>
             </w:r>
           </w:p>
         </w:tc>
@@ -549,7 +549,7 @@
                 <w:b w:val="0"/>
                 <w:sz w:val="21"/>
               </w:rPr>
-              <w:t>财政补贴强度(lnSubsidy)</w:t>
+              <w:t>财政补贴强度(lnSubsidy=ln(1+Subsidy))</w:t>
             </w:r>
           </w:p>
         </w:tc>
@@ -569,7 +569,7 @@
                 <w:b w:val="0"/>
                 <w:sz w:val="21"/>
               </w:rPr>
-              <w:t>52358</w:t>
+              <w:t>58782</w:t>
             </w:r>
           </w:p>
         </w:tc>
@@ -589,7 +589,7 @@
                 <w:b w:val="0"/>
                 <w:sz w:val="21"/>
               </w:rPr>
-              <w:t>16.2949</w:t>
+              <w:t>14.5024</w:t>
             </w:r>
           </w:p>
         </w:tc>
@@ -609,7 +609,7 @@
                 <w:b w:val="0"/>
                 <w:sz w:val="21"/>
               </w:rPr>
-              <w:t>16.3471</w:t>
+              <w:t>16.1245</w:t>
             </w:r>
           </w:p>
         </w:tc>
@@ -629,7 +629,7 @@
                 <w:b w:val="0"/>
                 <w:sz w:val="21"/>
               </w:rPr>
-              <w:t>1.6624</w:t>
+              <w:t>5.3284</w:t>
             </w:r>
           </w:p>
         </w:tc>
@@ -649,7 +649,7 @@
                 <w:b w:val="0"/>
                 <w:sz w:val="21"/>
               </w:rPr>
-              <w:t>11.3444</w:t>
+              <w:t>0.0000</w:t>
             </w:r>
           </w:p>
         </w:tc>
@@ -669,7 +669,7 @@
                 <w:b w:val="0"/>
                 <w:sz w:val="21"/>
               </w:rPr>
-              <w:t>20.3200</w:t>
+              <w:t>20.2372</w:t>
             </w:r>
           </w:p>
         </w:tc>
@@ -691,7 +691,7 @@
                 <w:b w:val="0"/>
                 <w:sz w:val="21"/>
               </w:rPr>
-              <w:t>薪酬对数(lnCEOpay)</w:t>
+              <w:t>高管前三名薪酬对数</w:t>
             </w:r>
           </w:p>
         </w:tc>
@@ -711,7 +711,7 @@
                 <w:b w:val="0"/>
                 <w:sz w:val="21"/>
               </w:rPr>
-              <w:t>52358</w:t>
+              <w:t>58782</w:t>
             </w:r>
           </w:p>
         </w:tc>
@@ -731,7 +731,7 @@
                 <w:b w:val="0"/>
                 <w:sz w:val="21"/>
               </w:rPr>
-              <w:t>14.4585</w:t>
+              <w:t>14.3762</w:t>
             </w:r>
           </w:p>
         </w:tc>
@@ -751,7 +751,7 @@
                 <w:b w:val="0"/>
                 <w:sz w:val="21"/>
               </w:rPr>
-              <w:t>14.4734</w:t>
+              <w:t>14.4217</w:t>
             </w:r>
           </w:p>
         </w:tc>
@@ -771,7 +771,7 @@
                 <w:b w:val="0"/>
                 <w:sz w:val="21"/>
               </w:rPr>
-              <w:t>0.7865</w:t>
+              <w:t>0.8667</w:t>
             </w:r>
           </w:p>
         </w:tc>
@@ -791,7 +791,7 @@
                 <w:b w:val="0"/>
                 <w:sz w:val="21"/>
               </w:rPr>
-              <w:t>9.2873</w:t>
+              <w:t>9.2103</w:t>
             </w:r>
           </w:p>
         </w:tc>
@@ -853,7 +853,7 @@
                 <w:b w:val="0"/>
                 <w:sz w:val="21"/>
               </w:rPr>
-              <w:t>52341</w:t>
+              <w:t>58726</w:t>
             </w:r>
           </w:p>
         </w:tc>
@@ -873,7 +873,7 @@
                 <w:b w:val="0"/>
                 <w:sz w:val="21"/>
               </w:rPr>
-              <w:t>21.4000</w:t>
+              <w:t>21.3368</w:t>
             </w:r>
           </w:p>
         </w:tc>
@@ -893,7 +893,7 @@
                 <w:b w:val="0"/>
                 <w:sz w:val="21"/>
               </w:rPr>
-              <w:t>21.2570</w:t>
+              <w:t>21.2090</w:t>
             </w:r>
           </w:p>
         </w:tc>
@@ -913,7 +913,7 @@
                 <w:b w:val="0"/>
                 <w:sz w:val="21"/>
               </w:rPr>
-              <w:t>1.4228</w:t>
+              <w:t>1.5022</w:t>
             </w:r>
           </w:p>
         </w:tc>
@@ -933,7 +933,7 @@
                 <w:b w:val="0"/>
                 <w:sz w:val="21"/>
               </w:rPr>
-              <w:t>18.4565</w:t>
+              <w:t>17.6023</w:t>
             </w:r>
           </w:p>
         </w:tc>
@@ -953,7 +953,7 @@
                 <w:b w:val="0"/>
                 <w:sz w:val="21"/>
               </w:rPr>
-              <w:t>25.3705</w:t>
+              <w:t>25.5606</w:t>
             </w:r>
           </w:p>
         </w:tc>
@@ -995,7 +995,7 @@
                 <w:b w:val="0"/>
                 <w:sz w:val="21"/>
               </w:rPr>
-              <w:t>52199</w:t>
+              <w:t>58546</w:t>
             </w:r>
           </w:p>
         </w:tc>
@@ -1015,7 +1015,7 @@
                 <w:b w:val="0"/>
                 <w:sz w:val="21"/>
               </w:rPr>
-              <w:t>0.0451</w:t>
+              <w:t>0.0450</w:t>
             </w:r>
           </w:p>
         </w:tc>
@@ -1035,7 +1035,7 @@
                 <w:b w:val="0"/>
                 <w:sz w:val="21"/>
               </w:rPr>
-              <w:t>0.0317</w:t>
+              <w:t>0.0309</w:t>
             </w:r>
           </w:p>
         </w:tc>
@@ -1055,7 +1055,7 @@
                 <w:b w:val="0"/>
                 <w:sz w:val="21"/>
               </w:rPr>
-              <w:t>0.0503</w:t>
+              <w:t>0.0525</w:t>
             </w:r>
           </w:p>
         </w:tc>
@@ -1095,7 +1095,7 @@
                 <w:b w:val="0"/>
                 <w:sz w:val="21"/>
               </w:rPr>
-              <w:t>0.3209</w:t>
+              <w:t>0.3318</w:t>
             </w:r>
           </w:p>
         </w:tc>
@@ -1137,7 +1137,7 @@
                 <w:b w:val="0"/>
                 <w:sz w:val="21"/>
               </w:rPr>
-              <w:t>52182</w:t>
+              <w:t>58493</w:t>
             </w:r>
           </w:p>
         </w:tc>
@@ -1177,7 +1177,7 @@
                 <w:b w:val="0"/>
                 <w:sz w:val="21"/>
               </w:rPr>
-              <w:t>-0.0149</w:t>
+              <w:t>-0.0122</w:t>
             </w:r>
           </w:p>
         </w:tc>
@@ -1197,7 +1197,7 @@
                 <w:b w:val="0"/>
                 <w:sz w:val="21"/>
               </w:rPr>
-              <w:t>0.5777</w:t>
+              <w:t>0.5923</w:t>
             </w:r>
           </w:p>
         </w:tc>
@@ -1217,7 +1217,7 @@
                 <w:b w:val="0"/>
                 <w:sz w:val="21"/>
               </w:rPr>
-              <w:t>-4.7468</w:t>
+              <w:t>-4.7432</w:t>
             </w:r>
           </w:p>
         </w:tc>
@@ -1237,7 +1237,7 @@
                 <w:b w:val="0"/>
                 <w:sz w:val="21"/>
               </w:rPr>
-              <w:t>3.6420</w:t>
+              <w:t>3.6044</w:t>
             </w:r>
           </w:p>
         </w:tc>
@@ -1279,7 +1279,7 @@
                 <w:b w:val="0"/>
                 <w:sz w:val="21"/>
               </w:rPr>
-              <w:t>44965</w:t>
+              <w:t>50767</w:t>
             </w:r>
           </w:p>
         </w:tc>
@@ -1319,7 +1319,7 @@
                 <w:b w:val="0"/>
                 <w:sz w:val="21"/>
               </w:rPr>
-              <w:t>0.3311</w:t>
+              <w:t>0.3150</w:t>
             </w:r>
           </w:p>
         </w:tc>
@@ -1339,7 +1339,7 @@
                 <w:b w:val="0"/>
                 <w:sz w:val="21"/>
               </w:rPr>
-              <w:t>1.1641</w:t>
+              <w:t>1.1806</w:t>
             </w:r>
           </w:p>
         </w:tc>
@@ -1359,7 +1359,7 @@
                 <w:b w:val="0"/>
                 <w:sz w:val="21"/>
               </w:rPr>
-              <w:t>-4.5791</w:t>
+              <w:t>-4.7512</w:t>
             </w:r>
           </w:p>
         </w:tc>
@@ -1379,7 +1379,7 @@
                 <w:b w:val="0"/>
                 <w:sz w:val="21"/>
               </w:rPr>
-              <w:t>5.6751</w:t>
+              <w:t>6.3753</w:t>
             </w:r>
           </w:p>
         </w:tc>
@@ -1421,7 +1421,7 @@
                 <w:b w:val="0"/>
                 <w:sz w:val="21"/>
               </w:rPr>
-              <w:t>52358</w:t>
+              <w:t>58782</w:t>
             </w:r>
           </w:p>
         </w:tc>
@@ -1441,7 +1441,7 @@
                 <w:b w:val="0"/>
                 <w:sz w:val="21"/>
               </w:rPr>
-              <w:t>0.0310</w:t>
+              <w:t>0.0287</w:t>
             </w:r>
           </w:p>
         </w:tc>
@@ -1461,7 +1461,7 @@
                 <w:b w:val="0"/>
                 <w:sz w:val="21"/>
               </w:rPr>
-              <w:t>0.0352</w:t>
+              <w:t>0.0341</w:t>
             </w:r>
           </w:p>
         </w:tc>
@@ -1481,7 +1481,7 @@
                 <w:b w:val="0"/>
                 <w:sz w:val="21"/>
               </w:rPr>
-              <w:t>0.0707</w:t>
+              <w:t>0.0759</w:t>
             </w:r>
           </w:p>
         </w:tc>
@@ -1501,7 +1501,7 @@
                 <w:b w:val="0"/>
                 <w:sz w:val="21"/>
               </w:rPr>
-              <w:t>-0.3095</w:t>
+              <w:t>-0.3560</w:t>
             </w:r>
           </w:p>
         </w:tc>
@@ -1521,7 +1521,7 @@
                 <w:b w:val="0"/>
                 <w:sz w:val="21"/>
               </w:rPr>
-              <w:t>0.1991</w:t>
+              <w:t>0.2040</w:t>
             </w:r>
           </w:p>
         </w:tc>
@@ -1563,7 +1563,7 @@
                 <w:b w:val="0"/>
                 <w:sz w:val="21"/>
               </w:rPr>
-              <w:t>52358</w:t>
+              <w:t>58782</w:t>
             </w:r>
           </w:p>
         </w:tc>
@@ -1583,7 +1583,7 @@
                 <w:b w:val="0"/>
                 <w:sz w:val="21"/>
               </w:rPr>
-              <w:t>0.4260</w:t>
+              <w:t>0.4371</w:t>
             </w:r>
           </w:p>
         </w:tc>
@@ -1603,7 +1603,7 @@
                 <w:b w:val="0"/>
                 <w:sz w:val="21"/>
               </w:rPr>
-              <w:t>0.4151</w:t>
+              <w:t>0.4264</w:t>
             </w:r>
           </w:p>
         </w:tc>
@@ -1623,7 +1623,7 @@
                 <w:b w:val="0"/>
                 <w:sz w:val="21"/>
               </w:rPr>
-              <w:t>0.2145</w:t>
+              <w:t>0.2210</w:t>
             </w:r>
           </w:p>
         </w:tc>
@@ -1643,7 +1643,7 @@
                 <w:b w:val="0"/>
                 <w:sz w:val="21"/>
               </w:rPr>
-              <w:t>0.0514</w:t>
+              <w:t>0.0516</w:t>
             </w:r>
           </w:p>
         </w:tc>
@@ -1663,7 +1663,7 @@
                 <w:b w:val="0"/>
                 <w:sz w:val="21"/>
               </w:rPr>
-              <w:t>0.9665</w:t>
+              <w:t>1.0632</w:t>
             </w:r>
           </w:p>
         </w:tc>
@@ -1705,7 +1705,7 @@
                 <w:b w:val="0"/>
                 <w:sz w:val="21"/>
               </w:rPr>
-              <w:t>52358</w:t>
+              <w:t>58782</w:t>
             </w:r>
           </w:p>
         </w:tc>
@@ -1725,7 +1725,7 @@
                 <w:b w:val="0"/>
                 <w:sz w:val="21"/>
               </w:rPr>
-              <w:t>33.7576</w:t>
+              <w:t>33.9352</w:t>
             </w:r>
           </w:p>
         </w:tc>
@@ -1745,7 +1745,7 @@
                 <w:b w:val="0"/>
                 <w:sz w:val="21"/>
               </w:rPr>
-              <w:t>31.4100</w:t>
+              <w:t>31.4600</w:t>
             </w:r>
           </w:p>
         </w:tc>
@@ -1765,7 +1765,7 @@
                 <w:b w:val="0"/>
                 <w:sz w:val="21"/>
               </w:rPr>
-              <w:t>14.8049</w:t>
+              <w:t>14.9808</w:t>
             </w:r>
           </w:p>
         </w:tc>
@@ -1805,7 +1805,7 @@
                 <w:b w:val="0"/>
                 <w:sz w:val="21"/>
               </w:rPr>
-              <w:t>73.3500</w:t>
+              <w:t>73.8357</w:t>
             </w:r>
           </w:p>
         </w:tc>
@@ -1853,7 +1853,7 @@
                 <w:b w:val="0"/>
                 <w:sz w:val="21"/>
               </w:rPr>
-              <w:t>52358</w:t>
+              <w:t>58782</w:t>
             </w:r>
           </w:p>
         </w:tc>
@@ -1876,7 +1876,7 @@
                 <w:b w:val="0"/>
                 <w:sz w:val="21"/>
               </w:rPr>
-              <w:t>0.3748</w:t>
+              <w:t>0.3809</w:t>
             </w:r>
           </w:p>
         </w:tc>
@@ -1922,7 +1922,7 @@
                 <w:b w:val="0"/>
                 <w:sz w:val="21"/>
               </w:rPr>
-              <w:t>0.4841</w:t>
+              <w:t>0.4856</w:t>
             </w:r>
           </w:p>
         </w:tc>
@@ -2163,7 +2163,7 @@
                 <w:b w:val="0"/>
                 <w:sz w:val="21"/>
               </w:rPr>
-              <w:t>0.1979***</w:t>
+              <w:t>0.2042***</w:t>
             </w:r>
           </w:p>
         </w:tc>
@@ -2183,7 +2183,7 @@
                 <w:b w:val="0"/>
                 <w:sz w:val="21"/>
               </w:rPr>
-              <w:t>(104.7039)</w:t>
+              <w:t>(116.7966)</w:t>
             </w:r>
           </w:p>
         </w:tc>
@@ -2245,7 +2245,7 @@
                 <w:b w:val="0"/>
                 <w:sz w:val="21"/>
               </w:rPr>
-              <w:t>1.5288***</w:t>
+              <w:t>1.3993***</w:t>
             </w:r>
           </w:p>
         </w:tc>
@@ -2265,7 +2265,7 @@
                 <w:b w:val="0"/>
                 <w:sz w:val="21"/>
               </w:rPr>
-              <w:t>(41.4185)</w:t>
+              <w:t>(41.7175)</w:t>
             </w:r>
           </w:p>
         </w:tc>
@@ -2327,7 +2327,7 @@
                 <w:b w:val="0"/>
                 <w:sz w:val="21"/>
               </w:rPr>
-              <w:t>-0.4204***</w:t>
+              <w:t>-0.4628***</w:t>
             </w:r>
           </w:p>
         </w:tc>
@@ -2347,7 +2347,7 @@
                 <w:b w:val="0"/>
                 <w:sz w:val="21"/>
               </w:rPr>
-              <w:t>(-7.8249)</w:t>
+              <w:t>(-9.3035)</w:t>
             </w:r>
           </w:p>
         </w:tc>
@@ -2409,7 +2409,7 @@
                 <w:b w:val="0"/>
                 <w:sz w:val="21"/>
               </w:rPr>
-              <w:t>-0.2340***</w:t>
+              <w:t>-0.2430***</w:t>
             </w:r>
           </w:p>
         </w:tc>
@@ -2429,7 +2429,7 @@
                 <w:b w:val="0"/>
                 <w:sz w:val="21"/>
               </w:rPr>
-              <w:t>(-43.7481)</w:t>
+              <w:t>(-46.9738)</w:t>
             </w:r>
           </w:p>
         </w:tc>
@@ -2653,7 +2653,7 @@
                 <w:b w:val="0"/>
                 <w:sz w:val="21"/>
               </w:rPr>
-              <w:t>52182</w:t>
+              <w:t>58493</w:t>
             </w:r>
           </w:p>
         </w:tc>
@@ -2740,7 +2740,7 @@
                 <w:b w:val="0"/>
                 <w:sz w:val="21"/>
               </w:rPr>
-              <w:t>0.4592</w:t>
+              <w:t>0.5305</w:t>
             </w:r>
           </w:p>
         </w:tc>
@@ -2967,7 +2967,7 @@
                 <w:b w:val="0"/>
                 <w:sz w:val="21"/>
               </w:rPr>
-              <w:t>0.0088***</w:t>
+              <w:t>0.0012</w:t>
             </w:r>
           </w:p>
         </w:tc>
@@ -3008,7 +3008,7 @@
                 <w:b w:val="0"/>
                 <w:sz w:val="21"/>
               </w:rPr>
-              <w:t>(2.6592)</w:t>
+              <w:t>(1.3123)</w:t>
             </w:r>
           </w:p>
         </w:tc>
@@ -3050,7 +3050,7 @@
                 <w:b w:val="0"/>
                 <w:sz w:val="21"/>
               </w:rPr>
-              <w:t>-0.9010***</w:t>
+              <w:t>-0.8798***</w:t>
             </w:r>
           </w:p>
         </w:tc>
@@ -3091,7 +3091,7 @@
                 <w:b w:val="0"/>
                 <w:sz w:val="21"/>
               </w:rPr>
-              <w:t>(-15.3421)</w:t>
+              <w:t>(-16.4896)</w:t>
             </w:r>
           </w:p>
         </w:tc>
@@ -3133,7 +3133,7 @@
                 <w:b w:val="0"/>
                 <w:sz w:val="21"/>
               </w:rPr>
-              <w:t>-0.1474***</w:t>
+              <w:t>-0.1922***</w:t>
             </w:r>
           </w:p>
         </w:tc>
@@ -3174,7 +3174,7 @@
                 <w:b w:val="0"/>
                 <w:sz w:val="21"/>
               </w:rPr>
-              <w:t>(-3.8402)</w:t>
+              <w:t>(-5.1012)</w:t>
             </w:r>
           </w:p>
         </w:tc>
@@ -3216,7 +3216,7 @@
                 <w:b w:val="0"/>
                 <w:sz w:val="21"/>
               </w:rPr>
-              <w:t>-0.0014*</w:t>
+              <w:t>-0.0020***</w:t>
             </w:r>
           </w:p>
         </w:tc>
@@ -3257,7 +3257,7 @@
                 <w:b w:val="0"/>
                 <w:sz w:val="21"/>
               </w:rPr>
-              <w:t>(-1.9096)</w:t>
+              <w:t>(-2.8378)</w:t>
             </w:r>
           </w:p>
         </w:tc>
@@ -3279,7 +3279,7 @@
                 <w:b w:val="0"/>
                 <w:sz w:val="21"/>
               </w:rPr>
-              <w:t>Zone</w:t>
+              <w:t>Firm FE</w:t>
             </w:r>
           </w:p>
         </w:tc>
@@ -3299,7 +3299,7 @@
                 <w:b w:val="0"/>
                 <w:sz w:val="21"/>
               </w:rPr>
-              <w:t>0.1857***</w:t>
+              <w:t>控制</w:t>
             </w:r>
           </w:p>
         </w:tc>
@@ -3312,6 +3312,26 @@
           <w:p>
             <w:pPr>
               <w:spacing w:before="20" w:after="20" w:line="280" w:lineRule="exact"/>
+              <w:jc w:val="left"/>
+            </w:pPr>
+            <w:r/>
+            <w:r>
+              <w:rPr>
+                <w:rFonts w:ascii="Times New Roman" w:hAnsi="Times New Roman" w:eastAsia="宋体"/>
+                <w:b w:val="0"/>
+                <w:sz w:val="21"/>
+              </w:rPr>
+              <w:t>Year FE</w:t>
+            </w:r>
+          </w:p>
+        </w:tc>
+        <w:tc>
+          <w:tcPr>
+            <w:tcW w:type="dxa" w:w="4320"/>
+          </w:tcPr>
+          <w:p>
+            <w:pPr>
+              <w:spacing w:before="20" w:after="20" w:line="280" w:lineRule="exact"/>
               <w:jc w:val="center"/>
             </w:pPr>
             <w:r/>
@@ -3321,26 +3341,7 @@
                 <w:b w:val="0"/>
                 <w:sz w:val="21"/>
               </w:rPr>
-            </w:r>
-          </w:p>
-        </w:tc>
-        <w:tc>
-          <w:tcPr>
-            <w:tcW w:type="dxa" w:w="4320"/>
-          </w:tcPr>
-          <w:p>
-            <w:pPr>
-              <w:spacing w:before="20" w:after="20" w:line="280" w:lineRule="exact"/>
-              <w:jc w:val="center"/>
-            </w:pPr>
-            <w:r/>
-            <w:r>
-              <w:rPr>
-                <w:rFonts w:ascii="Times New Roman" w:hAnsi="Times New Roman" w:eastAsia="宋体"/>
-                <w:b w:val="0"/>
-                <w:sz w:val="21"/>
-              </w:rPr>
-              <w:t>(3.2757)</w:t>
+              <w:t>控制</w:t>
             </w:r>
           </w:p>
         </w:tc>
@@ -3362,7 +3363,7 @@
                 <w:b w:val="0"/>
                 <w:sz w:val="21"/>
               </w:rPr>
-              <w:t>Firm FE</w:t>
+              <w:t>F统计量</w:t>
             </w:r>
           </w:p>
         </w:tc>
@@ -3382,7 +3383,7 @@
                 <w:b w:val="0"/>
                 <w:sz w:val="21"/>
               </w:rPr>
-              <w:t>控制</w:t>
+              <w:t>74.18</w:t>
             </w:r>
           </w:p>
         </w:tc>
@@ -3404,7 +3405,7 @@
                 <w:b w:val="0"/>
                 <w:sz w:val="21"/>
               </w:rPr>
-              <w:t>Year FE</w:t>
+              <w:t>N</w:t>
             </w:r>
           </w:p>
         </w:tc>
@@ -3424,91 +3425,7 @@
                 <w:b w:val="0"/>
                 <w:sz w:val="21"/>
               </w:rPr>
-              <w:t>控制</w:t>
-            </w:r>
-          </w:p>
-        </w:tc>
-      </w:tr>
-      <w:tr>
-        <w:tc>
-          <w:tcPr>
-            <w:tcW w:type="dxa" w:w="4320"/>
-          </w:tcPr>
-          <w:p>
-            <w:pPr>
-              <w:spacing w:before="20" w:after="20" w:line="280" w:lineRule="exact"/>
-              <w:jc w:val="left"/>
-            </w:pPr>
-            <w:r/>
-            <w:r>
-              <w:rPr>
-                <w:rFonts w:ascii="Times New Roman" w:hAnsi="Times New Roman" w:eastAsia="宋体"/>
-                <w:b w:val="0"/>
-                <w:sz w:val="21"/>
-              </w:rPr>
-              <w:t>F统计量</w:t>
-            </w:r>
-          </w:p>
-        </w:tc>
-        <w:tc>
-          <w:tcPr>
-            <w:tcW w:type="dxa" w:w="4320"/>
-          </w:tcPr>
-          <w:p>
-            <w:pPr>
-              <w:spacing w:before="20" w:after="20" w:line="280" w:lineRule="exact"/>
-              <w:jc w:val="center"/>
-            </w:pPr>
-            <w:r/>
-            <w:r>
-              <w:rPr>
-                <w:rFonts w:ascii="Times New Roman" w:hAnsi="Times New Roman" w:eastAsia="宋体"/>
-                <w:b w:val="0"/>
-                <w:sz w:val="21"/>
-              </w:rPr>
-              <w:t>59.48</w:t>
-            </w:r>
-          </w:p>
-        </w:tc>
-      </w:tr>
-      <w:tr>
-        <w:tc>
-          <w:tcPr>
-            <w:tcW w:type="dxa" w:w="4320"/>
-          </w:tcPr>
-          <w:p>
-            <w:pPr>
-              <w:spacing w:before="20" w:after="20" w:line="280" w:lineRule="exact"/>
-              <w:jc w:val="left"/>
-            </w:pPr>
-            <w:r/>
-            <w:r>
-              <w:rPr>
-                <w:rFonts w:ascii="Times New Roman" w:hAnsi="Times New Roman" w:eastAsia="宋体"/>
-                <w:b w:val="0"/>
-                <w:sz w:val="21"/>
-              </w:rPr>
-              <w:t>N</w:t>
-            </w:r>
-          </w:p>
-        </w:tc>
-        <w:tc>
-          <w:tcPr>
-            <w:tcW w:type="dxa" w:w="4320"/>
-          </w:tcPr>
-          <w:p>
-            <w:pPr>
-              <w:spacing w:before="20" w:after="20" w:line="280" w:lineRule="exact"/>
-              <w:jc w:val="center"/>
-            </w:pPr>
-            <w:r/>
-            <w:r>
-              <w:rPr>
-                <w:rFonts w:ascii="Times New Roman" w:hAnsi="Times New Roman" w:eastAsia="宋体"/>
-                <w:b w:val="0"/>
-                <w:sz w:val="21"/>
-              </w:rPr>
-              <w:t>46523</w:t>
+              <w:t>55286</w:t>
             </w:r>
           </w:p>
         </w:tc>
@@ -3556,7 +3473,7 @@
                 <w:b w:val="0"/>
                 <w:sz w:val="21"/>
               </w:rPr>
-              <w:t>0.0219</w:t>
+              <w:t>0.0201</w:t>
             </w:r>
           </w:p>
         </w:tc>
@@ -3571,7 +3488,7 @@
           <w:rFonts w:ascii="Times New Roman" w:hAnsi="Times New Roman" w:eastAsia="宋体"/>
           <w:sz w:val="18"/>
         </w:rPr>
-        <w:t>注：括号中为 t 值，* p&lt;0.1, ** p&lt;0.05, *** p&lt;0.01。F 统计量报告公司层面聚类稳健标准误下的联合显著性检验。标准误为公司层面聚类稳健标准误。</w:t>
+        <w:t>注：括号中为 t 值，* p&lt;0.1, ** p&lt;0.05, *** p&lt;0.01。F 统计量报告公司层面聚类稳健标准误下的联合显著性检验。标准误为公司层面聚类稳健标准误。控制变量包括 Roa、Lever 和 Top1。</w:t>
       </w:r>
     </w:p>
     <w:p>
@@ -3798,7 +3715,7 @@
                 <w:b w:val="0"/>
                 <w:sz w:val="21"/>
               </w:rPr>
-              <w:t>0.1186***</w:t>
+              <w:t>0.1406***</w:t>
             </w:r>
           </w:p>
         </w:tc>
@@ -3818,7 +3735,7 @@
                 <w:b w:val="0"/>
                 <w:sz w:val="21"/>
               </w:rPr>
-              <w:t>Partial F = 39.91</w:t>
+              <w:t>Partial F = 33.72</w:t>
             </w:r>
           </w:p>
         </w:tc>
@@ -3838,7 +3755,7 @@
                 <w:b w:val="0"/>
                 <w:sz w:val="21"/>
               </w:rPr>
-              <w:t>43627</w:t>
+              <w:t>51831</w:t>
             </w:r>
           </w:p>
         </w:tc>
@@ -3909,7 +3826,7 @@
                 <w:b w:val="0"/>
                 <w:sz w:val="21"/>
               </w:rPr>
-              <w:t>0.0323</w:t>
+              <w:t>-0.0162</w:t>
             </w:r>
           </w:p>
         </w:tc>
@@ -3932,7 +3849,7 @@
                 <w:b w:val="0"/>
                 <w:sz w:val="21"/>
               </w:rPr>
-              <w:t>t = 0.5863</w:t>
+              <w:t>t = -0.8324</w:t>
             </w:r>
           </w:p>
         </w:tc>
@@ -3955,7 +3872,7 @@
                 <w:b w:val="0"/>
                 <w:sz w:val="21"/>
               </w:rPr>
-              <w:t>43627</w:t>
+              <w:t>51831</w:t>
             </w:r>
           </w:p>
         </w:tc>
@@ -3970,7 +3887,7 @@
           <w:rFonts w:ascii="Times New Roman" w:hAnsi="Times New Roman" w:eastAsia="宋体"/>
           <w:sz w:val="18"/>
         </w:rPr>
-        <w:t>注：第一阶段报告工具变量系数；Partial R² 为 0.0023，说明工具变量具有统计相关性但解释力度有限。标准误为公司层面聚类稳健标准误。</w:t>
+        <w:t>注：第一阶段报告工具变量系数；Partial R² 为 0.0026，说明工具变量具有统计相关性但解释力度有限。标准误为公司层面聚类稳健标准误。</w:t>
       </w:r>
     </w:p>
     <w:p>
@@ -4150,7 +4067,7 @@
                 <w:b w:val="0"/>
                 <w:sz w:val="21"/>
               </w:rPr>
-              <w:t>0.0082**</w:t>
+              <w:t>0.0014</w:t>
             </w:r>
           </w:p>
         </w:tc>
@@ -4170,7 +4087,7 @@
                 <w:b w:val="0"/>
                 <w:sz w:val="21"/>
               </w:rPr>
-              <w:t>0.0035</w:t>
+              <w:t>0.0009</w:t>
             </w:r>
           </w:p>
         </w:tc>
@@ -4232,7 +4149,7 @@
                 <w:b w:val="0"/>
                 <w:sz w:val="21"/>
               </w:rPr>
-              <w:t>0.0209***</w:t>
+              <w:t>0.0039***</w:t>
             </w:r>
           </w:p>
         </w:tc>
@@ -4252,7 +4169,7 @@
                 <w:b w:val="0"/>
                 <w:sz w:val="21"/>
               </w:rPr>
-              <w:t>0.0056</w:t>
+              <w:t>0.0015</w:t>
             </w:r>
           </w:p>
         </w:tc>
@@ -4314,7 +4231,7 @@
                 <w:b w:val="0"/>
                 <w:sz w:val="21"/>
               </w:rPr>
-              <w:t>0.0207***</w:t>
+              <w:t>0.0256***</w:t>
             </w:r>
           </w:p>
         </w:tc>
@@ -4334,7 +4251,7 @@
                 <w:b w:val="0"/>
                 <w:sz w:val="21"/>
               </w:rPr>
-              <w:t>0.0070</w:t>
+              <w:t>0.0066</w:t>
             </w:r>
           </w:p>
         </w:tc>
@@ -4396,7 +4313,7 @@
                 <w:b w:val="0"/>
                 <w:sz w:val="21"/>
               </w:rPr>
-              <w:t>0.0078**</w:t>
+              <w:t>0.0013</w:t>
             </w:r>
           </w:p>
         </w:tc>
@@ -4416,7 +4333,7 @@
                 <w:b w:val="0"/>
                 <w:sz w:val="21"/>
               </w:rPr>
-              <w:t>0.0036</w:t>
+              <w:t>0.0009</w:t>
             </w:r>
           </w:p>
         </w:tc>
@@ -4478,7 +4395,7 @@
                 <w:b w:val="0"/>
                 <w:sz w:val="21"/>
               </w:rPr>
-              <w:t>0.000432</w:t>
+              <w:t>0.000099</w:t>
             </w:r>
           </w:p>
         </w:tc>
@@ -4518,7 +4435,7 @@
                 <w:b w:val="0"/>
                 <w:sz w:val="21"/>
               </w:rPr>
-              <w:t>[0.000143, 0.000831]</w:t>
+              <w:t>[0.000025, 0.000195]</w:t>
             </w:r>
           </w:p>
         </w:tc>
@@ -4560,7 +4477,7 @@
                 <w:b w:val="0"/>
                 <w:sz w:val="21"/>
               </w:rPr>
-              <w:t>0.0202</w:t>
+              <w:t>0.0296</w:t>
             </w:r>
           </w:p>
         </w:tc>
@@ -4648,7 +4565,7 @@
                 <w:b w:val="0"/>
                 <w:sz w:val="21"/>
               </w:rPr>
-              <w:t>5.27%</w:t>
+              <w:t>7.25%</w:t>
             </w:r>
           </w:p>
         </w:tc>
@@ -4709,7 +4626,7 @@
           <w:rFonts w:ascii="Times New Roman" w:hAnsi="Times New Roman" w:eastAsia="宋体"/>
           <w:sz w:val="18"/>
         </w:rPr>
-        <w:t>注：***、**、* 分别表示在1%、5%、10%水平上显著。模型3报告总效应，模型4报告路径a，模型5同时报告路径b与直接效应。Bootstrap 为公司层面 cluster bootstrap，300 次重抽样。所有回归均控制 Roa、Lever、Top1、Zone 以及公司和年份固定效应。</w:t>
+        <w:t>注：***、**、* 分别表示在1%、5%、10%水平上显著。模型3报告总效应，模型4报告路径a，模型5同时报告路径b与直接效应。Bootstrap 为公司层面 cluster bootstrap，300 次重抽样。所有回归均控制 Roa、Lever、Top1 以及公司和年份固定效应。</w:t>
       </w:r>
     </w:p>
     <w:p>
@@ -4906,7 +4823,7 @@
                 <w:b/>
                 <w:sz w:val="18"/>
               </w:rPr>
-              <w:t>lnCEOpay</w:t>
+              <w:t>高管前三名薪酬对数</w:t>
             </w:r>
           </w:p>
         </w:tc>
@@ -5017,7 +4934,7 @@
                 <w:b w:val="0"/>
                 <w:sz w:val="21"/>
               </w:rPr>
-              <w:t>0.0352***</w:t>
+              <w:t>0.0061***</w:t>
             </w:r>
           </w:p>
         </w:tc>
@@ -5037,7 +4954,7 @@
                 <w:b w:val="0"/>
                 <w:sz w:val="21"/>
               </w:rPr>
-              <w:t>0.0126***</w:t>
+              <w:t>0.0019*</w:t>
             </w:r>
           </w:p>
         </w:tc>
@@ -5057,7 +4974,7 @@
                 <w:b w:val="0"/>
                 <w:sz w:val="21"/>
               </w:rPr>
-              <w:t>0.0084**</w:t>
+              <w:t>-0.0001</w:t>
             </w:r>
           </w:p>
         </w:tc>
@@ -5077,7 +4994,7 @@
                 <w:b w:val="0"/>
                 <w:sz w:val="21"/>
               </w:rPr>
-              <w:t>0.0097***</w:t>
+              <w:t>0.0082**</w:t>
             </w:r>
           </w:p>
         </w:tc>
@@ -5118,7 +5035,7 @@
                 <w:b w:val="0"/>
                 <w:sz w:val="21"/>
               </w:rPr>
-              <w:t>(9.7420)</w:t>
+              <w:t>(6.0349)</w:t>
             </w:r>
           </w:p>
         </w:tc>
@@ -5138,7 +5055,7 @@
                 <w:b w:val="0"/>
                 <w:sz w:val="21"/>
               </w:rPr>
-              <w:t>(3.1333)</w:t>
+              <w:t>(1.7945)</w:t>
             </w:r>
           </w:p>
         </w:tc>
@@ -5158,7 +5075,7 @@
                 <w:b w:val="0"/>
                 <w:sz w:val="21"/>
               </w:rPr>
-              <w:t>(1.9952)</w:t>
+              <w:t>(-0.1196)</w:t>
             </w:r>
           </w:p>
         </w:tc>
@@ -5178,7 +5095,7 @@
                 <w:b w:val="0"/>
                 <w:sz w:val="21"/>
               </w:rPr>
-              <w:t>(3.0417)</w:t>
+              <w:t>(2.5261)</w:t>
             </w:r>
           </w:p>
         </w:tc>
@@ -5526,7 +5443,7 @@
                 <w:b w:val="0"/>
                 <w:sz w:val="21"/>
               </w:rPr>
-              <w:t>46650</w:t>
+              <w:t>55565</w:t>
             </w:r>
           </w:p>
         </w:tc>
@@ -5546,7 +5463,7 @@
                 <w:b w:val="0"/>
                 <w:sz w:val="21"/>
               </w:rPr>
-              <w:t>27159</w:t>
+              <w:t>29871</w:t>
             </w:r>
           </w:p>
         </w:tc>
@@ -5566,7 +5483,7 @@
                 <w:b w:val="0"/>
                 <w:sz w:val="21"/>
               </w:rPr>
-              <w:t>31274</w:t>
+              <w:t>35894</w:t>
             </w:r>
           </w:p>
         </w:tc>
@@ -5586,7 +5503,7 @@
                 <w:b w:val="0"/>
                 <w:sz w:val="21"/>
               </w:rPr>
-              <w:t>46930</w:t>
+              <w:t>47845</w:t>
             </w:r>
           </w:p>
         </w:tc>
@@ -5634,7 +5551,7 @@
                 <w:b w:val="0"/>
                 <w:sz w:val="21"/>
               </w:rPr>
-              <w:t>0.0395</w:t>
+              <w:t>0.0286</w:t>
             </w:r>
           </w:p>
         </w:tc>
@@ -5657,7 +5574,7 @@
                 <w:b w:val="0"/>
                 <w:sz w:val="21"/>
               </w:rPr>
-              <w:t>0.0262</w:t>
+              <w:t>0.0294</w:t>
             </w:r>
           </w:p>
         </w:tc>
@@ -5680,7 +5597,7 @@
                 <w:b w:val="0"/>
                 <w:sz w:val="21"/>
               </w:rPr>
-              <w:t>0.0225</w:t>
+              <w:t>0.0182</w:t>
             </w:r>
           </w:p>
         </w:tc>
@@ -5703,7 +5620,7 @@
                 <w:b w:val="0"/>
                 <w:sz w:val="21"/>
               </w:rPr>
-              <w:t>0.0234</w:t>
+              <w:t>0.0209</w:t>
             </w:r>
           </w:p>
         </w:tc>
@@ -5718,7 +5635,7 @@
           <w:rFonts w:ascii="Times New Roman" w:hAnsi="Times New Roman" w:eastAsia="宋体"/>
           <w:sz w:val="18"/>
         </w:rPr>
-        <w:t>注：括号中为 t 值，* p&lt;0.1, ** p&lt;0.05, *** p&lt;0.01。标准误为公司层面聚类稳健标准误。</w:t>
+        <w:t>注：括号中为 t 值，* p&lt;0.1, ** p&lt;0.05, *** p&lt;0.01。标准误为公司层面聚类稳健标准误。所有固定效应回归均控制 Roa、Lever、Top1，并加入公司和年份固定效应。</w:t>
       </w:r>
     </w:p>
     <w:p>
@@ -5932,7 +5849,7 @@
                 <w:b w:val="0"/>
                 <w:sz w:val="21"/>
               </w:rPr>
-              <w:t>0.0041</w:t>
+              <w:t>0.0007</w:t>
             </w:r>
           </w:p>
         </w:tc>
@@ -5952,7 +5869,7 @@
                 <w:b w:val="0"/>
                 <w:sz w:val="21"/>
               </w:rPr>
-              <w:t>0.0123***</w:t>
+              <w:t>0.0008</w:t>
             </w:r>
           </w:p>
         </w:tc>
@@ -5993,7 +5910,7 @@
                 <w:b w:val="0"/>
                 <w:sz w:val="21"/>
               </w:rPr>
-              <w:t>(0.9142)</w:t>
+              <w:t>(0.6259)</w:t>
             </w:r>
           </w:p>
         </w:tc>
@@ -6013,7 +5930,7 @@
                 <w:b w:val="0"/>
                 <w:sz w:val="21"/>
               </w:rPr>
-              <w:t>(2.6854)</w:t>
+              <w:t>(0.4750)</w:t>
             </w:r>
           </w:p>
         </w:tc>
@@ -6055,7 +5972,7 @@
                 <w:b w:val="0"/>
                 <w:sz w:val="21"/>
               </w:rPr>
-              <w:t>-0.4686***</w:t>
+              <w:t>-0.5222***</w:t>
             </w:r>
           </w:p>
         </w:tc>
@@ -6075,7 +5992,7 @@
                 <w:b w:val="0"/>
                 <w:sz w:val="21"/>
               </w:rPr>
-              <w:t>-1.0962***</w:t>
+              <w:t>-1.0749***</w:t>
             </w:r>
           </w:p>
         </w:tc>
@@ -6116,7 +6033,7 @@
                 <w:b w:val="0"/>
                 <w:sz w:val="21"/>
               </w:rPr>
-              <w:t>(-4.0120)</w:t>
+              <w:t>(-4.8164)</w:t>
             </w:r>
           </w:p>
         </w:tc>
@@ -6136,7 +6053,7 @@
                 <w:b w:val="0"/>
                 <w:sz w:val="21"/>
               </w:rPr>
-              <w:t>(-15.8777)</w:t>
+              <w:t>(-17.3292)</w:t>
             </w:r>
           </w:p>
         </w:tc>
@@ -6178,7 +6095,7 @@
                 <w:b w:val="0"/>
                 <w:sz w:val="21"/>
               </w:rPr>
-              <w:t>-0.3226***</w:t>
+              <w:t>-0.3355***</w:t>
             </w:r>
           </w:p>
         </w:tc>
@@ -6198,7 +6115,7 @@
                 <w:b w:val="0"/>
                 <w:sz w:val="21"/>
               </w:rPr>
-              <w:t>-0.1043**</w:t>
+              <w:t>-0.1287**</w:t>
             </w:r>
           </w:p>
         </w:tc>
@@ -6239,7 +6156,7 @@
                 <w:b w:val="0"/>
                 <w:sz w:val="21"/>
               </w:rPr>
-              <w:t>(-4.7427)</w:t>
+              <w:t>(-5.5486)</w:t>
             </w:r>
           </w:p>
         </w:tc>
@@ -6259,7 +6176,7 @@
                 <w:b w:val="0"/>
                 <w:sz w:val="21"/>
               </w:rPr>
-              <w:t>(-2.1892)</w:t>
+              <w:t>(-2.5110)</w:t>
             </w:r>
           </w:p>
         </w:tc>
@@ -6301,7 +6218,7 @@
                 <w:b w:val="0"/>
                 <w:sz w:val="21"/>
               </w:rPr>
-              <w:t>-0.0007</w:t>
+              <w:t>-0.0014</w:t>
             </w:r>
           </w:p>
         </w:tc>
@@ -6321,7 +6238,7 @@
                 <w:b w:val="0"/>
                 <w:sz w:val="21"/>
               </w:rPr>
-              <w:t>0.0005</w:t>
+              <w:t>-0.0000</w:t>
             </w:r>
           </w:p>
         </w:tc>
@@ -6362,7 +6279,7 @@
                 <w:b w:val="0"/>
                 <w:sz w:val="21"/>
               </w:rPr>
-              <w:t>(-0.6625)</w:t>
+              <w:t>(-1.2957)</w:t>
             </w:r>
           </w:p>
         </w:tc>
@@ -6382,7 +6299,7 @@
                 <w:b w:val="0"/>
                 <w:sz w:val="21"/>
               </w:rPr>
-              <w:t>(0.4615)</w:t>
+              <w:t>(-0.0459)</w:t>
             </w:r>
           </w:p>
         </w:tc>
@@ -6404,7 +6321,7 @@
                 <w:b w:val="0"/>
                 <w:sz w:val="21"/>
               </w:rPr>
-              <w:t>Zone</w:t>
+              <w:t>Firm FE</w:t>
             </w:r>
           </w:p>
         </w:tc>
@@ -6424,7 +6341,7 @@
                 <w:b w:val="0"/>
                 <w:sz w:val="21"/>
               </w:rPr>
-              <w:t>0.1463</w:t>
+              <w:t>控制</w:t>
             </w:r>
           </w:p>
         </w:tc>
@@ -6444,7 +6361,7 @@
                 <w:b w:val="0"/>
                 <w:sz w:val="21"/>
               </w:rPr>
-              <w:t>0.1879***</w:t>
+              <w:t>控制</w:t>
             </w:r>
           </w:p>
         </w:tc>
@@ -6457,6 +6374,26 @@
           <w:p>
             <w:pPr>
               <w:spacing w:before="20" w:after="20" w:line="280" w:lineRule="exact"/>
+              <w:jc w:val="left"/>
+            </w:pPr>
+            <w:r/>
+            <w:r>
+              <w:rPr>
+                <w:rFonts w:ascii="Times New Roman" w:hAnsi="Times New Roman" w:eastAsia="宋体"/>
+                <w:b w:val="0"/>
+                <w:sz w:val="21"/>
+              </w:rPr>
+              <w:t>Year FE</w:t>
+            </w:r>
+          </w:p>
+        </w:tc>
+        <w:tc>
+          <w:tcPr>
+            <w:tcW w:type="dxa" w:w="2880"/>
+          </w:tcPr>
+          <w:p>
+            <w:pPr>
+              <w:spacing w:before="20" w:after="20" w:line="280" w:lineRule="exact"/>
               <w:jc w:val="center"/>
             </w:pPr>
             <w:r/>
@@ -6466,6 +6403,7 @@
                 <w:b w:val="0"/>
                 <w:sz w:val="21"/>
               </w:rPr>
+              <w:t>控制</w:t>
             </w:r>
           </w:p>
         </w:tc>
@@ -6485,27 +6423,7 @@
                 <w:b w:val="0"/>
                 <w:sz w:val="21"/>
               </w:rPr>
-              <w:t>(1.0474)</w:t>
-            </w:r>
-          </w:p>
-        </w:tc>
-        <w:tc>
-          <w:tcPr>
-            <w:tcW w:type="dxa" w:w="2880"/>
-          </w:tcPr>
-          <w:p>
-            <w:pPr>
-              <w:spacing w:before="20" w:after="20" w:line="280" w:lineRule="exact"/>
-              <w:jc w:val="center"/>
-            </w:pPr>
-            <w:r/>
-            <w:r>
-              <w:rPr>
-                <w:rFonts w:ascii="Times New Roman" w:hAnsi="Times New Roman" w:eastAsia="宋体"/>
-                <w:b w:val="0"/>
-                <w:sz w:val="21"/>
-              </w:rPr>
-              <w:t>(3.0714)</w:t>
+              <w:t>控制</w:t>
             </w:r>
           </w:p>
         </w:tc>
@@ -6527,7 +6445,7 @@
                 <w:b w:val="0"/>
                 <w:sz w:val="21"/>
               </w:rPr>
-              <w:t>Firm FE</w:t>
+              <w:t>N</w:t>
             </w:r>
           </w:p>
         </w:tc>
@@ -6547,7 +6465,7 @@
                 <w:b w:val="0"/>
                 <w:sz w:val="21"/>
               </w:rPr>
-              <w:t>控制</w:t>
+              <w:t>22091</w:t>
             </w:r>
           </w:p>
         </w:tc>
@@ -6567,131 +6485,7 @@
                 <w:b w:val="0"/>
                 <w:sz w:val="21"/>
               </w:rPr>
-              <w:t>控制</w:t>
-            </w:r>
-          </w:p>
-        </w:tc>
-      </w:tr>
-      <w:tr>
-        <w:tc>
-          <w:tcPr>
-            <w:tcW w:type="dxa" w:w="2880"/>
-          </w:tcPr>
-          <w:p>
-            <w:pPr>
-              <w:spacing w:before="20" w:after="20" w:line="280" w:lineRule="exact"/>
-              <w:jc w:val="left"/>
-            </w:pPr>
-            <w:r/>
-            <w:r>
-              <w:rPr>
-                <w:rFonts w:ascii="Times New Roman" w:hAnsi="Times New Roman" w:eastAsia="宋体"/>
-                <w:b w:val="0"/>
-                <w:sz w:val="21"/>
-              </w:rPr>
-              <w:t>Year FE</w:t>
-            </w:r>
-          </w:p>
-        </w:tc>
-        <w:tc>
-          <w:tcPr>
-            <w:tcW w:type="dxa" w:w="2880"/>
-          </w:tcPr>
-          <w:p>
-            <w:pPr>
-              <w:spacing w:before="20" w:after="20" w:line="280" w:lineRule="exact"/>
-              <w:jc w:val="center"/>
-            </w:pPr>
-            <w:r/>
-            <w:r>
-              <w:rPr>
-                <w:rFonts w:ascii="Times New Roman" w:hAnsi="Times New Roman" w:eastAsia="宋体"/>
-                <w:b w:val="0"/>
-                <w:sz w:val="21"/>
-              </w:rPr>
-              <w:t>控制</w:t>
-            </w:r>
-          </w:p>
-        </w:tc>
-        <w:tc>
-          <w:tcPr>
-            <w:tcW w:type="dxa" w:w="2880"/>
-          </w:tcPr>
-          <w:p>
-            <w:pPr>
-              <w:spacing w:before="20" w:after="20" w:line="280" w:lineRule="exact"/>
-              <w:jc w:val="center"/>
-            </w:pPr>
-            <w:r/>
-            <w:r>
-              <w:rPr>
-                <w:rFonts w:ascii="Times New Roman" w:hAnsi="Times New Roman" w:eastAsia="宋体"/>
-                <w:b w:val="0"/>
-                <w:sz w:val="21"/>
-              </w:rPr>
-              <w:t>控制</w:t>
-            </w:r>
-          </w:p>
-        </w:tc>
-      </w:tr>
-      <w:tr>
-        <w:tc>
-          <w:tcPr>
-            <w:tcW w:type="dxa" w:w="2880"/>
-          </w:tcPr>
-          <w:p>
-            <w:pPr>
-              <w:spacing w:before="20" w:after="20" w:line="280" w:lineRule="exact"/>
-              <w:jc w:val="left"/>
-            </w:pPr>
-            <w:r/>
-            <w:r>
-              <w:rPr>
-                <w:rFonts w:ascii="Times New Roman" w:hAnsi="Times New Roman" w:eastAsia="宋体"/>
-                <w:b w:val="0"/>
-                <w:sz w:val="21"/>
-              </w:rPr>
-              <w:t>N</w:t>
-            </w:r>
-          </w:p>
-        </w:tc>
-        <w:tc>
-          <w:tcPr>
-            <w:tcW w:type="dxa" w:w="2880"/>
-          </w:tcPr>
-          <w:p>
-            <w:pPr>
-              <w:spacing w:before="20" w:after="20" w:line="280" w:lineRule="exact"/>
-              <w:jc w:val="center"/>
-            </w:pPr>
-            <w:r/>
-            <w:r>
-              <w:rPr>
-                <w:rFonts w:ascii="Times New Roman" w:hAnsi="Times New Roman" w:eastAsia="宋体"/>
-                <w:b w:val="0"/>
-                <w:sz w:val="21"/>
-              </w:rPr>
-              <w:t>16668</w:t>
-            </w:r>
-          </w:p>
-        </w:tc>
-        <w:tc>
-          <w:tcPr>
-            <w:tcW w:type="dxa" w:w="2880"/>
-          </w:tcPr>
-          <w:p>
-            <w:pPr>
-              <w:spacing w:before="20" w:after="20" w:line="280" w:lineRule="exact"/>
-              <w:jc w:val="center"/>
-            </w:pPr>
-            <w:r/>
-            <w:r>
-              <w:rPr>
-                <w:rFonts w:ascii="Times New Roman" w:hAnsi="Times New Roman" w:eastAsia="宋体"/>
-                <w:b w:val="0"/>
-                <w:sz w:val="21"/>
-              </w:rPr>
-              <w:t>25605</w:t>
+              <w:t>28405</w:t>
             </w:r>
           </w:p>
         </w:tc>
@@ -6739,7 +6533,7 @@
                 <w:b w:val="0"/>
                 <w:sz w:val="21"/>
               </w:rPr>
-              <w:t>0.0101</w:t>
+              <w:t>0.0113</w:t>
             </w:r>
           </w:p>
         </w:tc>
@@ -6762,7 +6556,7 @@
                 <w:b w:val="0"/>
                 <w:sz w:val="21"/>
               </w:rPr>
-              <w:t>0.0371</w:t>
+              <w:t>0.0342</w:t>
             </w:r>
           </w:p>
         </w:tc>
@@ -6991,7 +6785,7 @@
                 <w:b w:val="0"/>
                 <w:sz w:val="21"/>
               </w:rPr>
-              <w:t>0.0023</w:t>
+              <w:t>0.0013</w:t>
             </w:r>
           </w:p>
         </w:tc>
@@ -7011,7 +6805,7 @@
                 <w:b w:val="0"/>
                 <w:sz w:val="21"/>
               </w:rPr>
-              <w:t>0.0087**</w:t>
+              <w:t>0.0009</w:t>
             </w:r>
           </w:p>
         </w:tc>
@@ -7052,7 +6846,7 @@
                 <w:b w:val="0"/>
                 <w:sz w:val="21"/>
               </w:rPr>
-              <w:t>(0.4136)</w:t>
+              <w:t>(0.8141)</w:t>
             </w:r>
           </w:p>
         </w:tc>
@@ -7072,7 +6866,7 @@
                 <w:b w:val="0"/>
                 <w:sz w:val="21"/>
               </w:rPr>
-              <w:t>(2.3257)</w:t>
+              <w:t>(0.9294)</w:t>
             </w:r>
           </w:p>
         </w:tc>
@@ -7114,7 +6908,7 @@
                 <w:b w:val="0"/>
                 <w:sz w:val="21"/>
               </w:rPr>
-              <w:t>-1.1575***</w:t>
+              <w:t>-1.1735***</w:t>
             </w:r>
           </w:p>
         </w:tc>
@@ -7134,7 +6928,7 @@
                 <w:b w:val="0"/>
                 <w:sz w:val="21"/>
               </w:rPr>
-              <w:t>-0.8862***</w:t>
+              <w:t>-0.8576***</w:t>
             </w:r>
           </w:p>
         </w:tc>
@@ -7175,7 +6969,7 @@
                 <w:b w:val="0"/>
                 <w:sz w:val="21"/>
               </w:rPr>
-              <w:t>(-10.6618)</w:t>
+              <w:t>(-12.1381)</w:t>
             </w:r>
           </w:p>
         </w:tc>
@@ -7195,7 +6989,7 @@
                 <w:b w:val="0"/>
                 <w:sz w:val="21"/>
               </w:rPr>
-              <w:t>(-13.5638)</w:t>
+              <w:t>(-14.7336)</w:t>
             </w:r>
           </w:p>
         </w:tc>
@@ -7237,7 +7031,7 @@
                 <w:b w:val="0"/>
                 <w:sz w:val="21"/>
               </w:rPr>
-              <w:t>-0.1157*</w:t>
+              <w:t>-0.2113***</w:t>
             </w:r>
           </w:p>
         </w:tc>
@@ -7257,7 +7051,7 @@
                 <w:b w:val="0"/>
                 <w:sz w:val="21"/>
               </w:rPr>
-              <w:t>-0.1238***</w:t>
+              <w:t>-0.1466***</w:t>
             </w:r>
           </w:p>
         </w:tc>
@@ -7298,7 +7092,7 @@
                 <w:b w:val="0"/>
                 <w:sz w:val="21"/>
               </w:rPr>
-              <w:t>(-1.7218)</w:t>
+              <w:t>(-3.0927)</w:t>
             </w:r>
           </w:p>
         </w:tc>
@@ -7318,7 +7112,7 @@
                 <w:b w:val="0"/>
                 <w:sz w:val="21"/>
               </w:rPr>
-              <w:t>(-2.9150)</w:t>
+              <w:t>(-3.5775)</w:t>
             </w:r>
           </w:p>
         </w:tc>
@@ -7360,7 +7154,7 @@
                 <w:b w:val="0"/>
                 <w:sz w:val="21"/>
               </w:rPr>
-              <w:t>-0.0046***</w:t>
+              <w:t>-0.0025</w:t>
             </w:r>
           </w:p>
         </w:tc>
@@ -7380,7 +7174,7 @@
                 <w:b w:val="0"/>
                 <w:sz w:val="21"/>
               </w:rPr>
-              <w:t>-0.0012</w:t>
+              <w:t>-0.0018**</w:t>
             </w:r>
           </w:p>
         </w:tc>
@@ -7421,7 +7215,7 @@
                 <w:b w:val="0"/>
                 <w:sz w:val="21"/>
               </w:rPr>
-              <w:t>(-2.7932)</w:t>
+              <w:t>(-1.5435)</w:t>
             </w:r>
           </w:p>
         </w:tc>
@@ -7441,7 +7235,7 @@
                 <w:b w:val="0"/>
                 <w:sz w:val="21"/>
               </w:rPr>
-              <w:t>(-1.6036)</w:t>
+              <w:t>(-2.4108)</w:t>
             </w:r>
           </w:p>
         </w:tc>
@@ -7463,7 +7257,7 @@
                 <w:b w:val="0"/>
                 <w:sz w:val="21"/>
               </w:rPr>
-              <w:t>Zone</w:t>
+              <w:t>Firm FE</w:t>
             </w:r>
           </w:p>
         </w:tc>
@@ -7483,7 +7277,7 @@
                 <w:b w:val="0"/>
                 <w:sz w:val="21"/>
               </w:rPr>
-              <w:t>0.1687*</w:t>
+              <w:t>控制</w:t>
             </w:r>
           </w:p>
         </w:tc>
@@ -7503,7 +7297,7 @@
                 <w:b w:val="0"/>
                 <w:sz w:val="21"/>
               </w:rPr>
-              <w:t>0.2079***</w:t>
+              <w:t>控制</w:t>
             </w:r>
           </w:p>
         </w:tc>
@@ -7516,6 +7310,26 @@
           <w:p>
             <w:pPr>
               <w:spacing w:before="20" w:after="20" w:line="280" w:lineRule="exact"/>
+              <w:jc w:val="left"/>
+            </w:pPr>
+            <w:r/>
+            <w:r>
+              <w:rPr>
+                <w:rFonts w:ascii="Times New Roman" w:hAnsi="Times New Roman" w:eastAsia="宋体"/>
+                <w:b w:val="0"/>
+                <w:sz w:val="21"/>
+              </w:rPr>
+              <w:t>Year FE</w:t>
+            </w:r>
+          </w:p>
+        </w:tc>
+        <w:tc>
+          <w:tcPr>
+            <w:tcW w:type="dxa" w:w="2880"/>
+          </w:tcPr>
+          <w:p>
+            <w:pPr>
+              <w:spacing w:before="20" w:after="20" w:line="280" w:lineRule="exact"/>
               <w:jc w:val="center"/>
             </w:pPr>
             <w:r/>
@@ -7525,6 +7339,7 @@
                 <w:b w:val="0"/>
                 <w:sz w:val="21"/>
               </w:rPr>
+              <w:t>控制</w:t>
             </w:r>
           </w:p>
         </w:tc>
@@ -7544,27 +7359,7 @@
                 <w:b w:val="0"/>
                 <w:sz w:val="21"/>
               </w:rPr>
-              <w:t>(1.8832)</w:t>
-            </w:r>
-          </w:p>
-        </w:tc>
-        <w:tc>
-          <w:tcPr>
-            <w:tcW w:type="dxa" w:w="2880"/>
-          </w:tcPr>
-          <w:p>
-            <w:pPr>
-              <w:spacing w:before="20" w:after="20" w:line="280" w:lineRule="exact"/>
-              <w:jc w:val="center"/>
-            </w:pPr>
-            <w:r/>
-            <w:r>
-              <w:rPr>
-                <w:rFonts w:ascii="Times New Roman" w:hAnsi="Times New Roman" w:eastAsia="宋体"/>
-                <w:b w:val="0"/>
-                <w:sz w:val="21"/>
-              </w:rPr>
-              <w:t>(3.0636)</w:t>
+              <w:t>控制</w:t>
             </w:r>
           </w:p>
         </w:tc>
@@ -7586,7 +7381,7 @@
                 <w:b w:val="0"/>
                 <w:sz w:val="21"/>
               </w:rPr>
-              <w:t>Firm FE</w:t>
+              <w:t>N</w:t>
             </w:r>
           </w:p>
         </w:tc>
@@ -7606,7 +7401,7 @@
                 <w:b w:val="0"/>
                 <w:sz w:val="21"/>
               </w:rPr>
-              <w:t>控制</w:t>
+              <w:t>9125</w:t>
             </w:r>
           </w:p>
         </w:tc>
@@ -7626,131 +7421,7 @@
                 <w:b w:val="0"/>
                 <w:sz w:val="21"/>
               </w:rPr>
-              <w:t>控制</w:t>
-            </w:r>
-          </w:p>
-        </w:tc>
-      </w:tr>
-      <w:tr>
-        <w:tc>
-          <w:tcPr>
-            <w:tcW w:type="dxa" w:w="2880"/>
-          </w:tcPr>
-          <w:p>
-            <w:pPr>
-              <w:spacing w:before="20" w:after="20" w:line="280" w:lineRule="exact"/>
-              <w:jc w:val="left"/>
-            </w:pPr>
-            <w:r/>
-            <w:r>
-              <w:rPr>
-                <w:rFonts w:ascii="Times New Roman" w:hAnsi="Times New Roman" w:eastAsia="宋体"/>
-                <w:b w:val="0"/>
-                <w:sz w:val="21"/>
-              </w:rPr>
-              <w:t>Year FE</w:t>
-            </w:r>
-          </w:p>
-        </w:tc>
-        <w:tc>
-          <w:tcPr>
-            <w:tcW w:type="dxa" w:w="2880"/>
-          </w:tcPr>
-          <w:p>
-            <w:pPr>
-              <w:spacing w:before="20" w:after="20" w:line="280" w:lineRule="exact"/>
-              <w:jc w:val="center"/>
-            </w:pPr>
-            <w:r/>
-            <w:r>
-              <w:rPr>
-                <w:rFonts w:ascii="Times New Roman" w:hAnsi="Times New Roman" w:eastAsia="宋体"/>
-                <w:b w:val="0"/>
-                <w:sz w:val="21"/>
-              </w:rPr>
-              <w:t>控制</w:t>
-            </w:r>
-          </w:p>
-        </w:tc>
-        <w:tc>
-          <w:tcPr>
-            <w:tcW w:type="dxa" w:w="2880"/>
-          </w:tcPr>
-          <w:p>
-            <w:pPr>
-              <w:spacing w:before="20" w:after="20" w:line="280" w:lineRule="exact"/>
-              <w:jc w:val="center"/>
-            </w:pPr>
-            <w:r/>
-            <w:r>
-              <w:rPr>
-                <w:rFonts w:ascii="Times New Roman" w:hAnsi="Times New Roman" w:eastAsia="宋体"/>
-                <w:b w:val="0"/>
-                <w:sz w:val="21"/>
-              </w:rPr>
-              <w:t>控制</w:t>
-            </w:r>
-          </w:p>
-        </w:tc>
-      </w:tr>
-      <w:tr>
-        <w:tc>
-          <w:tcPr>
-            <w:tcW w:type="dxa" w:w="2880"/>
-          </w:tcPr>
-          <w:p>
-            <w:pPr>
-              <w:spacing w:before="20" w:after="20" w:line="280" w:lineRule="exact"/>
-              <w:jc w:val="left"/>
-            </w:pPr>
-            <w:r/>
-            <w:r>
-              <w:rPr>
-                <w:rFonts w:ascii="Times New Roman" w:hAnsi="Times New Roman" w:eastAsia="宋体"/>
-                <w:b w:val="0"/>
-                <w:sz w:val="21"/>
-              </w:rPr>
-              <w:t>N</w:t>
-            </w:r>
-          </w:p>
-        </w:tc>
-        <w:tc>
-          <w:tcPr>
-            <w:tcW w:type="dxa" w:w="2880"/>
-          </w:tcPr>
-          <w:p>
-            <w:pPr>
-              <w:spacing w:before="20" w:after="20" w:line="280" w:lineRule="exact"/>
-              <w:jc w:val="center"/>
-            </w:pPr>
-            <w:r/>
-            <w:r>
-              <w:rPr>
-                <w:rFonts w:ascii="Times New Roman" w:hAnsi="Times New Roman" w:eastAsia="宋体"/>
-                <w:b w:val="0"/>
-                <w:sz w:val="21"/>
-              </w:rPr>
-              <w:t>7685</w:t>
-            </w:r>
-          </w:p>
-        </w:tc>
-        <w:tc>
-          <w:tcPr>
-            <w:tcW w:type="dxa" w:w="2880"/>
-          </w:tcPr>
-          <w:p>
-            <w:pPr>
-              <w:spacing w:before="20" w:after="20" w:line="280" w:lineRule="exact"/>
-              <w:jc w:val="center"/>
-            </w:pPr>
-            <w:r/>
-            <w:r>
-              <w:rPr>
-                <w:rFonts w:ascii="Times New Roman" w:hAnsi="Times New Roman" w:eastAsia="宋体"/>
-                <w:b w:val="0"/>
-                <w:sz w:val="21"/>
-              </w:rPr>
-              <w:t>38838</w:t>
+              <w:t>46161</w:t>
             </w:r>
           </w:p>
         </w:tc>
@@ -7798,7 +7469,7 @@
                 <w:b w:val="0"/>
                 <w:sz w:val="21"/>
               </w:rPr>
-              <w:t>0.0556</w:t>
+              <w:t>0.0500</w:t>
             </w:r>
           </w:p>
         </w:tc>
@@ -7821,7 +7492,7 @@
                 <w:b w:val="0"/>
                 <w:sz w:val="21"/>
               </w:rPr>
-              <w:t>0.0204</w:t>
+              <w:t>0.0181</w:t>
             </w:r>
           </w:p>
         </w:tc>
@@ -7850,7 +7521,7 @@
           <w:b/>
           <w:sz w:val="24"/>
         </w:rPr>
-        <w:t>表9  央企与地方国企主回归结果（模型2，央地可识别比例=73.67%）</w:t>
+        <w:t>表9  央企与地方国企主回归结果（模型2，央地可识别比例=72.19%）</w:t>
       </w:r>
     </w:p>
     <w:tbl>
@@ -8050,7 +7721,7 @@
                 <w:b w:val="0"/>
                 <w:sz w:val="21"/>
               </w:rPr>
-              <w:t>0.0016</w:t>
+              <w:t>-0.0011</w:t>
             </w:r>
           </w:p>
         </w:tc>
@@ -8070,7 +7741,7 @@
                 <w:b w:val="0"/>
                 <w:sz w:val="21"/>
               </w:rPr>
-              <w:t>-0.0032</w:t>
+              <w:t>-0.0008</w:t>
             </w:r>
           </w:p>
         </w:tc>
@@ -8111,7 +7782,7 @@
                 <w:b w:val="0"/>
                 <w:sz w:val="21"/>
               </w:rPr>
-              <w:t>(0.1882)</w:t>
+              <w:t>(-0.5812)</w:t>
             </w:r>
           </w:p>
         </w:tc>
@@ -8131,7 +7802,7 @@
                 <w:b w:val="0"/>
                 <w:sz w:val="21"/>
               </w:rPr>
-              <w:t>(-0.5537)</w:t>
+              <w:t>(-0.5677)</w:t>
             </w:r>
           </w:p>
         </w:tc>
@@ -8173,7 +7844,7 @@
                 <w:b w:val="0"/>
                 <w:sz w:val="21"/>
               </w:rPr>
-              <w:t>-0.1635</w:t>
+              <w:t>-0.0373</w:t>
             </w:r>
           </w:p>
         </w:tc>
@@ -8193,7 +7864,7 @@
                 <w:b w:val="0"/>
                 <w:sz w:val="21"/>
               </w:rPr>
-              <w:t>-0.2461*</w:t>
+              <w:t>-0.2433*</w:t>
             </w:r>
           </w:p>
         </w:tc>
@@ -8234,7 +7905,7 @@
                 <w:b w:val="0"/>
                 <w:sz w:val="21"/>
               </w:rPr>
-              <w:t>(-0.6814)</w:t>
+              <w:t>(-0.1714)</w:t>
             </w:r>
           </w:p>
         </w:tc>
@@ -8254,7 +7925,7 @@
                 <w:b w:val="0"/>
                 <w:sz w:val="21"/>
               </w:rPr>
-              <w:t>(-1.6774)</w:t>
+              <w:t>(-1.7781)</w:t>
             </w:r>
           </w:p>
         </w:tc>
@@ -8296,7 +7967,7 @@
                 <w:b w:val="0"/>
                 <w:sz w:val="21"/>
               </w:rPr>
-              <w:t>-0.2342</w:t>
+              <w:t>-0.1345</w:t>
             </w:r>
           </w:p>
         </w:tc>
@@ -8316,7 +7987,7 @@
                 <w:b w:val="0"/>
                 <w:sz w:val="21"/>
               </w:rPr>
-              <w:t>-0.1952**</w:t>
+              <w:t>-0.2868***</w:t>
             </w:r>
           </w:p>
         </w:tc>
@@ -8357,7 +8028,7 @@
                 <w:b w:val="0"/>
                 <w:sz w:val="21"/>
               </w:rPr>
-              <w:t>(-1.3312)</w:t>
+              <w:t>(-0.8293)</w:t>
             </w:r>
           </w:p>
         </w:tc>
@@ -8377,7 +8048,7 @@
                 <w:b w:val="0"/>
                 <w:sz w:val="21"/>
               </w:rPr>
-              <w:t>(-2.5254)</w:t>
+              <w:t>(-4.1069)</w:t>
             </w:r>
           </w:p>
         </w:tc>
@@ -8419,7 +8090,7 @@
                 <w:b w:val="0"/>
                 <w:sz w:val="21"/>
               </w:rPr>
-              <w:t>0.0005</w:t>
+              <w:t>-0.0009</w:t>
             </w:r>
           </w:p>
         </w:tc>
@@ -8439,7 +8110,7 @@
                 <w:b w:val="0"/>
                 <w:sz w:val="21"/>
               </w:rPr>
-              <w:t>-0.0020</w:t>
+              <w:t>-0.0023</w:t>
             </w:r>
           </w:p>
         </w:tc>
@@ -8480,7 +8151,7 @@
                 <w:b w:val="0"/>
                 <w:sz w:val="21"/>
               </w:rPr>
-              <w:t>(0.2329)</w:t>
+              <w:t>(-0.4400)</w:t>
             </w:r>
           </w:p>
         </w:tc>
@@ -8500,7 +8171,7 @@
                 <w:b w:val="0"/>
                 <w:sz w:val="21"/>
               </w:rPr>
-              <w:t>(-1.2940)</w:t>
+              <w:t>(-1.5256)</w:t>
             </w:r>
           </w:p>
         </w:tc>
@@ -8522,7 +8193,7 @@
                 <w:b w:val="0"/>
                 <w:sz w:val="21"/>
               </w:rPr>
-              <w:t>Zone</w:t>
+              <w:t>Firm FE</w:t>
             </w:r>
           </w:p>
         </w:tc>
@@ -8542,7 +8213,7 @@
                 <w:b w:val="0"/>
                 <w:sz w:val="21"/>
               </w:rPr>
-              <w:t>0.2670</w:t>
+              <w:t>控制</w:t>
             </w:r>
           </w:p>
         </w:tc>
@@ -8562,7 +8233,7 @@
                 <w:b w:val="0"/>
                 <w:sz w:val="21"/>
               </w:rPr>
-              <w:t>-0.0859</w:t>
+              <w:t>控制</w:t>
             </w:r>
           </w:p>
         </w:tc>
@@ -8575,6 +8246,26 @@
           <w:p>
             <w:pPr>
               <w:spacing w:before="20" w:after="20" w:line="280" w:lineRule="exact"/>
+              <w:jc w:val="left"/>
+            </w:pPr>
+            <w:r/>
+            <w:r>
+              <w:rPr>
+                <w:rFonts w:ascii="Times New Roman" w:hAnsi="Times New Roman" w:eastAsia="宋体"/>
+                <w:b w:val="0"/>
+                <w:sz w:val="21"/>
+              </w:rPr>
+              <w:t>Year FE</w:t>
+            </w:r>
+          </w:p>
+        </w:tc>
+        <w:tc>
+          <w:tcPr>
+            <w:tcW w:type="dxa" w:w="2880"/>
+          </w:tcPr>
+          <w:p>
+            <w:pPr>
+              <w:spacing w:before="20" w:after="20" w:line="280" w:lineRule="exact"/>
               <w:jc w:val="center"/>
             </w:pPr>
             <w:r/>
@@ -8584,6 +8275,7 @@
                 <w:b w:val="0"/>
                 <w:sz w:val="21"/>
               </w:rPr>
+              <w:t>控制</w:t>
             </w:r>
           </w:p>
         </w:tc>
@@ -8603,27 +8295,7 @@
                 <w:b w:val="0"/>
                 <w:sz w:val="21"/>
               </w:rPr>
-              <w:t>(1.5106)</w:t>
-            </w:r>
-          </w:p>
-        </w:tc>
-        <w:tc>
-          <w:tcPr>
-            <w:tcW w:type="dxa" w:w="2880"/>
-          </w:tcPr>
-          <w:p>
-            <w:pPr>
-              <w:spacing w:before="20" w:after="20" w:line="280" w:lineRule="exact"/>
-              <w:jc w:val="center"/>
-            </w:pPr>
-            <w:r/>
-            <w:r>
-              <w:rPr>
-                <w:rFonts w:ascii="Times New Roman" w:hAnsi="Times New Roman" w:eastAsia="宋体"/>
-                <w:b w:val="0"/>
-                <w:sz w:val="21"/>
-              </w:rPr>
-              <w:t>(-0.4498)</w:t>
+              <w:t>控制</w:t>
             </w:r>
           </w:p>
         </w:tc>
@@ -8645,7 +8317,7 @@
                 <w:b w:val="0"/>
                 <w:sz w:val="21"/>
               </w:rPr>
-              <w:t>Firm FE</w:t>
+              <w:t>N</w:t>
             </w:r>
           </w:p>
         </w:tc>
@@ -8665,7 +8337,7 @@
                 <w:b w:val="0"/>
                 <w:sz w:val="21"/>
               </w:rPr>
-              <w:t>控制</w:t>
+              <w:t>4916</w:t>
             </w:r>
           </w:p>
         </w:tc>
@@ -8685,131 +8357,7 @@
                 <w:b w:val="0"/>
                 <w:sz w:val="21"/>
               </w:rPr>
-              <w:t>控制</w:t>
-            </w:r>
-          </w:p>
-        </w:tc>
-      </w:tr>
-      <w:tr>
-        <w:tc>
-          <w:tcPr>
-            <w:tcW w:type="dxa" w:w="2880"/>
-          </w:tcPr>
-          <w:p>
-            <w:pPr>
-              <w:spacing w:before="20" w:after="20" w:line="280" w:lineRule="exact"/>
-              <w:jc w:val="left"/>
-            </w:pPr>
-            <w:r/>
-            <w:r>
-              <w:rPr>
-                <w:rFonts w:ascii="Times New Roman" w:hAnsi="Times New Roman" w:eastAsia="宋体"/>
-                <w:b w:val="0"/>
-                <w:sz w:val="21"/>
-              </w:rPr>
-              <w:t>Year FE</w:t>
-            </w:r>
-          </w:p>
-        </w:tc>
-        <w:tc>
-          <w:tcPr>
-            <w:tcW w:type="dxa" w:w="2880"/>
-          </w:tcPr>
-          <w:p>
-            <w:pPr>
-              <w:spacing w:before="20" w:after="20" w:line="280" w:lineRule="exact"/>
-              <w:jc w:val="center"/>
-            </w:pPr>
-            <w:r/>
-            <w:r>
-              <w:rPr>
-                <w:rFonts w:ascii="Times New Roman" w:hAnsi="Times New Roman" w:eastAsia="宋体"/>
-                <w:b w:val="0"/>
-                <w:sz w:val="21"/>
-              </w:rPr>
-              <w:t>控制</w:t>
-            </w:r>
-          </w:p>
-        </w:tc>
-        <w:tc>
-          <w:tcPr>
-            <w:tcW w:type="dxa" w:w="2880"/>
-          </w:tcPr>
-          <w:p>
-            <w:pPr>
-              <w:spacing w:before="20" w:after="20" w:line="280" w:lineRule="exact"/>
-              <w:jc w:val="center"/>
-            </w:pPr>
-            <w:r/>
-            <w:r>
-              <w:rPr>
-                <w:rFonts w:ascii="Times New Roman" w:hAnsi="Times New Roman" w:eastAsia="宋体"/>
-                <w:b w:val="0"/>
-                <w:sz w:val="21"/>
-              </w:rPr>
-              <w:t>控制</w:t>
-            </w:r>
-          </w:p>
-        </w:tc>
-      </w:tr>
-      <w:tr>
-        <w:tc>
-          <w:tcPr>
-            <w:tcW w:type="dxa" w:w="2880"/>
-          </w:tcPr>
-          <w:p>
-            <w:pPr>
-              <w:spacing w:before="20" w:after="20" w:line="280" w:lineRule="exact"/>
-              <w:jc w:val="left"/>
-            </w:pPr>
-            <w:r/>
-            <w:r>
-              <w:rPr>
-                <w:rFonts w:ascii="Times New Roman" w:hAnsi="Times New Roman" w:eastAsia="宋体"/>
-                <w:b w:val="0"/>
-                <w:sz w:val="21"/>
-              </w:rPr>
-              <w:t>N</w:t>
-            </w:r>
-          </w:p>
-        </w:tc>
-        <w:tc>
-          <w:tcPr>
-            <w:tcW w:type="dxa" w:w="2880"/>
-          </w:tcPr>
-          <w:p>
-            <w:pPr>
-              <w:spacing w:before="20" w:after="20" w:line="280" w:lineRule="exact"/>
-              <w:jc w:val="center"/>
-            </w:pPr>
-            <w:r/>
-            <w:r>
-              <w:rPr>
-                <w:rFonts w:ascii="Times New Roman" w:hAnsi="Times New Roman" w:eastAsia="宋体"/>
-                <w:b w:val="0"/>
-                <w:sz w:val="21"/>
-              </w:rPr>
-              <w:t>3926</w:t>
-            </w:r>
-          </w:p>
-        </w:tc>
-        <w:tc>
-          <w:tcPr>
-            <w:tcW w:type="dxa" w:w="2880"/>
-          </w:tcPr>
-          <w:p>
-            <w:pPr>
-              <w:spacing w:before="20" w:after="20" w:line="280" w:lineRule="exact"/>
-              <w:jc w:val="center"/>
-            </w:pPr>
-            <w:r/>
-            <w:r>
-              <w:rPr>
-                <w:rFonts w:ascii="Times New Roman" w:hAnsi="Times New Roman" w:eastAsia="宋体"/>
-                <w:b w:val="0"/>
-                <w:sz w:val="21"/>
-              </w:rPr>
-              <w:t>8459</w:t>
+              <w:t>11102</w:t>
             </w:r>
           </w:p>
         </w:tc>
@@ -8857,7 +8405,7 @@
                 <w:b w:val="0"/>
                 <w:sz w:val="21"/>
               </w:rPr>
-              <w:t>0.0085</w:t>
+              <w:t>0.0022</w:t>
             </w:r>
           </w:p>
         </w:tc>
@@ -8880,7 +8428,7 @@
                 <w:b w:val="0"/>
                 <w:sz w:val="21"/>
               </w:rPr>
-              <w:t>0.0047</w:t>
+              <w:t>0.0082</w:t>
             </w:r>
           </w:p>
         </w:tc>

--- a/results/回归结果表.docx
+++ b/results/回归结果表.docx
@@ -285,7 +285,7 @@
                 <w:b w:val="0"/>
                 <w:sz w:val="21"/>
               </w:rPr>
-              <w:t>58782</w:t>
+              <w:t>53003</w:t>
             </w:r>
           </w:p>
         </w:tc>
@@ -305,7 +305,7 @@
                 <w:b w:val="0"/>
                 <w:sz w:val="21"/>
               </w:rPr>
-              <w:t>2.53e+06</w:t>
+              <w:t>2.63e+06</w:t>
             </w:r>
           </w:p>
         </w:tc>
@@ -325,7 +325,7 @@
                 <w:b w:val="0"/>
                 <w:sz w:val="21"/>
               </w:rPr>
-              <w:t>1.83e+06</w:t>
+              <w:t>1.91e+06</w:t>
             </w:r>
           </w:p>
         </w:tc>
@@ -345,7 +345,7 @@
                 <w:b w:val="0"/>
                 <w:sz w:val="21"/>
               </w:rPr>
-              <w:t>2.98e+06</w:t>
+              <w:t>3.04e+06</w:t>
             </w:r>
           </w:p>
         </w:tc>
@@ -427,7 +427,7 @@
                 <w:b w:val="0"/>
                 <w:sz w:val="21"/>
               </w:rPr>
-              <w:t>58782</w:t>
+              <w:t>53003</w:t>
             </w:r>
           </w:p>
         </w:tc>
@@ -447,7 +447,7 @@
                 <w:b w:val="0"/>
                 <w:sz w:val="21"/>
               </w:rPr>
-              <w:t>4.69e+07</w:t>
+              <w:t>4.99e+07</w:t>
             </w:r>
           </w:p>
         </w:tc>
@@ -467,7 +467,7 @@
                 <w:b w:val="0"/>
                 <w:sz w:val="21"/>
               </w:rPr>
-              <w:t>1.01e+07</w:t>
+              <w:t>1.09e+07</w:t>
             </w:r>
           </w:p>
         </w:tc>
@@ -487,7 +487,7 @@
                 <w:b w:val="0"/>
                 <w:sz w:val="21"/>
               </w:rPr>
-              <w:t>4.11e+08</w:t>
+              <w:t>4.33e+08</w:t>
             </w:r>
           </w:p>
         </w:tc>
@@ -569,7 +569,7 @@
                 <w:b w:val="0"/>
                 <w:sz w:val="21"/>
               </w:rPr>
-              <w:t>58782</w:t>
+              <w:t>53003</w:t>
             </w:r>
           </w:p>
         </w:tc>
@@ -589,7 +589,7 @@
                 <w:b w:val="0"/>
                 <w:sz w:val="21"/>
               </w:rPr>
-              <w:t>14.5024</w:t>
+              <w:t>14.6605</w:t>
             </w:r>
           </w:p>
         </w:tc>
@@ -609,7 +609,7 @@
                 <w:b w:val="0"/>
                 <w:sz w:val="21"/>
               </w:rPr>
-              <w:t>16.1245</w:t>
+              <w:t>16.2032</w:t>
             </w:r>
           </w:p>
         </w:tc>
@@ -629,7 +629,7 @@
                 <w:b w:val="0"/>
                 <w:sz w:val="21"/>
               </w:rPr>
-              <w:t>5.3284</w:t>
+              <w:t>5.2466</w:t>
             </w:r>
           </w:p>
         </w:tc>
@@ -669,7 +669,7 @@
                 <w:b w:val="0"/>
                 <w:sz w:val="21"/>
               </w:rPr>
-              <w:t>20.2372</w:t>
+              <w:t>20.3012</w:t>
             </w:r>
           </w:p>
         </w:tc>
@@ -711,7 +711,7 @@
                 <w:b w:val="0"/>
                 <w:sz w:val="21"/>
               </w:rPr>
-              <w:t>58782</w:t>
+              <w:t>53003</w:t>
             </w:r>
           </w:p>
         </w:tc>
@@ -731,7 +731,7 @@
                 <w:b w:val="0"/>
                 <w:sz w:val="21"/>
               </w:rPr>
-              <w:t>14.3762</w:t>
+              <w:t>14.4334</w:t>
             </w:r>
           </w:p>
         </w:tc>
@@ -751,7 +751,7 @@
                 <w:b w:val="0"/>
                 <w:sz w:val="21"/>
               </w:rPr>
-              <w:t>14.4217</w:t>
+              <w:t>14.4650</w:t>
             </w:r>
           </w:p>
         </w:tc>
@@ -771,7 +771,7 @@
                 <w:b w:val="0"/>
                 <w:sz w:val="21"/>
               </w:rPr>
-              <w:t>0.8667</w:t>
+              <w:t>0.8347</w:t>
             </w:r>
           </w:p>
         </w:tc>
@@ -853,7 +853,7 @@
                 <w:b w:val="0"/>
                 <w:sz w:val="21"/>
               </w:rPr>
-              <w:t>58726</w:t>
+              <w:t>52995</w:t>
             </w:r>
           </w:p>
         </w:tc>
@@ -873,7 +873,7 @@
                 <w:b w:val="0"/>
                 <w:sz w:val="21"/>
               </w:rPr>
-              <w:t>21.3368</w:t>
+              <w:t>21.4561</w:t>
             </w:r>
           </w:p>
         </w:tc>
@@ -893,7 +893,7 @@
                 <w:b w:val="0"/>
                 <w:sz w:val="21"/>
               </w:rPr>
-              <w:t>21.2090</w:t>
+              <w:t>21.3003</w:t>
             </w:r>
           </w:p>
         </w:tc>
@@ -913,7 +913,7 @@
                 <w:b w:val="0"/>
                 <w:sz w:val="21"/>
               </w:rPr>
-              <w:t>1.5022</w:t>
+              <w:t>1.4498</w:t>
             </w:r>
           </w:p>
         </w:tc>
@@ -933,7 +933,7 @@
                 <w:b w:val="0"/>
                 <w:sz w:val="21"/>
               </w:rPr>
-              <w:t>17.6023</w:t>
+              <w:t>18.3837</w:t>
             </w:r>
           </w:p>
         </w:tc>
@@ -953,7 +953,7 @@
                 <w:b w:val="0"/>
                 <w:sz w:val="21"/>
               </w:rPr>
-              <w:t>25.5606</w:t>
+              <w:t>25.6488</w:t>
             </w:r>
           </w:p>
         </w:tc>
@@ -995,7 +995,7 @@
                 <w:b w:val="0"/>
                 <w:sz w:val="21"/>
               </w:rPr>
-              <w:t>58546</w:t>
+              <w:t>52836</w:t>
             </w:r>
           </w:p>
         </w:tc>
@@ -1015,7 +1015,7 @@
                 <w:b w:val="0"/>
                 <w:sz w:val="21"/>
               </w:rPr>
-              <w:t>0.0450</w:t>
+              <w:t>0.0444</w:t>
             </w:r>
           </w:p>
         </w:tc>
@@ -1035,7 +1035,7 @@
                 <w:b w:val="0"/>
                 <w:sz w:val="21"/>
               </w:rPr>
-              <w:t>0.0309</w:t>
+              <w:t>0.0310</w:t>
             </w:r>
           </w:p>
         </w:tc>
@@ -1055,7 +1055,7 @@
                 <w:b w:val="0"/>
                 <w:sz w:val="21"/>
               </w:rPr>
-              <w:t>0.0525</w:t>
+              <w:t>0.0507</w:t>
             </w:r>
           </w:p>
         </w:tc>
@@ -1095,7 +1095,7 @@
                 <w:b w:val="0"/>
                 <w:sz w:val="21"/>
               </w:rPr>
-              <w:t>0.3318</w:t>
+              <w:t>0.3226</w:t>
             </w:r>
           </w:p>
         </w:tc>
@@ -1137,7 +1137,7 @@
                 <w:b w:val="0"/>
                 <w:sz w:val="21"/>
               </w:rPr>
-              <w:t>58493</w:t>
+              <w:t>52828</w:t>
             </w:r>
           </w:p>
         </w:tc>
@@ -1157,7 +1157,7 @@
                 <w:b w:val="0"/>
                 <w:sz w:val="21"/>
               </w:rPr>
-              <w:t>0.0000</w:t>
+              <w:t>-0.0000</w:t>
             </w:r>
           </w:p>
         </w:tc>
@@ -1177,7 +1177,7 @@
                 <w:b w:val="0"/>
                 <w:sz w:val="21"/>
               </w:rPr>
-              <w:t>-0.0122</w:t>
+              <w:t>-0.0163</w:t>
             </w:r>
           </w:p>
         </w:tc>
@@ -1197,7 +1197,7 @@
                 <w:b w:val="0"/>
                 <w:sz w:val="21"/>
               </w:rPr>
-              <w:t>0.5923</w:t>
+              <w:t>0.5814</w:t>
             </w:r>
           </w:p>
         </w:tc>
@@ -1217,7 +1217,7 @@
                 <w:b w:val="0"/>
                 <w:sz w:val="21"/>
               </w:rPr>
-              <w:t>-4.7432</w:t>
+              <w:t>-3.4021</w:t>
             </w:r>
           </w:p>
         </w:tc>
@@ -1237,7 +1237,7 @@
                 <w:b w:val="0"/>
                 <w:sz w:val="21"/>
               </w:rPr>
-              <w:t>3.6044</w:t>
+              <w:t>3.7307</w:t>
             </w:r>
           </w:p>
         </w:tc>
@@ -1259,7 +1259,7 @@
                 <w:b w:val="0"/>
                 <w:sz w:val="21"/>
               </w:rPr>
-              <w:t>管理层权力(Power, FA)</w:t>
+              <w:t>管理层权力(Power, FA口径)</w:t>
             </w:r>
           </w:p>
         </w:tc>
@@ -1279,7 +1279,7 @@
                 <w:b w:val="0"/>
                 <w:sz w:val="21"/>
               </w:rPr>
-              <w:t>50767</w:t>
+              <w:t>45679</w:t>
             </w:r>
           </w:p>
         </w:tc>
@@ -1299,7 +1299,7 @@
                 <w:b w:val="0"/>
                 <w:sz w:val="21"/>
               </w:rPr>
-              <w:t>-0.0000</w:t>
+              <w:t>0.0000</w:t>
             </w:r>
           </w:p>
         </w:tc>
@@ -1319,7 +1319,7 @@
                 <w:b w:val="0"/>
                 <w:sz w:val="21"/>
               </w:rPr>
-              <w:t>0.3150</w:t>
+              <w:t>0.2892</w:t>
             </w:r>
           </w:p>
         </w:tc>
@@ -1339,7 +1339,7 @@
                 <w:b w:val="0"/>
                 <w:sz w:val="21"/>
               </w:rPr>
-              <w:t>1.1806</w:t>
+              <w:t>1.1905</w:t>
             </w:r>
           </w:p>
         </w:tc>
@@ -1359,7 +1359,7 @@
                 <w:b w:val="0"/>
                 <w:sz w:val="21"/>
               </w:rPr>
-              <w:t>-4.7512</w:t>
+              <w:t>-4.8658</w:t>
             </w:r>
           </w:p>
         </w:tc>
@@ -1379,7 +1379,7 @@
                 <w:b w:val="0"/>
                 <w:sz w:val="21"/>
               </w:rPr>
-              <w:t>6.3753</w:t>
+              <w:t>6.3642</w:t>
             </w:r>
           </w:p>
         </w:tc>
@@ -1421,7 +1421,7 @@
                 <w:b w:val="0"/>
                 <w:sz w:val="21"/>
               </w:rPr>
-              <w:t>58782</w:t>
+              <w:t>53003</w:t>
             </w:r>
           </w:p>
         </w:tc>
@@ -1441,7 +1441,7 @@
                 <w:b w:val="0"/>
                 <w:sz w:val="21"/>
               </w:rPr>
-              <w:t>0.0287</w:t>
+              <w:t>0.0351</w:t>
             </w:r>
           </w:p>
         </w:tc>
@@ -1461,7 +1461,7 @@
                 <w:b w:val="0"/>
                 <w:sz w:val="21"/>
               </w:rPr>
-              <w:t>0.0341</w:t>
+              <w:t>0.0363</w:t>
             </w:r>
           </w:p>
         </w:tc>
@@ -1481,7 +1481,7 @@
                 <w:b w:val="0"/>
                 <w:sz w:val="21"/>
               </w:rPr>
-              <w:t>0.0759</w:t>
+              <w:t>0.0615</w:t>
             </w:r>
           </w:p>
         </w:tc>
@@ -1501,7 +1501,7 @@
                 <w:b w:val="0"/>
                 <w:sz w:val="21"/>
               </w:rPr>
-              <w:t>-0.3560</w:t>
+              <w:t>-0.2338</w:t>
             </w:r>
           </w:p>
         </w:tc>
@@ -1521,7 +1521,7 @@
                 <w:b w:val="0"/>
                 <w:sz w:val="21"/>
               </w:rPr>
-              <w:t>0.2040</w:t>
+              <w:t>0.1936</w:t>
             </w:r>
           </w:p>
         </w:tc>
@@ -1563,7 +1563,7 @@
                 <w:b w:val="0"/>
                 <w:sz w:val="21"/>
               </w:rPr>
-              <w:t>58782</w:t>
+              <w:t>53003</w:t>
             </w:r>
           </w:p>
         </w:tc>
@@ -1583,7 +1583,7 @@
                 <w:b w:val="0"/>
                 <w:sz w:val="21"/>
               </w:rPr>
-              <w:t>0.4371</w:t>
+              <w:t>0.4228</w:t>
             </w:r>
           </w:p>
         </w:tc>
@@ -1603,7 +1603,7 @@
                 <w:b w:val="0"/>
                 <w:sz w:val="21"/>
               </w:rPr>
-              <w:t>0.4264</w:t>
+              <w:t>0.4167</w:t>
             </w:r>
           </w:p>
         </w:tc>
@@ -1623,7 +1623,7 @@
                 <w:b w:val="0"/>
                 <w:sz w:val="21"/>
               </w:rPr>
-              <w:t>0.2210</w:t>
+              <w:t>0.2062</w:t>
             </w:r>
           </w:p>
         </w:tc>
@@ -1643,7 +1643,7 @@
                 <w:b w:val="0"/>
                 <w:sz w:val="21"/>
               </w:rPr>
-              <w:t>0.0516</w:t>
+              <w:t>0.0517</w:t>
             </w:r>
           </w:p>
         </w:tc>
@@ -1663,7 +1663,7 @@
                 <w:b w:val="0"/>
                 <w:sz w:val="21"/>
               </w:rPr>
-              <w:t>1.0632</w:t>
+              <w:t>0.8949</w:t>
             </w:r>
           </w:p>
         </w:tc>
@@ -1705,7 +1705,7 @@
                 <w:b w:val="0"/>
                 <w:sz w:val="21"/>
               </w:rPr>
-              <w:t>58782</w:t>
+              <w:t>53003</w:t>
             </w:r>
           </w:p>
         </w:tc>
@@ -1725,7 +1725,7 @@
                 <w:b w:val="0"/>
                 <w:sz w:val="21"/>
               </w:rPr>
-              <w:t>33.9352</w:t>
+              <w:t>34.5377</w:t>
             </w:r>
           </w:p>
         </w:tc>
@@ -1745,7 +1745,7 @@
                 <w:b w:val="0"/>
                 <w:sz w:val="21"/>
               </w:rPr>
-              <w:t>31.4600</w:t>
+              <w:t>32.2700</w:t>
             </w:r>
           </w:p>
         </w:tc>
@@ -1765,7 +1765,7 @@
                 <w:b w:val="0"/>
                 <w:sz w:val="21"/>
               </w:rPr>
-              <w:t>14.9808</w:t>
+              <w:t>15.0246</w:t>
             </w:r>
           </w:p>
         </w:tc>
@@ -1785,7 +1785,7 @@
                 <w:b w:val="0"/>
                 <w:sz w:val="21"/>
               </w:rPr>
-              <w:t>8.3300</w:t>
+              <w:t>8.4804</w:t>
             </w:r>
           </w:p>
         </w:tc>
@@ -1805,7 +1805,7 @@
                 <w:b w:val="0"/>
                 <w:sz w:val="21"/>
               </w:rPr>
-              <w:t>73.8357</w:t>
+              <w:t>74.3000</w:t>
             </w:r>
           </w:p>
         </w:tc>
@@ -1853,7 +1853,7 @@
                 <w:b w:val="0"/>
                 <w:sz w:val="21"/>
               </w:rPr>
-              <w:t>58782</w:t>
+              <w:t>53003</w:t>
             </w:r>
           </w:p>
         </w:tc>
@@ -1876,7 +1876,7 @@
                 <w:b w:val="0"/>
                 <w:sz w:val="21"/>
               </w:rPr>
-              <w:t>0.3809</w:t>
+              <w:t>0.3727</w:t>
             </w:r>
           </w:p>
         </w:tc>
@@ -1922,7 +1922,7 @@
                 <w:b w:val="0"/>
                 <w:sz w:val="21"/>
               </w:rPr>
-              <w:t>0.4856</w:t>
+              <w:t>0.4835</w:t>
             </w:r>
           </w:p>
         </w:tc>
@@ -2163,7 +2163,7 @@
                 <w:b w:val="0"/>
                 <w:sz w:val="21"/>
               </w:rPr>
-              <w:t>0.2042***</w:t>
+              <w:t>0.1968***</w:t>
             </w:r>
           </w:p>
         </w:tc>
@@ -2183,7 +2183,7 @@
                 <w:b w:val="0"/>
                 <w:sz w:val="21"/>
               </w:rPr>
-              <w:t>(116.7966)</w:t>
+              <w:t>(106.2960)</w:t>
             </w:r>
           </w:p>
         </w:tc>
@@ -2245,7 +2245,7 @@
                 <w:b w:val="0"/>
                 <w:sz w:val="21"/>
               </w:rPr>
-              <w:t>1.3993***</w:t>
+              <w:t>1.9231***</w:t>
             </w:r>
           </w:p>
         </w:tc>
@@ -2265,7 +2265,7 @@
                 <w:b w:val="0"/>
                 <w:sz w:val="21"/>
               </w:rPr>
-              <w:t>(41.7175)</w:t>
+              <w:t>(45.4085)</w:t>
             </w:r>
           </w:p>
         </w:tc>
@@ -2327,7 +2327,7 @@
                 <w:b w:val="0"/>
                 <w:sz w:val="21"/>
               </w:rPr>
-              <w:t>-0.4628***</w:t>
+              <w:t>-0.3140***</w:t>
             </w:r>
           </w:p>
         </w:tc>
@@ -2347,7 +2347,7 @@
                 <w:b w:val="0"/>
                 <w:sz w:val="21"/>
               </w:rPr>
-              <w:t>(-9.3035)</w:t>
+              <w:t>(-5.8613)</w:t>
             </w:r>
           </w:p>
         </w:tc>
@@ -2409,7 +2409,7 @@
                 <w:b w:val="0"/>
                 <w:sz w:val="21"/>
               </w:rPr>
-              <w:t>-0.2430***</w:t>
+              <w:t>-0.2431***</w:t>
             </w:r>
           </w:p>
         </w:tc>
@@ -2429,7 +2429,7 @@
                 <w:b w:val="0"/>
                 <w:sz w:val="21"/>
               </w:rPr>
-              <w:t>(-46.9738)</w:t>
+              <w:t>(-45.2869)</w:t>
             </w:r>
           </w:p>
         </w:tc>
@@ -2653,7 +2653,7 @@
                 <w:b w:val="0"/>
                 <w:sz w:val="21"/>
               </w:rPr>
-              <w:t>58493</w:t>
+              <w:t>52828</w:t>
             </w:r>
           </w:p>
         </w:tc>
@@ -2740,7 +2740,7 @@
                 <w:b w:val="0"/>
                 <w:sz w:val="21"/>
               </w:rPr>
-              <w:t>0.5305</w:t>
+              <w:t>0.5153</w:t>
             </w:r>
           </w:p>
         </w:tc>
@@ -2967,7 +2967,7 @@
                 <w:b w:val="0"/>
                 <w:sz w:val="21"/>
               </w:rPr>
-              <w:t>0.0012</w:t>
+              <w:t>0.0005</w:t>
             </w:r>
           </w:p>
         </w:tc>
@@ -3008,7 +3008,7 @@
                 <w:b w:val="0"/>
                 <w:sz w:val="21"/>
               </w:rPr>
-              <w:t>(1.3123)</w:t>
+              <w:t>(0.5202)</w:t>
             </w:r>
           </w:p>
         </w:tc>
@@ -3050,7 +3050,7 @@
                 <w:b w:val="0"/>
                 <w:sz w:val="21"/>
               </w:rPr>
-              <w:t>-0.8798***</w:t>
+              <w:t>-0.8620***</w:t>
             </w:r>
           </w:p>
         </w:tc>
@@ -3091,7 +3091,7 @@
                 <w:b w:val="0"/>
                 <w:sz w:val="21"/>
               </w:rPr>
-              <w:t>(-16.4896)</w:t>
+              <w:t>(-12.1439)</w:t>
             </w:r>
           </w:p>
         </w:tc>
@@ -3133,7 +3133,7 @@
                 <w:b w:val="0"/>
                 <w:sz w:val="21"/>
               </w:rPr>
-              <w:t>-0.1922***</w:t>
+              <w:t>-0.1082***</w:t>
             </w:r>
           </w:p>
         </w:tc>
@@ -3174,7 +3174,7 @@
                 <w:b w:val="0"/>
                 <w:sz w:val="21"/>
               </w:rPr>
-              <w:t>(-5.1012)</w:t>
+              <w:t>(-2.6826)</w:t>
             </w:r>
           </w:p>
         </w:tc>
@@ -3216,7 +3216,7 @@
                 <w:b w:val="0"/>
                 <w:sz w:val="21"/>
               </w:rPr>
-              <w:t>-0.0020***</w:t>
+              <w:t>-0.0027***</w:t>
             </w:r>
           </w:p>
         </w:tc>
@@ -3257,7 +3257,7 @@
                 <w:b w:val="0"/>
                 <w:sz w:val="21"/>
               </w:rPr>
-              <w:t>(-2.8378)</w:t>
+              <w:t>(-3.6101)</w:t>
             </w:r>
           </w:p>
         </w:tc>
@@ -3383,7 +3383,7 @@
                 <w:b w:val="0"/>
                 <w:sz w:val="21"/>
               </w:rPr>
-              <w:t>74.18</w:t>
+              <w:t>43.94</w:t>
             </w:r>
           </w:p>
         </w:tc>
@@ -3425,7 +3425,7 @@
                 <w:b w:val="0"/>
                 <w:sz w:val="21"/>
               </w:rPr>
-              <w:t>55286</w:t>
+              <w:t>49775</w:t>
             </w:r>
           </w:p>
         </w:tc>
@@ -3473,7 +3473,7 @@
                 <w:b w:val="0"/>
                 <w:sz w:val="21"/>
               </w:rPr>
-              <w:t>0.0201</w:t>
+              <w:t>0.0150</w:t>
             </w:r>
           </w:p>
         </w:tc>
@@ -3715,7 +3715,7 @@
                 <w:b w:val="0"/>
                 <w:sz w:val="21"/>
               </w:rPr>
-              <w:t>0.1406***</w:t>
+              <w:t>0.1202***</w:t>
             </w:r>
           </w:p>
         </w:tc>
@@ -3735,7 +3735,7 @@
                 <w:b w:val="0"/>
                 <w:sz w:val="21"/>
               </w:rPr>
-              <w:t>Partial F = 33.72</w:t>
+              <w:t>Partial F = 22.64</w:t>
             </w:r>
           </w:p>
         </w:tc>
@@ -3755,7 +3755,7 @@
                 <w:b w:val="0"/>
                 <w:sz w:val="21"/>
               </w:rPr>
-              <w:t>51831</w:t>
+              <w:t>46670</w:t>
             </w:r>
           </w:p>
         </w:tc>
@@ -3826,7 +3826,7 @@
                 <w:b w:val="0"/>
                 <w:sz w:val="21"/>
               </w:rPr>
-              <w:t>-0.0162</w:t>
+              <w:t>-0.0334</w:t>
             </w:r>
           </w:p>
         </w:tc>
@@ -3849,7 +3849,7 @@
                 <w:b w:val="0"/>
                 <w:sz w:val="21"/>
               </w:rPr>
-              <w:t>t = -0.8324</w:t>
+              <w:t>t = -1.5335</w:t>
             </w:r>
           </w:p>
         </w:tc>
@@ -3872,7 +3872,7 @@
                 <w:b w:val="0"/>
                 <w:sz w:val="21"/>
               </w:rPr>
-              <w:t>51831</w:t>
+              <w:t>46670</w:t>
             </w:r>
           </w:p>
         </w:tc>
@@ -3887,7 +3887,7 @@
           <w:rFonts w:ascii="Times New Roman" w:hAnsi="Times New Roman" w:eastAsia="宋体"/>
           <w:sz w:val="18"/>
         </w:rPr>
-        <w:t>注：第一阶段报告工具变量系数；Partial R² 为 0.0026，说明工具变量具有统计相关性但解释力度有限。标准误为公司层面聚类稳健标准误。</w:t>
+        <w:t>注：第一阶段报告工具变量系数；Partial R² 为 0.0019，说明工具变量具有统计相关性但解释力度有限。标准误为公司层面聚类稳健标准误。</w:t>
       </w:r>
     </w:p>
     <w:p>
@@ -4067,7 +4067,7 @@
                 <w:b w:val="0"/>
                 <w:sz w:val="21"/>
               </w:rPr>
-              <w:t>0.0014</w:t>
+              <w:t>0.0007</w:t>
             </w:r>
           </w:p>
         </w:tc>
@@ -4149,7 +4149,7 @@
                 <w:b w:val="0"/>
                 <w:sz w:val="21"/>
               </w:rPr>
-              <w:t>0.0039***</w:t>
+              <w:t>0.0024</w:t>
             </w:r>
           </w:p>
         </w:tc>
@@ -4231,7 +4231,7 @@
                 <w:b w:val="0"/>
                 <w:sz w:val="21"/>
               </w:rPr>
-              <w:t>0.0256***</w:t>
+              <w:t>0.0227***</w:t>
             </w:r>
           </w:p>
         </w:tc>
@@ -4251,7 +4251,7 @@
                 <w:b w:val="0"/>
                 <w:sz w:val="21"/>
               </w:rPr>
-              <w:t>0.0066</w:t>
+              <w:t>0.0068</w:t>
             </w:r>
           </w:p>
         </w:tc>
@@ -4313,7 +4313,7 @@
                 <w:b w:val="0"/>
                 <w:sz w:val="21"/>
               </w:rPr>
-              <w:t>0.0013</w:t>
+              <w:t>0.0007</w:t>
             </w:r>
           </w:p>
         </w:tc>
@@ -4395,7 +4395,7 @@
                 <w:b w:val="0"/>
                 <w:sz w:val="21"/>
               </w:rPr>
-              <w:t>0.000099</w:t>
+              <w:t>0.000055</w:t>
             </w:r>
           </w:p>
         </w:tc>
@@ -4435,7 +4435,7 @@
                 <w:b w:val="0"/>
                 <w:sz w:val="21"/>
               </w:rPr>
-              <w:t>[0.000025, 0.000195]</w:t>
+              <w:t>[-0.000004, 0.000132]</w:t>
             </w:r>
           </w:p>
         </w:tc>
@@ -4477,7 +4477,7 @@
                 <w:b w:val="0"/>
                 <w:sz w:val="21"/>
               </w:rPr>
-              <w:t>0.0296</w:t>
+              <w:t>0.1580</w:t>
             </w:r>
           </w:p>
         </w:tc>
@@ -4565,7 +4565,7 @@
                 <w:b w:val="0"/>
                 <w:sz w:val="21"/>
               </w:rPr>
-              <w:t>7.25%</w:t>
+              <w:t>7.40%</w:t>
             </w:r>
           </w:p>
         </w:tc>
@@ -4934,7 +4934,7 @@
                 <w:b w:val="0"/>
                 <w:sz w:val="21"/>
               </w:rPr>
-              <w:t>0.0061***</w:t>
+              <w:t>0.0036***</w:t>
             </w:r>
           </w:p>
         </w:tc>
@@ -4954,7 +4954,7 @@
                 <w:b w:val="0"/>
                 <w:sz w:val="21"/>
               </w:rPr>
-              <w:t>0.0019*</w:t>
+              <w:t>0.0010</w:t>
             </w:r>
           </w:p>
         </w:tc>
@@ -4974,7 +4974,7 @@
                 <w:b w:val="0"/>
                 <w:sz w:val="21"/>
               </w:rPr>
-              <w:t>-0.0001</w:t>
+              <w:t>-0.0003</w:t>
             </w:r>
           </w:p>
         </w:tc>
@@ -4994,7 +4994,7 @@
                 <w:b w:val="0"/>
                 <w:sz w:val="21"/>
               </w:rPr>
-              <w:t>0.0082**</w:t>
+              <w:t>0.0094***</w:t>
             </w:r>
           </w:p>
         </w:tc>
@@ -5035,7 +5035,7 @@
                 <w:b w:val="0"/>
                 <w:sz w:val="21"/>
               </w:rPr>
-              <w:t>(6.0349)</w:t>
+              <w:t>(3.7716)</w:t>
             </w:r>
           </w:p>
         </w:tc>
@@ -5055,7 +5055,7 @@
                 <w:b w:val="0"/>
                 <w:sz w:val="21"/>
               </w:rPr>
-              <w:t>(1.7945)</w:t>
+              <w:t>(0.9511)</w:t>
             </w:r>
           </w:p>
         </w:tc>
@@ -5075,7 +5075,7 @@
                 <w:b w:val="0"/>
                 <w:sz w:val="21"/>
               </w:rPr>
-              <w:t>(-0.1196)</w:t>
+              <w:t>(-0.2180)</w:t>
             </w:r>
           </w:p>
         </w:tc>
@@ -5095,7 +5095,7 @@
                 <w:b w:val="0"/>
                 <w:sz w:val="21"/>
               </w:rPr>
-              <w:t>(2.5261)</w:t>
+              <w:t>(2.8145)</w:t>
             </w:r>
           </w:p>
         </w:tc>
@@ -5443,7 +5443,7 @@
                 <w:b w:val="0"/>
                 <w:sz w:val="21"/>
               </w:rPr>
-              <w:t>55565</w:t>
+              <w:t>49940</w:t>
             </w:r>
           </w:p>
         </w:tc>
@@ -5463,7 +5463,7 @@
                 <w:b w:val="0"/>
                 <w:sz w:val="21"/>
               </w:rPr>
-              <w:t>29871</w:t>
+              <w:t>26449</w:t>
             </w:r>
           </w:p>
         </w:tc>
@@ -5483,7 +5483,7 @@
                 <w:b w:val="0"/>
                 <w:sz w:val="21"/>
               </w:rPr>
-              <w:t>35894</w:t>
+              <w:t>32515</w:t>
             </w:r>
           </w:p>
         </w:tc>
@@ -5503,7 +5503,7 @@
                 <w:b w:val="0"/>
                 <w:sz w:val="21"/>
               </w:rPr>
-              <w:t>47845</w:t>
+              <w:t>43442</w:t>
             </w:r>
           </w:p>
         </w:tc>
@@ -5551,7 +5551,7 @@
                 <w:b w:val="0"/>
                 <w:sz w:val="21"/>
               </w:rPr>
-              <w:t>0.0286</w:t>
+              <w:t>0.0430</w:t>
             </w:r>
           </w:p>
         </w:tc>
@@ -5574,7 +5574,7 @@
                 <w:b w:val="0"/>
                 <w:sz w:val="21"/>
               </w:rPr>
-              <w:t>0.0294</w:t>
+              <w:t>0.0225</w:t>
             </w:r>
           </w:p>
         </w:tc>
@@ -5597,7 +5597,7 @@
                 <w:b w:val="0"/>
                 <w:sz w:val="21"/>
               </w:rPr>
-              <w:t>0.0182</w:t>
+              <w:t>0.0131</w:t>
             </w:r>
           </w:p>
         </w:tc>
@@ -5620,7 +5620,7 @@
                 <w:b w:val="0"/>
                 <w:sz w:val="21"/>
               </w:rPr>
-              <w:t>0.0209</w:t>
+              <w:t>0.0208</w:t>
             </w:r>
           </w:p>
         </w:tc>
@@ -5849,7 +5849,7 @@
                 <w:b w:val="0"/>
                 <w:sz w:val="21"/>
               </w:rPr>
-              <w:t>0.0007</w:t>
+              <w:t>-0.0000</w:t>
             </w:r>
           </w:p>
         </w:tc>
@@ -5869,7 +5869,7 @@
                 <w:b w:val="0"/>
                 <w:sz w:val="21"/>
               </w:rPr>
-              <w:t>0.0008</w:t>
+              <w:t>-0.0002</w:t>
             </w:r>
           </w:p>
         </w:tc>
@@ -5910,7 +5910,7 @@
                 <w:b w:val="0"/>
                 <w:sz w:val="21"/>
               </w:rPr>
-              <w:t>(0.6259)</w:t>
+              <w:t>(-0.0123)</w:t>
             </w:r>
           </w:p>
         </w:tc>
@@ -5930,7 +5930,7 @@
                 <w:b w:val="0"/>
                 <w:sz w:val="21"/>
               </w:rPr>
-              <w:t>(0.4750)</w:t>
+              <w:t>(-0.1228)</w:t>
             </w:r>
           </w:p>
         </w:tc>
@@ -5972,7 +5972,7 @@
                 <w:b w:val="0"/>
                 <w:sz w:val="21"/>
               </w:rPr>
-              <w:t>-0.5222***</w:t>
+              <w:t>-0.1762</w:t>
             </w:r>
           </w:p>
         </w:tc>
@@ -5992,7 +5992,7 @@
                 <w:b w:val="0"/>
                 <w:sz w:val="21"/>
               </w:rPr>
-              <w:t>-1.0749***</w:t>
+              <w:t>-1.2419***</w:t>
             </w:r>
           </w:p>
         </w:tc>
@@ -6033,7 +6033,7 @@
                 <w:b w:val="0"/>
                 <w:sz w:val="21"/>
               </w:rPr>
-              <w:t>(-4.8164)</w:t>
+              <w:t>(-1.3496)</w:t>
             </w:r>
           </w:p>
         </w:tc>
@@ -6053,7 +6053,7 @@
                 <w:b w:val="0"/>
                 <w:sz w:val="21"/>
               </w:rPr>
-              <w:t>(-17.3292)</w:t>
+              <w:t>(-14.9064)</w:t>
             </w:r>
           </w:p>
         </w:tc>
@@ -6095,7 +6095,7 @@
                 <w:b w:val="0"/>
                 <w:sz w:val="21"/>
               </w:rPr>
-              <w:t>-0.3355***</w:t>
+              <w:t>-0.1769***</w:t>
             </w:r>
           </w:p>
         </w:tc>
@@ -6115,7 +6115,7 @@
                 <w:b w:val="0"/>
                 <w:sz w:val="21"/>
               </w:rPr>
-              <w:t>-0.1287**</w:t>
+              <w:t>-0.0767</w:t>
             </w:r>
           </w:p>
         </w:tc>
@@ -6156,7 +6156,7 @@
                 <w:b w:val="0"/>
                 <w:sz w:val="21"/>
               </w:rPr>
-              <w:t>(-5.5486)</w:t>
+              <w:t>(-2.7245)</w:t>
             </w:r>
           </w:p>
         </w:tc>
@@ -6176,7 +6176,7 @@
                 <w:b w:val="0"/>
                 <w:sz w:val="21"/>
               </w:rPr>
-              <w:t>(-2.5110)</w:t>
+              <w:t>(-1.3910)</w:t>
             </w:r>
           </w:p>
         </w:tc>
@@ -6218,7 +6218,7 @@
                 <w:b w:val="0"/>
                 <w:sz w:val="21"/>
               </w:rPr>
-              <w:t>-0.0014</w:t>
+              <w:t>-0.0022*</w:t>
             </w:r>
           </w:p>
         </w:tc>
@@ -6238,7 +6238,7 @@
                 <w:b w:val="0"/>
                 <w:sz w:val="21"/>
               </w:rPr>
-              <w:t>-0.0000</w:t>
+              <w:t>-0.0007</w:t>
             </w:r>
           </w:p>
         </w:tc>
@@ -6279,7 +6279,7 @@
                 <w:b w:val="0"/>
                 <w:sz w:val="21"/>
               </w:rPr>
-              <w:t>(-1.2957)</w:t>
+              <w:t>(-1.9395)</w:t>
             </w:r>
           </w:p>
         </w:tc>
@@ -6299,7 +6299,7 @@
                 <w:b w:val="0"/>
                 <w:sz w:val="21"/>
               </w:rPr>
-              <w:t>(-0.0459)</w:t>
+              <w:t>(-0.6982)</w:t>
             </w:r>
           </w:p>
         </w:tc>
@@ -6465,7 +6465,7 @@
                 <w:b w:val="0"/>
                 <w:sz w:val="21"/>
               </w:rPr>
-              <w:t>22091</w:t>
+              <w:t>20252</w:t>
             </w:r>
           </w:p>
         </w:tc>
@@ -6485,7 +6485,7 @@
                 <w:b w:val="0"/>
                 <w:sz w:val="21"/>
               </w:rPr>
-              <w:t>28405</w:t>
+              <w:t>25126</w:t>
             </w:r>
           </w:p>
         </w:tc>
@@ -6533,7 +6533,7 @@
                 <w:b w:val="0"/>
                 <w:sz w:val="21"/>
               </w:rPr>
-              <w:t>0.0113</w:t>
+              <w:t>0.0040</w:t>
             </w:r>
           </w:p>
         </w:tc>
@@ -6556,7 +6556,7 @@
                 <w:b w:val="0"/>
                 <w:sz w:val="21"/>
               </w:rPr>
-              <w:t>0.0342</w:t>
+              <w:t>0.0319</w:t>
             </w:r>
           </w:p>
         </w:tc>
@@ -6785,7 +6785,7 @@
                 <w:b w:val="0"/>
                 <w:sz w:val="21"/>
               </w:rPr>
-              <w:t>0.0013</w:t>
+              <w:t>-0.0005</w:t>
             </w:r>
           </w:p>
         </w:tc>
@@ -6805,7 +6805,7 @@
                 <w:b w:val="0"/>
                 <w:sz w:val="21"/>
               </w:rPr>
-              <w:t>0.0009</w:t>
+              <w:t>0.0008</w:t>
             </w:r>
           </w:p>
         </w:tc>
@@ -6846,7 +6846,7 @@
                 <w:b w:val="0"/>
                 <w:sz w:val="21"/>
               </w:rPr>
-              <w:t>(0.8141)</w:t>
+              <w:t>(-0.3123)</w:t>
             </w:r>
           </w:p>
         </w:tc>
@@ -6866,7 +6866,7 @@
                 <w:b w:val="0"/>
                 <w:sz w:val="21"/>
               </w:rPr>
-              <w:t>(0.9294)</w:t>
+              <w:t>(0.7803)</w:t>
             </w:r>
           </w:p>
         </w:tc>
@@ -6908,7 +6908,7 @@
                 <w:b w:val="0"/>
                 <w:sz w:val="21"/>
               </w:rPr>
-              <w:t>-1.1735***</w:t>
+              <w:t>-1.4192***</w:t>
             </w:r>
           </w:p>
         </w:tc>
@@ -6928,7 +6928,7 @@
                 <w:b w:val="0"/>
                 <w:sz w:val="21"/>
               </w:rPr>
-              <w:t>-0.8576***</w:t>
+              <w:t>-0.8220***</w:t>
             </w:r>
           </w:p>
         </w:tc>
@@ -6969,7 +6969,7 @@
                 <w:b w:val="0"/>
                 <w:sz w:val="21"/>
               </w:rPr>
-              <w:t>(-12.1381)</w:t>
+              <w:t>(-11.0892)</w:t>
             </w:r>
           </w:p>
         </w:tc>
@@ -6989,7 +6989,7 @@
                 <w:b w:val="0"/>
                 <w:sz w:val="21"/>
               </w:rPr>
-              <w:t>(-14.7336)</w:t>
+              <w:t>(-10.4924)</w:t>
             </w:r>
           </w:p>
         </w:tc>
@@ -7031,7 +7031,7 @@
                 <w:b w:val="0"/>
                 <w:sz w:val="21"/>
               </w:rPr>
-              <w:t>-0.2113***</w:t>
+              <w:t>-0.1303**</w:t>
             </w:r>
           </w:p>
         </w:tc>
@@ -7051,7 +7051,7 @@
                 <w:b w:val="0"/>
                 <w:sz w:val="21"/>
               </w:rPr>
-              <w:t>-0.1466***</w:t>
+              <w:t>-0.0664</w:t>
             </w:r>
           </w:p>
         </w:tc>
@@ -7092,7 +7092,7 @@
                 <w:b w:val="0"/>
                 <w:sz w:val="21"/>
               </w:rPr>
-              <w:t>(-3.0927)</w:t>
+              <w:t>(-2.0495)</w:t>
             </w:r>
           </w:p>
         </w:tc>
@@ -7112,7 +7112,7 @@
                 <w:b w:val="0"/>
                 <w:sz w:val="21"/>
               </w:rPr>
-              <w:t>(-3.5775)</w:t>
+              <w:t>(-1.4688)</w:t>
             </w:r>
           </w:p>
         </w:tc>
@@ -7154,7 +7154,7 @@
                 <w:b w:val="0"/>
                 <w:sz w:val="21"/>
               </w:rPr>
-              <w:t>-0.0025</w:t>
+              <w:t>-0.0044***</w:t>
             </w:r>
           </w:p>
         </w:tc>
@@ -7174,7 +7174,7 @@
                 <w:b w:val="0"/>
                 <w:sz w:val="21"/>
               </w:rPr>
-              <w:t>-0.0018**</w:t>
+              <w:t>-0.0024***</w:t>
             </w:r>
           </w:p>
         </w:tc>
@@ -7215,7 +7215,7 @@
                 <w:b w:val="0"/>
                 <w:sz w:val="21"/>
               </w:rPr>
-              <w:t>(-1.5435)</w:t>
+              <w:t>(-3.1814)</w:t>
             </w:r>
           </w:p>
         </w:tc>
@@ -7235,7 +7235,7 @@
                 <w:b w:val="0"/>
                 <w:sz w:val="21"/>
               </w:rPr>
-              <w:t>(-2.4108)</w:t>
+              <w:t>(-3.0589)</w:t>
             </w:r>
           </w:p>
         </w:tc>
@@ -7401,7 +7401,7 @@
                 <w:b w:val="0"/>
                 <w:sz w:val="21"/>
               </w:rPr>
-              <w:t>9125</w:t>
+              <w:t>8333</w:t>
             </w:r>
           </w:p>
         </w:tc>
@@ -7421,7 +7421,7 @@
                 <w:b w:val="0"/>
                 <w:sz w:val="21"/>
               </w:rPr>
-              <w:t>46161</w:t>
+              <w:t>41442</w:t>
             </w:r>
           </w:p>
         </w:tc>
@@ -7469,7 +7469,7 @@
                 <w:b w:val="0"/>
                 <w:sz w:val="21"/>
               </w:rPr>
-              <w:t>0.0500</w:t>
+              <w:t>0.0528</w:t>
             </w:r>
           </w:p>
         </w:tc>
@@ -7492,7 +7492,7 @@
                 <w:b w:val="0"/>
                 <w:sz w:val="21"/>
               </w:rPr>
-              <w:t>0.0181</w:t>
+              <w:t>0.0133</w:t>
             </w:r>
           </w:p>
         </w:tc>
@@ -7521,7 +7521,7 @@
           <w:b/>
           <w:sz w:val="24"/>
         </w:rPr>
-        <w:t>表9  央企与地方国企主回归结果（模型2，央地可识别比例=72.19%）</w:t>
+        <w:t>表9  央企与地方国企主回归结果（模型2，央地可识别比例=74.50%）</w:t>
       </w:r>
     </w:p>
     <w:tbl>
@@ -7721,7 +7721,7 @@
                 <w:b w:val="0"/>
                 <w:sz w:val="21"/>
               </w:rPr>
-              <w:t>-0.0011</w:t>
+              <w:t>-0.0006</w:t>
             </w:r>
           </w:p>
         </w:tc>
@@ -7741,7 +7741,7 @@
                 <w:b w:val="0"/>
                 <w:sz w:val="21"/>
               </w:rPr>
-              <w:t>-0.0008</w:t>
+              <w:t>-0.0013</w:t>
             </w:r>
           </w:p>
         </w:tc>
@@ -7782,7 +7782,7 @@
                 <w:b w:val="0"/>
                 <w:sz w:val="21"/>
               </w:rPr>
-              <w:t>(-0.5812)</w:t>
+              <w:t>(-0.3234)</w:t>
             </w:r>
           </w:p>
         </w:tc>
@@ -7802,7 +7802,7 @@
                 <w:b w:val="0"/>
                 <w:sz w:val="21"/>
               </w:rPr>
-              <w:t>(-0.5677)</w:t>
+              <w:t>(-0.9097)</w:t>
             </w:r>
           </w:p>
         </w:tc>
@@ -7844,7 +7844,7 @@
                 <w:b w:val="0"/>
                 <w:sz w:val="21"/>
               </w:rPr>
-              <w:t>-0.0373</w:t>
+              <w:t>-0.1738</w:t>
             </w:r>
           </w:p>
         </w:tc>
@@ -7864,7 +7864,7 @@
                 <w:b w:val="0"/>
                 <w:sz w:val="21"/>
               </w:rPr>
-              <w:t>-0.2433*</w:t>
+              <w:t>-0.1676</w:t>
             </w:r>
           </w:p>
         </w:tc>
@@ -7905,7 +7905,7 @@
                 <w:b w:val="0"/>
                 <w:sz w:val="21"/>
               </w:rPr>
-              <w:t>(-0.1714)</w:t>
+              <w:t>(-0.6705)</w:t>
             </w:r>
           </w:p>
         </w:tc>
@@ -7925,7 +7925,7 @@
                 <w:b w:val="0"/>
                 <w:sz w:val="21"/>
               </w:rPr>
-              <w:t>(-1.7781)</w:t>
+              <w:t>(-1.0051)</w:t>
             </w:r>
           </w:p>
         </w:tc>
@@ -7967,7 +7967,7 @@
                 <w:b w:val="0"/>
                 <w:sz w:val="21"/>
               </w:rPr>
-              <w:t>-0.1345</w:t>
+              <w:t>-0.0141</w:t>
             </w:r>
           </w:p>
         </w:tc>
@@ -7987,7 +7987,7 @@
                 <w:b w:val="0"/>
                 <w:sz w:val="21"/>
               </w:rPr>
-              <w:t>-0.2868***</w:t>
+              <w:t>-0.1513**</w:t>
             </w:r>
           </w:p>
         </w:tc>
@@ -8028,7 +8028,7 @@
                 <w:b w:val="0"/>
                 <w:sz w:val="21"/>
               </w:rPr>
-              <w:t>(-0.8293)</w:t>
+              <w:t>(-0.0929)</w:t>
             </w:r>
           </w:p>
         </w:tc>
@@ -8048,7 +8048,7 @@
                 <w:b w:val="0"/>
                 <w:sz w:val="21"/>
               </w:rPr>
-              <w:t>(-4.1069)</w:t>
+              <w:t>(-1.9918)</w:t>
             </w:r>
           </w:p>
         </w:tc>
@@ -8090,7 +8090,7 @@
                 <w:b w:val="0"/>
                 <w:sz w:val="21"/>
               </w:rPr>
-              <w:t>-0.0009</w:t>
+              <w:t>-0.0014</w:t>
             </w:r>
           </w:p>
         </w:tc>
@@ -8110,7 +8110,7 @@
                 <w:b w:val="0"/>
                 <w:sz w:val="21"/>
               </w:rPr>
-              <w:t>-0.0023</w:t>
+              <w:t>-0.0033**</w:t>
             </w:r>
           </w:p>
         </w:tc>
@@ -8151,7 +8151,7 @@
                 <w:b w:val="0"/>
                 <w:sz w:val="21"/>
               </w:rPr>
-              <w:t>(-0.4400)</w:t>
+              <w:t>(-0.7686)</w:t>
             </w:r>
           </w:p>
         </w:tc>
@@ -8171,7 +8171,7 @@
                 <w:b w:val="0"/>
                 <w:sz w:val="21"/>
               </w:rPr>
-              <w:t>(-1.5256)</w:t>
+              <w:t>(-2.1400)</w:t>
             </w:r>
           </w:p>
         </w:tc>
@@ -8337,7 +8337,7 @@
                 <w:b w:val="0"/>
                 <w:sz w:val="21"/>
               </w:rPr>
-              <w:t>4916</w:t>
+              <w:t>4647</w:t>
             </w:r>
           </w:p>
         </w:tc>
@@ -8357,7 +8357,7 @@
                 <w:b w:val="0"/>
                 <w:sz w:val="21"/>
               </w:rPr>
-              <w:t>11102</w:t>
+              <w:t>10503</w:t>
             </w:r>
           </w:p>
         </w:tc>
@@ -8405,7 +8405,7 @@
                 <w:b w:val="0"/>
                 <w:sz w:val="21"/>
               </w:rPr>
-              <w:t>0.0022</w:t>
+              <w:t>0.0012</w:t>
             </w:r>
           </w:p>
         </w:tc>
@@ -8428,7 +8428,7 @@
                 <w:b w:val="0"/>
                 <w:sz w:val="21"/>
               </w:rPr>
-              <w:t>0.0082</w:t>
+              <w:t>0.0059</w:t>
             </w:r>
           </w:p>
         </w:tc>

--- a/results/回归结果表.docx
+++ b/results/回归结果表.docx
@@ -285,7 +285,7 @@
                 <w:b w:val="0"/>
                 <w:sz w:val="21"/>
               </w:rPr>
-              <w:t>53003</w:t>
+              <w:t>52980</w:t>
             </w:r>
           </w:p>
         </w:tc>
@@ -305,7 +305,7 @@
                 <w:b w:val="0"/>
                 <w:sz w:val="21"/>
               </w:rPr>
-              <w:t>2.63e+06</w:t>
+              <w:t>2.64e+06</w:t>
             </w:r>
           </w:p>
         </w:tc>
@@ -325,7 +325,7 @@
                 <w:b w:val="0"/>
                 <w:sz w:val="21"/>
               </w:rPr>
-              <w:t>1.91e+06</w:t>
+              <w:t>1.92e+06</w:t>
             </w:r>
           </w:p>
         </w:tc>
@@ -345,7 +345,7 @@
                 <w:b w:val="0"/>
                 <w:sz w:val="21"/>
               </w:rPr>
-              <w:t>3.04e+06</w:t>
+              <w:t>3.05e+06</w:t>
             </w:r>
           </w:p>
         </w:tc>
@@ -427,7 +427,7 @@
                 <w:b w:val="0"/>
                 <w:sz w:val="21"/>
               </w:rPr>
-              <w:t>53003</w:t>
+              <w:t>52980</w:t>
             </w:r>
           </w:p>
         </w:tc>
@@ -447,7 +447,7 @@
                 <w:b w:val="0"/>
                 <w:sz w:val="21"/>
               </w:rPr>
-              <w:t>4.99e+07</w:t>
+              <w:t>5.00e+07</w:t>
             </w:r>
           </w:p>
         </w:tc>
@@ -569,7 +569,7 @@
                 <w:b w:val="0"/>
                 <w:sz w:val="21"/>
               </w:rPr>
-              <w:t>53003</w:t>
+              <w:t>52980</w:t>
             </w:r>
           </w:p>
         </w:tc>
@@ -589,7 +589,7 @@
                 <w:b w:val="0"/>
                 <w:sz w:val="21"/>
               </w:rPr>
-              <w:t>14.6605</w:t>
+              <w:t>14.6590</w:t>
             </w:r>
           </w:p>
         </w:tc>
@@ -609,7 +609,7 @@
                 <w:b w:val="0"/>
                 <w:sz w:val="21"/>
               </w:rPr>
-              <w:t>16.2032</w:t>
+              <w:t>16.2039</w:t>
             </w:r>
           </w:p>
         </w:tc>
@@ -629,7 +629,7 @@
                 <w:b w:val="0"/>
                 <w:sz w:val="21"/>
               </w:rPr>
-              <w:t>5.2466</w:t>
+              <w:t>5.2503</w:t>
             </w:r>
           </w:p>
         </w:tc>
@@ -669,7 +669,7 @@
                 <w:b w:val="0"/>
                 <w:sz w:val="21"/>
               </w:rPr>
-              <w:t>20.3012</w:t>
+              <w:t>20.3015</w:t>
             </w:r>
           </w:p>
         </w:tc>
@@ -711,7 +711,7 @@
                 <w:b w:val="0"/>
                 <w:sz w:val="21"/>
               </w:rPr>
-              <w:t>53003</w:t>
+              <w:t>52980</w:t>
             </w:r>
           </w:p>
         </w:tc>
@@ -731,7 +731,7 @@
                 <w:b w:val="0"/>
                 <w:sz w:val="21"/>
               </w:rPr>
-              <w:t>14.4334</w:t>
+              <w:t>14.4341</w:t>
             </w:r>
           </w:p>
         </w:tc>
@@ -751,7 +751,7 @@
                 <w:b w:val="0"/>
                 <w:sz w:val="21"/>
               </w:rPr>
-              <w:t>14.4650</w:t>
+              <w:t>14.4653</w:t>
             </w:r>
           </w:p>
         </w:tc>
@@ -771,7 +771,7 @@
                 <w:b w:val="0"/>
                 <w:sz w:val="21"/>
               </w:rPr>
-              <w:t>0.8347</w:t>
+              <w:t>0.8354</w:t>
             </w:r>
           </w:p>
         </w:tc>
@@ -853,7 +853,7 @@
                 <w:b w:val="0"/>
                 <w:sz w:val="21"/>
               </w:rPr>
-              <w:t>52995</w:t>
+              <w:t>52972</w:t>
             </w:r>
           </w:p>
         </w:tc>
@@ -873,7 +873,7 @@
                 <w:b w:val="0"/>
                 <w:sz w:val="21"/>
               </w:rPr>
-              <w:t>21.4561</w:t>
+              <w:t>21.4579</w:t>
             </w:r>
           </w:p>
         </w:tc>
@@ -893,7 +893,7 @@
                 <w:b w:val="0"/>
                 <w:sz w:val="21"/>
               </w:rPr>
-              <w:t>21.3003</w:t>
+              <w:t>21.3015</w:t>
             </w:r>
           </w:p>
         </w:tc>
@@ -913,7 +913,7 @@
                 <w:b w:val="0"/>
                 <w:sz w:val="21"/>
               </w:rPr>
-              <w:t>1.4498</w:t>
+              <w:t>1.4521</w:t>
             </w:r>
           </w:p>
         </w:tc>
@@ -933,7 +933,7 @@
                 <w:b w:val="0"/>
                 <w:sz w:val="21"/>
               </w:rPr>
-              <w:t>18.3837</w:t>
+              <w:t>18.3829</w:t>
             </w:r>
           </w:p>
         </w:tc>
@@ -953,7 +953,7 @@
                 <w:b w:val="0"/>
                 <w:sz w:val="21"/>
               </w:rPr>
-              <w:t>25.6488</w:t>
+              <w:t>25.6603</w:t>
             </w:r>
           </w:p>
         </w:tc>
@@ -995,7 +995,7 @@
                 <w:b w:val="0"/>
                 <w:sz w:val="21"/>
               </w:rPr>
-              <w:t>52836</w:t>
+              <w:t>52813</w:t>
             </w:r>
           </w:p>
         </w:tc>
@@ -1095,7 +1095,7 @@
                 <w:b w:val="0"/>
                 <w:sz w:val="21"/>
               </w:rPr>
-              <w:t>0.3226</w:t>
+              <w:t>0.3227</w:t>
             </w:r>
           </w:p>
         </w:tc>
@@ -1137,7 +1137,7 @@
                 <w:b w:val="0"/>
                 <w:sz w:val="21"/>
               </w:rPr>
-              <w:t>52828</w:t>
+              <w:t>52805</w:t>
             </w:r>
           </w:p>
         </w:tc>
@@ -1177,7 +1177,7 @@
                 <w:b w:val="0"/>
                 <w:sz w:val="21"/>
               </w:rPr>
-              <w:t>-0.0163</w:t>
+              <w:t>-0.0147</w:t>
             </w:r>
           </w:p>
         </w:tc>
@@ -1197,7 +1197,7 @@
                 <w:b w:val="0"/>
                 <w:sz w:val="21"/>
               </w:rPr>
-              <w:t>0.5814</w:t>
+              <w:t>0.5840</w:t>
             </w:r>
           </w:p>
         </w:tc>
@@ -1217,7 +1217,7 @@
                 <w:b w:val="0"/>
                 <w:sz w:val="21"/>
               </w:rPr>
-              <w:t>-3.4021</w:t>
+              <w:t>-3.3962</w:t>
             </w:r>
           </w:p>
         </w:tc>
@@ -1237,7 +1237,7 @@
                 <w:b w:val="0"/>
                 <w:sz w:val="21"/>
               </w:rPr>
-              <w:t>3.7307</w:t>
+              <w:t>3.7591</w:t>
             </w:r>
           </w:p>
         </w:tc>
@@ -1279,7 +1279,7 @@
                 <w:b w:val="0"/>
                 <w:sz w:val="21"/>
               </w:rPr>
-              <w:t>45679</w:t>
+              <w:t>50171</w:t>
             </w:r>
           </w:p>
         </w:tc>
@@ -1299,7 +1299,7 @@
                 <w:b w:val="0"/>
                 <w:sz w:val="21"/>
               </w:rPr>
-              <w:t>0.0000</w:t>
+              <w:t>-0.0000</w:t>
             </w:r>
           </w:p>
         </w:tc>
@@ -1319,7 +1319,7 @@
                 <w:b w:val="0"/>
                 <w:sz w:val="21"/>
               </w:rPr>
-              <w:t>0.2892</w:t>
+              <w:t>0.0386</w:t>
             </w:r>
           </w:p>
         </w:tc>
@@ -1339,7 +1339,7 @@
                 <w:b w:val="0"/>
                 <w:sz w:val="21"/>
               </w:rPr>
-              <w:t>1.1905</w:t>
+              <w:t>1.0000</w:t>
             </w:r>
           </w:p>
         </w:tc>
@@ -1359,7 +1359,7 @@
                 <w:b w:val="0"/>
                 <w:sz w:val="21"/>
               </w:rPr>
-              <w:t>-4.8658</w:t>
+              <w:t>-6.3992</w:t>
             </w:r>
           </w:p>
         </w:tc>
@@ -1379,7 +1379,7 @@
                 <w:b w:val="0"/>
                 <w:sz w:val="21"/>
               </w:rPr>
-              <w:t>6.3642</w:t>
+              <w:t>4.8548</w:t>
             </w:r>
           </w:p>
         </w:tc>
@@ -1421,7 +1421,7 @@
                 <w:b w:val="0"/>
                 <w:sz w:val="21"/>
               </w:rPr>
-              <w:t>53003</w:t>
+              <w:t>52980</w:t>
             </w:r>
           </w:p>
         </w:tc>
@@ -1501,7 +1501,7 @@
                 <w:b w:val="0"/>
                 <w:sz w:val="21"/>
               </w:rPr>
-              <w:t>-0.2338</w:t>
+              <w:t>-0.2340</w:t>
             </w:r>
           </w:p>
         </w:tc>
@@ -1563,7 +1563,7 @@
                 <w:b w:val="0"/>
                 <w:sz w:val="21"/>
               </w:rPr>
-              <w:t>53003</w:t>
+              <w:t>52980</w:t>
             </w:r>
           </w:p>
         </w:tc>
@@ -1583,7 +1583,7 @@
                 <w:b w:val="0"/>
                 <w:sz w:val="21"/>
               </w:rPr>
-              <w:t>0.4228</w:t>
+              <w:t>0.4227</w:t>
             </w:r>
           </w:p>
         </w:tc>
@@ -1663,7 +1663,7 @@
                 <w:b w:val="0"/>
                 <w:sz w:val="21"/>
               </w:rPr>
-              <w:t>0.8949</w:t>
+              <w:t>0.8947</w:t>
             </w:r>
           </w:p>
         </w:tc>
@@ -1705,7 +1705,7 @@
                 <w:b w:val="0"/>
                 <w:sz w:val="21"/>
               </w:rPr>
-              <w:t>53003</w:t>
+              <w:t>52980</w:t>
             </w:r>
           </w:p>
         </w:tc>
@@ -1725,7 +1725,7 @@
                 <w:b w:val="0"/>
                 <w:sz w:val="21"/>
               </w:rPr>
-              <w:t>34.5377</w:t>
+              <w:t>34.5275</w:t>
             </w:r>
           </w:p>
         </w:tc>
@@ -1765,7 +1765,7 @@
                 <w:b w:val="0"/>
                 <w:sz w:val="21"/>
               </w:rPr>
-              <w:t>15.0246</w:t>
+              <w:t>15.0152</w:t>
             </w:r>
           </w:p>
         </w:tc>
@@ -1785,7 +1785,7 @@
                 <w:b w:val="0"/>
                 <w:sz w:val="21"/>
               </w:rPr>
-              <w:t>8.4804</w:t>
+              <w:t>8.4800</w:t>
             </w:r>
           </w:p>
         </w:tc>
@@ -1853,7 +1853,7 @@
                 <w:b w:val="0"/>
                 <w:sz w:val="21"/>
               </w:rPr>
-              <w:t>53003</w:t>
+              <w:t>52980</w:t>
             </w:r>
           </w:p>
         </w:tc>
@@ -1876,7 +1876,7 @@
                 <w:b w:val="0"/>
                 <w:sz w:val="21"/>
               </w:rPr>
-              <w:t>0.3727</w:t>
+              <w:t>0.2925</w:t>
             </w:r>
           </w:p>
         </w:tc>
@@ -1922,7 +1922,7 @@
                 <w:b w:val="0"/>
                 <w:sz w:val="21"/>
               </w:rPr>
-              <w:t>0.4835</w:t>
+              <w:t>0.4549</w:t>
             </w:r>
           </w:p>
         </w:tc>
@@ -2163,7 +2163,7 @@
                 <w:b w:val="0"/>
                 <w:sz w:val="21"/>
               </w:rPr>
-              <w:t>0.1968***</w:t>
+              <w:t>0.1979***</w:t>
             </w:r>
           </w:p>
         </w:tc>
@@ -2183,7 +2183,7 @@
                 <w:b w:val="0"/>
                 <w:sz w:val="21"/>
               </w:rPr>
-              <w:t>(106.2960)</w:t>
+              <w:t>(106.4979)</w:t>
             </w:r>
           </w:p>
         </w:tc>
@@ -2245,7 +2245,7 @@
                 <w:b w:val="0"/>
                 <w:sz w:val="21"/>
               </w:rPr>
-              <w:t>1.9231***</w:t>
+              <w:t>1.9156***</w:t>
             </w:r>
           </w:p>
         </w:tc>
@@ -2265,7 +2265,7 @@
                 <w:b w:val="0"/>
                 <w:sz w:val="21"/>
               </w:rPr>
-              <w:t>(45.4085)</w:t>
+              <w:t>(45.0073)</w:t>
             </w:r>
           </w:p>
         </w:tc>
@@ -2327,7 +2327,7 @@
                 <w:b w:val="0"/>
                 <w:sz w:val="21"/>
               </w:rPr>
-              <w:t>-0.3140***</w:t>
+              <w:t>-0.3301***</w:t>
             </w:r>
           </w:p>
         </w:tc>
@@ -2347,7 +2347,7 @@
                 <w:b w:val="0"/>
                 <w:sz w:val="21"/>
               </w:rPr>
-              <w:t>(-5.8613)</w:t>
+              <w:t>(-6.1348)</w:t>
             </w:r>
           </w:p>
         </w:tc>
@@ -2409,7 +2409,7 @@
                 <w:b w:val="0"/>
                 <w:sz w:val="21"/>
               </w:rPr>
-              <w:t>-0.2431***</w:t>
+              <w:t>-0.2268***</w:t>
             </w:r>
           </w:p>
         </w:tc>
@@ -2429,7 +2429,7 @@
                 <w:b w:val="0"/>
                 <w:sz w:val="21"/>
               </w:rPr>
-              <w:t>(-45.2869)</w:t>
+              <w:t>(-39.6966)</w:t>
             </w:r>
           </w:p>
         </w:tc>
@@ -2653,7 +2653,7 @@
                 <w:b w:val="0"/>
                 <w:sz w:val="21"/>
               </w:rPr>
-              <w:t>52828</w:t>
+              <w:t>52805</w:t>
             </w:r>
           </w:p>
         </w:tc>
@@ -2740,7 +2740,7 @@
                 <w:b w:val="0"/>
                 <w:sz w:val="21"/>
               </w:rPr>
-              <w:t>0.5153</w:t>
+              <w:t>0.5117</w:t>
             </w:r>
           </w:p>
         </w:tc>
@@ -3008,7 +3008,7 @@
                 <w:b w:val="0"/>
                 <w:sz w:val="21"/>
               </w:rPr>
-              <w:t>(0.5202)</w:t>
+              <w:t>(0.5372)</w:t>
             </w:r>
           </w:p>
         </w:tc>
@@ -3050,7 +3050,7 @@
                 <w:b w:val="0"/>
                 <w:sz w:val="21"/>
               </w:rPr>
-              <w:t>-0.8620***</w:t>
+              <w:t>-0.8576***</w:t>
             </w:r>
           </w:p>
         </w:tc>
@@ -3091,7 +3091,7 @@
                 <w:b w:val="0"/>
                 <w:sz w:val="21"/>
               </w:rPr>
-              <w:t>(-12.1439)</w:t>
+              <w:t>(-12.1195)</w:t>
             </w:r>
           </w:p>
         </w:tc>
@@ -3133,7 +3133,7 @@
                 <w:b w:val="0"/>
                 <w:sz w:val="21"/>
               </w:rPr>
-              <w:t>-0.1082***</w:t>
+              <w:t>-0.1114***</w:t>
             </w:r>
           </w:p>
         </w:tc>
@@ -3174,7 +3174,7 @@
                 <w:b w:val="0"/>
                 <w:sz w:val="21"/>
               </w:rPr>
-              <w:t>(-2.6826)</w:t>
+              <w:t>(-2.7716)</w:t>
             </w:r>
           </w:p>
         </w:tc>
@@ -3257,7 +3257,7 @@
                 <w:b w:val="0"/>
                 <w:sz w:val="21"/>
               </w:rPr>
-              <w:t>(-3.6101)</w:t>
+              <w:t>(-3.6328)</w:t>
             </w:r>
           </w:p>
         </w:tc>
@@ -3383,7 +3383,7 @@
                 <w:b w:val="0"/>
                 <w:sz w:val="21"/>
               </w:rPr>
-              <w:t>43.94</w:t>
+              <w:t>44.01</w:t>
             </w:r>
           </w:p>
         </w:tc>
@@ -3425,7 +3425,7 @@
                 <w:b w:val="0"/>
                 <w:sz w:val="21"/>
               </w:rPr>
-              <w:t>49775</w:t>
+              <w:t>49755</w:t>
             </w:r>
           </w:p>
         </w:tc>
@@ -3473,7 +3473,7 @@
                 <w:b w:val="0"/>
                 <w:sz w:val="21"/>
               </w:rPr>
-              <w:t>0.0150</w:t>
+              <w:t>0.0149</w:t>
             </w:r>
           </w:p>
         </w:tc>
@@ -3502,7 +3502,7 @@
           <w:b/>
           <w:sz w:val="24"/>
         </w:rPr>
-        <w:t>表4  工具变量（FE-2SLS）估计结果</w:t>
+        <w:t>表4  工具变量与 Heckman 两阶段结果</w:t>
       </w:r>
     </w:p>
     <w:tbl>
@@ -3549,7 +3549,7 @@
                 <w:b/>
                 <w:sz w:val="21"/>
               </w:rPr>
-              <w:t>阶段</w:t>
+              <w:t>识别方案</w:t>
             </w:r>
           </w:p>
         </w:tc>
@@ -3575,7 +3575,7 @@
                 <w:b/>
                 <w:sz w:val="21"/>
               </w:rPr>
-              <w:t>因变量</w:t>
+              <w:t>工具/排除变量</w:t>
             </w:r>
           </w:p>
         </w:tc>
@@ -3601,7 +3601,7 @@
                 <w:b/>
                 <w:sz w:val="21"/>
               </w:rPr>
-              <w:t>系数</w:t>
+              <w:t>一阶段统计量</w:t>
             </w:r>
           </w:p>
         </w:tc>
@@ -3627,7 +3627,7 @@
                 <w:b/>
                 <w:sz w:val="21"/>
               </w:rPr>
-              <w:t>统计量</w:t>
+              <w:t>二阶段补贴系数</w:t>
             </w:r>
           </w:p>
         </w:tc>
@@ -3675,7 +3675,7 @@
                 <w:b w:val="0"/>
                 <w:sz w:val="21"/>
               </w:rPr>
-              <w:t>第一阶段</w:t>
+              <w:t>基准工具变量</w:t>
             </w:r>
           </w:p>
         </w:tc>
@@ -3695,7 +3695,7 @@
                 <w:b w:val="0"/>
                 <w:sz w:val="21"/>
               </w:rPr>
-              <w:t>lnSubsidy_l1</w:t>
+              <w:t>滞后一期同城同年其他企业平均补助</w:t>
             </w:r>
           </w:p>
         </w:tc>
@@ -3715,7 +3715,7 @@
                 <w:b w:val="0"/>
                 <w:sz w:val="21"/>
               </w:rPr>
-              <w:t>0.1202***</w:t>
+              <w:t>F=22.77</w:t>
             </w:r>
           </w:p>
         </w:tc>
@@ -3735,7 +3735,7 @@
                 <w:b w:val="0"/>
                 <w:sz w:val="21"/>
               </w:rPr>
-              <w:t>Partial F = 22.64</w:t>
+              <w:t>-0.0337; t=-1.5560</w:t>
             </w:r>
           </w:p>
         </w:tc>
@@ -3755,7 +3755,211 @@
                 <w:b w:val="0"/>
                 <w:sz w:val="21"/>
               </w:rPr>
-              <w:t>46670</w:t>
+              <w:t>46634</w:t>
+            </w:r>
+          </w:p>
+        </w:tc>
+      </w:tr>
+      <w:tr>
+        <w:tc>
+          <w:tcPr>
+            <w:tcW w:type="dxa" w:w="1728"/>
+          </w:tcPr>
+          <w:p>
+            <w:pPr>
+              <w:spacing w:before="20" w:after="20" w:line="280" w:lineRule="exact"/>
+              <w:jc w:val="center"/>
+            </w:pPr>
+            <w:r/>
+            <w:r>
+              <w:rPr>
+                <w:rFonts w:ascii="Times New Roman" w:hAnsi="Times New Roman" w:eastAsia="宋体"/>
+                <w:b w:val="0"/>
+                <w:sz w:val="21"/>
+              </w:rPr>
+              <w:t>简单替代工具变量</w:t>
+            </w:r>
+          </w:p>
+        </w:tc>
+        <w:tc>
+          <w:tcPr>
+            <w:tcW w:type="dxa" w:w="1728"/>
+          </w:tcPr>
+          <w:p>
+            <w:pPr>
+              <w:spacing w:before="20" w:after="20" w:line="280" w:lineRule="exact"/>
+              <w:jc w:val="left"/>
+            </w:pPr>
+            <w:r/>
+            <w:r>
+              <w:rPr>
+                <w:rFonts w:ascii="Times New Roman" w:hAnsi="Times New Roman" w:eastAsia="宋体"/>
+                <w:b w:val="0"/>
+                <w:sz w:val="21"/>
+              </w:rPr>
+              <w:t>滞后一期同行业同年其他企业平均补助</w:t>
+            </w:r>
+          </w:p>
+        </w:tc>
+        <w:tc>
+          <w:tcPr>
+            <w:tcW w:type="dxa" w:w="1728"/>
+          </w:tcPr>
+          <w:p>
+            <w:pPr>
+              <w:spacing w:before="20" w:after="20" w:line="280" w:lineRule="exact"/>
+              <w:jc w:val="center"/>
+            </w:pPr>
+            <w:r/>
+            <w:r>
+              <w:rPr>
+                <w:rFonts w:ascii="Times New Roman" w:hAnsi="Times New Roman" w:eastAsia="宋体"/>
+                <w:b w:val="0"/>
+                <w:sz w:val="21"/>
+              </w:rPr>
+              <w:t>F=105.46</w:t>
+            </w:r>
+          </w:p>
+        </w:tc>
+        <w:tc>
+          <w:tcPr>
+            <w:tcW w:type="dxa" w:w="1728"/>
+          </w:tcPr>
+          <w:p>
+            <w:pPr>
+              <w:spacing w:before="20" w:after="20" w:line="280" w:lineRule="exact"/>
+              <w:jc w:val="center"/>
+            </w:pPr>
+            <w:r/>
+            <w:r>
+              <w:rPr>
+                <w:rFonts w:ascii="Times New Roman" w:hAnsi="Times New Roman" w:eastAsia="宋体"/>
+                <w:b w:val="0"/>
+                <w:sz w:val="21"/>
+              </w:rPr>
+              <w:t>-0.0109; t=-1.3223</w:t>
+            </w:r>
+          </w:p>
+        </w:tc>
+        <w:tc>
+          <w:tcPr>
+            <w:tcW w:type="dxa" w:w="1728"/>
+          </w:tcPr>
+          <w:p>
+            <w:pPr>
+              <w:spacing w:before="20" w:after="20" w:line="280" w:lineRule="exact"/>
+              <w:jc w:val="center"/>
+            </w:pPr>
+            <w:r/>
+            <w:r>
+              <w:rPr>
+                <w:rFonts w:ascii="Times New Roman" w:hAnsi="Times New Roman" w:eastAsia="宋体"/>
+                <w:b w:val="0"/>
+                <w:sz w:val="21"/>
+              </w:rPr>
+              <w:t>49741</w:t>
+            </w:r>
+          </w:p>
+        </w:tc>
+      </w:tr>
+      <w:tr>
+        <w:tc>
+          <w:tcPr>
+            <w:tcW w:type="dxa" w:w="1728"/>
+          </w:tcPr>
+          <w:p>
+            <w:pPr>
+              <w:spacing w:before="20" w:after="20" w:line="280" w:lineRule="exact"/>
+              <w:jc w:val="center"/>
+            </w:pPr>
+            <w:r/>
+            <w:r>
+              <w:rPr>
+                <w:rFonts w:ascii="Times New Roman" w:hAnsi="Times New Roman" w:eastAsia="宋体"/>
+                <w:b w:val="0"/>
+                <w:sz w:val="21"/>
+              </w:rPr>
+              <w:t>精炼双工具变量</w:t>
+            </w:r>
+          </w:p>
+        </w:tc>
+        <w:tc>
+          <w:tcPr>
+            <w:tcW w:type="dxa" w:w="1728"/>
+          </w:tcPr>
+          <w:p>
+            <w:pPr>
+              <w:spacing w:before="20" w:after="20" w:line="280" w:lineRule="exact"/>
+              <w:jc w:val="left"/>
+            </w:pPr>
+            <w:r/>
+            <w:r>
+              <w:rPr>
+                <w:rFonts w:ascii="Times New Roman" w:hAnsi="Times New Roman" w:eastAsia="宋体"/>
+                <w:b w:val="0"/>
+                <w:sz w:val="21"/>
+              </w:rPr>
+              <w:t>滞后一期同行业同年排除本省平均补助 + 同省同行业同年排除本市平均补助</w:t>
+            </w:r>
+          </w:p>
+        </w:tc>
+        <w:tc>
+          <w:tcPr>
+            <w:tcW w:type="dxa" w:w="1728"/>
+          </w:tcPr>
+          <w:p>
+            <w:pPr>
+              <w:spacing w:before="20" w:after="20" w:line="280" w:lineRule="exact"/>
+              <w:jc w:val="center"/>
+            </w:pPr>
+            <w:r/>
+            <w:r>
+              <w:rPr>
+                <w:rFonts w:ascii="Times New Roman" w:hAnsi="Times New Roman" w:eastAsia="宋体"/>
+                <w:b w:val="0"/>
+                <w:sz w:val="21"/>
+              </w:rPr>
+              <w:t>F=77.74; OverID p=0.040</w:t>
+            </w:r>
+          </w:p>
+        </w:tc>
+        <w:tc>
+          <w:tcPr>
+            <w:tcW w:type="dxa" w:w="1728"/>
+          </w:tcPr>
+          <w:p>
+            <w:pPr>
+              <w:spacing w:before="20" w:after="20" w:line="280" w:lineRule="exact"/>
+              <w:jc w:val="center"/>
+            </w:pPr>
+            <w:r/>
+            <w:r>
+              <w:rPr>
+                <w:rFonts w:ascii="Times New Roman" w:hAnsi="Times New Roman" w:eastAsia="宋体"/>
+                <w:b w:val="0"/>
+                <w:sz w:val="21"/>
+              </w:rPr>
+              <w:t>-0.0233**; t=-2.1588</w:t>
+            </w:r>
+          </w:p>
+        </w:tc>
+        <w:tc>
+          <w:tcPr>
+            <w:tcW w:type="dxa" w:w="1728"/>
+          </w:tcPr>
+          <w:p>
+            <w:pPr>
+              <w:spacing w:before="20" w:after="20" w:line="280" w:lineRule="exact"/>
+              <w:jc w:val="center"/>
+            </w:pPr>
+            <w:r/>
+            <w:r>
+              <w:rPr>
+                <w:rFonts w:ascii="Times New Roman" w:hAnsi="Times New Roman" w:eastAsia="宋体"/>
+                <w:b w:val="0"/>
+                <w:sz w:val="21"/>
+              </w:rPr>
+              <w:t>38620</w:t>
             </w:r>
           </w:p>
         </w:tc>
@@ -3780,7 +3984,7 @@
                 <w:b w:val="0"/>
                 <w:sz w:val="21"/>
               </w:rPr>
-              <w:t>第二阶段</w:t>
+              <w:t>Heckman两步法</w:t>
             </w:r>
           </w:p>
         </w:tc>
@@ -3803,7 +4007,7 @@
                 <w:b w:val="0"/>
                 <w:sz w:val="21"/>
               </w:rPr>
-              <w:t>Overpay</w:t>
+              <w:t>IV_lnSubsidy_l1</w:t>
             </w:r>
           </w:p>
         </w:tc>
@@ -3826,7 +4030,7 @@
                 <w:b w:val="0"/>
                 <w:sz w:val="21"/>
               </w:rPr>
-              <w:t>-0.0334</w:t>
+              <w:t>IMR p=0.0056</w:t>
             </w:r>
           </w:p>
         </w:tc>
@@ -3849,7 +4053,7 @@
                 <w:b w:val="0"/>
                 <w:sz w:val="21"/>
               </w:rPr>
-              <w:t>t = -1.5335</w:t>
+              <w:t>0.0093***; t=2.6543</w:t>
             </w:r>
           </w:p>
         </w:tc>
@@ -3872,7 +4076,7 @@
                 <w:b w:val="0"/>
                 <w:sz w:val="21"/>
               </w:rPr>
-              <w:t>46670</w:t>
+              <w:t>40679</w:t>
             </w:r>
           </w:p>
         </w:tc>
@@ -3887,7 +4091,7 @@
           <w:rFonts w:ascii="Times New Roman" w:hAnsi="Times New Roman" w:eastAsia="宋体"/>
           <w:sz w:val="18"/>
         </w:rPr>
-        <w:t>注：第一阶段报告工具变量系数；Partial R² 为 0.0019，说明工具变量具有统计相关性但解释力度有限。标准误为公司层面聚类稳健标准误。</w:t>
+        <w:t>注：前三行为公司固定效应 + 年份固定效应的 FE-2SLS 比较。基准工具变量为滞后一期同城同年其他企业平均补助；简单替代工具变量为滞后一期同行业同年其他企业平均补助；精炼双工具变量为“同行业同年排除本省平均补助”与“同省同行业同年排除本市平均补助”。Heckman 两步法仅用于 `lnSubsidy_pos_l1` 的正补助样本选择校正，第二阶段仍控制 Roa、Lever、Top1 以及公司和年份固定效应。</w:t>
       </w:r>
     </w:p>
     <w:p>
@@ -4149,7 +4353,7 @@
                 <w:b w:val="0"/>
                 <w:sz w:val="21"/>
               </w:rPr>
-              <w:t>0.0024</w:t>
+              <w:t>0.0017</w:t>
             </w:r>
           </w:p>
         </w:tc>
@@ -4169,7 +4373,7 @@
                 <w:b w:val="0"/>
                 <w:sz w:val="21"/>
               </w:rPr>
-              <w:t>0.0015</w:t>
+              <w:t>0.0013</w:t>
             </w:r>
           </w:p>
         </w:tc>
@@ -4231,7 +4435,7 @@
                 <w:b w:val="0"/>
                 <w:sz w:val="21"/>
               </w:rPr>
-              <w:t>0.0227***</w:t>
+              <w:t>0.0117*</w:t>
             </w:r>
           </w:p>
         </w:tc>
@@ -4251,7 +4455,7 @@
                 <w:b w:val="0"/>
                 <w:sz w:val="21"/>
               </w:rPr>
-              <w:t>0.0068</w:t>
+              <w:t>0.0063</w:t>
             </w:r>
           </w:p>
         </w:tc>
@@ -4395,7 +4599,7 @@
                 <w:b w:val="0"/>
                 <w:sz w:val="21"/>
               </w:rPr>
-              <w:t>0.000055</w:t>
+              <w:t>0.000020</w:t>
             </w:r>
           </w:p>
         </w:tc>
@@ -4435,7 +4639,7 @@
                 <w:b w:val="0"/>
                 <w:sz w:val="21"/>
               </w:rPr>
-              <w:t>[-0.000004, 0.000132]</w:t>
+              <w:t>[-0.000009, 0.000070]</w:t>
             </w:r>
           </w:p>
         </w:tc>
@@ -4477,7 +4681,7 @@
                 <w:b w:val="0"/>
                 <w:sz w:val="21"/>
               </w:rPr>
-              <w:t>0.1580</w:t>
+              <w:t>0.2994</w:t>
             </w:r>
           </w:p>
         </w:tc>
@@ -4565,7 +4769,7 @@
                 <w:b w:val="0"/>
                 <w:sz w:val="21"/>
               </w:rPr>
-              <w:t>7.40%</w:t>
+              <w:t>2.80%</w:t>
             </w:r>
           </w:p>
         </w:tc>
@@ -4934,7 +5138,7 @@
                 <w:b w:val="0"/>
                 <w:sz w:val="21"/>
               </w:rPr>
-              <w:t>0.0036***</w:t>
+              <w:t>0.0035***</w:t>
             </w:r>
           </w:p>
         </w:tc>
@@ -4974,7 +5178,7 @@
                 <w:b w:val="0"/>
                 <w:sz w:val="21"/>
               </w:rPr>
-              <w:t>-0.0003</w:t>
+              <w:t>-0.0002</w:t>
             </w:r>
           </w:p>
         </w:tc>
@@ -5035,7 +5239,7 @@
                 <w:b w:val="0"/>
                 <w:sz w:val="21"/>
               </w:rPr>
-              <w:t>(3.7716)</w:t>
+              <w:t>(3.7531)</w:t>
             </w:r>
           </w:p>
         </w:tc>
@@ -5055,7 +5259,7 @@
                 <w:b w:val="0"/>
                 <w:sz w:val="21"/>
               </w:rPr>
-              <w:t>(0.9511)</w:t>
+              <w:t>(0.9361)</w:t>
             </w:r>
           </w:p>
         </w:tc>
@@ -5075,7 +5279,7 @@
                 <w:b w:val="0"/>
                 <w:sz w:val="21"/>
               </w:rPr>
-              <w:t>(-0.2180)</w:t>
+              <w:t>(-0.2086)</w:t>
             </w:r>
           </w:p>
         </w:tc>
@@ -5095,7 +5299,7 @@
                 <w:b w:val="0"/>
                 <w:sz w:val="21"/>
               </w:rPr>
-              <w:t>(2.8145)</w:t>
+              <w:t>(2.8007)</w:t>
             </w:r>
           </w:p>
         </w:tc>
@@ -5443,7 +5647,7 @@
                 <w:b w:val="0"/>
                 <w:sz w:val="21"/>
               </w:rPr>
-              <w:t>49940</w:t>
+              <w:t>49920</w:t>
             </w:r>
           </w:p>
         </w:tc>
@@ -5463,7 +5667,7 @@
                 <w:b w:val="0"/>
                 <w:sz w:val="21"/>
               </w:rPr>
-              <w:t>26449</w:t>
+              <w:t>26437</w:t>
             </w:r>
           </w:p>
         </w:tc>
@@ -5483,7 +5687,7 @@
                 <w:b w:val="0"/>
                 <w:sz w:val="21"/>
               </w:rPr>
-              <w:t>32515</w:t>
+              <w:t>32488</w:t>
             </w:r>
           </w:p>
         </w:tc>
@@ -5503,7 +5707,7 @@
                 <w:b w:val="0"/>
                 <w:sz w:val="21"/>
               </w:rPr>
-              <w:t>43442</w:t>
+              <w:t>43417</w:t>
             </w:r>
           </w:p>
         </w:tc>
@@ -5574,7 +5778,7 @@
                 <w:b w:val="0"/>
                 <w:sz w:val="21"/>
               </w:rPr>
-              <w:t>0.0225</w:t>
+              <w:t>0.0222</w:t>
             </w:r>
           </w:p>
         </w:tc>
@@ -5597,7 +5801,7 @@
                 <w:b w:val="0"/>
                 <w:sz w:val="21"/>
               </w:rPr>
-              <w:t>0.0131</w:t>
+              <w:t>0.0130</w:t>
             </w:r>
           </w:p>
         </w:tc>
@@ -5620,7 +5824,7 @@
                 <w:b w:val="0"/>
                 <w:sz w:val="21"/>
               </w:rPr>
-              <w:t>0.0208</w:t>
+              <w:t>0.0205</w:t>
             </w:r>
           </w:p>
         </w:tc>
@@ -5849,7 +6053,7 @@
                 <w:b w:val="0"/>
                 <w:sz w:val="21"/>
               </w:rPr>
-              <w:t>-0.0000</w:t>
+              <w:t>0.0000</w:t>
             </w:r>
           </w:p>
         </w:tc>
@@ -5910,7 +6114,7 @@
                 <w:b w:val="0"/>
                 <w:sz w:val="21"/>
               </w:rPr>
-              <w:t>(-0.0123)</w:t>
+              <w:t>(0.0248)</w:t>
             </w:r>
           </w:p>
         </w:tc>
@@ -5930,7 +6134,7 @@
                 <w:b w:val="0"/>
                 <w:sz w:val="21"/>
               </w:rPr>
-              <w:t>(-0.1228)</w:t>
+              <w:t>(-0.1145)</w:t>
             </w:r>
           </w:p>
         </w:tc>
@@ -5972,7 +6176,7 @@
                 <w:b w:val="0"/>
                 <w:sz w:val="21"/>
               </w:rPr>
-              <w:t>-0.1762</w:t>
+              <w:t>-0.1703</w:t>
             </w:r>
           </w:p>
         </w:tc>
@@ -5992,7 +6196,7 @@
                 <w:b w:val="0"/>
                 <w:sz w:val="21"/>
               </w:rPr>
-              <w:t>-1.2419***</w:t>
+              <w:t>-1.2358***</w:t>
             </w:r>
           </w:p>
         </w:tc>
@@ -6033,7 +6237,7 @@
                 <w:b w:val="0"/>
                 <w:sz w:val="21"/>
               </w:rPr>
-              <w:t>(-1.3496)</w:t>
+              <w:t>(-1.3058)</w:t>
             </w:r>
           </w:p>
         </w:tc>
@@ -6053,7 +6257,7 @@
                 <w:b w:val="0"/>
                 <w:sz w:val="21"/>
               </w:rPr>
-              <w:t>(-14.9064)</w:t>
+              <w:t>(-14.9249)</w:t>
             </w:r>
           </w:p>
         </w:tc>
@@ -6095,7 +6299,7 @@
                 <w:b w:val="0"/>
                 <w:sz w:val="21"/>
               </w:rPr>
-              <w:t>-0.1769***</w:t>
+              <w:t>-0.1757***</w:t>
             </w:r>
           </w:p>
         </w:tc>
@@ -6115,7 +6319,7 @@
                 <w:b w:val="0"/>
                 <w:sz w:val="21"/>
               </w:rPr>
-              <w:t>-0.0767</w:t>
+              <w:t>-0.0821</w:t>
             </w:r>
           </w:p>
         </w:tc>
@@ -6156,7 +6360,7 @@
                 <w:b w:val="0"/>
                 <w:sz w:val="21"/>
               </w:rPr>
-              <w:t>(-2.7245)</w:t>
+              <w:t>(-2.7042)</w:t>
             </w:r>
           </w:p>
         </w:tc>
@@ -6176,7 +6380,7 @@
                 <w:b w:val="0"/>
                 <w:sz w:val="21"/>
               </w:rPr>
-              <w:t>(-1.3910)</w:t>
+              <w:t>(-1.4953)</w:t>
             </w:r>
           </w:p>
         </w:tc>
@@ -6238,7 +6442,7 @@
                 <w:b w:val="0"/>
                 <w:sz w:val="21"/>
               </w:rPr>
-              <w:t>-0.0007</w:t>
+              <w:t>-0.0008</w:t>
             </w:r>
           </w:p>
         </w:tc>
@@ -6279,7 +6483,7 @@
                 <w:b w:val="0"/>
                 <w:sz w:val="21"/>
               </w:rPr>
-              <w:t>(-1.9395)</w:t>
+              <w:t>(-1.9479)</w:t>
             </w:r>
           </w:p>
         </w:tc>
@@ -6299,7 +6503,7 @@
                 <w:b w:val="0"/>
                 <w:sz w:val="21"/>
               </w:rPr>
-              <w:t>(-0.6982)</w:t>
+              <w:t>(-0.7082)</w:t>
             </w:r>
           </w:p>
         </w:tc>
@@ -6465,7 +6669,7 @@
                 <w:b w:val="0"/>
                 <w:sz w:val="21"/>
               </w:rPr>
-              <w:t>20252</w:t>
+              <w:t>20233</w:t>
             </w:r>
           </w:p>
         </w:tc>
@@ -6485,7 +6689,7 @@
                 <w:b w:val="0"/>
                 <w:sz w:val="21"/>
               </w:rPr>
-              <w:t>25126</w:t>
+              <w:t>25099</w:t>
             </w:r>
           </w:p>
         </w:tc>
@@ -6556,7 +6760,7 @@
                 <w:b w:val="0"/>
                 <w:sz w:val="21"/>
               </w:rPr>
-              <w:t>0.0319</w:t>
+              <w:t>0.0317</w:t>
             </w:r>
           </w:p>
         </w:tc>
@@ -6785,7 +6989,7 @@
                 <w:b w:val="0"/>
                 <w:sz w:val="21"/>
               </w:rPr>
-              <w:t>-0.0005</w:t>
+              <w:t>-0.0006</w:t>
             </w:r>
           </w:p>
         </w:tc>
@@ -6846,7 +7050,7 @@
                 <w:b w:val="0"/>
                 <w:sz w:val="21"/>
               </w:rPr>
-              <w:t>(-0.3123)</w:t>
+              <w:t>(-0.3560)</w:t>
             </w:r>
           </w:p>
         </w:tc>
@@ -6866,7 +7070,7 @@
                 <w:b w:val="0"/>
                 <w:sz w:val="21"/>
               </w:rPr>
-              <w:t>(0.7803)</w:t>
+              <w:t>(0.7896)</w:t>
             </w:r>
           </w:p>
         </w:tc>
@@ -6908,7 +7112,7 @@
                 <w:b w:val="0"/>
                 <w:sz w:val="21"/>
               </w:rPr>
-              <w:t>-1.4192***</w:t>
+              <w:t>-1.4176***</w:t>
             </w:r>
           </w:p>
         </w:tc>
@@ -6928,7 +7132,7 @@
                 <w:b w:val="0"/>
                 <w:sz w:val="21"/>
               </w:rPr>
-              <w:t>-0.8220***</w:t>
+              <w:t>-0.8173***</w:t>
             </w:r>
           </w:p>
         </w:tc>
@@ -6969,7 +7173,7 @@
                 <w:b w:val="0"/>
                 <w:sz w:val="21"/>
               </w:rPr>
-              <w:t>(-11.0892)</w:t>
+              <w:t>(-11.0995)</w:t>
             </w:r>
           </w:p>
         </w:tc>
@@ -6989,7 +7193,7 @@
                 <w:b w:val="0"/>
                 <w:sz w:val="21"/>
               </w:rPr>
-              <w:t>(-10.4924)</w:t>
+              <w:t>(-10.4495)</w:t>
             </w:r>
           </w:p>
         </w:tc>
@@ -7031,7 +7235,7 @@
                 <w:b w:val="0"/>
                 <w:sz w:val="21"/>
               </w:rPr>
-              <w:t>-0.1303**</w:t>
+              <w:t>-0.1312**</w:t>
             </w:r>
           </w:p>
         </w:tc>
@@ -7051,7 +7255,7 @@
                 <w:b w:val="0"/>
                 <w:sz w:val="21"/>
               </w:rPr>
-              <w:t>-0.0664</w:t>
+              <w:t>-0.0712</w:t>
             </w:r>
           </w:p>
         </w:tc>
@@ -7092,7 +7296,7 @@
                 <w:b w:val="0"/>
                 <w:sz w:val="21"/>
               </w:rPr>
-              <w:t>(-2.0495)</w:t>
+              <w:t>(-2.0618)</w:t>
             </w:r>
           </w:p>
         </w:tc>
@@ -7112,7 +7316,7 @@
                 <w:b w:val="0"/>
                 <w:sz w:val="21"/>
               </w:rPr>
-              <w:t>(-1.4688)</w:t>
+              <w:t>(-1.5793)</w:t>
             </w:r>
           </w:p>
         </w:tc>
@@ -7215,7 +7419,7 @@
                 <w:b w:val="0"/>
                 <w:sz w:val="21"/>
               </w:rPr>
-              <w:t>(-3.1814)</w:t>
+              <w:t>(-3.1516)</w:t>
             </w:r>
           </w:p>
         </w:tc>
@@ -7235,7 +7439,7 @@
                 <w:b w:val="0"/>
                 <w:sz w:val="21"/>
               </w:rPr>
-              <w:t>(-3.0589)</w:t>
+              <w:t>(-3.0972)</w:t>
             </w:r>
           </w:p>
         </w:tc>
@@ -7401,7 +7605,7 @@
                 <w:b w:val="0"/>
                 <w:sz w:val="21"/>
               </w:rPr>
-              <w:t>8333</w:t>
+              <w:t>8339</w:t>
             </w:r>
           </w:p>
         </w:tc>
@@ -7421,7 +7625,7 @@
                 <w:b w:val="0"/>
                 <w:sz w:val="21"/>
               </w:rPr>
-              <w:t>41442</w:t>
+              <w:t>41416</w:t>
             </w:r>
           </w:p>
         </w:tc>
@@ -7469,7 +7673,7 @@
                 <w:b w:val="0"/>
                 <w:sz w:val="21"/>
               </w:rPr>
-              <w:t>0.0528</w:t>
+              <w:t>0.0525</w:t>
             </w:r>
           </w:p>
         </w:tc>
@@ -7492,7 +7696,7 @@
                 <w:b w:val="0"/>
                 <w:sz w:val="21"/>
               </w:rPr>
-              <w:t>0.0133</w:t>
+              <w:t>0.0132</w:t>
             </w:r>
           </w:p>
         </w:tc>
@@ -7521,7 +7725,7 @@
           <w:b/>
           <w:sz w:val="24"/>
         </w:rPr>
-        <w:t>表9  央企与地方国企主回归结果（模型2，央地可识别比例=74.50%）</w:t>
+        <w:t>表9  央企与地方国企主回归结果（模型2，央地可识别比例=74.53%）</w:t>
       </w:r>
     </w:p>
     <w:tbl>
@@ -7741,7 +7945,7 @@
                 <w:b w:val="0"/>
                 <w:sz w:val="21"/>
               </w:rPr>
-              <w:t>-0.0013</w:t>
+              <w:t>-0.0012</w:t>
             </w:r>
           </w:p>
         </w:tc>
@@ -7782,7 +7986,7 @@
                 <w:b w:val="0"/>
                 <w:sz w:val="21"/>
               </w:rPr>
-              <w:t>(-0.3234)</w:t>
+              <w:t>(-0.3282)</w:t>
             </w:r>
           </w:p>
         </w:tc>
@@ -7802,7 +8006,7 @@
                 <w:b w:val="0"/>
                 <w:sz w:val="21"/>
               </w:rPr>
-              <w:t>(-0.9097)</w:t>
+              <w:t>(-0.8789)</w:t>
             </w:r>
           </w:p>
         </w:tc>
@@ -7844,7 +8048,7 @@
                 <w:b w:val="0"/>
                 <w:sz w:val="21"/>
               </w:rPr>
-              <w:t>-0.1738</w:t>
+              <w:t>-0.1620</w:t>
             </w:r>
           </w:p>
         </w:tc>
@@ -7864,7 +8068,7 @@
                 <w:b w:val="0"/>
                 <w:sz w:val="21"/>
               </w:rPr>
-              <w:t>-0.1676</w:t>
+              <w:t>-0.1534</w:t>
             </w:r>
           </w:p>
         </w:tc>
@@ -7905,7 +8109,7 @@
                 <w:b w:val="0"/>
                 <w:sz w:val="21"/>
               </w:rPr>
-              <w:t>(-0.6705)</w:t>
+              <w:t>(-0.6292)</w:t>
             </w:r>
           </w:p>
         </w:tc>
@@ -7925,7 +8129,7 @@
                 <w:b w:val="0"/>
                 <w:sz w:val="21"/>
               </w:rPr>
-              <w:t>(-1.0051)</w:t>
+              <w:t>(-0.9197)</w:t>
             </w:r>
           </w:p>
         </w:tc>
@@ -7967,7 +8171,7 @@
                 <w:b w:val="0"/>
                 <w:sz w:val="21"/>
               </w:rPr>
-              <w:t>-0.0141</w:t>
+              <w:t>0.0020</w:t>
             </w:r>
           </w:p>
         </w:tc>
@@ -7987,7 +8191,7 @@
                 <w:b w:val="0"/>
                 <w:sz w:val="21"/>
               </w:rPr>
-              <w:t>-0.1513**</w:t>
+              <w:t>-0.1519**</w:t>
             </w:r>
           </w:p>
         </w:tc>
@@ -8028,7 +8232,7 @@
                 <w:b w:val="0"/>
                 <w:sz w:val="21"/>
               </w:rPr>
-              <w:t>(-0.0929)</w:t>
+              <w:t>(0.0130)</w:t>
             </w:r>
           </w:p>
         </w:tc>
@@ -8048,7 +8252,7 @@
                 <w:b w:val="0"/>
                 <w:sz w:val="21"/>
               </w:rPr>
-              <w:t>(-1.9918)</w:t>
+              <w:t>(-2.0007)</w:t>
             </w:r>
           </w:p>
         </w:tc>
@@ -8090,7 +8294,7 @@
                 <w:b w:val="0"/>
                 <w:sz w:val="21"/>
               </w:rPr>
-              <w:t>-0.0014</w:t>
+              <w:t>-0.0013</w:t>
             </w:r>
           </w:p>
         </w:tc>
@@ -8110,7 +8314,7 @@
                 <w:b w:val="0"/>
                 <w:sz w:val="21"/>
               </w:rPr>
-              <w:t>-0.0033**</w:t>
+              <w:t>-0.0034**</w:t>
             </w:r>
           </w:p>
         </w:tc>
@@ -8151,7 +8355,7 @@
                 <w:b w:val="0"/>
                 <w:sz w:val="21"/>
               </w:rPr>
-              <w:t>(-0.7686)</w:t>
+              <w:t>(-0.7117)</w:t>
             </w:r>
           </w:p>
         </w:tc>
@@ -8171,7 +8375,7 @@
                 <w:b w:val="0"/>
                 <w:sz w:val="21"/>
               </w:rPr>
-              <w:t>(-2.1400)</w:t>
+              <w:t>(-2.1888)</w:t>
             </w:r>
           </w:p>
         </w:tc>
@@ -8357,7 +8561,7 @@
                 <w:b w:val="0"/>
                 <w:sz w:val="21"/>
               </w:rPr>
-              <w:t>10503</w:t>
+              <w:t>10494</w:t>
             </w:r>
           </w:p>
         </w:tc>
@@ -8405,7 +8609,7 @@
                 <w:b w:val="0"/>
                 <w:sz w:val="21"/>
               </w:rPr>
-              <w:t>0.0012</w:t>
+              <w:t>0.0011</w:t>
             </w:r>
           </w:p>
         </w:tc>
@@ -8428,7 +8632,7 @@
                 <w:b w:val="0"/>
                 <w:sz w:val="21"/>
               </w:rPr>
-              <w:t>0.0059</w:t>
+              <w:t>0.0061</w:t>
             </w:r>
           </w:p>
         </w:tc>

--- a/results/回归结果表.docx
+++ b/results/回归结果表.docx
@@ -3502,7 +3502,7 @@
           <w:b/>
           <w:sz w:val="24"/>
         </w:rPr>
-        <w:t>表4  工具变量与 Heckman 两阶段结果</w:t>
+        <w:t>表4  内生性识别与 Heckman 两阶段结果</w:t>
       </w:r>
     </w:p>
     <w:tbl>
@@ -3968,6 +3968,210 @@
         <w:tc>
           <w:tcPr>
             <w:tcW w:type="dxa" w:w="1728"/>
+          </w:tcPr>
+          <w:p>
+            <w:pPr>
+              <w:spacing w:before="20" w:after="20" w:line="280" w:lineRule="exact"/>
+              <w:jc w:val="center"/>
+            </w:pPr>
+            <w:r/>
+            <w:r>
+              <w:rPr>
+                <w:rFonts w:ascii="Times New Roman" w:hAnsi="Times New Roman" w:eastAsia="宋体"/>
+                <w:b w:val="0"/>
+                <w:sz w:val="21"/>
+              </w:rPr>
+              <w:t>增强shift-share单工具</w:t>
+            </w:r>
+          </w:p>
+        </w:tc>
+        <w:tc>
+          <w:tcPr>
+            <w:tcW w:type="dxa" w:w="1728"/>
+          </w:tcPr>
+          <w:p>
+            <w:pPr>
+              <w:spacing w:before="20" w:after="20" w:line="280" w:lineRule="exact"/>
+              <w:jc w:val="left"/>
+            </w:pPr>
+            <w:r/>
+            <w:r>
+              <w:rPr>
+                <w:rFonts w:ascii="Times New Roman" w:hAnsi="Times New Roman" w:eastAsia="宋体"/>
+                <w:b w:val="0"/>
+                <w:sz w:val="21"/>
+              </w:rPr>
+              <w:t>企业早期补贴暴露度 × 全国（排除本省）行业补贴增量</w:t>
+            </w:r>
+          </w:p>
+        </w:tc>
+        <w:tc>
+          <w:tcPr>
+            <w:tcW w:type="dxa" w:w="1728"/>
+          </w:tcPr>
+          <w:p>
+            <w:pPr>
+              <w:spacing w:before="20" w:after="20" w:line="280" w:lineRule="exact"/>
+              <w:jc w:val="center"/>
+            </w:pPr>
+            <w:r/>
+            <w:r>
+              <w:rPr>
+                <w:rFonts w:ascii="Times New Roman" w:hAnsi="Times New Roman" w:eastAsia="宋体"/>
+                <w:b w:val="0"/>
+                <w:sz w:val="21"/>
+              </w:rPr>
+              <w:t>F=0.31</w:t>
+            </w:r>
+          </w:p>
+        </w:tc>
+        <w:tc>
+          <w:tcPr>
+            <w:tcW w:type="dxa" w:w="1728"/>
+          </w:tcPr>
+          <w:p>
+            <w:pPr>
+              <w:spacing w:before="20" w:after="20" w:line="280" w:lineRule="exact"/>
+              <w:jc w:val="center"/>
+            </w:pPr>
+            <w:r/>
+            <w:r>
+              <w:rPr>
+                <w:rFonts w:ascii="Times New Roman" w:hAnsi="Times New Roman" w:eastAsia="宋体"/>
+                <w:b w:val="0"/>
+                <w:sz w:val="21"/>
+              </w:rPr>
+              <w:t>0.5203; t=0.5512</w:t>
+            </w:r>
+          </w:p>
+        </w:tc>
+        <w:tc>
+          <w:tcPr>
+            <w:tcW w:type="dxa" w:w="1728"/>
+          </w:tcPr>
+          <w:p>
+            <w:pPr>
+              <w:spacing w:before="20" w:after="20" w:line="280" w:lineRule="exact"/>
+              <w:jc w:val="center"/>
+            </w:pPr>
+            <w:r/>
+            <w:r>
+              <w:rPr>
+                <w:rFonts w:ascii="Times New Roman" w:hAnsi="Times New Roman" w:eastAsia="宋体"/>
+                <w:b w:val="0"/>
+                <w:sz w:val="21"/>
+              </w:rPr>
+              <w:t>48897</w:t>
+            </w:r>
+          </w:p>
+        </w:tc>
+      </w:tr>
+      <w:tr>
+        <w:tc>
+          <w:tcPr>
+            <w:tcW w:type="dxa" w:w="1728"/>
+          </w:tcPr>
+          <w:p>
+            <w:pPr>
+              <w:spacing w:before="20" w:after="20" w:line="280" w:lineRule="exact"/>
+              <w:jc w:val="center"/>
+            </w:pPr>
+            <w:r/>
+            <w:r>
+              <w:rPr>
+                <w:rFonts w:ascii="Times New Roman" w:hAnsi="Times New Roman" w:eastAsia="宋体"/>
+                <w:b w:val="0"/>
+                <w:sz w:val="21"/>
+              </w:rPr>
+              <w:t>增强shift-share双工具</w:t>
+            </w:r>
+          </w:p>
+        </w:tc>
+        <w:tc>
+          <w:tcPr>
+            <w:tcW w:type="dxa" w:w="1728"/>
+          </w:tcPr>
+          <w:p>
+            <w:pPr>
+              <w:spacing w:before="20" w:after="20" w:line="280" w:lineRule="exact"/>
+              <w:jc w:val="left"/>
+            </w:pPr>
+            <w:r/>
+            <w:r>
+              <w:rPr>
+                <w:rFonts w:ascii="Times New Roman" w:hAnsi="Times New Roman" w:eastAsia="宋体"/>
+                <w:b w:val="0"/>
+                <w:sz w:val="21"/>
+              </w:rPr>
+              <w:t>省—行业正补助暴露度 × 全国（排除本省）行业补贴增量 + 企业早期补贴暴露度 × 全国（排除本省）行业补贴增量</w:t>
+            </w:r>
+          </w:p>
+        </w:tc>
+        <w:tc>
+          <w:tcPr>
+            <w:tcW w:type="dxa" w:w="1728"/>
+          </w:tcPr>
+          <w:p>
+            <w:pPr>
+              <w:spacing w:before="20" w:after="20" w:line="280" w:lineRule="exact"/>
+              <w:jc w:val="center"/>
+            </w:pPr>
+            <w:r/>
+            <w:r>
+              <w:rPr>
+                <w:rFonts w:ascii="Times New Roman" w:hAnsi="Times New Roman" w:eastAsia="宋体"/>
+                <w:b w:val="0"/>
+                <w:sz w:val="21"/>
+              </w:rPr>
+              <w:t>F=0.73; OverID p=0.759</w:t>
+            </w:r>
+          </w:p>
+        </w:tc>
+        <w:tc>
+          <w:tcPr>
+            <w:tcW w:type="dxa" w:w="1728"/>
+          </w:tcPr>
+          <w:p>
+            <w:pPr>
+              <w:spacing w:before="20" w:after="20" w:line="280" w:lineRule="exact"/>
+              <w:jc w:val="center"/>
+            </w:pPr>
+            <w:r/>
+            <w:r>
+              <w:rPr>
+                <w:rFonts w:ascii="Times New Roman" w:hAnsi="Times New Roman" w:eastAsia="宋体"/>
+                <w:b w:val="0"/>
+                <w:sz w:val="21"/>
+              </w:rPr>
+              <w:t>0.3267; t=0.8327</w:t>
+            </w:r>
+          </w:p>
+        </w:tc>
+        <w:tc>
+          <w:tcPr>
+            <w:tcW w:type="dxa" w:w="1728"/>
+          </w:tcPr>
+          <w:p>
+            <w:pPr>
+              <w:spacing w:before="20" w:after="20" w:line="280" w:lineRule="exact"/>
+              <w:jc w:val="center"/>
+            </w:pPr>
+            <w:r/>
+            <w:r>
+              <w:rPr>
+                <w:rFonts w:ascii="Times New Roman" w:hAnsi="Times New Roman" w:eastAsia="宋体"/>
+                <w:b w:val="0"/>
+                <w:sz w:val="21"/>
+              </w:rPr>
+              <w:t>46537</w:t>
+            </w:r>
+          </w:p>
+        </w:tc>
+      </w:tr>
+      <w:tr>
+        <w:tc>
+          <w:tcPr>
+            <w:tcW w:type="dxa" w:w="1728"/>
             <w:tcBorders>
               <w:bottom w:val="single" w:sz="12" w:space="0" w:color="000000"/>
             </w:tcBorders>
@@ -4091,7 +4295,7 @@
           <w:rFonts w:ascii="Times New Roman" w:hAnsi="Times New Roman" w:eastAsia="宋体"/>
           <w:sz w:val="18"/>
         </w:rPr>
-        <w:t>注：前三行为公司固定效应 + 年份固定效应的 FE-2SLS 比较。基准工具变量为滞后一期同城同年其他企业平均补助；简单替代工具变量为滞后一期同行业同年其他企业平均补助；精炼双工具变量为“同行业同年排除本省平均补助”与“同省同行业同年排除本市平均补助”。Heckman 两步法仅用于 `lnSubsidy_pos_l1` 的正补助样本选择校正，第二阶段仍控制 Roa、Lever、Top1 以及公司和年份固定效应。</w:t>
+        <w:t>注：前三行为公司固定效应 + 年份固定效应的 FE-2SLS 比较；其后两行为公司固定效应 + 行业×年份固定效应下的 shift-share Bartik 识别。增强 shift-share 工具变量以预定暴露度（企业早期补贴暴露度或省—行业早期正补助暴露度）与全国（排除本省）行业补贴年度增量的交互项构造。Heckman 两步法仅用于 `lnSubsidy_pos_l1` 的正补助样本选择校正，第二阶段仍控制 Roa、Lever、Top1 以及公司和年份固定效应。</w:t>
       </w:r>
     </w:p>
     <w:p>
